--- a/doc/paper_apiems2026_v2/APIEMS2026_manuscript_v2_en.docx
+++ b/doc/paper_apiems2026_v2/APIEMS2026_manuscript_v2_en.docx
@@ -204,7 +204,7 @@
         <w:rPr>
           <w:rFonts w:ascii="Times New Roman" w:hAnsi="Times New Roman" w:cs="Times New Roman"/>
         </w:rPr>
-        <w:t xml:space="preserve"> (PR, based on path relinking, and repair) on both structures, and the effect appeared asymmetrically. For population-based search, the high-stability hypervolume improved in every trial of every scenario and matched ILS in seven of the eight scenarios, and population-based search ranked first in the quality of the whole trade-off; for trajectory-based search, the improvement was marginal. The best method changes with the evaluation criterion.</w:t>
+        <w:t xml:space="preserve"> (PR, based on path relinking, and repair) on both structures, and the effect was asymmetric. For population-based search, the high-stability hypervolume improved in every trial of every scenario and matched ILS in seven of the eight scenarios, and population-based search ranked first in the quality of the whole trade-off, whereas trajectory-based search, which fills this region by itself, had almost no room left for improvement. The best method changes with the evaluation criterion.</w:t>
       </w:r>
     </w:p>
     <w:p>
@@ -1415,7 +1415,7 @@
         <w:rPr>
           <w:rFonts w:ascii="Times New Roman" w:hAnsi="Times New Roman" w:cs="Times New Roman"/>
         </w:rPr>
-        <w:t xml:space="preserve">This section casts the hypotheses of Section 2 into testable form: the problem and the objective function (Section 3.1); factor 1, the search structure (ILS and Memetic with the local search aligned), which tests H1 (Section 3.2); factor 2, the stability-inducing operators mounted on both structures, which serves H2 and the cross-structure comparison (Section 3.3); and the responses, a framework of three metrics (Section 3.4). The benchmark scenarios and the computational budget are given in Section 4.1.</w:t>
+        <w:t xml:space="preserve">This section casts the hypotheses of Section 2 into testable form: the problem and the objective function (Section 3.1); factor 1, the search structure (ILS and Memetic with the local search aligned), which tests H1 (Section 3.2); factor 2, the stability-inducing operators mounted on both structures, which serves H2 and the cross-structure comparison (Section 3.3); and the responses, a framework of three metrics (Section 3.4).</w:t>
       </w:r>
     </w:p>
     <w:p>
@@ -2628,8 +2628,15 @@
       <w:r>
         <w:rPr>
           <w:rFonts w:ascii="Times New Roman" w:hAnsi="Times New Roman" w:cs="Times New Roman"/>
-        </w:rPr>
-        <w:t xml:space="preserve">ILS (Lourenço et al., 2019) improves a single solution by iterating a perturbation of the current solution, a local search from the perturbed solution, and an acceptance decision on the result. We adopt ILS among trajectory-based methods because it clearly separates intensification (local search) from escape (perturbation). This separation lets </w:t>
+          <w:b/>
+        </w:rPr>
+        <w:t xml:space="preserve">Trajectory-based search (ILS).</w:t>
+      </w:r>
+      <w:r>
+        <w:rPr>
+          <w:rFonts w:ascii="Times New Roman" w:hAnsi="Times New Roman" w:cs="Times New Roman"/>
+        </w:rPr>
+        <w:t xml:space="preserve"> ILS (Lourenço et al., 2019) improves a single solution by iterating a perturbation of the current solution, a local search from the perturbed solution, and an acceptance decision on the result. We adopt ILS among trajectory-based methods because it clearly separates intensification (local search) from escape (perturbation). This separation lets </w:t>
       </w:r>
       <w:r>
         <w:rPr>
@@ -2799,7 +2806,20 @@
         <w:rPr>
           <w:rFonts w:ascii="Times New Roman" w:hAnsi="Times New Roman" w:cs="Times New Roman"/>
         </w:rPr>
-        <w:t xml:space="preserve"> The population-based search that serves as the counterpart for H1 is a standard GA in the operation-based representation (Bierwirth, 1995). A chromosome is a sequence of operations, decoded into a schedule by the GT algorithm (Giffler and Thompson, 1960) and evaluated by </w:t>
+        <w:t xml:space="preserve"> The population-based search that serves as the counterpart for H1 is </w:t>
+      </w:r>
+      <w:r>
+        <w:rPr>
+          <w:rFonts w:ascii="Times New Roman" w:hAnsi="Times New Roman" w:cs="Times New Roman"/>
+          <w:i/>
+        </w:rPr>
+        <w:t xml:space="preserve">Memetic</w:t>
+      </w:r>
+      <w:r>
+        <w:rPr>
+          <w:rFonts w:ascii="Times New Roman" w:hAnsi="Times New Roman" w:cs="Times New Roman"/>
+        </w:rPr>
+        <w:t xml:space="preserve"> (Neri and Cotta, 2012), a GA with local search integrated into it. The underlying GA is a standard one in the operation-based representation (Bierwirth, 1995): a chromosome is a sequence of operations, decoded into a schedule by the GT algorithm (Giffler and Thompson, 1960) and evaluated by </w:t>
       </w:r>
       <w:r>
         <w:rPr>
@@ -2865,20 +2885,7 @@
         <w:rPr>
           <w:rFonts w:ascii="Times New Roman" w:hAnsi="Times New Roman" w:cs="Times New Roman"/>
         </w:rPr>
-        <w:t xml:space="preserve"> as one of its individuals. In each generation, parents are chosen by tournament selection with elitism, and offspring are created by PPX crossover (Bierwirth et al., 1996) and inversion mutation. </w:t>
-      </w:r>
-      <w:r>
-        <w:rPr>
-          <w:rFonts w:ascii="Times New Roman" w:hAnsi="Times New Roman" w:cs="Times New Roman"/>
-          <w:i/>
-        </w:rPr>
-        <w:t xml:space="preserve">Memetic</w:t>
-      </w:r>
-      <w:r>
-        <w:rPr>
-          <w:rFonts w:ascii="Times New Roman" w:hAnsi="Times New Roman" w:cs="Times New Roman"/>
-        </w:rPr>
-        <w:t xml:space="preserve"> integrates local search into this GA (Neri and Cotta, 2012): the N5 above is applied to each individual and the improved solution is written back to the chromosome (Lamarckian). We take this Memetic as the representative of population-based search both to remove the confound of whether local search is present and because combining population-based search with local search is the standard configuration in existing studies (Rangsaritratsamee et al., 2004; Fattahi and Fallahi, 2010; Zhang et al., 2013). The plain GA without local search serves as a reference baseline.</w:t>
+        <w:t xml:space="preserve"> as one of its individuals. In each generation, parents are chosen by tournament selection with elitism, and offspring are created by PPX crossover (Bierwirth et al., 1996) and inversion mutation. Memetic applies the N5 above to each individual of this GA and writes the improved solution back to the chromosome (Lamarckian). The plain GA without local search serves as a reference baseline.</w:t>
       </w:r>
     </w:p>
     <w:p>
@@ -3983,7 +3990,7 @@
         <w:rPr>
           <w:rFonts w:ascii="Times New Roman" w:hAnsi="Times New Roman" w:cs="Times New Roman"/>
         </w:rPr>
-        <w:t xml:space="preserve"> and its sensitivity are treated in Section 4 (the shaded region in Figures 1 and 2).</w:t>
+        <w:t xml:space="preserve"> and its sensitivity are treated in Section 4.1 (the shaded region in Figures 1 and 2).</w:t>
       </w:r>
     </w:p>
     <w:p>
@@ -4009,7 +4016,7 @@
         <w:rPr>
           <w:rFonts w:ascii="Times New Roman" w:hAnsi="Times New Roman" w:cs="Times New Roman"/>
         </w:rPr>
-        <w:t xml:space="preserve"> (anytime performance; López-Ibáñez and Stützle, 2014): the time average of the HV-versus-log-time curve.</w:t>
+        <w:t xml:space="preserve"> (anytime performance; López-Ibáñez and Stützle, 2014): the time average of the overall-HV-versus-log-time curve.</w:t>
       </w:r>
     </w:p>
     <w:p>
@@ -4217,41 +4224,7 @@
         <w:rPr>
           <w:rFonts w:ascii="Times New Roman" w:hAnsi="Times New Roman" w:cs="Times New Roman"/>
         </w:rPr>
-        <w:t xml:space="preserve">) of each weight and each trial is averaged over wall-clock log-time (the time window is common to all methods for each weight), and the resulting values are averaged over all weights for each trial. The three metrics are built from the record of the same search: high-stability HV is the same point set as overall HV cut out by </w:t>
-      </w:r>
-      <w:r>
-        <w:rPr>
-          <w:rFonts w:ascii="Times New Roman" w:hAnsi="Times New Roman" w:cs="Times New Roman"/>
-          <w:i/>
-        </w:rPr>
-        <w:t xml:space="preserve">D</w:t>
-      </w:r>
-      <w:r>
-        <w:rPr>
-          <w:rFonts w:ascii="Times New Roman" w:hAnsi="Times New Roman" w:cs="Times New Roman"/>
-        </w:rPr>
-        <w:t xml:space="preserve">&lt;</w:t>
-      </w:r>
-      <w:r>
-        <w:rPr>
-          <w:rFonts w:ascii="Times New Roman" w:hAnsi="Times New Roman" w:cs="Times New Roman"/>
-          <w:i/>
-        </w:rPr>
-        <w:t xml:space="preserve">P</w:t>
-      </w:r>
-      <w:r>
-        <w:rPr>
-          <w:rFonts w:ascii="Times New Roman" w:hAnsi="Times New Roman" w:cs="Times New Roman"/>
-          <w:i/>
-          <w:vertAlign w:val="subscript"/>
-        </w:rPr>
-        <w:t xml:space="preserve">θ</w:t>
-      </w:r>
-      <w:r>
-        <w:rPr>
-          <w:rFonts w:ascii="Times New Roman" w:hAnsi="Times New Roman" w:cs="Times New Roman"/>
-        </w:rPr>
-        <w:t xml:space="preserve">, and AOC reads the same point set weight by weight along the time axis.</w:t>
+        <w:t xml:space="preserve">) of each weight and each trial is averaged over wall-clock log-time (the time window is common to all methods for each weight), and the resulting values are averaged over all weights for each trial.</w:t>
       </w:r>
     </w:p>
     <w:p>
@@ -4402,7 +4375,7 @@
         <w:rPr>
           <w:rFonts w:ascii="Times New Roman" w:hAnsi="Times New Roman" w:cs="Times New Roman"/>
         </w:rPr>
-        <w:t xml:space="preserve"> H1 is tested by comparing the high-stability HV of ILS-baseline and Memetic-baseline, which share the local search, and is regarded as supported if ILS is significantly ahead in all eight scenarios. H2 is tested in the same form on the gain in high-stability HV of operator-equipped Memetic over Memetic-baseline, and the level the gain reaches is checked by comparison with ILS-baseline. For the corresponding comparison on the trajectory side (ILS-baseline versus operator-equipped ILS), we do not predict the direction of the effect in advance, and contrast it in Section 4.2 as a difference from the population side in how the operators act. Multiple comparisons are handled by Holm correction with the eight scenarios as one family (the operator effect forms a family per search structure, and the comparison of the level reached a further separate family). Neither hypothesis places a directional prediction on overall HV or AOC; these are reported as comparisons among methods.</w:t>
+        <w:t xml:space="preserve"> H1 is tested by comparing the high-stability HV of ILS-baseline and Memetic-baseline, which share the local search, and is regarded as supported if ILS is significantly ahead in all eight scenarios. H2 is tested in the same form on the gain in high-stability HV of operator-equipped Memetic over Memetic-baseline, and the level the gain reaches is checked by comparison with ILS-baseline. For the corresponding comparison on the trajectory side (ILS-baseline versus operator-equipped ILS), we do not predict the direction of the effect in advance, and contrast it as a difference from the population side in how the operators act. Multiple comparisons are handled by Holm correction, with the same comparison repeated across the eight scenarios forming one family. Neither hypothesis places a directional prediction on overall HV or AOC; these are reported as comparisons among methods.</w:t>
       </w:r>
     </w:p>
     <w:p>
@@ -4417,20 +4390,6 @@
           <w:szCs w:val="22"/>
         </w:rPr>
         <w:t xml:space="preserve">4. COMPUTATIONAL EXPERIMENTS</w:t>
-      </w:r>
-    </w:p>
-    <w:p>
-      <w:pPr>
-        <w:pStyle w:val="2"/>
-        <w:spacing w:before="90" w:after="20" w:line="240" w:lineRule="exact"/>
-      </w:pPr>
-      <w:r>
-        <w:rPr>
-          <w:rFonts w:ascii="Times New Roman" w:hAnsi="Times New Roman" w:cs="Times New Roman"/>
-          <w:sz w:val="22"/>
-          <w:szCs w:val="22"/>
-        </w:rPr>
-        <w:t xml:space="preserve">4.1 Experimental Setup</w:t>
       </w:r>
     </w:p>
     <w:p>
@@ -4443,6 +4402,33 @@
         <w:rPr>
           <w:rFonts w:ascii="Times New Roman" w:hAnsi="Times New Roman" w:cs="Times New Roman"/>
         </w:rPr>
+        <w:t xml:space="preserve">This section first gives the experimental setup (Section 4.1) and then presents the results metric by metric: H1 and H2 are tested on high-stability HV (Section 4.2), and overall HV and AOC are compared next (Section 4.3).</w:t>
+      </w:r>
+    </w:p>
+    <w:p>
+      <w:pPr>
+        <w:pStyle w:val="2"/>
+        <w:spacing w:before="90" w:after="20" w:line="240" w:lineRule="exact"/>
+      </w:pPr>
+      <w:r>
+        <w:rPr>
+          <w:rFonts w:ascii="Times New Roman" w:hAnsi="Times New Roman" w:cs="Times New Roman"/>
+          <w:sz w:val="22"/>
+          <w:szCs w:val="22"/>
+        </w:rPr>
+        <w:t xml:space="preserve">4.1 Experimental Setup</w:t>
+      </w:r>
+    </w:p>
+    <w:p>
+      <w:pPr>
+        <w:pStyle w:val="a8"/>
+        <w:spacing w:line="240" w:lineRule="exact"/>
+        <w:jc w:val="both"/>
+      </w:pPr>
+      <w:r>
+        <w:rPr>
+          <w:rFonts w:ascii="Times New Roman" w:hAnsi="Times New Roman" w:cs="Times New Roman"/>
+        </w:rPr>
         <w:t xml:space="preserve">We use eight scenarios obtained by imposing a completion delay of a single operation (</w:t>
       </w:r>
       <w:r>
@@ -4534,7 +4520,28 @@
         <w:rPr>
           <w:rFonts w:ascii="Times New Roman" w:hAnsi="Times New Roman" w:cs="Times New Roman"/>
         </w:rPr>
-        <w:t xml:space="preserve"> under the disruption; the eight scenarios span 27–82%. The </w:t>
+        <w:t xml:space="preserve"> under the disruption; the eight scenarios span 27–82%. For each instance the original schedule </w:t>
+      </w:r>
+      <w:r>
+        <w:rPr>
+          <w:rFonts w:ascii="Times New Roman" w:hAnsi="Times New Roman" w:cs="Times New Roman"/>
+          <w:i/>
+        </w:rPr>
+        <w:t xml:space="preserve">S</w:t>
+      </w:r>
+      <w:r>
+        <w:rPr>
+          <w:rFonts w:ascii="Times New Roman" w:hAnsi="Times New Roman" w:cs="Times New Roman"/>
+          <w:i/>
+          <w:vertAlign w:val="subscript"/>
+        </w:rPr>
+        <w:t xml:space="preserve">p</w:t>
+      </w:r>
+      <w:r>
+        <w:rPr>
+          <w:rFonts w:ascii="Times New Roman" w:hAnsi="Times New Roman" w:cs="Times New Roman"/>
+        </w:rPr>
+        <w:t xml:space="preserve"> is generated by a 500-generation GA. The </w:t>
       </w:r>
       <w:r>
         <w:rPr>
@@ -4586,6 +4593,7 @@
     </w:p>
     <w:p>
       <w:pPr>
+        <w:keepNext/>
         <w:spacing w:line="240" w:lineRule="exact"/>
         <w:jc w:val="center"/>
         <w:ind w:left="284" w:right="284"/>
@@ -4617,6 +4625,7 @@
           </w:tcPr>
           <w:p>
             <w:pPr>
+              <w:keepNext/>
               <w:spacing w:line="180" w:lineRule="exact"/>
             </w:pPr>
             <w:r>
@@ -4640,6 +4649,7 @@
           </w:tcPr>
           <w:p>
             <w:pPr>
+              <w:keepNext/>
               <w:spacing w:line="180" w:lineRule="exact"/>
             </w:pPr>
             <w:r>
@@ -4655,6 +4665,9 @@
         </w:tc>
       </w:tr>
       <w:tr>
+        <w:trPr>
+          <w:cantSplit/>
+        </w:trPr>
         <w:tc>
           <w:tcPr>
             <w:tcW w:w="1393" w:type="dxa"/>
@@ -4662,6 +4675,7 @@
           </w:tcPr>
           <w:p>
             <w:pPr>
+              <w:keepNext/>
               <w:spacing w:line="180" w:lineRule="exact"/>
             </w:pPr>
             <w:r>
@@ -4681,6 +4695,7 @@
           </w:tcPr>
           <w:p>
             <w:pPr>
+              <w:keepNext/>
               <w:spacing w:line="180" w:lineRule="exact"/>
             </w:pPr>
             <w:r>
@@ -4755,6 +4770,9 @@
         </w:tc>
       </w:tr>
       <w:tr>
+        <w:trPr>
+          <w:cantSplit/>
+        </w:trPr>
         <w:tc>
           <w:tcPr>
             <w:tcW w:w="1393" w:type="dxa"/>
@@ -4762,6 +4780,7 @@
           </w:tcPr>
           <w:p>
             <w:pPr>
+              <w:keepNext/>
               <w:spacing w:line="180" w:lineRule="exact"/>
             </w:pPr>
             <w:r>
@@ -4781,6 +4800,7 @@
           </w:tcPr>
           <w:p>
             <w:pPr>
+              <w:keepNext/>
               <w:spacing w:line="180" w:lineRule="exact"/>
             </w:pPr>
             <w:r>
@@ -4789,12 +4809,15 @@
                 <w:sz w:val="16"/>
                 <w:szCs w:val="16"/>
               </w:rPr>
-              <w:t xml:space="preserve">10 trials per (scenario × method); tests use n=10 and representative values are medians unless noted otherwise</w:t>
+              <w:t xml:space="preserve">10 per (scenario × method)</w:t>
             </w:r>
           </w:p>
         </w:tc>
       </w:tr>
       <w:tr>
+        <w:trPr>
+          <w:cantSplit/>
+        </w:trPr>
         <w:tc>
           <w:tcPr>
             <w:tcW w:w="1393" w:type="dxa"/>
@@ -4802,82 +4825,7 @@
           </w:tcPr>
           <w:p>
             <w:pPr>
-              <w:spacing w:line="180" w:lineRule="exact"/>
-            </w:pPr>
-            <w:r>
-              <w:rPr>
-                <w:rFonts w:ascii="Times New Roman" w:hAnsi="Times New Roman" w:cs="Times New Roman"/>
-                <w:sz w:val="16"/>
-                <w:szCs w:val="16"/>
-              </w:rPr>
-              <w:t xml:space="preserve">Boundary of the high-stability region</w:t>
-            </w:r>
-          </w:p>
-        </w:tc>
-        <w:tc>
-          <w:tcPr>
-            <w:tcW w:w="3582" w:type="dxa"/>
-            <w:tcBorders/>
-          </w:tcPr>
-          <w:p>
-            <w:pPr>
-              <w:spacing w:line="180" w:lineRule="exact"/>
-            </w:pPr>
-            <w:r>
-              <w:rPr>
-                <w:rFonts w:ascii="Times New Roman" w:hAnsi="Times New Roman" w:cs="Times New Roman"/>
-                <w:i/>
-                <w:sz w:val="16"/>
-                <w:szCs w:val="16"/>
-              </w:rPr>
-              <w:t xml:space="preserve">θ</w:t>
-            </w:r>
-            <w:r>
-              <w:rPr>
-                <w:rFonts w:ascii="Times New Roman" w:hAnsi="Times New Roman" w:cs="Times New Roman"/>
-                <w:sz w:val="16"/>
-                <w:szCs w:val="16"/>
-              </w:rPr>
-              <w:t xml:space="preserve">=50 (the percentile of </w:t>
-            </w:r>
-            <w:r>
-              <w:rPr>
-                <w:rFonts w:ascii="Times New Roman" w:hAnsi="Times New Roman" w:cs="Times New Roman"/>
-                <w:i/>
-                <w:sz w:val="16"/>
-                <w:szCs w:val="16"/>
-              </w:rPr>
-              <w:t xml:space="preserve">P</w:t>
-            </w:r>
-            <w:r>
-              <w:rPr>
-                <w:rFonts w:ascii="Times New Roman" w:hAnsi="Times New Roman" w:cs="Times New Roman"/>
-                <w:i/>
-                <w:vertAlign w:val="subscript"/>
-                <w:sz w:val="16"/>
-                <w:szCs w:val="16"/>
-              </w:rPr>
-              <w:t xml:space="preserve">θ</w:t>
-            </w:r>
-            <w:r>
-              <w:rPr>
-                <w:rFonts w:ascii="Times New Roman" w:hAnsi="Times New Roman" w:cs="Times New Roman"/>
-                <w:sz w:val="16"/>
-                <w:szCs w:val="16"/>
-              </w:rPr>
-              <w:t xml:space="preserve">, Section 3.4)</w:t>
-            </w:r>
-          </w:p>
-        </w:tc>
-      </w:tr>
-      <w:tr>
-        <w:tc>
-          <w:tcPr>
-            <w:tcW w:w="1393" w:type="dxa"/>
-            <w:tcBorders/>
-          </w:tcPr>
-          <w:p>
-            <w:pPr>
+              <w:keepNext/>
               <w:spacing w:line="180" w:lineRule="exact"/>
             </w:pPr>
             <w:r>
@@ -4897,6 +4845,7 @@
           </w:tcPr>
           <w:p>
             <w:pPr>
+              <w:keepNext/>
               <w:spacing w:line="180" w:lineRule="exact"/>
             </w:pPr>
             <w:r>
@@ -4911,6 +4860,9 @@
         </w:tc>
       </w:tr>
       <w:tr>
+        <w:trPr>
+          <w:cantSplit/>
+        </w:trPr>
         <w:tc>
           <w:tcPr>
             <w:tcW w:w="1393" w:type="dxa"/>
@@ -4918,6 +4870,7 @@
           </w:tcPr>
           <w:p>
             <w:pPr>
+              <w:keepNext/>
               <w:spacing w:line="180" w:lineRule="exact"/>
             </w:pPr>
             <w:r>
@@ -4926,26 +4879,7 @@
                 <w:sz w:val="16"/>
                 <w:szCs w:val="16"/>
               </w:rPr>
-              <w:t xml:space="preserve">Initial solution </w:t>
-            </w:r>
-            <w:r>
-              <w:rPr>
-                <w:rFonts w:ascii="Times New Roman" w:hAnsi="Times New Roman" w:cs="Times New Roman"/>
-                <w:i/>
-                <w:sz w:val="16"/>
-                <w:szCs w:val="16"/>
-              </w:rPr>
-              <w:t xml:space="preserve">S</w:t>
-            </w:r>
-            <w:r>
-              <w:rPr>
-                <w:rFonts w:ascii="Times New Roman" w:hAnsi="Times New Roman" w:cs="Times New Roman"/>
-                <w:i/>
-                <w:vertAlign w:val="subscript"/>
-                <w:sz w:val="16"/>
-                <w:szCs w:val="16"/>
-              </w:rPr>
-              <w:t xml:space="preserve">p</w:t>
+              <w:t xml:space="preserve">Search</w:t>
             </w:r>
           </w:p>
         </w:tc>
@@ -4956,6 +4890,7 @@
           </w:tcPr>
           <w:p>
             <w:pPr>
+              <w:keepNext/>
               <w:spacing w:line="180" w:lineRule="exact"/>
             </w:pPr>
             <w:r>
@@ -4964,12 +4899,121 @@
                 <w:sz w:val="16"/>
                 <w:szCs w:val="16"/>
               </w:rPr>
-              <w:t xml:space="preserve">Generated by GA-500</w:t>
+              <w:t xml:space="preserve">Population-based: </w:t>
+            </w:r>
+            <w:r>
+              <w:rPr>
+                <w:rFonts w:ascii="Times New Roman" w:hAnsi="Times New Roman" w:cs="Times New Roman"/>
+                <w:i/>
+                <w:sz w:val="16"/>
+                <w:szCs w:val="16"/>
+              </w:rPr>
+              <w:t xml:space="preserve">c</w:t>
+            </w:r>
+            <w:r>
+              <w:rPr>
+                <w:rFonts w:ascii="Times New Roman" w:hAnsi="Times New Roman" w:cs="Times New Roman"/>
+                <w:i/>
+                <w:sz w:val="16"/>
+                <w:szCs w:val="16"/>
+              </w:rPr>
+              <w:t xml:space="preserve">x</w:t>
+            </w:r>
+            <w:r>
+              <w:rPr>
+                <w:rFonts w:ascii="Times New Roman" w:hAnsi="Times New Roman" w:cs="Times New Roman"/>
+                <w:vertAlign w:val="subscript"/>
+                <w:sz w:val="16"/>
+                <w:szCs w:val="16"/>
+              </w:rPr>
+              <w:t xml:space="preserve">pb</w:t>
+            </w:r>
+            <w:r>
+              <w:rPr>
+                <w:rFonts w:ascii="Times New Roman" w:hAnsi="Times New Roman" w:cs="Times New Roman"/>
+                <w:sz w:val="16"/>
+                <w:szCs w:val="16"/>
+              </w:rPr>
+              <w:t xml:space="preserve">=0.85, </w:t>
+            </w:r>
+            <w:r>
+              <w:rPr>
+                <w:rFonts w:ascii="Times New Roman" w:hAnsi="Times New Roman" w:cs="Times New Roman"/>
+                <w:i/>
+                <w:sz w:val="16"/>
+                <w:szCs w:val="16"/>
+              </w:rPr>
+              <w:t xml:space="preserve">m</w:t>
+            </w:r>
+            <w:r>
+              <w:rPr>
+                <w:rFonts w:ascii="Times New Roman" w:hAnsi="Times New Roman" w:cs="Times New Roman"/>
+                <w:i/>
+                <w:sz w:val="16"/>
+                <w:szCs w:val="16"/>
+              </w:rPr>
+              <w:t xml:space="preserve">u</w:t>
+            </w:r>
+            <w:r>
+              <w:rPr>
+                <w:rFonts w:ascii="Times New Roman" w:hAnsi="Times New Roman" w:cs="Times New Roman"/>
+                <w:i/>
+                <w:sz w:val="16"/>
+                <w:szCs w:val="16"/>
+              </w:rPr>
+              <w:t xml:space="preserve">t</w:t>
+            </w:r>
+            <w:r>
+              <w:rPr>
+                <w:rFonts w:ascii="Times New Roman" w:hAnsi="Times New Roman" w:cs="Times New Roman"/>
+                <w:vertAlign w:val="subscript"/>
+                <w:sz w:val="16"/>
+                <w:szCs w:val="16"/>
+              </w:rPr>
+              <w:t xml:space="preserve">pb</w:t>
+            </w:r>
+            <w:r>
+              <w:rPr>
+                <w:rFonts w:ascii="Times New Roman" w:hAnsi="Times New Roman" w:cs="Times New Roman"/>
+                <w:sz w:val="16"/>
+                <w:szCs w:val="16"/>
+              </w:rPr>
+              <w:t xml:space="preserve">=0.1, pop=50 (</w:t>
+            </w:r>
+            <w:r>
+              <w:rPr>
+                <w:rFonts w:ascii="Times New Roman" w:hAnsi="Times New Roman" w:cs="Times New Roman"/>
+                <w:i/>
+                <w:sz w:val="16"/>
+                <w:szCs w:val="16"/>
+              </w:rPr>
+              <w:t xml:space="preserve">S</w:t>
+            </w:r>
+            <w:r>
+              <w:rPr>
+                <w:rFonts w:ascii="Times New Roman" w:hAnsi="Times New Roman" w:cs="Times New Roman"/>
+                <w:i/>
+                <w:vertAlign w:val="subscript"/>
+                <w:sz w:val="16"/>
+                <w:szCs w:val="16"/>
+              </w:rPr>
+              <w:t xml:space="preserve">p</w:t>
+            </w:r>
+            <w:r>
+              <w:rPr>
+                <w:rFonts w:ascii="Times New Roman" w:hAnsi="Times New Roman" w:cs="Times New Roman"/>
+                <w:sz w:val="16"/>
+                <w:szCs w:val="16"/>
+              </w:rPr>
+              <w:t xml:space="preserve"> plus 49 randomly generated individuals). Trajectory-based: insert perturbation of 2–5 moves, cycled in a sawtooth</w:t>
             </w:r>
           </w:p>
         </w:tc>
       </w:tr>
       <w:tr>
+        <w:trPr>
+          <w:cantSplit/>
+        </w:trPr>
         <w:tc>
           <w:tcPr>
             <w:tcW w:w="1393" w:type="dxa"/>
@@ -4977,6 +5021,7 @@
           </w:tcPr>
           <w:p>
             <w:pPr>
+              <w:keepNext/>
               <w:spacing w:line="180" w:lineRule="exact"/>
             </w:pPr>
             <w:r>
@@ -4985,7 +5030,7 @@
                 <w:sz w:val="16"/>
                 <w:szCs w:val="16"/>
               </w:rPr>
-              <w:t xml:space="preserve">Population-based search</w:t>
+              <w:t xml:space="preserve">Operators</w:t>
             </w:r>
           </w:p>
         </w:tc>
@@ -4996,238 +5041,24 @@
           </w:tcPr>
           <w:p>
             <w:pPr>
+              <w:keepNext/>
               <w:spacing w:line="180" w:lineRule="exact"/>
             </w:pPr>
             <w:r>
               <w:rPr>
                 <w:rFonts w:ascii="Times New Roman" w:hAnsi="Times New Roman" w:cs="Times New Roman"/>
-                <w:i/>
                 <w:sz w:val="16"/>
                 <w:szCs w:val="16"/>
               </w:rPr>
-              <w:t xml:space="preserve">c</w:t>
-            </w:r>
-            <w:r>
-              <w:rPr>
-                <w:rFonts w:ascii="Times New Roman" w:hAnsi="Times New Roman" w:cs="Times New Roman"/>
-                <w:i/>
-                <w:sz w:val="16"/>
-                <w:szCs w:val="16"/>
-              </w:rPr>
-              <w:t xml:space="preserve">x</w:t>
-            </w:r>
-            <w:r>
-              <w:rPr>
-                <w:rFonts w:ascii="Times New Roman" w:hAnsi="Times New Roman" w:cs="Times New Roman"/>
-                <w:vertAlign w:val="subscript"/>
-                <w:sz w:val="16"/>
-                <w:szCs w:val="16"/>
-              </w:rPr>
-              <w:t xml:space="preserve">pb</w:t>
-            </w:r>
-            <w:r>
-              <w:rPr>
-                <w:rFonts w:ascii="Times New Roman" w:hAnsi="Times New Roman" w:cs="Times New Roman"/>
-                <w:sz w:val="16"/>
-                <w:szCs w:val="16"/>
-              </w:rPr>
-              <w:t xml:space="preserve">=0.85, </w:t>
-            </w:r>
-            <w:r>
-              <w:rPr>
-                <w:rFonts w:ascii="Times New Roman" w:hAnsi="Times New Roman" w:cs="Times New Roman"/>
-                <w:i/>
-                <w:sz w:val="16"/>
-                <w:szCs w:val="16"/>
-              </w:rPr>
-              <w:t xml:space="preserve">m</w:t>
-            </w:r>
-            <w:r>
-              <w:rPr>
-                <w:rFonts w:ascii="Times New Roman" w:hAnsi="Times New Roman" w:cs="Times New Roman"/>
-                <w:i/>
-                <w:sz w:val="16"/>
-                <w:szCs w:val="16"/>
-              </w:rPr>
-              <w:t xml:space="preserve">u</w:t>
-            </w:r>
-            <w:r>
-              <w:rPr>
-                <w:rFonts w:ascii="Times New Roman" w:hAnsi="Times New Roman" w:cs="Times New Roman"/>
-                <w:i/>
-                <w:sz w:val="16"/>
-                <w:szCs w:val="16"/>
-              </w:rPr>
-              <w:t xml:space="preserve">t</w:t>
-            </w:r>
-            <w:r>
-              <w:rPr>
-                <w:rFonts w:ascii="Times New Roman" w:hAnsi="Times New Roman" w:cs="Times New Roman"/>
-                <w:vertAlign w:val="subscript"/>
-                <w:sz w:val="16"/>
-                <w:szCs w:val="16"/>
-              </w:rPr>
-              <w:t xml:space="preserve">pb</w:t>
-            </w:r>
-            <w:r>
-              <w:rPr>
-                <w:rFonts w:ascii="Times New Roman" w:hAnsi="Times New Roman" w:cs="Times New Roman"/>
-                <w:sz w:val="16"/>
-                <w:szCs w:val="16"/>
-              </w:rPr>
-              <w:t xml:space="preserve">=0.1, pop=50 (</w:t>
-            </w:r>
-            <w:r>
-              <w:rPr>
-                <w:rFonts w:ascii="Times New Roman" w:hAnsi="Times New Roman" w:cs="Times New Roman"/>
-                <w:i/>
-                <w:sz w:val="16"/>
-                <w:szCs w:val="16"/>
-              </w:rPr>
-              <w:t xml:space="preserve">S</w:t>
-            </w:r>
-            <w:r>
-              <w:rPr>
-                <w:rFonts w:ascii="Times New Roman" w:hAnsi="Times New Roman" w:cs="Times New Roman"/>
-                <w:i/>
-                <w:vertAlign w:val="subscript"/>
-                <w:sz w:val="16"/>
-                <w:szCs w:val="16"/>
-              </w:rPr>
-              <w:t xml:space="preserve">p</w:t>
-            </w:r>
-            <w:r>
-              <w:rPr>
-                <w:rFonts w:ascii="Times New Roman" w:hAnsi="Times New Roman" w:cs="Times New Roman"/>
-                <w:sz w:val="16"/>
-                <w:szCs w:val="16"/>
-              </w:rPr>
-              <w:t xml:space="preserve"> plus 49 randomly generated individuals)</w:t>
+              <w:t xml:space="preserve">Population side: fire with probability 0.3 per individual, and PR returns the best of the top 3 intermediate solutions on the path. Trajectory side: fire first after 400 iterations without improvement and then every 10, and PR returns the single best solution on the path</w:t>
             </w:r>
           </w:p>
         </w:tc>
       </w:tr>
       <w:tr>
-        <w:tc>
-          <w:tcPr>
-            <w:tcW w:w="1393" w:type="dxa"/>
-            <w:tcBorders/>
-          </w:tcPr>
-          <w:p>
-            <w:pPr>
-              <w:spacing w:line="180" w:lineRule="exact"/>
-            </w:pPr>
-            <w:r>
-              <w:rPr>
-                <w:rFonts w:ascii="Times New Roman" w:hAnsi="Times New Roman" w:cs="Times New Roman"/>
-                <w:sz w:val="16"/>
-                <w:szCs w:val="16"/>
-              </w:rPr>
-              <w:t xml:space="preserve">Trajectory-based search</w:t>
-            </w:r>
-          </w:p>
-        </w:tc>
-        <w:tc>
-          <w:tcPr>
-            <w:tcW w:w="3582" w:type="dxa"/>
-            <w:tcBorders/>
-          </w:tcPr>
-          <w:p>
-            <w:pPr>
-              <w:spacing w:line="180" w:lineRule="exact"/>
-            </w:pPr>
-            <w:r>
-              <w:rPr>
-                <w:rFonts w:ascii="Times New Roman" w:hAnsi="Times New Roman" w:cs="Times New Roman"/>
-                <w:sz w:val="16"/>
-                <w:szCs w:val="16"/>
-              </w:rPr>
-              <w:t xml:space="preserve">The strength of the insert perturbation (number of insert moves) cycles over 2–5 in a sawtooth</w:t>
-            </w:r>
-          </w:p>
-        </w:tc>
-      </w:tr>
-      <w:tr>
-        <w:tc>
-          <w:tcPr>
-            <w:tcW w:w="1393" w:type="dxa"/>
-            <w:tcBorders/>
-          </w:tcPr>
-          <w:p>
-            <w:pPr>
-              <w:spacing w:line="180" w:lineRule="exact"/>
-            </w:pPr>
-            <w:r>
-              <w:rPr>
-                <w:rFonts w:ascii="Times New Roman" w:hAnsi="Times New Roman" w:cs="Times New Roman"/>
-                <w:sz w:val="16"/>
-                <w:szCs w:val="16"/>
-              </w:rPr>
-              <w:t xml:space="preserve">Operators (population side)</w:t>
-            </w:r>
-          </w:p>
-        </w:tc>
-        <w:tc>
-          <w:tcPr>
-            <w:tcW w:w="3582" w:type="dxa"/>
-            <w:tcBorders/>
-          </w:tcPr>
-          <w:p>
-            <w:pPr>
-              <w:spacing w:line="180" w:lineRule="exact"/>
-            </w:pPr>
-            <w:r>
-              <w:rPr>
-                <w:rFonts w:ascii="Times New Roman" w:hAnsi="Times New Roman" w:cs="Times New Roman"/>
-                <w:sz w:val="16"/>
-                <w:szCs w:val="16"/>
-              </w:rPr>
-              <w:t xml:space="preserve">Fire with probability 0.3 per individual. PR returns the best of the top 3 intermediate solutions on the path</w:t>
-            </w:r>
-          </w:p>
-        </w:tc>
-      </w:tr>
-      <w:tr>
-        <w:tc>
-          <w:tcPr>
-            <w:tcW w:w="1393" w:type="dxa"/>
-            <w:tcBorders/>
-          </w:tcPr>
-          <w:p>
-            <w:pPr>
-              <w:spacing w:line="180" w:lineRule="exact"/>
-            </w:pPr>
-            <w:r>
-              <w:rPr>
-                <w:rFonts w:ascii="Times New Roman" w:hAnsi="Times New Roman" w:cs="Times New Roman"/>
-                <w:sz w:val="16"/>
-                <w:szCs w:val="16"/>
-              </w:rPr>
-              <w:t xml:space="preserve">Operators (trajectory side)</w:t>
-            </w:r>
-          </w:p>
-        </w:tc>
-        <w:tc>
-          <w:tcPr>
-            <w:tcW w:w="3582" w:type="dxa"/>
-            <w:tcBorders/>
-          </w:tcPr>
-          <w:p>
-            <w:pPr>
-              <w:spacing w:line="180" w:lineRule="exact"/>
-            </w:pPr>
-            <w:r>
-              <w:rPr>
-                <w:rFonts w:ascii="Times New Roman" w:hAnsi="Times New Roman" w:cs="Times New Roman"/>
-                <w:sz w:val="16"/>
-                <w:szCs w:val="16"/>
-              </w:rPr>
-              <w:t xml:space="preserve">Fire first after 400 iterations without improvement, then every 10 iterations. PR returns the single best solution on the path</w:t>
-            </w:r>
-          </w:p>
-        </w:tc>
-      </w:tr>
-      <w:tr>
+        <w:trPr>
+          <w:cantSplit/>
+        </w:trPr>
         <w:tc>
           <w:tcPr>
             <w:tcW w:w="1393" w:type="dxa"/>
@@ -5294,7 +5125,20 @@
         <w:rPr>
           <w:rFonts w:ascii="Times New Roman" w:hAnsi="Times New Roman" w:cs="Times New Roman"/>
         </w:rPr>
-        <w:t xml:space="preserve"> The boundary </w:t>
+        <w:t xml:space="preserve"> The boundary of the high-stability region is set at </w:t>
+      </w:r>
+      <w:r>
+        <w:rPr>
+          <w:rFonts w:ascii="Times New Roman" w:hAnsi="Times New Roman" w:cs="Times New Roman"/>
+          <w:i/>
+        </w:rPr>
+        <w:t xml:space="preserve">θ</w:t>
+      </w:r>
+      <w:r>
+        <w:rPr>
+          <w:rFonts w:ascii="Times New Roman" w:hAnsi="Times New Roman" w:cs="Times New Roman"/>
+        </w:rPr>
+        <w:t xml:space="preserve">=50, so </w:t>
       </w:r>
       <w:r>
         <w:rPr>
@@ -5306,29 +5150,48 @@
       <w:r>
         <w:rPr>
           <w:rFonts w:ascii="Times New Roman" w:hAnsi="Times New Roman" w:cs="Times New Roman"/>
-          <w:i/>
           <w:vertAlign w:val="subscript"/>
         </w:rPr>
+        <w:t xml:space="preserve">5</w:t>
+      </w:r>
+      <w:r>
+        <w:rPr>
+          <w:rFonts w:ascii="Times New Roman" w:hAnsi="Times New Roman" w:cs="Times New Roman"/>
+          <w:vertAlign w:val="subscript"/>
+        </w:rPr>
+        <w:t xml:space="preserve">0</w:t>
+      </w:r>
+      <w:r>
+        <w:rPr>
+          <w:rFonts w:ascii="Times New Roman" w:hAnsi="Times New Roman" w:cs="Times New Roman"/>
+        </w:rPr>
+        <w:t xml:space="preserve"> is the median of </w:t>
+      </w:r>
+      <w:r>
+        <w:rPr>
+          <w:rFonts w:ascii="Times New Roman" w:hAnsi="Times New Roman" w:cs="Times New Roman"/>
+          <w:i/>
+        </w:rPr>
+        <w:t xml:space="preserve">D</w:t>
+      </w:r>
+      <w:r>
+        <w:rPr>
+          <w:rFonts w:ascii="Times New Roman" w:hAnsi="Times New Roman" w:cs="Times New Roman"/>
+        </w:rPr>
+        <w:t xml:space="preserve"> over the Pareto solutions pooled across all methods and trials. The boundary is defined from the pool of compared methods, but varying </w:t>
+      </w:r>
+      <w:r>
+        <w:rPr>
+          <w:rFonts w:ascii="Times New Roman" w:hAnsi="Times New Roman" w:cs="Times New Roman"/>
+          <w:i/>
+        </w:rPr>
         <w:t xml:space="preserve">θ</w:t>
       </w:r>
       <w:r>
         <w:rPr>
           <w:rFonts w:ascii="Times New Roman" w:hAnsi="Times New Roman" w:cs="Times New Roman"/>
         </w:rPr>
-        <w:t xml:space="preserve"> is defined from the pool of compared methods, but varying the percentile </w:t>
-      </w:r>
-      <w:r>
-        <w:rPr>
-          <w:rFonts w:ascii="Times New Roman" w:hAnsi="Times New Roman" w:cs="Times New Roman"/>
-          <w:i/>
-        </w:rPr>
-        <w:t xml:space="preserve">θ</w:t>
-      </w:r>
-      <w:r>
-        <w:rPr>
-          <w:rFonts w:ascii="Times New Roman" w:hAnsi="Times New Roman" w:cs="Times New Roman"/>
-        </w:rPr>
-        <w:t xml:space="preserve"> from 50 over 33–67 leaves the conclusions of H1 and H2 unchanged (complete separation in every scenario, </w:t>
+        <w:t xml:space="preserve"> over 33–67 leaves the conclusions of H1 and H2 unchanged (complete separation in every scenario, </w:t>
       </w:r>
       <w:r>
         <w:rPr>
@@ -5361,7 +5224,7 @@
           <w:sz w:val="22"/>
           <w:szCs w:val="22"/>
         </w:rPr>
-        <w:t xml:space="preserve">4.2 High-Stability Region: ILS Fills It Alone, the Population Fills It with Operators (H1, H2, Cross-Structure Comparison)</w:t>
+        <w:t xml:space="preserve">4.2 High-Stability Region: ILS Fills It Alone, the Population Fills It with Operators (H1, H2)</w:t>
       </w:r>
     </w:p>
     <w:p>
@@ -5374,7 +5237,7 @@
         <w:rPr>
           <w:rFonts w:ascii="Times New Roman" w:hAnsi="Times New Roman" w:cs="Times New Roman"/>
         </w:rPr>
-        <w:t xml:space="preserve">Figure 2 shows, for the ta21 pair, the non-dominated solutions of both structures without operators and with PR, in the same coordinates as Figure 1. The way population-based search without operators fails to fill the region takes two forms. (a) In ta21S, Memetic-baseline has not a single non-dominated solution in the high-stability region (</w:t>
+        <w:t xml:space="preserve">The way population-based search without operators fails to fill the region takes two forms (Figure 2). (a) In ta21S, Memetic-baseline has not a single non-dominated solution in the high-stability region, and needs </w:t>
       </w:r>
       <w:r>
         <w:rPr>
@@ -5387,25 +5250,7 @@
         <w:rPr>
           <w:rFonts w:ascii="Times New Roman" w:hAnsi="Times New Roman" w:cs="Times New Roman"/>
         </w:rPr>
-        <w:t xml:space="preserve">&lt;</w:t>
-      </w:r>
-      <w:r>
-        <w:rPr>
-          <w:rFonts w:ascii="Times New Roman" w:hAnsi="Times New Roman" w:cs="Times New Roman"/>
-        </w:rPr>
-        <w:t xml:space="preserve">1</w:t>
-      </w:r>
-      <w:r>
-        <w:rPr>
-          <w:rFonts w:ascii="Times New Roman" w:hAnsi="Times New Roman" w:cs="Times New Roman"/>
-        </w:rPr>
-        <w:t xml:space="preserve">2</w:t>
-      </w:r>
-      <w:r>
-        <w:rPr>
-          <w:rFonts w:ascii="Times New Roman" w:hAnsi="Times New Roman" w:cs="Times New Roman"/>
-        </w:rPr>
-        <w:t xml:space="preserve">), and the MS that ILS attains at </w:t>
+        <w:t xml:space="preserve">=16 to match the MS that ILS attains at </w:t>
       </w:r>
       <w:r>
         <w:rPr>
@@ -5418,40 +5263,7 @@
         <w:rPr>
           <w:rFonts w:ascii="Times New Roman" w:hAnsi="Times New Roman" w:cs="Times New Roman"/>
         </w:rPr>
-        <w:t xml:space="preserve">=2, one of its four points there, is not reached by Memetic-baseline until </w:t>
-      </w:r>
-      <w:r>
-        <w:rPr>
-          <w:rFonts w:ascii="Times New Roman" w:hAnsi="Times New Roman" w:cs="Times New Roman"/>
-          <w:i/>
-        </w:rPr>
-        <w:t xml:space="preserve">D</w:t>
-      </w:r>
-      <w:r>
-        <w:rPr>
-          <w:rFonts w:ascii="Times New Roman" w:hAnsi="Times New Roman" w:cs="Times New Roman"/>
-        </w:rPr>
-        <w:t xml:space="preserve">=16. (b) In ta21L, it does enter the region but is inferior in MS (1918 or more, against 1883 for ILS), and the two are level only at the efficiency end. In either form, once the operators are mounted, the fronts of the two structures overlap in the high-stability region, and in five of the eight scenarios the non-dominated solutions of ILS+PR and Memetic+PR coincide down to the point set. That Memetic-baseline has no point in (a) means that population-based search generated not one solution improving on </w:t>
-      </w:r>
-      <w:r>
-        <w:rPr>
-          <w:rFonts w:ascii="Times New Roman" w:hAnsi="Times New Roman" w:cs="Times New Roman"/>
-          <w:i/>
-        </w:rPr>
-        <w:t xml:space="preserve">S</w:t>
-      </w:r>
-      <w:r>
-        <w:rPr>
-          <w:rFonts w:ascii="Times New Roman" w:hAnsi="Times New Roman" w:cs="Times New Roman"/>
-          <w:vertAlign w:val="subscript"/>
-        </w:rPr>
-        <w:t xml:space="preserve">RSR</w:t>
-      </w:r>
-      <w:r>
-        <w:rPr>
-          <w:rFonts w:ascii="Times New Roman" w:hAnsi="Times New Roman" w:cs="Times New Roman"/>
-        </w:rPr>
-        <w:t xml:space="preserve"> in this region (it is not that selection discarded them; Section 3.4).</w:t>
+        <w:t xml:space="preserve">=2. (b) In ta21L it does enter the region but is inferior to ILS in MS, and the two are level only at the efficiency end. In either form, once the operators are mounted, the fronts of the two structures overlap in the high-stability region, and in five of the eight scenarios the non-dominated solutions of ILS+PR and Memetic+PR coincide down to the point set.</w:t>
       </w:r>
     </w:p>
     <w:tbl>
@@ -5554,7 +5366,7 @@
         <w:rPr>
           <w:rFonts w:ascii="Times New Roman" w:hAnsi="Times New Roman" w:cs="Times New Roman"/>
         </w:rPr>
-        <w:t xml:space="preserve">We check with high-stability HV whether this picture holds in all eight scenarios (Figure 3). The gap between the points without operators corresponds to H1, the slope of the Memetic line to H2, and the flatness of the ILS line to the difference between structures.</w:t>
+        <w:t xml:space="preserve">We check with high-stability HV whether this picture holds in all eight scenarios (Figure 3). The gap between the points without operators corresponds to H1, and the slope of the Memetic line to H2.</w:t>
       </w:r>
     </w:p>
     <w:p>
@@ -5624,60 +5436,7 @@
         <w:rPr>
           <w:rFonts w:ascii="Times New Roman" w:hAnsi="Times New Roman" w:cs="Times New Roman"/>
         </w:rPr>
-        <w:t xml:space="preserve">=1.0). In three scenarios (la36S, ta21S, la40), Memetic-baseline has almost no non-dominated solution in the high-stability region (0 points in 9–10 of the 10 trials; Figure 2(a)), and only ILS fills the high-stability region. In the remaining five scenarios, ILS is 2.1–4.5 times higher. Significance survives Holm correction in every scenario, and H1 is supported. This difference is not due to the presence or absence of local search: the two are given the identical N5, the identical </w:t>
-      </w:r>
-      <w:r>
-        <w:rPr>
-          <w:rFonts w:ascii="Times New Roman" w:hAnsi="Times New Roman" w:cs="Times New Roman"/>
-          <w:i/>
-        </w:rPr>
-        <w:t xml:space="preserve">F</w:t>
-      </w:r>
-      <w:r>
-        <w:rPr>
-          <w:rFonts w:ascii="Times New Roman" w:hAnsi="Times New Roman" w:cs="Times New Roman"/>
-        </w:rPr>
-        <w:t xml:space="preserve">(</w:t>
-      </w:r>
-      <w:r>
-        <w:rPr>
-          <w:rFonts w:ascii="Times New Roman" w:hAnsi="Times New Roman" w:cs="Times New Roman"/>
-          <w:i/>
-        </w:rPr>
-        <w:t xml:space="preserve">λ</w:t>
-      </w:r>
-      <w:r>
-        <w:rPr>
-          <w:rFonts w:ascii="Times New Roman" w:hAnsi="Times New Roman" w:cs="Times New Roman"/>
-        </w:rPr>
-        <w:t xml:space="preserve">)</w:t>
-      </w:r>
-      <w:r>
-        <w:rPr>
-          <w:rFonts w:ascii="Times New Roman" w:hAnsi="Times New Roman" w:cs="Times New Roman"/>
-        </w:rPr>
-        <w:t xml:space="preserve">, and the same </w:t>
-      </w:r>
-      <w:r>
-        <w:rPr>
-          <w:rFonts w:ascii="Times New Roman" w:hAnsi="Times New Roman" w:cs="Times New Roman"/>
-          <w:i/>
-        </w:rPr>
-        <w:t xml:space="preserve">S</w:t>
-      </w:r>
-      <w:r>
-        <w:rPr>
-          <w:rFonts w:ascii="Times New Roman" w:hAnsi="Times New Roman" w:cs="Times New Roman"/>
-          <w:i/>
-          <w:vertAlign w:val="subscript"/>
-        </w:rPr>
-        <w:t xml:space="preserve">p</w:t>
-      </w:r>
-      <w:r>
-        <w:rPr>
-          <w:rFonts w:ascii="Times New Roman" w:hAnsi="Times New Roman" w:cs="Times New Roman"/>
-        </w:rPr>
-        <w:t xml:space="preserve"> (Section 3.2), and both saturate within the budget (Section 4.1).</w:t>
+        <w:t xml:space="preserve">=1.0). In three scenarios (la36S, ta21S, la40), Memetic-baseline has almost no non-dominated solution in the high-stability region (0 points in 9–10 of the 10 trials; Figure 2(a)), and only ILS fills the high-stability region. In the remaining five scenarios, ILS is 2.0–4.5 times higher. Significance survives Holm correction in every scenario, and H1 is supported.</w:t>
       </w:r>
     </w:p>
     <w:p>
@@ -5747,7 +5506,7 @@
         <w:rPr>
           <w:rFonts w:ascii="Times New Roman" w:hAnsi="Times New Roman" w:cs="Times New Roman"/>
         </w:rPr>
-        <w:t xml:space="preserve">=1.0; the three scenarios that were barely reached without operators become reachable, and the remaining five gain 2.1–4.7 times). Comparing the level reached with ILS-baseline, there is no significant difference in six scenarios, and in five of them the median ratio is also 1.00–1.01, an almost exact match (in the remaining la36L the median is 6% higher, </w:t>
+        <w:t xml:space="preserve">=1.0): in the three scenarios where Memetic-baseline had almost no solution in the high-stability region, solutions appear, and in the remaining five the high-stability HV becomes 2.1–4.7 times larger. The level reached matches that of ILS-baseline in seven scenarios: in six there is no significant difference (in five of them the median ratio is 1.00–1.01), and in ta21L it is significantly higher, with a median ratio of 1.04–1.05. Only la40 falls short, and even there the median ratio remains at 0.90–0.95 (Holm-adjusted </w:t>
       </w:r>
       <w:r>
         <w:rPr>
@@ -5767,21 +5526,41 @@
         <w:rPr>
           <w:rFonts w:ascii="Times New Roman" w:hAnsi="Times New Roman" w:cs="Times New Roman"/>
         </w:rPr>
-        <w:t xml:space="preserve">=0.078). In ta21L operator-equipped Memetic exceeds ILS-baseline (in Figure 3, the green line reaches the orange one); only la40 falls short, and even there the difference is 5–10% (</w:t>
-      </w:r>
-      <w:r>
-        <w:rPr>
-          <w:rFonts w:ascii="Times New Roman" w:hAnsi="Times New Roman" w:cs="Times New Roman"/>
-          <w:i/>
+        <w:t xml:space="preserve">&lt;</w:t>
+      </w:r>
+      <w:r>
+        <w:rPr>
+          <w:rFonts w:ascii="Times New Roman" w:hAnsi="Times New Roman" w:cs="Times New Roman"/>
+        </w:rPr>
+        <w:t xml:space="preserve">0.015). H2 is supported except for this one scenario. Whether the gain is an effect of perturbation in general or one specific to the direction toward </w:t>
+      </w:r>
+      <w:r>
+        <w:rPr>
+          <w:rFonts w:ascii="Times New Roman" w:hAnsi="Times New Roman" w:cs="Times New Roman"/>
+          <w:i/>
+        </w:rPr>
+        <w:t xml:space="preserve">S</w:t>
+      </w:r>
+      <w:r>
+        <w:rPr>
+          <w:rFonts w:ascii="Times New Roman" w:hAnsi="Times New Roman" w:cs="Times New Roman"/>
+          <w:i/>
+          <w:vertAlign w:val="subscript"/>
         </w:rPr>
         <w:t xml:space="preserve">p</w:t>
       </w:r>
       <w:r>
         <w:rPr>
           <w:rFonts w:ascii="Times New Roman" w:hAnsi="Times New Roman" w:cs="Times New Roman"/>
-          <w:vertAlign w:val="subscript"/>
-        </w:rPr>
-        <w:t xml:space="preserve">adj</w:t>
+        </w:rPr>
+        <w:t xml:space="preserve"> was checked by a control experiment in two scenarios (mt10, la36S) that matches the strength and randomizes only the direction: a random direction reproduces only about 70% of the gain, falls short of the operators in high-stability HV with complete separation (</w:t>
+      </w:r>
+      <w:r>
+        <w:rPr>
+          <w:rFonts w:ascii="Times New Roman" w:hAnsi="Times New Roman" w:cs="Times New Roman"/>
+          <w:i/>
+        </w:rPr>
+        <w:t xml:space="preserve">p</w:t>
       </w:r>
       <w:r>
         <w:rPr>
@@ -5793,93 +5572,7 @@
         <w:rPr>
           <w:rFonts w:ascii="Times New Roman" w:hAnsi="Times New Roman" w:cs="Times New Roman"/>
         </w:rPr>
-        <w:t xml:space="preserve">0.015). H2 is supported except for this one scenario. The explanation that attributes this gain to "the mere addition of a perturbation" is closed by a control that disables only the core of the operators, the direction toward </w:t>
-      </w:r>
-      <w:r>
-        <w:rPr>
-          <w:rFonts w:ascii="Times New Roman" w:hAnsi="Times New Roman" w:cs="Times New Roman"/>
-          <w:i/>
-        </w:rPr>
-        <w:t xml:space="preserve">S</w:t>
-      </w:r>
-      <w:r>
-        <w:rPr>
-          <w:rFonts w:ascii="Times New Roman" w:hAnsi="Times New Roman" w:cs="Times New Roman"/>
-          <w:i/>
-          <w:vertAlign w:val="subscript"/>
-        </w:rPr>
-        <w:t xml:space="preserve">p</w:t>
-      </w:r>
-      <w:r>
-        <w:rPr>
-          <w:rFonts w:ascii="Times New Roman" w:hAnsi="Times New Roman" w:cs="Times New Roman"/>
-        </w:rPr>
-        <w:t xml:space="preserve">. A perturbation with the same operation (a swap of two positions on a machine) and the same strength (depth drawn from the measured depth distribution of the operators) but a randomized direction reproduced only around 70% of the gain in two scenarios (mt10, la36S; n=10), fell short of the operators in high-stability HV with complete separation (</w:t>
-      </w:r>
-      <w:r>
-        <w:rPr>
-          <w:rFonts w:ascii="Times New Roman" w:hAnsi="Times New Roman" w:cs="Times New Roman"/>
-          <w:i/>
-        </w:rPr>
-        <w:t xml:space="preserve">p</w:t>
-      </w:r>
-      <w:r>
-        <w:rPr>
-          <w:rFonts w:ascii="Times New Roman" w:hAnsi="Times New Roman" w:cs="Times New Roman"/>
-        </w:rPr>
-        <w:t xml:space="preserve">&lt;</w:t>
-      </w:r>
-      <w:r>
-        <w:rPr>
-          <w:rFonts w:ascii="Times New Roman" w:hAnsi="Times New Roman" w:cs="Times New Roman"/>
-        </w:rPr>
-        <w:t xml:space="preserve">0.001, </w:t>
-      </w:r>
-      <w:r>
-        <w:rPr>
-          <w:rFonts w:ascii="Times New Roman" w:hAnsi="Times New Roman" w:cs="Times New Roman"/>
-        </w:rPr>
-        <w:t xml:space="preserve">|</w:t>
-      </w:r>
-      <w:r>
-        <w:rPr>
-          <w:rFonts w:ascii="Times New Roman" w:hAnsi="Times New Roman" w:cs="Times New Roman"/>
-          <w:i/>
-        </w:rPr>
-        <w:t xml:space="preserve">δ</w:t>
-      </w:r>
-      <w:r>
-        <w:rPr>
-          <w:rFonts w:ascii="Times New Roman" w:hAnsi="Times New Roman" w:cs="Times New Roman"/>
-        </w:rPr>
-        <w:t xml:space="preserve">|</w:t>
-      </w:r>
-      <w:r>
-        <w:rPr>
-          <w:rFonts w:ascii="Times New Roman" w:hAnsi="Times New Roman" w:cs="Times New Roman"/>
-        </w:rPr>
-        <w:t xml:space="preserve">=1.0, both scenarios), and needed 1.7–2.4 times the computation time to reach the same level. Guidance toward </w:t>
-      </w:r>
-      <w:r>
-        <w:rPr>
-          <w:rFonts w:ascii="Times New Roman" w:hAnsi="Times New Roman" w:cs="Times New Roman"/>
-          <w:i/>
-        </w:rPr>
-        <w:t xml:space="preserve">S</w:t>
-      </w:r>
-      <w:r>
-        <w:rPr>
-          <w:rFonts w:ascii="Times New Roman" w:hAnsi="Times New Roman" w:cs="Times New Roman"/>
-          <w:i/>
-          <w:vertAlign w:val="subscript"/>
-        </w:rPr>
-        <w:t xml:space="preserve">p</w:t>
-      </w:r>
-      <w:r>
-        <w:rPr>
-          <w:rFonts w:ascii="Times New Roman" w:hAnsi="Times New Roman" w:cs="Times New Roman"/>
-        </w:rPr>
-        <w:t xml:space="preserve"> is not a necessary condition for filling the high-stability region, but a random direction of the same strength is inferior to it in both quality and cost.</w:t>
+        <w:t xml:space="preserve">0.001), and needs 1.7–2.4 times as long to reach the same level.</w:t>
       </w:r>
     </w:p>
     <w:p>
@@ -5899,13 +5592,13 @@
           <w:rFonts w:ascii="Times New Roman" w:hAnsi="Times New Roman" w:cs="Times New Roman"/>
           <w:b/>
         </w:rPr>
-        <w:t xml:space="preserve">Cross-structure comparison: the trajectory side is nearly saturated.</w:t>
-      </w:r>
-      <w:r>
-        <w:rPr>
-          <w:rFonts w:ascii="Times New Roman" w:hAnsi="Times New Roman" w:cs="Times New Roman"/>
-        </w:rPr>
-        <w:t xml:space="preserve"> The high-stability HV of ILS-baseline is at or above the level of operator-equipped Memetic in six of the eight scenarios (Figure 3), leaving the operators no headroom. This level is one that the top five methods (the three ILS variants and operator-equipped Memetic) reach in common: in five scenarios the medians of these five methods lie within 2% of the best value, and in three of them (la21, la36M, mt10) the values coincide (Figure 3). The operators have a significant effect only in the two scenarios in which ILS-baseline does not reach this level (la36L, ta21L). For both PR and repair, </w:t>
+        <w:t xml:space="preserve">On the trajectory side, adding the operators yields almost no gain.</w:t>
+      </w:r>
+      <w:r>
+        <w:rPr>
+          <w:rFonts w:ascii="Times New Roman" w:hAnsi="Times New Roman" w:cs="Times New Roman"/>
+        </w:rPr>
+        <w:t xml:space="preserve"> Operator-equipped ILS exceeds its baseline in only two of the eight scenarios (la36L, ta21L). For both PR and repair, </w:t>
       </w:r>
       <w:r>
         <w:rPr>
@@ -5937,7 +5630,7 @@
         <w:rPr>
           <w:rFonts w:ascii="Times New Roman" w:hAnsi="Times New Roman" w:cs="Times New Roman"/>
         </w:rPr>
-        <w:t xml:space="preserve">0.001 in ta21L, but after Holm correction over the eight-scenario family on the ILS side only ta21L remains significant (</w:t>
+        <w:t xml:space="preserve">0.001 in ta21L, but after Holm correction over the eight-scenario family on the ILS side only ta21L remains (</w:t>
       </w:r>
       <w:r>
         <w:rPr>
@@ -5963,7 +5656,7 @@
         <w:rPr>
           <w:rFonts w:ascii="Times New Roman" w:hAnsi="Times New Roman" w:cs="Times New Roman"/>
         </w:rPr>
-        <w:t xml:space="preserve">0.002; la36L is 0.091). The improvement is also small (the ta21L median rises from 0.029 to 0.031), but there every trial with an operator exceeds every trial of the baseline (</w:t>
+        <w:t xml:space="preserve">0.002; la36L is 0.091). Even in ta21L the gain is small, the median rising from 0.029 to 0.031 (although every trial with an operator exceeds every trial of the baseline, </w:t>
       </w:r>
       <w:r>
         <w:rPr>
@@ -5988,7 +5681,20 @@
         <w:rPr>
           <w:rFonts w:ascii="Times New Roman" w:hAnsi="Times New Roman" w:cs="Times New Roman"/>
         </w:rPr>
-        <w:t xml:space="preserve">=1.0).</w:t>
+        <w:t xml:space="preserve">=1.0). In the remaining six scenarios there is no difference.</w:t>
+      </w:r>
+    </w:p>
+    <w:p>
+      <w:pPr>
+        <w:pStyle w:val="a8"/>
+        <w:spacing w:line="240" w:lineRule="exact"/>
+        <w:jc w:val="both"/>
+      </w:pPr>
+      <w:r>
+        <w:rPr>
+          <w:rFonts w:ascii="Times New Roman" w:hAnsi="Times New Roman" w:cs="Times New Roman"/>
+        </w:rPr>
+        <w:t xml:space="preserve">The asymmetry in the effect of the same operators is less a difference between the structures themselves than a difference in whether the structure reaches, by itself, the level at which high-stability HV stops rising. Several methods arrive at this level and stop there: in every scenario, three to five of the seven methods lie within 2% of the best value (Figure 3). Whether mounted on ILS or on Memetic, the operators raise high-stability HV if the structure has not reached this level, and add nothing if it has. Because the effect changes with whether the level was reached even within trajectory-based search, where the firing design is the same, the asymmetry cannot be explained by the firing design differing between the structures (Table 1).</w:t>
       </w:r>
     </w:p>
     <w:tbl>
@@ -6140,6 +5846,20 @@
     </w:p>
     <w:p>
       <w:pPr>
+        <w:pStyle w:val="2"/>
+        <w:spacing w:before="90" w:after="20" w:line="240" w:lineRule="exact"/>
+      </w:pPr>
+      <w:r>
+        <w:rPr>
+          <w:rFonts w:ascii="Times New Roman" w:hAnsi="Times New Roman" w:cs="Times New Roman"/>
+          <w:sz w:val="22"/>
+          <w:szCs w:val="22"/>
+        </w:rPr>
+        <w:t xml:space="preserve">4.3 Overall HV and AOC: The Best Method Changes with the Criterion Emphasized</w:t>
+      </w:r>
+    </w:p>
+    <w:p>
+      <w:pPr>
         <w:pStyle w:val="a8"/>
         <w:spacing w:line="240" w:lineRule="exact"/>
         <w:jc w:val="both"/>
@@ -6148,21 +5868,7 @@
         <w:rPr>
           <w:rFonts w:ascii="Times New Roman" w:hAnsi="Times New Roman" w:cs="Times New Roman"/>
         </w:rPr>
-        <w:t xml:space="preserve">Taken together, the effect of the same operators appears asymmetrically depending on the search structure that mounts them. What separates the two, however, is not so much the structure itself as whether the structure leaves part of the high-stability region unfilled: the operators work by filling the region not yet reached, so a search structure that has filled it by itself up to the level noted above has no headroom left for them. This correspondence is consistent over the 16 cells (2 structures × 8 scenarios): all 8 cells on the population side, where room remains, gain; the 6 cells on the trajectory side that have reached the level do not; and only the 2 cells on the trajectory side where room remains gain. The dependence on structure appears through this mediator, and which structure leaves the region unfilled is what H1 shows. Since the effect changes only with whether room remains, under the same firing design, the asymmetry cannot be explained by the difference in how often the operators fire (Table 1: with probability 0.3 per individual in population-based search, only upon stagnation in trajectory-based search). Moreover, although the way the operators are built in (the number of solutions returned and how the depth is drawn, Section 3.3) differs between structures, PR and repair, which are built in differently, show the same asymmetry, so the result does not depend on those details.</w:t>
-      </w:r>
-    </w:p>
-    <w:p>
-      <w:pPr>
-        <w:pStyle w:val="2"/>
-        <w:spacing w:before="90" w:after="20" w:line="240" w:lineRule="exact"/>
-      </w:pPr>
-      <w:r>
-        <w:rPr>
-          <w:rFonts w:ascii="Times New Roman" w:hAnsi="Times New Roman" w:cs="Times New Roman"/>
-          <w:sz w:val="22"/>
-          <w:szCs w:val="22"/>
-        </w:rPr>
-        <w:t xml:space="preserve">4.3 Overall HV and AOC: The Best Method Changes with the Criterion Emphasized</w:t>
+        <w:t xml:space="preserve">The anytime overall-HV curves of two representative scenarios show the level reached and the speed of reaching it at once (Figure 4).</w:t>
       </w:r>
     </w:p>
     <w:p>
@@ -6175,45 +5881,12 @@
         <w:rPr>
           <w:rFonts w:ascii="Times New Roman" w:hAnsi="Times New Roman" w:cs="Times New Roman"/>
         </w:rPr>
-        <w:t xml:space="preserve">Whereas Section 4.2 placed hypotheses on high-stability HV, this section compares overall HV and AOC, on which no hypothesis is placed. The anytime overall-HV curves of two representative scenarios show the level reached and the speed of reaching it at once (Figure 4).</w:t>
-      </w:r>
-    </w:p>
-    <w:p>
-      <w:pPr>
-        <w:pStyle w:val="a8"/>
-        <w:spacing w:line="240" w:lineRule="exact"/>
-        <w:jc w:val="both"/>
-      </w:pPr>
-      <w:r>
-        <w:rPr>
-          <w:rFonts w:ascii="Times New Roman" w:hAnsi="Times New Roman" w:cs="Times New Roman"/>
-        </w:rPr>
-        <w:t xml:space="preserve">ILS already has a high overall HV at the start of the search because it receives </w:t>
-      </w:r>
-      <w:r>
-        <w:rPr>
-          <w:rFonts w:ascii="Times New Roman" w:hAnsi="Times New Roman" w:cs="Times New Roman"/>
-          <w:i/>
-        </w:rPr>
-        <w:t xml:space="preserve">S</w:t>
-      </w:r>
-      <w:r>
-        <w:rPr>
-          <w:rFonts w:ascii="Times New Roman" w:hAnsi="Times New Roman" w:cs="Times New Roman"/>
-          <w:i/>
-          <w:vertAlign w:val="subscript"/>
-        </w:rPr>
-        <w:t xml:space="preserve">p</w:t>
-      </w:r>
-      <w:r>
-        <w:rPr>
-          <w:rFonts w:ascii="Times New Roman" w:hAnsi="Times New Roman" w:cs="Times New Roman"/>
-        </w:rPr>
-        <w:t xml:space="preserve"> as its initial solution and the first local search improves it. In ta21S, operator-equipped Memetic reaches the same level as ILS (1.17), but it takes 6.6–7.8 s to get there against 2.5 s for ILS. In la36L, population-based search overtakes ILS at 7–10 s and climbs to 0.94, whereas ILS levels off at 0.80. The endpoint of the curve and the speed of the ramp-up point to different methods as the best.</w:t>
-      </w:r>
-    </w:p>
-    <w:p>
-      <w:pPr>
+        <w:t xml:space="preserve">In ta21S, operator-equipped Memetic reaches the same level as ILS (1.17), but it takes 6.6–7.8 s to get there against 2.5 s for ILS. In la36L, population-based search overtakes ILS at 7–10 s and climbs to 0.94, whereas ILS levels off at 0.80. The endpoint of the curve and the speed of the ramp-up point to different methods as the best.</w:t>
+      </w:r>
+    </w:p>
+    <w:p>
+      <w:pPr>
+        <w:keepNext/>
         <w:spacing w:line="240" w:lineRule="exact"/>
         <w:jc w:val="center"/>
         <w:ind w:left="284" w:right="284"/>
@@ -6279,6 +5952,7 @@
           </w:tcPr>
           <w:p>
             <w:pPr>
+              <w:keepNext/>
               <w:spacing w:line="180" w:lineRule="exact"/>
             </w:pPr>
             <w:r>
@@ -6302,6 +5976,7 @@
           </w:tcPr>
           <w:p>
             <w:pPr>
+              <w:keepNext/>
               <w:spacing w:line="180" w:lineRule="exact"/>
             </w:pPr>
             <w:r>
@@ -6325,6 +6000,7 @@
           </w:tcPr>
           <w:p>
             <w:pPr>
+              <w:keepNext/>
               <w:spacing w:line="180" w:lineRule="exact"/>
             </w:pPr>
             <w:r>
@@ -6348,6 +6024,7 @@
           </w:tcPr>
           <w:p>
             <w:pPr>
+              <w:keepNext/>
               <w:spacing w:line="180" w:lineRule="exact"/>
             </w:pPr>
             <w:r>
@@ -6363,6 +6040,9 @@
         </w:tc>
       </w:tr>
       <w:tr>
+        <w:trPr>
+          <w:cantSplit/>
+        </w:trPr>
         <w:tc>
           <w:tcPr>
             <w:tcW w:w="1393" w:type="dxa"/>
@@ -6370,6 +6050,7 @@
           </w:tcPr>
           <w:p>
             <w:pPr>
+              <w:keepNext/>
               <w:spacing w:line="180" w:lineRule="exact"/>
             </w:pPr>
             <w:r>
@@ -6389,6 +6070,7 @@
           </w:tcPr>
           <w:p>
             <w:pPr>
+              <w:keepNext/>
               <w:spacing w:line="180" w:lineRule="exact"/>
             </w:pPr>
             <w:r>
@@ -6408,6 +6090,7 @@
           </w:tcPr>
           <w:p>
             <w:pPr>
+              <w:keepNext/>
               <w:spacing w:line="180" w:lineRule="exact"/>
             </w:pPr>
             <w:r>
@@ -6427,6 +6110,7 @@
           </w:tcPr>
           <w:p>
             <w:pPr>
+              <w:keepNext/>
               <w:spacing w:line="180" w:lineRule="exact"/>
             </w:pPr>
             <w:r>
@@ -6441,6 +6125,9 @@
         </w:tc>
       </w:tr>
       <w:tr>
+        <w:trPr>
+          <w:cantSplit/>
+        </w:trPr>
         <w:tc>
           <w:tcPr>
             <w:tcW w:w="1393" w:type="dxa"/>
@@ -6448,6 +6135,7 @@
           </w:tcPr>
           <w:p>
             <w:pPr>
+              <w:keepNext/>
               <w:spacing w:line="180" w:lineRule="exact"/>
             </w:pPr>
             <w:r>
@@ -6467,6 +6155,7 @@
           </w:tcPr>
           <w:p>
             <w:pPr>
+              <w:keepNext/>
               <w:spacing w:line="180" w:lineRule="exact"/>
             </w:pPr>
             <w:r>
@@ -6486,6 +6175,7 @@
           </w:tcPr>
           <w:p>
             <w:pPr>
+              <w:keepNext/>
               <w:spacing w:line="180" w:lineRule="exact"/>
             </w:pPr>
             <w:r>
@@ -6505,6 +6195,7 @@
           </w:tcPr>
           <w:p>
             <w:pPr>
+              <w:keepNext/>
               <w:spacing w:line="180" w:lineRule="exact"/>
             </w:pPr>
             <w:r>
@@ -6519,6 +6210,9 @@
         </w:tc>
       </w:tr>
       <w:tr>
+        <w:trPr>
+          <w:cantSplit/>
+        </w:trPr>
         <w:tc>
           <w:tcPr>
             <w:tcW w:w="1393" w:type="dxa"/>
@@ -6526,6 +6220,7 @@
           </w:tcPr>
           <w:p>
             <w:pPr>
+              <w:keepNext/>
               <w:spacing w:line="180" w:lineRule="exact"/>
             </w:pPr>
             <w:r>
@@ -6545,6 +6240,7 @@
           </w:tcPr>
           <w:p>
             <w:pPr>
+              <w:keepNext/>
               <w:spacing w:line="180" w:lineRule="exact"/>
             </w:pPr>
             <w:r>
@@ -6564,6 +6260,7 @@
           </w:tcPr>
           <w:p>
             <w:pPr>
+              <w:keepNext/>
               <w:spacing w:line="180" w:lineRule="exact"/>
             </w:pPr>
             <w:r>
@@ -6583,6 +6280,7 @@
           </w:tcPr>
           <w:p>
             <w:pPr>
+              <w:keepNext/>
               <w:spacing w:line="180" w:lineRule="exact"/>
             </w:pPr>
             <w:r>
@@ -6597,6 +6295,9 @@
         </w:tc>
       </w:tr>
       <w:tr>
+        <w:trPr>
+          <w:cantSplit/>
+        </w:trPr>
         <w:tc>
           <w:tcPr>
             <w:tcW w:w="1393" w:type="dxa"/>
@@ -6604,6 +6305,7 @@
           </w:tcPr>
           <w:p>
             <w:pPr>
+              <w:keepNext/>
               <w:spacing w:line="180" w:lineRule="exact"/>
             </w:pPr>
             <w:r>
@@ -6623,6 +6325,7 @@
           </w:tcPr>
           <w:p>
             <w:pPr>
+              <w:keepNext/>
               <w:spacing w:line="180" w:lineRule="exact"/>
             </w:pPr>
             <w:r>
@@ -6642,6 +6345,7 @@
           </w:tcPr>
           <w:p>
             <w:pPr>
+              <w:keepNext/>
               <w:spacing w:line="180" w:lineRule="exact"/>
             </w:pPr>
             <w:r>
@@ -6661,6 +6365,7 @@
           </w:tcPr>
           <w:p>
             <w:pPr>
+              <w:keepNext/>
               <w:spacing w:line="180" w:lineRule="exact"/>
             </w:pPr>
             <w:r>
@@ -6675,6 +6380,9 @@
         </w:tc>
       </w:tr>
       <w:tr>
+        <w:trPr>
+          <w:cantSplit/>
+        </w:trPr>
         <w:tc>
           <w:tcPr>
             <w:tcW w:w="1393" w:type="dxa"/>
@@ -6682,6 +6390,7 @@
           </w:tcPr>
           <w:p>
             <w:pPr>
+              <w:keepNext/>
               <w:spacing w:line="180" w:lineRule="exact"/>
             </w:pPr>
             <w:r>
@@ -6701,6 +6410,7 @@
           </w:tcPr>
           <w:p>
             <w:pPr>
+              <w:keepNext/>
               <w:spacing w:line="180" w:lineRule="exact"/>
             </w:pPr>
             <w:r>
@@ -6720,6 +6430,7 @@
           </w:tcPr>
           <w:p>
             <w:pPr>
+              <w:keepNext/>
               <w:spacing w:line="180" w:lineRule="exact"/>
             </w:pPr>
             <w:r>
@@ -6739,6 +6450,7 @@
           </w:tcPr>
           <w:p>
             <w:pPr>
+              <w:keepNext/>
               <w:spacing w:line="180" w:lineRule="exact"/>
             </w:pPr>
             <w:r>
@@ -6753,6 +6465,9 @@
         </w:tc>
       </w:tr>
       <w:tr>
+        <w:trPr>
+          <w:cantSplit/>
+        </w:trPr>
         <w:tc>
           <w:tcPr>
             <w:tcW w:w="1393" w:type="dxa"/>
@@ -6760,6 +6475,7 @@
           </w:tcPr>
           <w:p>
             <w:pPr>
+              <w:keepNext/>
               <w:spacing w:line="180" w:lineRule="exact"/>
             </w:pPr>
             <w:r>
@@ -6779,6 +6495,7 @@
           </w:tcPr>
           <w:p>
             <w:pPr>
+              <w:keepNext/>
               <w:spacing w:line="180" w:lineRule="exact"/>
             </w:pPr>
             <w:r>
@@ -6798,6 +6515,7 @@
           </w:tcPr>
           <w:p>
             <w:pPr>
+              <w:keepNext/>
               <w:spacing w:line="180" w:lineRule="exact"/>
             </w:pPr>
             <w:r>
@@ -6817,6 +6535,7 @@
           </w:tcPr>
           <w:p>
             <w:pPr>
+              <w:keepNext/>
               <w:spacing w:line="180" w:lineRule="exact"/>
             </w:pPr>
             <w:r>
@@ -6831,6 +6550,9 @@
         </w:tc>
       </w:tr>
       <w:tr>
+        <w:trPr>
+          <w:cantSplit/>
+        </w:trPr>
         <w:tc>
           <w:tcPr>
             <w:tcW w:w="1393" w:type="dxa"/>
@@ -6931,21 +6653,47 @@
       <w:r>
         <w:rPr>
           <w:rFonts w:ascii="Times New Roman" w:hAnsi="Times New Roman" w:cs="Times New Roman"/>
-        </w:rPr>
-        <w:t xml:space="preserve">The high-stability HV column of Table 2 reconfirms the results of Section 4.2 in cross-scenario ranks, and its rank consistency is also the highest of the three metrics (Kendall's </w:t>
-      </w:r>
-      <w:r>
-        <w:rPr>
-          <w:rFonts w:ascii="Times New Roman" w:hAnsi="Times New Roman" w:cs="Times New Roman"/>
-          <w:i/>
-        </w:rPr>
-        <w:t xml:space="preserve">W</w:t>
-      </w:r>
-      <w:r>
-        <w:rPr>
-          <w:rFonts w:ascii="Times New Roman" w:hAnsi="Times New Roman" w:cs="Times New Roman"/>
-        </w:rPr>
-        <w:t xml:space="preserve">=0.81). Below we examine the remaining two metrics over all eight scenarios.</w:t>
+          <w:b/>
+        </w:rPr>
+        <w:t xml:space="preserve">Overall HV.</w:t>
+      </w:r>
+      <w:r>
+        <w:rPr>
+          <w:rFonts w:ascii="Times New Roman" w:hAnsi="Times New Roman" w:cs="Times New Roman"/>
+        </w:rPr>
+        <w:t xml:space="preserve"> The best level is reached by operator-equipped Memetic, which also occupies the top group in Table 2. The level of the ILS variants depends on the scenario: in four scenarios (la36S, ta21S, la40, la21) they are level with the best, but in the remaining four they fall 5–38% short (the two panels of Figure 4 are one of each). Between the two methods without operators, the two structures are evenly matched: ILS-baseline is significantly ahead in the former four scenarios, Memetic-baseline is ahead in la36M, mt10, and la36L, and ta21L shows no significant difference (</w:t>
+      </w:r>
+      <w:r>
+        <w:rPr>
+          <w:rFonts w:ascii="Times New Roman" w:hAnsi="Times New Roman" w:cs="Times New Roman"/>
+          <w:i/>
+        </w:rPr>
+        <w:t xml:space="preserve">p</w:t>
+      </w:r>
+      <w:r>
+        <w:rPr>
+          <w:rFonts w:ascii="Times New Roman" w:hAnsi="Times New Roman" w:cs="Times New Roman"/>
+        </w:rPr>
+        <w:t xml:space="preserve">=0.16). Since the winner switches, the difference in the high-stability region in Section 4.2 is not a reflection of ILS being superior overall. The way the operators act divides here in the same direction as in Section 4.2: they raise the overall HV of Memetic significantly in six of the eight scenarios (+2.8–11.7%; the remaining two are scenarios in which Memetic already exceeds ILS even without operators), whereas for ILS the change stays within ±0.5% in every scenario, including the three scenarios in which the overall HV of ILS is 15–38% below the best. The efficiency end of the front (the minimum MS reached over the whole 10-weight sweep) shows the same picture: in the former four scenarios all methods except GA coincide, and in the latter the population side is lower (by 1.2–2.2% in three of them, </w:t>
+      </w:r>
+      <w:r>
+        <w:rPr>
+          <w:rFonts w:ascii="Times New Roman" w:hAnsi="Times New Roman" w:cs="Times New Roman"/>
+          <w:i/>
+        </w:rPr>
+        <w:t xml:space="preserve">p</w:t>
+      </w:r>
+      <w:r>
+        <w:rPr>
+          <w:rFonts w:ascii="Times New Roman" w:hAnsi="Times New Roman" w:cs="Times New Roman"/>
+        </w:rPr>
+        <w:t xml:space="preserve">&lt;</w:t>
+      </w:r>
+      <w:r>
+        <w:rPr>
+          <w:rFonts w:ascii="Times New Roman" w:hAnsi="Times New Roman" w:cs="Times New Roman"/>
+        </w:rPr>
+        <w:t xml:space="preserve">0.001). The operators have no effect on this endpoint.</w:t>
       </w:r>
     </w:p>
     <w:tbl>
@@ -7062,18 +6810,26 @@
           <w:rFonts w:ascii="Times New Roman" w:hAnsi="Times New Roman" w:cs="Times New Roman"/>
           <w:b/>
         </w:rPr>
-        <w:t xml:space="preserve">Overall HV.</w:t>
-      </w:r>
-      <w:r>
-        <w:rPr>
-          <w:rFonts w:ascii="Times New Roman" w:hAnsi="Times New Roman" w:cs="Times New Roman"/>
-        </w:rPr>
-        <w:t xml:space="preserve"> The best level is reached by operator-equipped Memetic, which also occupies the top group in Table 2. The level of the ILS variants depends on the scenario: in four scenarios (la36S, ta21S, la40, la21) they are level with the best, but in the remaining four they fall 5–38% short (the two panels of Figure 4 are one of each). Between the two methods without operators, the two structures are evenly matched: ILS-baseline is significantly ahead in the former four scenarios, Memetic-baseline is ahead in la36M, mt10, and la36L, and ta21L shows no significant difference (</w:t>
-      </w:r>
-      <w:r>
-        <w:rPr>
-          <w:rFonts w:ascii="Times New Roman" w:hAnsi="Times New Roman" w:cs="Times New Roman"/>
-          <w:i/>
+        <w:t xml:space="preserve">AOC.</w:t>
+      </w:r>
+      <w:r>
+        <w:rPr>
+          <w:rFonts w:ascii="Times New Roman" w:hAnsi="Times New Roman" w:cs="Times New Roman"/>
+        </w:rPr>
+        <w:t xml:space="preserve"> The three ILS variants are level with the best, within 2% of the best in six scenarios (Table 2). In the remaining la36S and mt10, Memetic-baseline is best and the ILS variants fall 10–22% short; the significant differences between the two methods without operators split in the same 6-to-2 way. Because AOC weights the early phase heavily on the log-time scale, it strongly reflects the speed of ILS, which receives </w:t>
+      </w:r>
+      <w:r>
+        <w:rPr>
+          <w:rFonts w:ascii="Times New Roman" w:hAnsi="Times New Roman" w:cs="Times New Roman"/>
+          <w:i/>
+        </w:rPr>
+        <w:t xml:space="preserve">S</w:t>
+      </w:r>
+      <w:r>
+        <w:rPr>
+          <w:rFonts w:ascii="Times New Roman" w:hAnsi="Times New Roman" w:cs="Times New Roman"/>
+          <w:i/>
+          <w:vertAlign w:val="subscript"/>
         </w:rPr>
         <w:t xml:space="preserve">p</w:t>
       </w:r>
@@ -7081,12 +6837,20 @@
         <w:rPr>
           <w:rFonts w:ascii="Times New Roman" w:hAnsi="Times New Roman" w:cs="Times New Roman"/>
         </w:rPr>
-        <w:t xml:space="preserve">=0.16). Since the winner switches, the difference in the high-stability region in Section 4.2 is not a reflection of ILS being superior overall. The way the operators act divides here in the same direction as in Section 4.2: they raise the overall HV of Memetic significantly in six of the eight scenarios (+2.8–11.7%; the remaining two are scenarios in which Memetic already exceeds ILS even without operators), whereas for ILS, which fills the high-stability region by itself, the change stays within ±0.5% in every scenario. The efficiency end of the front (the minimum MS reached over the whole 10-weight sweep) shows the same picture: in the former four scenarios all methods except GA coincide, and in the latter the population side is lower (by 1.2–2.2% in three of them, </w:t>
-      </w:r>
-      <w:r>
-        <w:rPr>
-          <w:rFonts w:ascii="Times New Roman" w:hAnsi="Times New Roman" w:cs="Times New Roman"/>
-          <w:i/>
+        <w:t xml:space="preserve"> as its initial solution (Figure 4). The way the operators act is asymmetric here too, but in the opposite direction from overall HV, appearing as a cost on the population side, and its cause is not the unfilled region but the way of firing itself: for ILS the differences among the three variants are within 3% in every scenario and not significant (because on the trajectory side the operators fire only upon stagnation), whereas PR lowers the AOC of Memetic significantly in five of the eight scenarios (by 7–26%). PR traces the path all the way to </w:t>
+      </w:r>
+      <w:r>
+        <w:rPr>
+          <w:rFonts w:ascii="Times New Roman" w:hAnsi="Times New Roman" w:cs="Times New Roman"/>
+          <w:i/>
+        </w:rPr>
+        <w:t xml:space="preserve">S</w:t>
+      </w:r>
+      <w:r>
+        <w:rPr>
+          <w:rFonts w:ascii="Times New Roman" w:hAnsi="Times New Roman" w:cs="Times New Roman"/>
+          <w:i/>
+          <w:vertAlign w:val="subscript"/>
         </w:rPr>
         <w:t xml:space="preserve">p</w:t>
       </w:r>
@@ -7094,13 +6858,7 @@
         <w:rPr>
           <w:rFonts w:ascii="Times New Roman" w:hAnsi="Times New Roman" w:cs="Times New Roman"/>
         </w:rPr>
-        <w:t xml:space="preserve">&lt;</w:t>
-      </w:r>
-      <w:r>
-        <w:rPr>
-          <w:rFonts w:ascii="Times New Roman" w:hAnsi="Times New Roman" w:cs="Times New Roman"/>
-        </w:rPr>
-        <w:t xml:space="preserve">0.001). The operators have no effect on this endpoint.</w:t>
+        <w:t xml:space="preserve"> and re-optimizes the intermediate solutions before returning, so each call is expensive. Comparing the two operators mounted on population-based search, their final quality is nearly the same (significant differences in only 2/8 scenarios for overall HV and 3/8 for high-stability HV), and in AOC repair significantly exceeds PR in 6/8 scenarios.</w:t>
       </w:r>
     </w:p>
     <w:p>
@@ -7112,57 +6870,22 @@
       <w:r>
         <w:rPr>
           <w:rFonts w:ascii="Times New Roman" w:hAnsi="Times New Roman" w:cs="Times New Roman"/>
-          <w:b/>
-        </w:rPr>
-        <w:t xml:space="preserve">AOC.</w:t>
-      </w:r>
-      <w:r>
-        <w:rPr>
-          <w:rFonts w:ascii="Times New Roman" w:hAnsi="Times New Roman" w:cs="Times New Roman"/>
-        </w:rPr>
-        <w:t xml:space="preserve"> The three ILS variants are level with the best, within 2% of the best in six scenarios (Table 2). In the remaining la36S and mt10, Memetic-baseline is best and the ILS variants fall 10–22% short; the significant differences between the two methods without operators split in the same 6-to-2 way. Because AOC weights the early phase heavily on the log-time scale, it strongly reflects the speed of ILS, which receives </w:t>
-      </w:r>
-      <w:r>
-        <w:rPr>
-          <w:rFonts w:ascii="Times New Roman" w:hAnsi="Times New Roman" w:cs="Times New Roman"/>
-          <w:i/>
-        </w:rPr>
-        <w:t xml:space="preserve">S</w:t>
-      </w:r>
-      <w:r>
-        <w:rPr>
-          <w:rFonts w:ascii="Times New Roman" w:hAnsi="Times New Roman" w:cs="Times New Roman"/>
-          <w:i/>
-          <w:vertAlign w:val="subscript"/>
-        </w:rPr>
-        <w:t xml:space="preserve">p</w:t>
-      </w:r>
-      <w:r>
-        <w:rPr>
-          <w:rFonts w:ascii="Times New Roman" w:hAnsi="Times New Roman" w:cs="Times New Roman"/>
-        </w:rPr>
-        <w:t xml:space="preserve"> as its initial solution (Figure 4). The way the operators act is asymmetric here too, but in the opposite direction from overall HV, appearing as a cost on the population side, and its cause is not the unfilled region but the way of firing itself: for ILS the differences among the three variants are within 3% in every scenario and not significant (because on the trajectory side the operators fire only upon stagnation), whereas PR lowers the AOC of Memetic significantly in five of the eight scenarios (by 7–26%). PR traces the path all the way to </w:t>
-      </w:r>
-      <w:r>
-        <w:rPr>
-          <w:rFonts w:ascii="Times New Roman" w:hAnsi="Times New Roman" w:cs="Times New Roman"/>
-          <w:i/>
-        </w:rPr>
-        <w:t xml:space="preserve">S</w:t>
-      </w:r>
-      <w:r>
-        <w:rPr>
-          <w:rFonts w:ascii="Times New Roman" w:hAnsi="Times New Roman" w:cs="Times New Roman"/>
-          <w:i/>
-          <w:vertAlign w:val="subscript"/>
-        </w:rPr>
-        <w:t xml:space="preserve">p</w:t>
-      </w:r>
-      <w:r>
-        <w:rPr>
-          <w:rFonts w:ascii="Times New Roman" w:hAnsi="Times New Roman" w:cs="Times New Roman"/>
-        </w:rPr>
-        <w:t xml:space="preserve"> and re-optimizes the intermediate solutions before returning, so each call is expensive. Comparing the two operators mounted on population-based search, their final quality is nearly the same (significant differences in only 2/8 scenarios for overall HV and 3/8 for high-stability HV), and in AOC repair significantly exceeds PR in 6/8 scenarios.</w:t>
+        </w:rPr>
+        <w:t xml:space="preserve">The best method changes with the evaluation criterion (Table 2): operator-equipped Memetic for overall HV, the ILS variants for AOC, and the two level for high-stability HV. The methods that never fall into the bottom group on any of the three metrics are the ILS variants and Memetic+repair.</w:t>
+      </w:r>
+    </w:p>
+    <w:p>
+      <w:pPr>
+        <w:pStyle w:val="2"/>
+        <w:spacing w:before="90" w:after="20" w:line="240" w:lineRule="exact"/>
+      </w:pPr>
+      <w:r>
+        <w:rPr>
+          <w:rFonts w:ascii="Times New Roman" w:hAnsi="Times New Roman" w:cs="Times New Roman"/>
+          <w:sz w:val="22"/>
+          <w:szCs w:val="22"/>
+        </w:rPr>
+        <w:t xml:space="preserve">5. CONCLUSIONS</w:t>
       </w:r>
     </w:p>
     <w:p>
@@ -7175,21 +6898,28 @@
         <w:rPr>
           <w:rFonts w:ascii="Times New Roman" w:hAnsi="Times New Roman" w:cs="Times New Roman"/>
         </w:rPr>
-        <w:t xml:space="preserve">The best method changes with the evaluation criterion (Table 2): operator-equipped Memetic for overall HV, the ILS variants for AOC, and the two level for high-stability HV. The methods that never fall into the bottom group on any of the three metrics are the ILS variants and Memetic+repair.</w:t>
-      </w:r>
-    </w:p>
-    <w:p>
-      <w:pPr>
-        <w:pStyle w:val="2"/>
-        <w:spacing w:before="90" w:after="20" w:line="240" w:lineRule="exact"/>
-      </w:pPr>
-      <w:r>
-        <w:rPr>
-          <w:rFonts w:ascii="Times New Roman" w:hAnsi="Times New Roman" w:cs="Times New Roman"/>
-          <w:sz w:val="22"/>
-          <w:szCs w:val="22"/>
-        </w:rPr>
-        <w:t xml:space="preserve">5. CONCLUSIONS</w:t>
+        <w:t xml:space="preserve">This study examined the relationship between search structure and stability-inducing operators in rescheduling, where a high-quality original schedule </w:t>
+      </w:r>
+      <w:r>
+        <w:rPr>
+          <w:rFonts w:ascii="Times New Roman" w:hAnsi="Times New Roman" w:cs="Times New Roman"/>
+          <w:i/>
+        </w:rPr>
+        <w:t xml:space="preserve">S</w:t>
+      </w:r>
+      <w:r>
+        <w:rPr>
+          <w:rFonts w:ascii="Times New Roman" w:hAnsi="Times New Roman" w:cs="Times New Roman"/>
+          <w:i/>
+          <w:vertAlign w:val="subscript"/>
+        </w:rPr>
+        <w:t xml:space="preserve">p</w:t>
+      </w:r>
+      <w:r>
+        <w:rPr>
+          <w:rFonts w:ascii="Times New Roman" w:hAnsi="Times New Roman" w:cs="Times New Roman"/>
+        </w:rPr>
+        <w:t xml:space="preserve"> already exists, through a controlled comparison over 8 scenarios × 7 methods × n=10 trials. The main findings are as follows.</w:t>
       </w:r>
     </w:p>
     <w:p>
@@ -7202,7 +6932,64 @@
         <w:rPr>
           <w:rFonts w:ascii="Times New Roman" w:hAnsi="Times New Roman" w:cs="Times New Roman"/>
         </w:rPr>
-        <w:t xml:space="preserve">This study examined the relationship between search structure and stability-inducing operators in rescheduling, where a high-quality original schedule </w:t>
+        <w:t xml:space="preserve">1. </w:t>
+      </w:r>
+      <w:r>
+        <w:rPr>
+          <w:rFonts w:ascii="Times New Roman" w:hAnsi="Times New Roman" w:cs="Times New Roman"/>
+          <w:b/>
+        </w:rPr>
+        <w:t xml:space="preserve">H1: Trajectory-based search (ILS) fills the high-stability region better than population-based search (Memetic).</w:t>
+      </w:r>
+      <w:r>
+        <w:rPr>
+          <w:rFonts w:ascii="Times New Roman" w:hAnsi="Times New Roman" w:cs="Times New Roman"/>
+        </w:rPr>
+        <w:t xml:space="preserve"> In high-stability HV, ILS exceeded population-based search sharing the identical N5 in all eight scenarios with complete separation (</w:t>
+      </w:r>
+      <w:r>
+        <w:rPr>
+          <w:rFonts w:ascii="Times New Roman" w:hAnsi="Times New Roman" w:cs="Times New Roman"/>
+          <w:i/>
+        </w:rPr>
+        <w:t xml:space="preserve">p</w:t>
+      </w:r>
+      <w:r>
+        <w:rPr>
+          <w:rFonts w:ascii="Times New Roman" w:hAnsi="Times New Roman" w:cs="Times New Roman"/>
+        </w:rPr>
+        <w:t xml:space="preserve">&lt;</w:t>
+      </w:r>
+      <w:r>
+        <w:rPr>
+          <w:rFonts w:ascii="Times New Roman" w:hAnsi="Times New Roman" w:cs="Times New Roman"/>
+        </w:rPr>
+        <w:t xml:space="preserve">0.001, </w:t>
+      </w:r>
+      <w:r>
+        <w:rPr>
+          <w:rFonts w:ascii="Times New Roman" w:hAnsi="Times New Roman" w:cs="Times New Roman"/>
+        </w:rPr>
+        <w:t xml:space="preserve">|</w:t>
+      </w:r>
+      <w:r>
+        <w:rPr>
+          <w:rFonts w:ascii="Times New Roman" w:hAnsi="Times New Roman" w:cs="Times New Roman"/>
+          <w:i/>
+        </w:rPr>
+        <w:t xml:space="preserve">δ</w:t>
+      </w:r>
+      <w:r>
+        <w:rPr>
+          <w:rFonts w:ascii="Times New Roman" w:hAnsi="Times New Roman" w:cs="Times New Roman"/>
+        </w:rPr>
+        <w:t xml:space="preserve">|</w:t>
+      </w:r>
+      <w:r>
+        <w:rPr>
+          <w:rFonts w:ascii="Times New Roman" w:hAnsi="Times New Roman" w:cs="Times New Roman"/>
+        </w:rPr>
+        <w:t xml:space="preserve">=1.0; 2.0–4.5 times in five scenarios, and in the remaining three population-based search barely reaches the high-stability region). In overall HV the two are evenly matched. This difference remained under conditions in which the local search, the objective function, the supply of </w:t>
       </w:r>
       <w:r>
         <w:rPr>
@@ -7223,7 +7010,7 @@
         <w:rPr>
           <w:rFonts w:ascii="Times New Roman" w:hAnsi="Times New Roman" w:cs="Times New Roman"/>
         </w:rPr>
-        <w:t xml:space="preserve"> already exists, through a controlled comparison with the local search aligned over 8 scenarios × 7 methods × n=10 trials. The main findings are as follows.</w:t>
+        <w:t xml:space="preserve">, and the budget were aligned (limitation (v)).</w:t>
       </w:r>
     </w:p>
     <w:p>
@@ -7236,85 +7023,20 @@
         <w:rPr>
           <w:rFonts w:ascii="Times New Roman" w:hAnsi="Times New Roman" w:cs="Times New Roman"/>
         </w:rPr>
-        <w:t xml:space="preserve">1. </w:t>
+        <w:t xml:space="preserve">2. </w:t>
       </w:r>
       <w:r>
         <w:rPr>
           <w:rFonts w:ascii="Times New Roman" w:hAnsi="Times New Roman" w:cs="Times New Roman"/>
           <w:b/>
         </w:rPr>
-        <w:t xml:space="preserve">H1: Trajectory-based search (ILS) fills the high-stability region better than population-based search (Memetic).</w:t>
-      </w:r>
-      <w:r>
-        <w:rPr>
-          <w:rFonts w:ascii="Times New Roman" w:hAnsi="Times New Roman" w:cs="Times New Roman"/>
-        </w:rPr>
-        <w:t xml:space="preserve"> In high-stability HV, ILS exceeded population-based search sharing the identical N5 in all eight scenarios with complete separation (</w:t>
-      </w:r>
-      <w:r>
-        <w:rPr>
-          <w:rFonts w:ascii="Times New Roman" w:hAnsi="Times New Roman" w:cs="Times New Roman"/>
-          <w:i/>
-        </w:rPr>
-        <w:t xml:space="preserve">p</w:t>
-      </w:r>
-      <w:r>
-        <w:rPr>
-          <w:rFonts w:ascii="Times New Roman" w:hAnsi="Times New Roman" w:cs="Times New Roman"/>
-        </w:rPr>
-        <w:t xml:space="preserve">&lt;</w:t>
-      </w:r>
-      <w:r>
-        <w:rPr>
-          <w:rFonts w:ascii="Times New Roman" w:hAnsi="Times New Roman" w:cs="Times New Roman"/>
-        </w:rPr>
-        <w:t xml:space="preserve">0.001, </w:t>
-      </w:r>
-      <w:r>
-        <w:rPr>
-          <w:rFonts w:ascii="Times New Roman" w:hAnsi="Times New Roman" w:cs="Times New Roman"/>
-        </w:rPr>
-        <w:t xml:space="preserve">|</w:t>
-      </w:r>
-      <w:r>
-        <w:rPr>
-          <w:rFonts w:ascii="Times New Roman" w:hAnsi="Times New Roman" w:cs="Times New Roman"/>
-          <w:i/>
-        </w:rPr>
-        <w:t xml:space="preserve">δ</w:t>
-      </w:r>
-      <w:r>
-        <w:rPr>
-          <w:rFonts w:ascii="Times New Roman" w:hAnsi="Times New Roman" w:cs="Times New Roman"/>
-        </w:rPr>
-        <w:t xml:space="preserve">|</w:t>
-      </w:r>
-      <w:r>
-        <w:rPr>
-          <w:rFonts w:ascii="Times New Roman" w:hAnsi="Times New Roman" w:cs="Times New Roman"/>
-        </w:rPr>
-        <w:t xml:space="preserve">=1.0; 2–4.5 times in five scenarios, and in the remaining three population-based search barely reaches the high-stability region). In overall HV the two are evenly matched. This difference remained under conditions in which the local search, the objective function, the supply of </w:t>
-      </w:r>
-      <w:r>
-        <w:rPr>
-          <w:rFonts w:ascii="Times New Roman" w:hAnsi="Times New Roman" w:cs="Times New Roman"/>
-          <w:i/>
-        </w:rPr>
-        <w:t xml:space="preserve">S</w:t>
-      </w:r>
-      <w:r>
-        <w:rPr>
-          <w:rFonts w:ascii="Times New Roman" w:hAnsi="Times New Roman" w:cs="Times New Roman"/>
-          <w:i/>
-          <w:vertAlign w:val="subscript"/>
-        </w:rPr>
-        <w:t xml:space="preserve">p</w:t>
-      </w:r>
-      <w:r>
-        <w:rPr>
-          <w:rFonts w:ascii="Times New Roman" w:hAnsi="Times New Roman" w:cs="Times New Roman"/>
-        </w:rPr>
-        <w:t xml:space="preserve">, and the budget were aligned (each structure is represented by one method, so the reach of generalization is limitation (v)).</w:t>
+        <w:t xml:space="preserve">H2: the effect of the stability-inducing operators appears asymmetrically depending on the search structure that mounts them.</w:t>
+      </w:r>
+      <w:r>
+        <w:rPr>
+          <w:rFonts w:ascii="Times New Roman" w:hAnsi="Times New Roman" w:cs="Times New Roman"/>
+        </w:rPr>
+        <w:t xml:space="preserve"> For population-based search, they raise high-stability HV in every trial of all eight scenarios and lift it to the ILS level in seven of the eight (H2), whereas for trajectory-based search, which has filled the high-stability region by itself, there is almost no gain. In ta21L, however, which ILS cannot fill completely, a small but consistent gain remains even for trajectory-based search. Since the direction of the comparison on the trajectory side was not predicted in advance (Section 3.4), this asymmetry is not the result of a hypothesis test but a result that refines the hypothesis: the value of an operator is conditional on whether the structure that mounts it fills the high-stability region by itself.</w:t>
       </w:r>
     </w:p>
     <w:p>
@@ -7327,20 +7049,20 @@
         <w:rPr>
           <w:rFonts w:ascii="Times New Roman" w:hAnsi="Times New Roman" w:cs="Times New Roman"/>
         </w:rPr>
-        <w:t xml:space="preserve">2. </w:t>
+        <w:t xml:space="preserve">3. </w:t>
       </w:r>
       <w:r>
         <w:rPr>
           <w:rFonts w:ascii="Times New Roman" w:hAnsi="Times New Roman" w:cs="Times New Roman"/>
           <w:b/>
         </w:rPr>
-        <w:t xml:space="preserve">H2 and cross-structure comparison: the effect of the stability-inducing operators appears asymmetrically depending on the search structure that mounts them.</w:t>
-      </w:r>
-      <w:r>
-        <w:rPr>
-          <w:rFonts w:ascii="Times New Roman" w:hAnsi="Times New Roman" w:cs="Times New Roman"/>
-        </w:rPr>
-        <w:t xml:space="preserve"> For population-based search, they raise high-stability HV in every trial of all eight scenarios and lift it to the ILS level in seven of the eight (H2), whereas for trajectory-based search, which has filled the high-stability region by itself, the effect is nearly saturated. In ta21L, however, which ILS cannot fill completely, a small but consistent gain remains even for trajectory-based search. Since the direction of the comparison on the trajectory side was not predicted in advance (Section 3.4), this asymmetry is not the result of a hypothesis test but a result that refines the hypothesis: the value of an operator is conditional on whether the structure that mounts it fills the high-stability region by itself.</w:t>
+        <w:t xml:space="preserve">Practical implication: the best method changes with the criterion emphasized.</w:t>
+      </w:r>
+      <w:r>
+        <w:rPr>
+          <w:rFonts w:ascii="Times New Roman" w:hAnsi="Times New Roman" w:cs="Times New Roman"/>
+        </w:rPr>
+        <w:t xml:space="preserve"> When methods are measured on these three axes, the best method changes from axis to axis: Memetic with stability-inducing operators excels in the quality of the whole trade-off (overall HV), both ILS and operator-equipped Memetic in the quality of the high-stability region (high-stability HV), and the ILS variants in anytime performance (AOC). Hence one chooses operator-equipped Memetic to pursue the quality of the whole trade-off when computation time is affordable, and ILS to produce a revised plan with few changes quickly. When efficiency alone matters, the population side is at least as good (Section 4.3). Of the operators mounted on Memetic, PR and repair are nearly level in final quality, and repair is ahead in anytime performance (Section 4.3).</w:t>
       </w:r>
     </w:p>
     <w:p>
@@ -7353,20 +7075,41 @@
         <w:rPr>
           <w:rFonts w:ascii="Times New Roman" w:hAnsi="Times New Roman" w:cs="Times New Roman"/>
         </w:rPr>
-        <w:t xml:space="preserve">3. </w:t>
-      </w:r>
-      <w:r>
-        <w:rPr>
-          <w:rFonts w:ascii="Times New Roman" w:hAnsi="Times New Roman" w:cs="Times New Roman"/>
-          <w:b/>
-        </w:rPr>
-        <w:t xml:space="preserve">Practical implication: the best method changes with the criterion emphasized.</w:t>
-      </w:r>
-      <w:r>
-        <w:rPr>
-          <w:rFonts w:ascii="Times New Roman" w:hAnsi="Times New Roman" w:cs="Times New Roman"/>
-        </w:rPr>
-        <w:t xml:space="preserve"> When methods are measured on these three axes, the best method changes from axis to axis: Memetic with stability-inducing operators excels in the quality of the whole trade-off (overall HV), both ILS and operator-equipped Memetic in the quality of the high-stability region (high-stability HV), and the ILS variants in anytime performance (AOC). Hence one chooses operator-equipped Memetic to pursue the quality of the whole trade-off when computation time is affordable, and ILS to produce a revised plan with few changes quickly. When efficiency alone matters, the population side is at least as good (Section 4.3). Of the operators mounted on Memetic, PR and repair are nearly level in final quality, and repair is ahead in anytime performance (Section 4.3).</w:t>
+        <w:t xml:space="preserve">The central contribution of this study is to implement the securing of stability as an operator rather than as a restriction of the search space, and </w:t>
+      </w:r>
+      <w:r>
+        <w:rPr>
+          <w:rFonts w:ascii="Times New Roman" w:hAnsi="Times New Roman" w:cs="Times New Roman"/>
+          <w:i/>
+        </w:rPr>
+        <w:t xml:space="preserve">to isolate, in a controlled comparison with the local search aligned, how greatly the value of the same operator changes with the search structure that mounts it</w:t>
+      </w:r>
+      <w:r>
+        <w:rPr>
+          <w:rFonts w:ascii="Times New Roman" w:hAnsi="Times New Roman" w:cs="Times New Roman"/>
+        </w:rPr>
+        <w:t xml:space="preserve">. The results are consistent with the explanation on which the hypotheses in Section 2 were founded: population-based search scattered by recombination cannot generate solutions in the high-stability region, and the intermediate solutions on the path back to </w:t>
+      </w:r>
+      <w:r>
+        <w:rPr>
+          <w:rFonts w:ascii="Times New Roman" w:hAnsi="Times New Roman" w:cs="Times New Roman"/>
+          <w:i/>
+        </w:rPr>
+        <w:t xml:space="preserve">S</w:t>
+      </w:r>
+      <w:r>
+        <w:rPr>
+          <w:rFonts w:ascii="Times New Roman" w:hAnsi="Times New Roman" w:cs="Times New Roman"/>
+          <w:i/>
+          <w:vertAlign w:val="subscript"/>
+        </w:rPr>
+        <w:t xml:space="preserve">p</w:t>
+      </w:r>
+      <w:r>
+        <w:rPr>
+          <w:rFonts w:ascii="Times New Roman" w:hAnsi="Times New Roman" w:cs="Times New Roman"/>
+        </w:rPr>
+        <w:t xml:space="preserve"> make up for this.</w:t>
       </w:r>
     </w:p>
     <w:p>
@@ -7378,21 +7121,15 @@
       <w:r>
         <w:rPr>
           <w:rFonts w:ascii="Times New Roman" w:hAnsi="Times New Roman" w:cs="Times New Roman"/>
-        </w:rPr>
-        <w:t xml:space="preserve">The central contribution of this study is to implement the securing of stability as an operator rather than as a restriction of the search space, and </w:t>
-      </w:r>
-      <w:r>
-        <w:rPr>
-          <w:rFonts w:ascii="Times New Roman" w:hAnsi="Times New Roman" w:cs="Times New Roman"/>
-          <w:i/>
-        </w:rPr>
-        <w:t xml:space="preserve">to isolate, in a controlled comparison with the local search aligned, how greatly the value of the same operator changes with the search structure that mounts it (more precisely, with whether that structure fills the high-stability region by itself)</w:t>
-      </w:r>
-      <w:r>
-        <w:rPr>
-          <w:rFonts w:ascii="Times New Roman" w:hAnsi="Times New Roman" w:cs="Times New Roman"/>
-        </w:rPr>
-        <w:t xml:space="preserve">. The results are consistent with the explanation on which the hypotheses in Section 2 were founded: population-based search scattered by recombination cannot generate solutions in the high-stability region, and the intermediate solutions on the path back to </w:t>
+          <w:b/>
+        </w:rPr>
+        <w:t xml:space="preserve">Limitations.</w:t>
+      </w:r>
+      <w:r>
+        <w:rPr>
+          <w:rFonts w:ascii="Times New Roman" w:hAnsi="Times New Roman" w:cs="Times New Roman"/>
+        </w:rPr>
+        <w:t xml:space="preserve"> (i) The results rest on n=10 (the main conclusions, which show complete separation, are robust; borderline cases are another matter). (ii) Stability is measured only by sequence deviation, and validity under start-time deviation is unverified (Section 3.1). (iii) H1, H2, and the asymmetry of the operator effect were established for delay-type disruptions that preserve the operation set. Under disruptions that change the operation set itself, such as rush-job insertion or job cancellation, </w:t>
       </w:r>
       <w:r>
         <w:rPr>
@@ -7413,27 +7150,7 @@
         <w:rPr>
           <w:rFonts w:ascii="Times New Roman" w:hAnsi="Times New Roman" w:cs="Times New Roman"/>
         </w:rPr>
-        <w:t xml:space="preserve"> make up for this.</w:t>
-      </w:r>
-    </w:p>
-    <w:p>
-      <w:pPr>
-        <w:pStyle w:val="a8"/>
-        <w:spacing w:line="240" w:lineRule="exact"/>
-        <w:jc w:val="both"/>
-      </w:pPr>
-      <w:r>
-        <w:rPr>
-          <w:rFonts w:ascii="Times New Roman" w:hAnsi="Times New Roman" w:cs="Times New Roman"/>
-          <w:b/>
-        </w:rPr>
-        <w:t xml:space="preserve">Limitations.</w:t>
-      </w:r>
-      <w:r>
-        <w:rPr>
-          <w:rFonts w:ascii="Times New Roman" w:hAnsi="Times New Roman" w:cs="Times New Roman"/>
-        </w:rPr>
-        <w:t xml:space="preserve"> (i) The results rest on n=10 (the main conclusions, which show complete separation, are robust; borderline cases are another matter). (ii) Stability is measured only by sequence deviation, and validity under start-time deviation is unverified (Section 3.1). (iii) H1, H2, and the asymmetry of the operator effect were established for delay-type disruptions that preserve the operation set. Under disruptions that change the operation set itself, such as rush-job insertion or job cancellation, </w:t>
+        <w:t xml:space="preserve"> ceases to be a complete reference solution and the very definition of stability (deviation from </w:t>
       </w:r>
       <w:r>
         <w:rPr>
@@ -7454,7 +7171,7 @@
         <w:rPr>
           <w:rFonts w:ascii="Times New Roman" w:hAnsi="Times New Roman" w:cs="Times New Roman"/>
         </w:rPr>
-        <w:t xml:space="preserve"> ceases to be a complete reference solution and the very definition of stability (deviation from </w:t>
+        <w:t xml:space="preserve">, Eq. (1)) changes, so whether the same asymmetry holds is outside the scope of this study. (iv) Each scenario has a single </w:t>
       </w:r>
       <w:r>
         <w:rPr>
@@ -7475,28 +7192,7 @@
         <w:rPr>
           <w:rFonts w:ascii="Times New Roman" w:hAnsi="Times New Roman" w:cs="Times New Roman"/>
         </w:rPr>
-        <w:t xml:space="preserve">, Eq. (1)) changes, so whether the same asymmetry holds is outside the scope of this study. (iv) Each scenario has a single </w:t>
-      </w:r>
-      <w:r>
-        <w:rPr>
-          <w:rFonts w:ascii="Times New Roman" w:hAnsi="Times New Roman" w:cs="Times New Roman"/>
-          <w:i/>
-        </w:rPr>
-        <w:t xml:space="preserve">S</w:t>
-      </w:r>
-      <w:r>
-        <w:rPr>
-          <w:rFonts w:ascii="Times New Roman" w:hAnsi="Times New Roman" w:cs="Times New Roman"/>
-          <w:i/>
-          <w:vertAlign w:val="subscript"/>
-        </w:rPr>
-        <w:t xml:space="preserve">p</w:t>
-      </w:r>
-      <w:r>
-        <w:rPr>
-          <w:rFonts w:ascii="Times New Roman" w:hAnsi="Times New Roman" w:cs="Times New Roman"/>
-        </w:rPr>
-        <w:t xml:space="preserve"> (generated by GA-500), and the effect of the quality of </w:t>
+        <w:t xml:space="preserve">, and the effect of the quality of </w:t>
       </w:r>
       <w:r>
         <w:rPr>

--- a/doc/paper_apiems2026_v2/APIEMS2026_manuscript_v2_en.docx
+++ b/doc/paper_apiems2026_v2/APIEMS2026_manuscript_v2_en.docx
@@ -204,7 +204,7 @@
         <w:rPr>
           <w:rFonts w:ascii="Times New Roman" w:hAnsi="Times New Roman" w:cs="Times New Roman"/>
         </w:rPr>
-        <w:t xml:space="preserve"> (PR, based on path relinking, and repair) on both structures, and the effect was asymmetric. For population-based search, the high-stability hypervolume improved in every trial of every scenario and matched ILS in seven of the eight scenarios, and population-based search ranked first in the quality of the whole trade-off, whereas trajectory-based search, which fills this region by itself, had almost no room left for improvement. The best method changes with the evaluation criterion.</w:t>
+        <w:t xml:space="preserve"> (PR, based on path relinking, and repair) on both structures, and the effect was asymmetric. For population-based search, the high-stability hypervolume improved in every trial of every scenario and matched trajectory-based search in seven of the eight scenarios, and population-based search ranked first in the quality of the whole trade-off, whereas trajectory-based search, which fills this region by itself, had almost no room left for improvement. The best method changes with the evaluation criterion.</w:t>
       </w:r>
     </w:p>
     <w:p>
@@ -258,6 +258,8 @@
     <w:p>
       <w:pPr>
         <w:pStyle w:val="2"/>
+        <w:keepNext/>
+        <w:keepLines/>
         <w:spacing w:before="90" w:after="20" w:line="240" w:lineRule="exact"/>
       </w:pPr>
       <w:r>
@@ -745,7 +747,7 @@
         <w:rPr>
           <w:rFonts w:ascii="Times New Roman" w:hAnsi="Times New Roman" w:cs="Times New Roman"/>
         </w:rPr>
-        <w:t xml:space="preserve"> ILS fills this region by itself, whereas Memetic, equipped with the same local search, fills it coarsely and barely reaches it in three scenarios. In the hypervolume (HV) of the high-stability region, ILS is ahead in every trial of all eight scenarios.</w:t>
+        <w:t xml:space="preserve"> Even with the same local search, population-based search fills it only coarsely and in some scenarios barely reaches it at all.</w:t>
       </w:r>
     </w:p>
     <w:p>
@@ -765,13 +767,13 @@
           <w:rFonts w:ascii="Times New Roman" w:hAnsi="Times New Roman" w:cs="Times New Roman"/>
           <w:b/>
         </w:rPr>
-        <w:t xml:space="preserve">The operators bring population-based search level with ILS, whereas trajectory-based search has no headroom left.</w:t>
-      </w:r>
-      <w:r>
-        <w:rPr>
-          <w:rFonts w:ascii="Times New Roman" w:hAnsi="Times New Roman" w:cs="Times New Roman"/>
-        </w:rPr>
-        <w:t xml:space="preserve"> The operators fill the part of the high-stability region that population-based search did not reach: the high-stability HV of Memetic improves in every trial of all eight scenarios and matches ILS in seven of them, and Memetic matches or exceeds ILS in the quality of the whole trade-off as well. For ILS, which fills this region by itself, the improvement is marginal.</w:t>
+        <w:t xml:space="preserve">The operators lift population-based search to the level of trajectory-based search and add little to trajectory-based search itself.</w:t>
+      </w:r>
+      <w:r>
+        <w:rPr>
+          <w:rFonts w:ascii="Times New Roman" w:hAnsi="Times New Roman" w:cs="Times New Roman"/>
+        </w:rPr>
+        <w:t xml:space="preserve"> What the operators fill is the part left unfilled, so trajectory-based search, which fills this region by itself, improves only in the few scenarios where some of it remains unfilled.</w:t>
       </w:r>
     </w:p>
     <w:p>
@@ -797,7 +799,7 @@
         <w:rPr>
           <w:rFonts w:ascii="Times New Roman" w:hAnsi="Times New Roman" w:cs="Times New Roman"/>
         </w:rPr>
-        <w:t xml:space="preserve"> Operator-equipped Memetic is best in the quality of the whole trade-off, ILS is best in anytime performance (a good solution is available whenever the search is stopped), and the two are level in the quality of the high-stability region. Hence ILS is the choice for quickly producing a revised plan with few changes, and operator-equipped Memetic for pursuing overall quality when computation time is affordable; the two structures answer different demands of rescheduling.</w:t>
+        <w:t xml:space="preserve"> Operator-equipped Memetic is best in the quality of the whole trade-off, ILS is best in anytime performance (a good solution is available whenever the search is stopped), and the two are level in the quality of the high-stability region.</w:t>
       </w:r>
     </w:p>
     <w:p>
@@ -987,6 +989,8 @@
     <w:p>
       <w:pPr>
         <w:pStyle w:val="2"/>
+        <w:keepNext/>
+        <w:keepLines/>
         <w:spacing w:before="90" w:after="20" w:line="240" w:lineRule="exact"/>
       </w:pPr>
       <w:r>
@@ -1297,7 +1301,7 @@
         <w:rPr>
           <w:rFonts w:ascii="Times New Roman" w:hAnsi="Times New Roman" w:cs="Times New Roman"/>
         </w:rPr>
-        <w:t xml:space="preserve"> (Figure 1(a)). If H1 holds, what population-based search lacks is the ability to fill the high-stability region. This study designs that move as an operator (Section 3.3). The intermediate solutions on a path that </w:t>
+        <w:t xml:space="preserve"> (Figure 1(a)). If H1 holds, what population-based search lacks is the ability to fill the high-stability region. This study designs the move that supplies it as an operator (Section 3.3). The intermediate solutions on a path that </w:t>
       </w:r>
       <w:r>
         <w:rPr>
@@ -1394,6 +1398,8 @@
     <w:p>
       <w:pPr>
         <w:pStyle w:val="2"/>
+        <w:keepNext/>
+        <w:keepLines/>
         <w:spacing w:before="90" w:after="20" w:line="240" w:lineRule="exact"/>
       </w:pPr>
       <w:r>
@@ -1421,6 +1427,8 @@
     <w:p>
       <w:pPr>
         <w:pStyle w:val="2"/>
+        <w:keepNext/>
+        <w:keepLines/>
         <w:spacing w:before="90" w:after="20" w:line="240" w:lineRule="exact"/>
       </w:pPr>
       <w:r>
@@ -2582,6 +2590,8 @@
     <w:p>
       <w:pPr>
         <w:pStyle w:val="2"/>
+        <w:keepNext/>
+        <w:keepLines/>
         <w:spacing w:before="90" w:after="20" w:line="240" w:lineRule="exact"/>
       </w:pPr>
       <w:r>
@@ -2819,7 +2829,7 @@
         <w:rPr>
           <w:rFonts w:ascii="Times New Roman" w:hAnsi="Times New Roman" w:cs="Times New Roman"/>
         </w:rPr>
-        <w:t xml:space="preserve"> (Neri and Cotta, 2012), a GA with local search integrated into it. The underlying GA is a standard one in the operation-based representation (Bierwirth, 1995): a chromosome is a sequence of operations, decoded into a schedule by the GT algorithm (Giffler and Thompson, 1960) and evaluated by </w:t>
+        <w:t xml:space="preserve"> (Neri and Cotta, 2012), a GA with local search integrated into it, the configuration standard in prior work. The underlying GA is a standard one in the operation-based representation (Bierwirth, 1995): a chromosome is a sequence of operations, decoded into a schedule by the GT algorithm (Giffler and Thompson, 1960) and evaluated by </w:t>
       </w:r>
       <w:r>
         <w:rPr>
@@ -2891,6 +2901,8 @@
     <w:p>
       <w:pPr>
         <w:pStyle w:val="2"/>
+        <w:keepNext/>
+        <w:keepLines/>
         <w:spacing w:before="90" w:after="20" w:line="240" w:lineRule="exact"/>
       </w:pPr>
       <w:r>
@@ -3791,12 +3803,40 @@
         <w:rPr>
           <w:rFonts w:ascii="Times New Roman" w:hAnsi="Times New Roman" w:cs="Times New Roman"/>
         </w:rPr>
-        <w:t xml:space="preserve">.</w:t>
+        <w:t xml:space="preserve">, and each baseline together with its PR and repair versions is referred to as </w:t>
+      </w:r>
+      <w:r>
+        <w:rPr>
+          <w:rFonts w:ascii="Times New Roman" w:hAnsi="Times New Roman" w:cs="Times New Roman"/>
+          <w:i/>
+        </w:rPr>
+        <w:t xml:space="preserve">the ILS variants</w:t>
+      </w:r>
+      <w:r>
+        <w:rPr>
+          <w:rFonts w:ascii="Times New Roman" w:hAnsi="Times New Roman" w:cs="Times New Roman"/>
+        </w:rPr>
+        <w:t xml:space="preserve"> and </w:t>
+      </w:r>
+      <w:r>
+        <w:rPr>
+          <w:rFonts w:ascii="Times New Roman" w:hAnsi="Times New Roman" w:cs="Times New Roman"/>
+          <w:i/>
+        </w:rPr>
+        <w:t xml:space="preserve">the Memetic variants</w:t>
+      </w:r>
+      <w:r>
+        <w:rPr>
+          <w:rFonts w:ascii="Times New Roman" w:hAnsi="Times New Roman" w:cs="Times New Roman"/>
+        </w:rPr>
+        <w:t xml:space="preserve"> (three methods each).</w:t>
       </w:r>
     </w:p>
     <w:p>
       <w:pPr>
         <w:pStyle w:val="2"/>
+        <w:keepNext/>
+        <w:keepLines/>
         <w:spacing w:before="90" w:after="20" w:line="240" w:lineRule="exact"/>
       </w:pPr>
       <w:r>
@@ -3844,7 +3884,7 @@
         <w:rPr>
           <w:rFonts w:ascii="Times New Roman" w:hAnsi="Times New Roman" w:cs="Times New Roman"/>
         </w:rPr>
-        <w:t xml:space="preserve">. The recording points are aligned across the two structures: solutions are recorded both immediately after every operation that moves a solution (the perturbation of ILS, the crossover and mutation of population-based search, and the operators of both) and after the local search. An HV that measures the whole front at once buries the difference in whether the high-stability region is filled. This study therefore measures, in addition to this HV, the quality restricted to this region and anytime performance, the availability of a good solution whenever the search is stopped:</w:t>
+        <w:t xml:space="preserve">. The recording points are aligned across the two structures: solutions are recorded both immediately after every operation that moves a solution (the perturbation of trajectory-based search, the crossover and mutation of population-based search, and the operators of both) and after the local search. An HV that measures the whole front at once buries the difference in whether the high-stability region is filled. This study therefore measures, in addition to this HV, the quality restricted to this region and anytime performance, the availability of a good solution whenever the search is stopped:</w:t>
       </w:r>
     </w:p>
     <w:p>
@@ -4381,6 +4421,8 @@
     <w:p>
       <w:pPr>
         <w:pStyle w:val="2"/>
+        <w:keepNext/>
+        <w:keepLines/>
         <w:spacing w:before="90" w:after="20" w:line="240" w:lineRule="exact"/>
       </w:pPr>
       <w:r>
@@ -4408,6 +4450,8 @@
     <w:p>
       <w:pPr>
         <w:pStyle w:val="2"/>
+        <w:keepNext/>
+        <w:keepLines/>
         <w:spacing w:before="90" w:after="20" w:line="240" w:lineRule="exact"/>
       </w:pPr>
       <w:r>
@@ -4594,9 +4638,9 @@
     <w:p>
       <w:pPr>
         <w:keepNext/>
+        <w:keepLines/>
         <w:spacing w:line="240" w:lineRule="exact"/>
         <w:jc w:val="center"/>
-        <w:ind w:left="284" w:right="284"/>
       </w:pPr>
       <w:r>
         <w:rPr>
@@ -4899,7 +4943,7 @@
                 <w:sz w:val="16"/>
                 <w:szCs w:val="16"/>
               </w:rPr>
-              <w:t xml:space="preserve">Population-based: </w:t>
+              <w:t xml:space="preserve">GA/Memetic variants: </w:t>
             </w:r>
             <w:r>
               <w:rPr>
@@ -5005,7 +5049,7 @@
                 <w:sz w:val="16"/>
                 <w:szCs w:val="16"/>
               </w:rPr>
-              <w:t xml:space="preserve"> plus 49 randomly generated individuals). Trajectory-based: insert perturbation of 2–5 moves, cycled in a sawtooth</w:t>
+              <w:t xml:space="preserve"> plus 49 randomly generated individuals). ILS variants: insert perturbation of 2–5 moves, cycled in a sawtooth</w:t>
             </w:r>
           </w:p>
         </w:tc>
@@ -5050,7 +5094,7 @@
                 <w:sz w:val="16"/>
                 <w:szCs w:val="16"/>
               </w:rPr>
-              <w:t xml:space="preserve">Population side: fire with probability 0.3 per individual, and PR returns the best of the top 3 intermediate solutions on the path. Trajectory side: fire first after 400 iterations without improvement and then every 10, and PR returns the single best solution on the path</w:t>
+              <w:t xml:space="preserve">Memetic variants: fire with probability 0.3 per individual, and PR returns the best of the top 3 intermediate solutions on the path. ILS variants: fire first after 400 iterations without improvement and then every 10, and PR returns the single best solution on the path</w:t>
             </w:r>
           </w:p>
         </w:tc>
@@ -5216,6 +5260,8 @@
     <w:p>
       <w:pPr>
         <w:pStyle w:val="2"/>
+        <w:keepNext/>
+        <w:keepLines/>
         <w:spacing w:before="90" w:after="20" w:line="240" w:lineRule="exact"/>
       </w:pPr>
       <w:r>
@@ -5237,7 +5283,7 @@
         <w:rPr>
           <w:rFonts w:ascii="Times New Roman" w:hAnsi="Times New Roman" w:cs="Times New Roman"/>
         </w:rPr>
-        <w:t xml:space="preserve">The way population-based search without operators fails to fill the region takes two forms (Figure 2). (a) In ta21S, Memetic-baseline has not a single non-dominated solution in the high-stability region, and needs </w:t>
+        <w:t xml:space="preserve">The way Memetic-baseline fails to fill the region takes two forms (Figure 2). (a) In ta21S it has not a single non-dominated solution in the high-stability region, and needs </w:t>
       </w:r>
       <w:r>
         <w:rPr>
@@ -5263,7 +5309,7 @@
         <w:rPr>
           <w:rFonts w:ascii="Times New Roman" w:hAnsi="Times New Roman" w:cs="Times New Roman"/>
         </w:rPr>
-        <w:t xml:space="preserve">=2. (b) In ta21L it does enter the region but is inferior to ILS in MS, and the two are level only at the efficiency end. In either form, once the operators are mounted, the fronts of the two structures overlap in the high-stability region, and in five of the eight scenarios the non-dominated solutions of ILS+PR and Memetic+PR coincide down to the point set.</w:t>
+        <w:t xml:space="preserve">=2. (b) In ta21L it does enter the region but is inferior to ILS in MS, and the two are level only at the efficiency end. In either form, once the operators are mounted, the fronts of the two structures overlap in the high-stability region, and in five of the eight scenarios the non-dominated solutions of ILS+PR and Memetic+PR coincide exactly as point sets.</w:t>
       </w:r>
     </w:p>
     <w:tbl>
@@ -5456,7 +5502,7 @@
           <w:rFonts w:ascii="Times New Roman" w:hAnsi="Times New Roman" w:cs="Times New Roman"/>
           <w:b/>
         </w:rPr>
-        <w:t xml:space="preserve">H2: The operators raise the high-stability HV of Memetic in every trial of all eight scenarios and bring it to the level of trajectory-based search in seven of the eight.</w:t>
+        <w:t xml:space="preserve">H2: The operators raise the high-stability HV of Memetic in every trial of all eight scenarios and bring it to the level of ILS in seven of the eight.</w:t>
       </w:r>
       <w:r>
         <w:rPr>
@@ -5506,7 +5552,7 @@
         <w:rPr>
           <w:rFonts w:ascii="Times New Roman" w:hAnsi="Times New Roman" w:cs="Times New Roman"/>
         </w:rPr>
-        <w:t xml:space="preserve">=1.0): in the three scenarios where Memetic-baseline had almost no solution in the high-stability region, solutions appear, and in the remaining five the high-stability HV becomes 2.1–4.7 times larger. The level reached matches that of ILS-baseline in seven scenarios: in six there is no significant difference (in five of them the median ratio is 1.00–1.01), and in ta21L it is significantly higher, with a median ratio of 1.04–1.05. Only la40 falls short, and even there the median ratio remains at 0.90–0.95 (Holm-adjusted </w:t>
+        <w:t xml:space="preserve">=1.0): in the three scenarios where Memetic-baseline had almost no solution in the high-stability region, solutions appear, and in the remaining five the high-stability HV becomes 2.1–4.7 times larger. The level reached matches that of ILS-baseline in seven scenarios: in six there is no significant difference (in five of them the medians differ by at most 1%), and in ta21L it is significantly higher, by 4–5%. Only la40 falls short, and even there the shortfall is only 5–10% (Holm-adjusted </w:t>
       </w:r>
       <w:r>
         <w:rPr>
@@ -5592,7 +5638,7 @@
           <w:rFonts w:ascii="Times New Roman" w:hAnsi="Times New Roman" w:cs="Times New Roman"/>
           <w:b/>
         </w:rPr>
-        <w:t xml:space="preserve">On the trajectory side, adding the operators yields almost no gain.</w:t>
+        <w:t xml:space="preserve">Adding the operators to ILS yields almost no gain.</w:t>
       </w:r>
       <w:r>
         <w:rPr>
@@ -5630,7 +5676,7 @@
         <w:rPr>
           <w:rFonts w:ascii="Times New Roman" w:hAnsi="Times New Roman" w:cs="Times New Roman"/>
         </w:rPr>
-        <w:t xml:space="preserve">0.001 in ta21L, but after Holm correction over the eight-scenario family on the ILS side only ta21L remains (</w:t>
+        <w:t xml:space="preserve">0.001 in ta21L, but after Holm correction only ta21L remains (</w:t>
       </w:r>
       <w:r>
         <w:rPr>
@@ -5693,8 +5739,57 @@
       <w:r>
         <w:rPr>
           <w:rFonts w:ascii="Times New Roman" w:hAnsi="Times New Roman" w:cs="Times New Roman"/>
-        </w:rPr>
-        <w:t xml:space="preserve">The asymmetry in the effect of the same operators is less a difference between the structures themselves than a difference in whether the structure reaches, by itself, the level at which high-stability HV stops rising. Several methods arrive at this level and stop there: in every scenario, three to five of the seven methods lie within 2% of the best value (Figure 3). Whether mounted on ILS or on Memetic, the operators raise high-stability HV if the structure has not reached this level, and add nothing if it has. Because the effect changes with whether the level was reached even within trajectory-based search, where the firing design is the same, the asymmetry cannot be explained by the firing design differing between the structures (Table 1).</w:t>
+          <w:b/>
+        </w:rPr>
+        <w:t xml:space="preserve">When the operators help.</w:t>
+      </w:r>
+      <w:r>
+        <w:rPr>
+          <w:rFonts w:ascii="Times New Roman" w:hAnsi="Times New Roman" w:cs="Times New Roman"/>
+        </w:rPr>
+        <w:t xml:space="preserve"> The asymmetry in the effect of the same operators is less a difference between the structures themselves than a difference in whether the structure reaches the attainable level by itself. High-stability HV has a level at which several methods arrive and stop: in every scenario, three to five of the seven methods lie within 2% of the best value (Figure 3). Whether mounted on ILS or on Memetic, the operators raise high-stability HV if the structure has not reached this level, and yield no gain if it has. Because the effect changes with whether the level was reached even within the ILS variants, where the firing design is the same, the asymmetry cannot be explained by the firing design differing between the structures (Table 1).</w:t>
+      </w:r>
+    </w:p>
+    <w:p>
+      <w:pPr>
+        <w:pStyle w:val="2"/>
+        <w:keepNext/>
+        <w:keepLines/>
+        <w:spacing w:before="90" w:after="20" w:line="240" w:lineRule="exact"/>
+      </w:pPr>
+      <w:r>
+        <w:rPr>
+          <w:rFonts w:ascii="Times New Roman" w:hAnsi="Times New Roman" w:cs="Times New Roman"/>
+          <w:sz w:val="22"/>
+          <w:szCs w:val="22"/>
+        </w:rPr>
+        <w:t xml:space="preserve">4.3 Overall HV and AOC: The Best Method Changes with the Criterion Emphasized</w:t>
+      </w:r>
+    </w:p>
+    <w:p>
+      <w:pPr>
+        <w:pStyle w:val="a8"/>
+        <w:spacing w:line="240" w:lineRule="exact"/>
+        <w:jc w:val="both"/>
+      </w:pPr>
+      <w:r>
+        <w:rPr>
+          <w:rFonts w:ascii="Times New Roman" w:hAnsi="Times New Roman" w:cs="Times New Roman"/>
+        </w:rPr>
+        <w:t xml:space="preserve">The anytime overall-HV curves of two representative scenarios show the level reached and the speed of reaching it at once (Figure 4).</w:t>
+      </w:r>
+    </w:p>
+    <w:p>
+      <w:pPr>
+        <w:pStyle w:val="a8"/>
+        <w:spacing w:line="240" w:lineRule="exact"/>
+        <w:jc w:val="both"/>
+      </w:pPr>
+      <w:r>
+        <w:rPr>
+          <w:rFonts w:ascii="Times New Roman" w:hAnsi="Times New Roman" w:cs="Times New Roman"/>
+        </w:rPr>
+        <w:t xml:space="preserve">In ta21S, operator-equipped Memetic reaches the same level as ILS (1.17), but it takes 6.6–7.8 s to get there against 2.5 s for ILS. In la36L, Memetic overtakes ILS at 7–10 s and climbs to 0.94, whereas ILS levels off at 0.80. The endpoint of the curve and the speed of the ramp-up point to different methods as the best.</w:t>
       </w:r>
     </w:p>
     <w:tbl>
@@ -5846,56 +5941,16 @@
     </w:p>
     <w:p>
       <w:pPr>
-        <w:pStyle w:val="2"/>
-        <w:spacing w:before="90" w:after="20" w:line="240" w:lineRule="exact"/>
-      </w:pPr>
-      <w:r>
-        <w:rPr>
-          <w:rFonts w:ascii="Times New Roman" w:hAnsi="Times New Roman" w:cs="Times New Roman"/>
-          <w:sz w:val="22"/>
-          <w:szCs w:val="22"/>
-        </w:rPr>
-        <w:t xml:space="preserve">4.3 Overall HV and AOC: The Best Method Changes with the Criterion Emphasized</w:t>
-      </w:r>
-    </w:p>
-    <w:p>
-      <w:pPr>
-        <w:pStyle w:val="a8"/>
-        <w:spacing w:line="240" w:lineRule="exact"/>
-        <w:jc w:val="both"/>
-      </w:pPr>
-      <w:r>
-        <w:rPr>
-          <w:rFonts w:ascii="Times New Roman" w:hAnsi="Times New Roman" w:cs="Times New Roman"/>
-        </w:rPr>
-        <w:t xml:space="preserve">The anytime overall-HV curves of two representative scenarios show the level reached and the speed of reaching it at once (Figure 4).</w:t>
-      </w:r>
-    </w:p>
-    <w:p>
-      <w:pPr>
-        <w:pStyle w:val="a8"/>
-        <w:spacing w:line="240" w:lineRule="exact"/>
-        <w:jc w:val="both"/>
-      </w:pPr>
-      <w:r>
-        <w:rPr>
-          <w:rFonts w:ascii="Times New Roman" w:hAnsi="Times New Roman" w:cs="Times New Roman"/>
-        </w:rPr>
-        <w:t xml:space="preserve">In ta21S, operator-equipped Memetic reaches the same level as ILS (1.17), but it takes 6.6–7.8 s to get there against 2.5 s for ILS. In la36L, population-based search overtakes ILS at 7–10 s and climbs to 0.94, whereas ILS levels off at 0.80. The endpoint of the curve and the speed of the ramp-up point to different methods as the best.</w:t>
-      </w:r>
-    </w:p>
-    <w:p>
-      <w:pPr>
         <w:keepNext/>
+        <w:keepLines/>
         <w:spacing w:line="240" w:lineRule="exact"/>
         <w:jc w:val="center"/>
-        <w:ind w:left="284" w:right="284"/>
-      </w:pPr>
-      <w:r>
-        <w:rPr>
-          <w:rFonts w:ascii="Times New Roman" w:hAnsi="Times New Roman" w:cs="Times New Roman"/>
-        </w:rPr>
-        <w:t xml:space="preserve">Table 2: Cross-scenario summary of the three metrics. Each cell gives "Friedman average rank (lower is better) / ARPD% (relative deviation from the best method of each scenario, averaged over the eight scenarios; lower is better) / number of best-group scenarios (scenarios with no significant difference from the best method of that scenario, out of 8; two-sided Mann–Whitney U, uncorrected)". The Friedman test gives </w:t>
+      </w:pPr>
+      <w:r>
+        <w:rPr>
+          <w:rFonts w:ascii="Times New Roman" w:hAnsi="Times New Roman" w:cs="Times New Roman"/>
+        </w:rPr>
+        <w:t xml:space="preserve">Table 2: Cross-scenario summary of the three metrics. Each cell gives "Friedman average rank / ARPD% (relative deviation from the best method of each scenario, averaged over the eight scenarios) / number of top-group scenarios (scenarios with no significant difference from the best method of that scenario, out of 8; two-sided Mann–Whitney U, uncorrected)"; lower is better for the first two and higher for the last. The Friedman test gives </w:t>
       </w:r>
       <w:r>
         <w:rPr>
@@ -5914,7 +5969,7 @@
         <w:rPr>
           <w:rFonts w:ascii="Times New Roman" w:hAnsi="Times New Roman" w:cs="Times New Roman"/>
         </w:rPr>
-        <w:t xml:space="preserve">0.0001 for all three metrics; Kendall's </w:t>
+        <w:t xml:space="preserve">0.0001 for all three metrics, and Kendall's </w:t>
       </w:r>
       <w:r>
         <w:rPr>
@@ -5927,7 +5982,7 @@
         <w:rPr>
           <w:rFonts w:ascii="Times New Roman" w:hAnsi="Times New Roman" w:cs="Times New Roman"/>
         </w:rPr>
-        <w:t xml:space="preserve"> is 0.59 for overall HV, 0.81 for high-stability HV, and 0.63 for AOC. Because the eight scenarios include the la36 ladder and the ta21 pair and are not independent of one another, the cross-scenario ranks are treated as an exploratory summary of rank consistency.</w:t>
+        <w:t xml:space="preserve"> is 0.59, 0.81, and 0.63 in column order. Because the eight scenarios are not independent of one another (Section 4.1), the cross-scenario ranks are an exploratory summary of rank consistency.</w:t>
       </w:r>
     </w:p>
     <w:tbl>
@@ -6661,7 +6716,7 @@
         <w:rPr>
           <w:rFonts w:ascii="Times New Roman" w:hAnsi="Times New Roman" w:cs="Times New Roman"/>
         </w:rPr>
-        <w:t xml:space="preserve"> The best level is reached by operator-equipped Memetic, which also occupies the top group in Table 2. The level of the ILS variants depends on the scenario: in four scenarios (la36S, ta21S, la40, la21) they are level with the best, but in the remaining four they fall 5–38% short (the two panels of Figure 4 are one of each). Between the two methods without operators, the two structures are evenly matched: ILS-baseline is significantly ahead in the former four scenarios, Memetic-baseline is ahead in la36M, mt10, and la36L, and ta21L shows no significant difference (</w:t>
+        <w:t xml:space="preserve"> The best level is reached by operator-equipped Memetic, which also occupies the top group in Table 2. The level of the ILS variants depends on the scenario: in four scenarios (la36S, ta21S, la40, la21) they are level with the best, but in the remaining four they fall 5–38% short. Between the two methods without operators the winner switches as well: ILS-baseline is significantly ahead in the four scenarios where the ILS variants are level with the best, and Memetic-baseline in the other four (in one of which the difference is not significant). The difference in the high-stability region in Section 4.2 is therefore not a reflection of ILS being superior overall. The way the operators act divides here in the same direction as in Section 4.2: they raise the overall HV of Memetic significantly in six of the eight scenarios (+2.8–11.7%; in the remaining two Memetic already exceeds ILS without operators), whereas for ILS the change stays within ±0.5% in every scenario, including the three in which the overall HV of ILS is 15–38% below the best. The minimum MS reached over the whole sweep shows the same picture: in the four scenarios where the ILS variants are level with the best, all methods except GA coincide, and in the other four the Memetic variants are lower (by 1.2–2.2% in three of them, </w:t>
       </w:r>
       <w:r>
         <w:rPr>
@@ -6674,12 +6729,46 @@
         <w:rPr>
           <w:rFonts w:ascii="Times New Roman" w:hAnsi="Times New Roman" w:cs="Times New Roman"/>
         </w:rPr>
-        <w:t xml:space="preserve">=0.16). Since the winner switches, the difference in the high-stability region in Section 4.2 is not a reflection of ILS being superior overall. The way the operators act divides here in the same direction as in Section 4.2: they raise the overall HV of Memetic significantly in six of the eight scenarios (+2.8–11.7%; the remaining two are scenarios in which Memetic already exceeds ILS even without operators), whereas for ILS the change stays within ±0.5% in every scenario, including the three scenarios in which the overall HV of ILS is 15–38% below the best. The efficiency end of the front (the minimum MS reached over the whole 10-weight sweep) shows the same picture: in the former four scenarios all methods except GA coincide, and in the latter the population side is lower (by 1.2–2.2% in three of them, </w:t>
-      </w:r>
-      <w:r>
-        <w:rPr>
-          <w:rFonts w:ascii="Times New Roman" w:hAnsi="Times New Roman" w:cs="Times New Roman"/>
-          <w:i/>
+        <w:t xml:space="preserve">&lt;</w:t>
+      </w:r>
+      <w:r>
+        <w:rPr>
+          <w:rFonts w:ascii="Times New Roman" w:hAnsi="Times New Roman" w:cs="Times New Roman"/>
+        </w:rPr>
+        <w:t xml:space="preserve">0.001). The operators have no effect on this minimum.</w:t>
+      </w:r>
+    </w:p>
+    <w:p>
+      <w:pPr>
+        <w:pStyle w:val="a8"/>
+        <w:spacing w:line="240" w:lineRule="exact"/>
+        <w:jc w:val="both"/>
+      </w:pPr>
+      <w:r>
+        <w:rPr>
+          <w:rFonts w:ascii="Times New Roman" w:hAnsi="Times New Roman" w:cs="Times New Roman"/>
+          <w:b/>
+        </w:rPr>
+        <w:t xml:space="preserve">AOC.</w:t>
+      </w:r>
+      <w:r>
+        <w:rPr>
+          <w:rFonts w:ascii="Times New Roman" w:hAnsi="Times New Roman" w:cs="Times New Roman"/>
+        </w:rPr>
+        <w:t xml:space="preserve"> The three ILS variants are level with the best, within 2% of the best in six scenarios (Table 2). In the remaining la36S and mt10, Memetic-baseline is best and the ILS variants fall 10–22% short. Because AOC weights the early phase heavily on the log-time scale, it strongly reflects the speed of ILS, which receives </w:t>
+      </w:r>
+      <w:r>
+        <w:rPr>
+          <w:rFonts w:ascii="Times New Roman" w:hAnsi="Times New Roman" w:cs="Times New Roman"/>
+          <w:i/>
+        </w:rPr>
+        <w:t xml:space="preserve">S</w:t>
+      </w:r>
+      <w:r>
+        <w:rPr>
+          <w:rFonts w:ascii="Times New Roman" w:hAnsi="Times New Roman" w:cs="Times New Roman"/>
+          <w:i/>
+          <w:vertAlign w:val="subscript"/>
         </w:rPr>
         <w:t xml:space="preserve">p</w:t>
       </w:r>
@@ -6687,13 +6776,48 @@
         <w:rPr>
           <w:rFonts w:ascii="Times New Roman" w:hAnsi="Times New Roman" w:cs="Times New Roman"/>
         </w:rPr>
-        <w:t xml:space="preserve">&lt;</w:t>
-      </w:r>
-      <w:r>
-        <w:rPr>
-          <w:rFonts w:ascii="Times New Roman" w:hAnsi="Times New Roman" w:cs="Times New Roman"/>
-        </w:rPr>
-        <w:t xml:space="preserve">0.001). The operators have no effect on this endpoint.</w:t>
+        <w:t xml:space="preserve"> as its initial solution (Figure 4). The operators act asymmetrically here too, but in the opposite direction, as a cost to Memetic. PR traces the path all the way to </w:t>
+      </w:r>
+      <w:r>
+        <w:rPr>
+          <w:rFonts w:ascii="Times New Roman" w:hAnsi="Times New Roman" w:cs="Times New Roman"/>
+          <w:i/>
+        </w:rPr>
+        <w:t xml:space="preserve">S</w:t>
+      </w:r>
+      <w:r>
+        <w:rPr>
+          <w:rFonts w:ascii="Times New Roman" w:hAnsi="Times New Roman" w:cs="Times New Roman"/>
+          <w:i/>
+          <w:vertAlign w:val="subscript"/>
+        </w:rPr>
+        <w:t xml:space="preserve">p</w:t>
+      </w:r>
+      <w:r>
+        <w:rPr>
+          <w:rFonts w:ascii="Times New Roman" w:hAnsi="Times New Roman" w:cs="Times New Roman"/>
+        </w:rPr>
+        <w:t xml:space="preserve"> and re-optimizes the intermediate solutions before returning, so each call is expensive, and in Memetic, where it fires on every individual, it lowers AOC significantly in five of the eight scenarios (by 7–26%). In ILS, where the operators fire only upon stagnation, the three variants stay within 3% of one another in every scenario, with no significant difference.</w:t>
+      </w:r>
+    </w:p>
+    <w:p>
+      <w:pPr>
+        <w:pStyle w:val="a8"/>
+        <w:spacing w:line="240" w:lineRule="exact"/>
+        <w:jc w:val="both"/>
+      </w:pPr>
+      <w:r>
+        <w:rPr>
+          <w:rFonts w:ascii="Times New Roman" w:hAnsi="Times New Roman" w:cs="Times New Roman"/>
+          <w:b/>
+        </w:rPr>
+        <w:t xml:space="preserve">PR or repair.</w:t>
+      </w:r>
+      <w:r>
+        <w:rPr>
+          <w:rFonts w:ascii="Times New Roman" w:hAnsi="Times New Roman" w:cs="Times New Roman"/>
+        </w:rPr>
+        <w:t xml:space="preserve"> For ILS the choice hardly matters: the two differ by at most 2% on all three metrics, and the difference is significant only in two scenarios for overall HV, in opposite directions there. For Memetic the answer depends on the criterion. PR is slightly ahead in final quality: the significant differences are few (2/8 scenarios for overall HV, 3/8 for high-stability HV), but all of them favor PR. In AOC the order reverses, and repair significantly exceeds PR in 6/8 scenarios.</w:t>
       </w:r>
     </w:p>
     <w:tbl>
@@ -6801,6 +6925,22 @@
     </w:p>
     <w:p>
       <w:pPr>
+        <w:pStyle w:val="2"/>
+        <w:keepNext/>
+        <w:keepLines/>
+        <w:spacing w:before="90" w:after="20" w:line="240" w:lineRule="exact"/>
+      </w:pPr>
+      <w:r>
+        <w:rPr>
+          <w:rFonts w:ascii="Times New Roman" w:hAnsi="Times New Roman" w:cs="Times New Roman"/>
+          <w:sz w:val="22"/>
+          <w:szCs w:val="22"/>
+        </w:rPr>
+        <w:t xml:space="preserve">5. CONCLUSIONS</w:t>
+      </w:r>
+    </w:p>
+    <w:p>
+      <w:pPr>
         <w:pStyle w:val="a8"/>
         <w:spacing w:line="240" w:lineRule="exact"/>
         <w:jc w:val="both"/>
@@ -6808,15 +6948,8 @@
       <w:r>
         <w:rPr>
           <w:rFonts w:ascii="Times New Roman" w:hAnsi="Times New Roman" w:cs="Times New Roman"/>
-          <w:b/>
-        </w:rPr>
-        <w:t xml:space="preserve">AOC.</w:t>
-      </w:r>
-      <w:r>
-        <w:rPr>
-          <w:rFonts w:ascii="Times New Roman" w:hAnsi="Times New Roman" w:cs="Times New Roman"/>
-        </w:rPr>
-        <w:t xml:space="preserve"> The three ILS variants are level with the best, within 2% of the best in six scenarios (Table 2). In the remaining la36S and mt10, Memetic-baseline is best and the ILS variants fall 10–22% short; the significant differences between the two methods without operators split in the same 6-to-2 way. Because AOC weights the early phase heavily on the log-time scale, it strongly reflects the speed of ILS, which receives </w:t>
+        </w:rPr>
+        <w:t xml:space="preserve">In rescheduling, the original schedule </w:t>
       </w:r>
       <w:r>
         <w:rPr>
@@ -6837,7 +6970,7 @@
         <w:rPr>
           <w:rFonts w:ascii="Times New Roman" w:hAnsi="Times New Roman" w:cs="Times New Roman"/>
         </w:rPr>
-        <w:t xml:space="preserve"> as its initial solution (Figure 4). The way the operators act is asymmetric here too, but in the opposite direction from overall HV, appearing as a cost on the population side, and its cause is not the unfilled region but the way of firing itself: for ILS the differences among the three variants are within 3% in every scenario and not significant (because on the trajectory side the operators fire only upon stagnation), whereas PR lowers the AOC of Memetic significantly in five of the eight scenarios (by 7–26%). PR traces the path all the way to </w:t>
+        <w:t xml:space="preserve"> from before the disruption is in hand before the search begins. With the aim of securing stability by making use of it, this study examined the relationship between search structure and stability-inducing operators through a controlled comparison over 8 scenarios × 7 methods × n=10 trials, with the local search, the objective function, the supply of </w:t>
       </w:r>
       <w:r>
         <w:rPr>
@@ -6858,7 +6991,7 @@
         <w:rPr>
           <w:rFonts w:ascii="Times New Roman" w:hAnsi="Times New Roman" w:cs="Times New Roman"/>
         </w:rPr>
-        <w:t xml:space="preserve"> and re-optimizes the intermediate solutions before returning, so each call is expensive. Comparing the two operators mounted on population-based search, their final quality is nearly the same (significant differences in only 2/8 scenarios for overall HV and 3/8 for high-stability HV), and in AOC repair significantly exceeds PR in 6/8 scenarios.</w:t>
+        <w:t xml:space="preserve">, and the budget all aligned. The main findings are as follows.</w:t>
       </w:r>
     </w:p>
     <w:p>
@@ -6871,21 +7004,20 @@
         <w:rPr>
           <w:rFonts w:ascii="Times New Roman" w:hAnsi="Times New Roman" w:cs="Times New Roman"/>
         </w:rPr>
-        <w:t xml:space="preserve">The best method changes with the evaluation criterion (Table 2): operator-equipped Memetic for overall HV, the ILS variants for AOC, and the two level for high-stability HV. The methods that never fall into the bottom group on any of the three metrics are the ILS variants and Memetic+repair.</w:t>
-      </w:r>
-    </w:p>
-    <w:p>
-      <w:pPr>
-        <w:pStyle w:val="2"/>
-        <w:spacing w:before="90" w:after="20" w:line="240" w:lineRule="exact"/>
-      </w:pPr>
-      <w:r>
-        <w:rPr>
-          <w:rFonts w:ascii="Times New Roman" w:hAnsi="Times New Roman" w:cs="Times New Roman"/>
-          <w:sz w:val="22"/>
-          <w:szCs w:val="22"/>
-        </w:rPr>
-        <w:t xml:space="preserve">5. CONCLUSIONS</w:t>
+        <w:t xml:space="preserve">1. </w:t>
+      </w:r>
+      <w:r>
+        <w:rPr>
+          <w:rFonts w:ascii="Times New Roman" w:hAnsi="Times New Roman" w:cs="Times New Roman"/>
+          <w:b/>
+        </w:rPr>
+        <w:t xml:space="preserve">H1: Trajectory-based search (ILS) fills the high-stability region better than population-based search (Memetic).</w:t>
+      </w:r>
+      <w:r>
+        <w:rPr>
+          <w:rFonts w:ascii="Times New Roman" w:hAnsi="Times New Roman" w:cs="Times New Roman"/>
+        </w:rPr>
+        <w:t xml:space="preserve"> Trajectory-based search was ahead in high-stability HV in every trial of all eight scenarios: in three of them population-based search barely reaches the region at all, and in the remaining five the gap is a factor of 2.0–4.5.</w:t>
       </w:r>
     </w:p>
     <w:p>
@@ -6898,28 +7030,20 @@
         <w:rPr>
           <w:rFonts w:ascii="Times New Roman" w:hAnsi="Times New Roman" w:cs="Times New Roman"/>
         </w:rPr>
-        <w:t xml:space="preserve">This study examined the relationship between search structure and stability-inducing operators in rescheduling, where a high-quality original schedule </w:t>
-      </w:r>
-      <w:r>
-        <w:rPr>
-          <w:rFonts w:ascii="Times New Roman" w:hAnsi="Times New Roman" w:cs="Times New Roman"/>
-          <w:i/>
-        </w:rPr>
-        <w:t xml:space="preserve">S</w:t>
-      </w:r>
-      <w:r>
-        <w:rPr>
-          <w:rFonts w:ascii="Times New Roman" w:hAnsi="Times New Roman" w:cs="Times New Roman"/>
-          <w:i/>
-          <w:vertAlign w:val="subscript"/>
-        </w:rPr>
-        <w:t xml:space="preserve">p</w:t>
-      </w:r>
-      <w:r>
-        <w:rPr>
-          <w:rFonts w:ascii="Times New Roman" w:hAnsi="Times New Roman" w:cs="Times New Roman"/>
-        </w:rPr>
-        <w:t xml:space="preserve"> already exists, through a controlled comparison over 8 scenarios × 7 methods × n=10 trials. The main findings are as follows.</w:t>
+        <w:t xml:space="preserve">2. </w:t>
+      </w:r>
+      <w:r>
+        <w:rPr>
+          <w:rFonts w:ascii="Times New Roman" w:hAnsi="Times New Roman" w:cs="Times New Roman"/>
+          <w:b/>
+        </w:rPr>
+        <w:t xml:space="preserve">H2 and the cross-structure comparison: the operators lift population-based search to the level of trajectory-based search and add little to trajectory-based search itself.</w:t>
+      </w:r>
+      <w:r>
+        <w:rPr>
+          <w:rFonts w:ascii="Times New Roman" w:hAnsi="Times New Roman" w:cs="Times New Roman"/>
+        </w:rPr>
+        <w:t xml:space="preserve"> High-stability HV has a level at which several methods arrive and stop. Population-based search does not reach this level by itself, but with the operators mounted its high-stability HV rises in every trial and attains that level in seven of the eight scenarios. Trajectory-based search, which reaches the level by itself, gains little from the operators; they improve it only in the two scenarios where it falls short of the level on its own. Whether the operators help thus divides not along the difference between the structures but along whether the structure reaches this level by itself.</w:t>
       </w:r>
     </w:p>
     <w:p>
@@ -6932,85 +7056,20 @@
         <w:rPr>
           <w:rFonts w:ascii="Times New Roman" w:hAnsi="Times New Roman" w:cs="Times New Roman"/>
         </w:rPr>
-        <w:t xml:space="preserve">1. </w:t>
+        <w:t xml:space="preserve">3. </w:t>
       </w:r>
       <w:r>
         <w:rPr>
           <w:rFonts w:ascii="Times New Roman" w:hAnsi="Times New Roman" w:cs="Times New Roman"/>
           <w:b/>
         </w:rPr>
-        <w:t xml:space="preserve">H1: Trajectory-based search (ILS) fills the high-stability region better than population-based search (Memetic).</w:t>
-      </w:r>
-      <w:r>
-        <w:rPr>
-          <w:rFonts w:ascii="Times New Roman" w:hAnsi="Times New Roman" w:cs="Times New Roman"/>
-        </w:rPr>
-        <w:t xml:space="preserve"> In high-stability HV, ILS exceeded population-based search sharing the identical N5 in all eight scenarios with complete separation (</w:t>
-      </w:r>
-      <w:r>
-        <w:rPr>
-          <w:rFonts w:ascii="Times New Roman" w:hAnsi="Times New Roman" w:cs="Times New Roman"/>
-          <w:i/>
-        </w:rPr>
-        <w:t xml:space="preserve">p</w:t>
-      </w:r>
-      <w:r>
-        <w:rPr>
-          <w:rFonts w:ascii="Times New Roman" w:hAnsi="Times New Roman" w:cs="Times New Roman"/>
-        </w:rPr>
-        <w:t xml:space="preserve">&lt;</w:t>
-      </w:r>
-      <w:r>
-        <w:rPr>
-          <w:rFonts w:ascii="Times New Roman" w:hAnsi="Times New Roman" w:cs="Times New Roman"/>
-        </w:rPr>
-        <w:t xml:space="preserve">0.001, </w:t>
-      </w:r>
-      <w:r>
-        <w:rPr>
-          <w:rFonts w:ascii="Times New Roman" w:hAnsi="Times New Roman" w:cs="Times New Roman"/>
-        </w:rPr>
-        <w:t xml:space="preserve">|</w:t>
-      </w:r>
-      <w:r>
-        <w:rPr>
-          <w:rFonts w:ascii="Times New Roman" w:hAnsi="Times New Roman" w:cs="Times New Roman"/>
-          <w:i/>
-        </w:rPr>
-        <w:t xml:space="preserve">δ</w:t>
-      </w:r>
-      <w:r>
-        <w:rPr>
-          <w:rFonts w:ascii="Times New Roman" w:hAnsi="Times New Roman" w:cs="Times New Roman"/>
-        </w:rPr>
-        <w:t xml:space="preserve">|</w:t>
-      </w:r>
-      <w:r>
-        <w:rPr>
-          <w:rFonts w:ascii="Times New Roman" w:hAnsi="Times New Roman" w:cs="Times New Roman"/>
-        </w:rPr>
-        <w:t xml:space="preserve">=1.0; 2.0–4.5 times in five scenarios, and in the remaining three population-based search barely reaches the high-stability region). In overall HV the two are evenly matched. This difference remained under conditions in which the local search, the objective function, the supply of </w:t>
-      </w:r>
-      <w:r>
-        <w:rPr>
-          <w:rFonts w:ascii="Times New Roman" w:hAnsi="Times New Roman" w:cs="Times New Roman"/>
-          <w:i/>
-        </w:rPr>
-        <w:t xml:space="preserve">S</w:t>
-      </w:r>
-      <w:r>
-        <w:rPr>
-          <w:rFonts w:ascii="Times New Roman" w:hAnsi="Times New Roman" w:cs="Times New Roman"/>
-          <w:i/>
-          <w:vertAlign w:val="subscript"/>
-        </w:rPr>
-        <w:t xml:space="preserve">p</w:t>
-      </w:r>
-      <w:r>
-        <w:rPr>
-          <w:rFonts w:ascii="Times New Roman" w:hAnsi="Times New Roman" w:cs="Times New Roman"/>
-        </w:rPr>
-        <w:t xml:space="preserve">, and the budget were aligned (limitation (v)).</w:t>
+        <w:t xml:space="preserve">Practical implication: the best method changes with the criterion emphasized.</w:t>
+      </w:r>
+      <w:r>
+        <w:rPr>
+          <w:rFonts w:ascii="Times New Roman" w:hAnsi="Times New Roman" w:cs="Times New Roman"/>
+        </w:rPr>
+        <w:t xml:space="preserve"> Memetic with stability-inducing operators excels in the quality of the whole trade-off (overall HV), both ILS and operator-equipped Memetic in the quality of the high-stability region (high-stability HV), and the ILS variants in anytime performance (AOC). Hence one chooses operator-equipped Memetic to pursue the quality of the whole trade-off when computation time is affordable, and ILS to produce a revised plan with few changes quickly (when efficiency alone matters, the Memetic variants are at least as good). Of the operators mounted on Memetic, PR is slightly ahead in final quality and repair in anytime performance (Section 4.3).</w:t>
       </w:r>
     </w:p>
     <w:p>
@@ -7023,20 +7082,54 @@
         <w:rPr>
           <w:rFonts w:ascii="Times New Roman" w:hAnsi="Times New Roman" w:cs="Times New Roman"/>
         </w:rPr>
-        <w:t xml:space="preserve">2. </w:t>
-      </w:r>
-      <w:r>
-        <w:rPr>
-          <w:rFonts w:ascii="Times New Roman" w:hAnsi="Times New Roman" w:cs="Times New Roman"/>
-          <w:b/>
-        </w:rPr>
-        <w:t xml:space="preserve">H2: the effect of the stability-inducing operators appears asymmetrically depending on the search structure that mounts them.</w:t>
-      </w:r>
-      <w:r>
-        <w:rPr>
-          <w:rFonts w:ascii="Times New Roman" w:hAnsi="Times New Roman" w:cs="Times New Roman"/>
-        </w:rPr>
-        <w:t xml:space="preserve"> For population-based search, they raise high-stability HV in every trial of all eight scenarios and lift it to the ILS level in seven of the eight (H2), whereas for trajectory-based search, which has filled the high-stability region by itself, there is almost no gain. In ta21L, however, which ILS cannot fill completely, a small but consistent gain remains even for trajectory-based search. Since the direction of the comparison on the trajectory side was not predicted in advance (Section 3.4), this asymmetry is not the result of a hypothesis test but a result that refines the hypothesis: the value of an operator is conditional on whether the structure that mounts it fills the high-stability region by itself.</w:t>
+        <w:t xml:space="preserve">The central contribution of this study is to establish an evaluation format that judges a rescheduling method by </w:t>
+      </w:r>
+      <w:r>
+        <w:rPr>
+          <w:rFonts w:ascii="Times New Roman" w:hAnsi="Times New Roman" w:cs="Times New Roman"/>
+          <w:i/>
+        </w:rPr>
+        <w:t xml:space="preserve">the quality restricted to the high-stability region</w:t>
+      </w:r>
+      <w:r>
+        <w:rPr>
+          <w:rFonts w:ascii="Times New Roman" w:hAnsi="Times New Roman" w:cs="Times New Roman"/>
+        </w:rPr>
+        <w:t xml:space="preserve">, and, on that basis, to show in a controlled comparison with the local search aligned that population-based search, the mainstream choice, does not fill this region fully, and that supplying the move toward </w:t>
+      </w:r>
+      <w:r>
+        <w:rPr>
+          <w:rFonts w:ascii="Times New Roman" w:hAnsi="Times New Roman" w:cs="Times New Roman"/>
+          <w:i/>
+        </w:rPr>
+        <w:t xml:space="preserve">S</w:t>
+      </w:r>
+      <w:r>
+        <w:rPr>
+          <w:rFonts w:ascii="Times New Roman" w:hAnsi="Times New Roman" w:cs="Times New Roman"/>
+          <w:i/>
+          <w:vertAlign w:val="subscript"/>
+        </w:rPr>
+        <w:t xml:space="preserve">p</w:t>
+      </w:r>
+      <w:r>
+        <w:rPr>
+          <w:rFonts w:ascii="Times New Roman" w:hAnsi="Times New Roman" w:cs="Times New Roman"/>
+        </w:rPr>
+        <w:t xml:space="preserve"> as an </w:t>
+      </w:r>
+      <w:r>
+        <w:rPr>
+          <w:rFonts w:ascii="Times New Roman" w:hAnsi="Times New Roman" w:cs="Times New Roman"/>
+          <w:i/>
+        </w:rPr>
+        <w:t xml:space="preserve">operator</w:t>
+      </w:r>
+      <w:r>
+        <w:rPr>
+          <w:rFonts w:ascii="Times New Roman" w:hAnsi="Times New Roman" w:cs="Times New Roman"/>
+        </w:rPr>
+        <w:t xml:space="preserve"> makes up the shortfall. The value of an operator is decided by whether the structure that mounts it already fills this region by itself. A report that an operator is effective cannot be generalized without reference to the structure it was mounted on.</w:t>
       </w:r>
     </w:p>
     <w:p>
@@ -7048,21 +7141,57 @@
       <w:r>
         <w:rPr>
           <w:rFonts w:ascii="Times New Roman" w:hAnsi="Times New Roman" w:cs="Times New Roman"/>
-        </w:rPr>
-        <w:t xml:space="preserve">3. </w:t>
-      </w:r>
-      <w:r>
-        <w:rPr>
-          <w:rFonts w:ascii="Times New Roman" w:hAnsi="Times New Roman" w:cs="Times New Roman"/>
           <w:b/>
         </w:rPr>
-        <w:t xml:space="preserve">Practical implication: the best method changes with the criterion emphasized.</w:t>
-      </w:r>
-      <w:r>
-        <w:rPr>
-          <w:rFonts w:ascii="Times New Roman" w:hAnsi="Times New Roman" w:cs="Times New Roman"/>
-        </w:rPr>
-        <w:t xml:space="preserve"> When methods are measured on these three axes, the best method changes from axis to axis: Memetic with stability-inducing operators excels in the quality of the whole trade-off (overall HV), both ILS and operator-equipped Memetic in the quality of the high-stability region (high-stability HV), and the ILS variants in anytime performance (AOC). Hence one chooses operator-equipped Memetic to pursue the quality of the whole trade-off when computation time is affordable, and ILS to produce a revised plan with few changes quickly. When efficiency alone matters, the population side is at least as good (Section 4.3). Of the operators mounted on Memetic, PR and repair are nearly level in final quality, and repair is ahead in anytime performance (Section 4.3).</w:t>
+        <w:t xml:space="preserve">Limitations.</w:t>
+      </w:r>
+      <w:r>
+        <w:rPr>
+          <w:rFonts w:ascii="Times New Roman" w:hAnsi="Times New Roman" w:cs="Times New Roman"/>
+        </w:rPr>
+        <w:t xml:space="preserve"> (i) The results rest on n=10 (the main conclusions, which show complete separation, are robust; borderline cases are another matter). (ii) Stability is measured only by sequence deviation, and validity under start-time deviation is unverified (Section 3.1). (iii) The disruptions are limited to operation delays, which preserve the operation set. Under disruptions that change the operation set itself, such as rush-job insertion, </w:t>
+      </w:r>
+      <w:r>
+        <w:rPr>
+          <w:rFonts w:ascii="Times New Roman" w:hAnsi="Times New Roman" w:cs="Times New Roman"/>
+          <w:i/>
+        </w:rPr>
+        <w:t xml:space="preserve">S</w:t>
+      </w:r>
+      <w:r>
+        <w:rPr>
+          <w:rFonts w:ascii="Times New Roman" w:hAnsi="Times New Roman" w:cs="Times New Roman"/>
+          <w:i/>
+          <w:vertAlign w:val="subscript"/>
+        </w:rPr>
+        <w:t xml:space="preserve">p</w:t>
+      </w:r>
+      <w:r>
+        <w:rPr>
+          <w:rFonts w:ascii="Times New Roman" w:hAnsi="Times New Roman" w:cs="Times New Roman"/>
+        </w:rPr>
+        <w:t xml:space="preserve"> ceases to be a complete reference solution and the very definition of stability (Eq. (1)) changes. (iv) Each scenario has a single </w:t>
+      </w:r>
+      <w:r>
+        <w:rPr>
+          <w:rFonts w:ascii="Times New Roman" w:hAnsi="Times New Roman" w:cs="Times New Roman"/>
+          <w:i/>
+        </w:rPr>
+        <w:t xml:space="preserve">S</w:t>
+      </w:r>
+      <w:r>
+        <w:rPr>
+          <w:rFonts w:ascii="Times New Roman" w:hAnsi="Times New Roman" w:cs="Times New Roman"/>
+          <w:i/>
+          <w:vertAlign w:val="subscript"/>
+        </w:rPr>
+        <w:t xml:space="preserve">p</w:t>
+      </w:r>
+      <w:r>
+        <w:rPr>
+          <w:rFonts w:ascii="Times New Roman" w:hAnsi="Times New Roman" w:cs="Times New Roman"/>
+        </w:rPr>
+        <w:t xml:space="preserve">, and the effect of its quality on the results has not been examined. (v) Each search structure is represented by a single method (trajectory-based = ILS, population-based = Memetic, with PPX as the sole crossover).</w:t>
       </w:r>
     </w:p>
     <w:p>
@@ -7074,21 +7203,15 @@
       <w:r>
         <w:rPr>
           <w:rFonts w:ascii="Times New Roman" w:hAnsi="Times New Roman" w:cs="Times New Roman"/>
-        </w:rPr>
-        <w:t xml:space="preserve">The central contribution of this study is to implement the securing of stability as an operator rather than as a restriction of the search space, and </w:t>
-      </w:r>
-      <w:r>
-        <w:rPr>
-          <w:rFonts w:ascii="Times New Roman" w:hAnsi="Times New Roman" w:cs="Times New Roman"/>
-          <w:i/>
-        </w:rPr>
-        <w:t xml:space="preserve">to isolate, in a controlled comparison with the local search aligned, how greatly the value of the same operator changes with the search structure that mounts it</w:t>
-      </w:r>
-      <w:r>
-        <w:rPr>
-          <w:rFonts w:ascii="Times New Roman" w:hAnsi="Times New Roman" w:cs="Times New Roman"/>
-        </w:rPr>
-        <w:t xml:space="preserve">. The results are consistent with the explanation on which the hypotheses in Section 2 were founded: population-based search scattered by recombination cannot generate solutions in the high-stability region, and the intermediate solutions on the path back to </w:t>
+          <w:b/>
+        </w:rPr>
+        <w:t xml:space="preserve">Future work.</w:t>
+      </w:r>
+      <w:r>
+        <w:rPr>
+          <w:rFonts w:ascii="Times New Roman" w:hAnsi="Times New Roman" w:cs="Times New Roman"/>
+        </w:rPr>
+        <w:t xml:space="preserve"> Directions include re-verification with the conditions of (ii), (iii), and (v) above varied; integration of the scope-limiting approach with the operators (using them within the affected range); comparison with an </w:t>
       </w:r>
       <w:r>
         <w:rPr>
@@ -7109,27 +7232,7 @@
         <w:rPr>
           <w:rFonts w:ascii="Times New Roman" w:hAnsi="Times New Roman" w:cs="Times New Roman"/>
         </w:rPr>
-        <w:t xml:space="preserve"> make up for this.</w:t>
-      </w:r>
-    </w:p>
-    <w:p>
-      <w:pPr>
-        <w:pStyle w:val="a8"/>
-        <w:spacing w:line="240" w:lineRule="exact"/>
-        <w:jc w:val="both"/>
-      </w:pPr>
-      <w:r>
-        <w:rPr>
-          <w:rFonts w:ascii="Times New Roman" w:hAnsi="Times New Roman" w:cs="Times New Roman"/>
-          <w:b/>
-        </w:rPr>
-        <w:t xml:space="preserve">Limitations.</w:t>
-      </w:r>
-      <w:r>
-        <w:rPr>
-          <w:rFonts w:ascii="Times New Roman" w:hAnsi="Times New Roman" w:cs="Times New Roman"/>
-        </w:rPr>
-        <w:t xml:space="preserve"> (i) The results rest on n=10 (the main conclusions, which show complete separation, are robust; borderline cases are another matter). (ii) Stability is measured only by sequence deviation, and validity under start-time deviation is unverified (Section 3.1). (iii) H1, H2, and the asymmetry of the operator effect were established for delay-type disruptions that preserve the operation set. Under disruptions that change the operation set itself, such as rush-job insertion or job cancellation, </w:t>
+        <w:t xml:space="preserve">-biased crossover that restricts recombination toward </w:t>
       </w:r>
       <w:r>
         <w:rPr>
@@ -7150,137 +7253,14 @@
         <w:rPr>
           <w:rFonts w:ascii="Times New Roman" w:hAnsi="Times New Roman" w:cs="Times New Roman"/>
         </w:rPr>
-        <w:t xml:space="preserve"> ceases to be a complete reference solution and the very definition of stability (deviation from </w:t>
-      </w:r>
-      <w:r>
-        <w:rPr>
-          <w:rFonts w:ascii="Times New Roman" w:hAnsi="Times New Roman" w:cs="Times New Roman"/>
-          <w:i/>
-        </w:rPr>
-        <w:t xml:space="preserve">S</w:t>
-      </w:r>
-      <w:r>
-        <w:rPr>
-          <w:rFonts w:ascii="Times New Roman" w:hAnsi="Times New Roman" w:cs="Times New Roman"/>
-          <w:i/>
-          <w:vertAlign w:val="subscript"/>
-        </w:rPr>
-        <w:t xml:space="preserve">p</w:t>
-      </w:r>
-      <w:r>
-        <w:rPr>
-          <w:rFonts w:ascii="Times New Roman" w:hAnsi="Times New Roman" w:cs="Times New Roman"/>
-        </w:rPr>
-        <w:t xml:space="preserve">, Eq. (1)) changes, so whether the same asymmetry holds is outside the scope of this study. (iv) Each scenario has a single </w:t>
-      </w:r>
-      <w:r>
-        <w:rPr>
-          <w:rFonts w:ascii="Times New Roman" w:hAnsi="Times New Roman" w:cs="Times New Roman"/>
-          <w:i/>
-        </w:rPr>
-        <w:t xml:space="preserve">S</w:t>
-      </w:r>
-      <w:r>
-        <w:rPr>
-          <w:rFonts w:ascii="Times New Roman" w:hAnsi="Times New Roman" w:cs="Times New Roman"/>
-          <w:i/>
-          <w:vertAlign w:val="subscript"/>
-        </w:rPr>
-        <w:t xml:space="preserve">p</w:t>
-      </w:r>
-      <w:r>
-        <w:rPr>
-          <w:rFonts w:ascii="Times New Roman" w:hAnsi="Times New Roman" w:cs="Times New Roman"/>
-        </w:rPr>
-        <w:t xml:space="preserve">, and the effect of the quality of </w:t>
-      </w:r>
-      <w:r>
-        <w:rPr>
-          <w:rFonts w:ascii="Times New Roman" w:hAnsi="Times New Roman" w:cs="Times New Roman"/>
-          <w:i/>
-        </w:rPr>
-        <w:t xml:space="preserve">S</w:t>
-      </w:r>
-      <w:r>
-        <w:rPr>
-          <w:rFonts w:ascii="Times New Roman" w:hAnsi="Times New Roman" w:cs="Times New Roman"/>
-          <w:i/>
-          <w:vertAlign w:val="subscript"/>
-        </w:rPr>
-        <w:t xml:space="preserve">p</w:t>
-      </w:r>
-      <w:r>
-        <w:rPr>
-          <w:rFonts w:ascii="Times New Roman" w:hAnsi="Times New Roman" w:cs="Times New Roman"/>
-        </w:rPr>
-        <w:t xml:space="preserve"> on the results has not been examined. (v) Each search structure is represented by a single method (trajectory-based = ILS, population-based = Memetic, with PPX as the sole crossover), and how far the difference between structures depends on the choice of method within each structure or on the crossover scheme has not been examined.</w:t>
-      </w:r>
-    </w:p>
-    <w:p>
-      <w:pPr>
-        <w:pStyle w:val="a8"/>
-        <w:spacing w:line="240" w:lineRule="exact"/>
-        <w:jc w:val="both"/>
-      </w:pPr>
-      <w:r>
-        <w:rPr>
-          <w:rFonts w:ascii="Times New Roman" w:hAnsi="Times New Roman" w:cs="Times New Roman"/>
-          <w:b/>
-        </w:rPr>
-        <w:t xml:space="preserve">Future work.</w:t>
-      </w:r>
-      <w:r>
-        <w:rPr>
-          <w:rFonts w:ascii="Times New Roman" w:hAnsi="Times New Roman" w:cs="Times New Roman"/>
-        </w:rPr>
-        <w:t xml:space="preserve"> Re-verification under start-time deviation; extension to disruptions that change the operation set, such as rush-job insertion; verification of integrating the scope-limiting approach with the stability-inducing operators (using the operators within the affected range); comparison with an </w:t>
-      </w:r>
-      <w:r>
-        <w:rPr>
-          <w:rFonts w:ascii="Times New Roman" w:hAnsi="Times New Roman" w:cs="Times New Roman"/>
-          <w:i/>
-        </w:rPr>
-        <w:t xml:space="preserve">S</w:t>
-      </w:r>
-      <w:r>
-        <w:rPr>
-          <w:rFonts w:ascii="Times New Roman" w:hAnsi="Times New Roman" w:cs="Times New Roman"/>
-          <w:i/>
-          <w:vertAlign w:val="subscript"/>
-        </w:rPr>
-        <w:t xml:space="preserve">p</w:t>
-      </w:r>
-      <w:r>
-        <w:rPr>
-          <w:rFonts w:ascii="Times New Roman" w:hAnsi="Times New Roman" w:cs="Times New Roman"/>
-        </w:rPr>
-        <w:t xml:space="preserve">-biased crossover that restricts recombination toward </w:t>
-      </w:r>
-      <w:r>
-        <w:rPr>
-          <w:rFonts w:ascii="Times New Roman" w:hAnsi="Times New Roman" w:cs="Times New Roman"/>
-          <w:i/>
-        </w:rPr>
-        <w:t xml:space="preserve">S</w:t>
-      </w:r>
-      <w:r>
-        <w:rPr>
-          <w:rFonts w:ascii="Times New Roman" w:hAnsi="Times New Roman" w:cs="Times New Roman"/>
-          <w:i/>
-          <w:vertAlign w:val="subscript"/>
-        </w:rPr>
-        <w:t xml:space="preserve">p</w:t>
-      </w:r>
-      <w:r>
-        <w:rPr>
-          <w:rFonts w:ascii="Times New Roman" w:hAnsi="Times New Roman" w:cs="Times New Roman"/>
-        </w:rPr>
-        <w:t xml:space="preserve"> (a direct test of the explanation of H1); and re-verification with Pareto-native methods such as NSGA-II.</w:t>
+        <w:t xml:space="preserve"> (a direct test of the explanation behind H1); and re-verification with Pareto-native methods such as NSGA-II.</w:t>
       </w:r>
     </w:p>
     <w:p>
       <w:pPr>
         <w:pStyle w:val="2"/>
+        <w:keepNext/>
+        <w:keepLines/>
         <w:spacing w:before="90" w:after="20" w:line="240" w:lineRule="exact"/>
       </w:pPr>
       <w:r>

--- a/doc/paper_apiems2026_v2/APIEMS2026_manuscript_v2_en.docx
+++ b/doc/paper_apiems2026_v2/APIEMS2026_manuscript_v2_en.docx
@@ -7149,7 +7149,20 @@
         <w:rPr>
           <w:rFonts w:ascii="Times New Roman" w:hAnsi="Times New Roman" w:cs="Times New Roman"/>
         </w:rPr>
-        <w:t xml:space="preserve"> (i) The results rest on n=10 (the main conclusions, which show complete separation, are robust; borderline cases are another matter). (ii) Stability is measured only by sequence deviation, and validity under start-time deviation is unverified (Section 3.1). (iii) The disruptions are limited to operation delays, which preserve the operation set. Under disruptions that change the operation set itself, such as rush-job insertion, </w:t>
+        <w:t xml:space="preserve"> (i) Comparisons whose </w:t>
+      </w:r>
+      <w:r>
+        <w:rPr>
+          <w:rFonts w:ascii="Times New Roman" w:hAnsi="Times New Roman" w:cs="Times New Roman"/>
+          <w:i/>
+        </w:rPr>
+        <w:t xml:space="preserve">p</w:t>
+      </w:r>
+      <w:r>
+        <w:rPr>
+          <w:rFonts w:ascii="Times New Roman" w:hAnsi="Times New Roman" w:cs="Times New Roman"/>
+        </w:rPr>
+        <w:t xml:space="preserve"> lies at the edge of the significance level are not settled at n=10. (ii) Validity under start-time deviation has not been examined. (iii) The disruptions are limited to operation delays. (iv) The effect of the quality of </w:t>
       </w:r>
       <w:r>
         <w:rPr>
@@ -7170,90 +7183,7 @@
         <w:rPr>
           <w:rFonts w:ascii="Times New Roman" w:hAnsi="Times New Roman" w:cs="Times New Roman"/>
         </w:rPr>
-        <w:t xml:space="preserve"> ceases to be a complete reference solution and the very definition of stability (Eq. (1)) changes. (iv) Each scenario has a single </w:t>
-      </w:r>
-      <w:r>
-        <w:rPr>
-          <w:rFonts w:ascii="Times New Roman" w:hAnsi="Times New Roman" w:cs="Times New Roman"/>
-          <w:i/>
-        </w:rPr>
-        <w:t xml:space="preserve">S</w:t>
-      </w:r>
-      <w:r>
-        <w:rPr>
-          <w:rFonts w:ascii="Times New Roman" w:hAnsi="Times New Roman" w:cs="Times New Roman"/>
-          <w:i/>
-          <w:vertAlign w:val="subscript"/>
-        </w:rPr>
-        <w:t xml:space="preserve">p</w:t>
-      </w:r>
-      <w:r>
-        <w:rPr>
-          <w:rFonts w:ascii="Times New Roman" w:hAnsi="Times New Roman" w:cs="Times New Roman"/>
-        </w:rPr>
-        <w:t xml:space="preserve">, and the effect of its quality on the results has not been examined. (v) Each search structure is represented by a single method (trajectory-based = ILS, population-based = Memetic, with PPX as the sole crossover).</w:t>
-      </w:r>
-    </w:p>
-    <w:p>
-      <w:pPr>
-        <w:pStyle w:val="a8"/>
-        <w:spacing w:line="240" w:lineRule="exact"/>
-        <w:jc w:val="both"/>
-      </w:pPr>
-      <w:r>
-        <w:rPr>
-          <w:rFonts w:ascii="Times New Roman" w:hAnsi="Times New Roman" w:cs="Times New Roman"/>
-          <w:b/>
-        </w:rPr>
-        <w:t xml:space="preserve">Future work.</w:t>
-      </w:r>
-      <w:r>
-        <w:rPr>
-          <w:rFonts w:ascii="Times New Roman" w:hAnsi="Times New Roman" w:cs="Times New Roman"/>
-        </w:rPr>
-        <w:t xml:space="preserve"> Directions include re-verification with the conditions of (ii), (iii), and (v) above varied; integration of the scope-limiting approach with the operators (using them within the affected range); comparison with an </w:t>
-      </w:r>
-      <w:r>
-        <w:rPr>
-          <w:rFonts w:ascii="Times New Roman" w:hAnsi="Times New Roman" w:cs="Times New Roman"/>
-          <w:i/>
-        </w:rPr>
-        <w:t xml:space="preserve">S</w:t>
-      </w:r>
-      <w:r>
-        <w:rPr>
-          <w:rFonts w:ascii="Times New Roman" w:hAnsi="Times New Roman" w:cs="Times New Roman"/>
-          <w:i/>
-          <w:vertAlign w:val="subscript"/>
-        </w:rPr>
-        <w:t xml:space="preserve">p</w:t>
-      </w:r>
-      <w:r>
-        <w:rPr>
-          <w:rFonts w:ascii="Times New Roman" w:hAnsi="Times New Roman" w:cs="Times New Roman"/>
-        </w:rPr>
-        <w:t xml:space="preserve">-biased crossover that restricts recombination toward </w:t>
-      </w:r>
-      <w:r>
-        <w:rPr>
-          <w:rFonts w:ascii="Times New Roman" w:hAnsi="Times New Roman" w:cs="Times New Roman"/>
-          <w:i/>
-        </w:rPr>
-        <w:t xml:space="preserve">S</w:t>
-      </w:r>
-      <w:r>
-        <w:rPr>
-          <w:rFonts w:ascii="Times New Roman" w:hAnsi="Times New Roman" w:cs="Times New Roman"/>
-          <w:i/>
-          <w:vertAlign w:val="subscript"/>
-        </w:rPr>
-        <w:t xml:space="preserve">p</w:t>
-      </w:r>
-      <w:r>
-        <w:rPr>
-          <w:rFonts w:ascii="Times New Roman" w:hAnsi="Times New Roman" w:cs="Times New Roman"/>
-        </w:rPr>
-        <w:t xml:space="preserve"> (a direct test of the explanation behind H1); and re-verification with Pareto-native methods such as NSGA-II.</w:t>
+        <w:t xml:space="preserve"> on the results has not been examined. (v) Each search structure is represented by a single method. In addition to re-verification with these conditions varied, future work includes integration of the scope-limiting approach with the operators, verification of a scheme that builds stability into the crossover itself, and re-verification with Pareto-native methods such as NSGA-II.</w:t>
       </w:r>
     </w:p>
     <w:p>

--- a/doc/paper_apiems2026_v2/APIEMS2026_manuscript_v2_en.docx
+++ b/doc/paper_apiems2026_v2/APIEMS2026_manuscript_v2_en.docx
@@ -204,7 +204,7 @@
         <w:rPr>
           <w:rFonts w:ascii="Times New Roman" w:hAnsi="Times New Roman" w:cs="Times New Roman"/>
         </w:rPr>
-        <w:t xml:space="preserve"> (PR, based on path relinking, and repair) on both structures, and the effect was asymmetric. For population-based search, the high-stability hypervolume improved in every trial of every scenario and matched trajectory-based search in seven of the eight scenarios, and population-based search ranked first in the quality of the whole trade-off, whereas trajectory-based search, which fills this region by itself, had almost no room left for improvement. The best method changes with the evaluation criterion.</w:t>
+        <w:t xml:space="preserve"> (PR, based on path relinking, and repair) on both structures, and their effect was asymmetric. In population-based search, the high-stability hypervolume improved in every trial of every scenario, reaching the level of trajectory-based search in seven of the eight scenarios, and with the operators it ranked first in the quality of the whole trade-off. Trajectory-based search, by contrast, fills this region by itself and had almost no room left for improvement. The best method changes with the evaluation criterion.</w:t>
       </w:r>
     </w:p>
     <w:p>
@@ -281,7 +281,7 @@
         <w:rPr>
           <w:rFonts w:ascii="Times New Roman" w:hAnsi="Times New Roman" w:cs="Times New Roman"/>
         </w:rPr>
-        <w:t xml:space="preserve">On manufacturing shop floors, disruptions such as operation delays and machine breakdowns occur frequently and make the original schedule difficult to execute. Responses are either static, building in slack beforehand to raise tolerance, or dynamic, revising the schedule after the disruption (Vieira et al., 2003). This study addresses the latter, specifically </w:t>
+        <w:t xml:space="preserve">On manufacturing shop floors, disruptions such as operation delays and machine breakdowns occur frequently and make the original schedule difficult to execute. Responses fall into two broad classes: static approaches, which build in slack beforehand to raise tolerance, and dynamic approaches, which revise the schedule after a disruption occurs (Vieira et al., 2003). This study addresses the latter, specifically </w:t>
       </w:r>
       <w:r>
         <w:rPr>
@@ -367,20 +367,7 @@
         <w:rPr>
           <w:rFonts w:ascii="Times New Roman" w:hAnsi="Times New Roman" w:cs="Times New Roman"/>
         </w:rPr>
-        <w:t xml:space="preserve">): confusion on the shop floor, setup changeovers, re-arrangement of materials and fixtures, re-assignment of workers, and schedule changes that ripple into downstream processes and subcontractors. Stability is therefore an objective on a par with efficiency (Wu et al., 1993; Rangsaritratsamee et al., 2004), and this study formulates the problem as </w:t>
-      </w:r>
-      <w:r>
-        <w:rPr>
-          <w:rFonts w:ascii="Times New Roman" w:hAnsi="Times New Roman" w:cs="Times New Roman"/>
-          <w:i/>
-        </w:rPr>
-        <w:t xml:space="preserve">multi-objective optimization of efficiency and stability</w:t>
-      </w:r>
-      <w:r>
-        <w:rPr>
-          <w:rFonts w:ascii="Times New Roman" w:hAnsi="Times New Roman" w:cs="Times New Roman"/>
-        </w:rPr>
-        <w:t xml:space="preserve">. Efficiency is measured by the </w:t>
+        <w:t xml:space="preserve">): confusion on the shop floor, setup changeovers, rearrangement of materials and fixtures, reassignment of workers, and schedule changes that ripple into downstream processes and subcontractors. Stability is therefore an objective on a par with efficiency (Wu et al., 1993; Rangsaritratsamee et al., 2004), and this study formulates the problem as multi-objective optimization of efficiency and stability. Efficiency is measured by the </w:t>
       </w:r>
       <w:r>
         <w:rPr>
@@ -434,7 +421,7 @@
         <w:rPr>
           <w:rFonts w:ascii="Times New Roman" w:hAnsi="Times New Roman" w:cs="Times New Roman"/>
         </w:rPr>
-        <w:t xml:space="preserve">, i.e., how much the processing sequence on each machine has been reordered (smaller is more stable; definitions in Section 3.1).</w:t>
+        <w:t xml:space="preserve">, i.e., how much the processing sequence on each machine has been reordered (smaller is more stable).</w:t>
       </w:r>
     </w:p>
     <w:p>
@@ -541,7 +528,7 @@
         <w:rPr>
           <w:rFonts w:ascii="Times New Roman" w:hAnsi="Times New Roman" w:cs="Times New Roman"/>
         </w:rPr>
-        <w:t xml:space="preserve"> was optimized before the disruption, this solution is also good in efficiency, but it absorbs the delay as is, leaving room to shorten MS by resequencing. Where schedule-change costs cannot be ignored, what is sought is a solution near </w:t>
+        <w:t xml:space="preserve"> was optimized before the disruption, this solution is also good in efficiency, but it absorbs the delay as is, leaving room to shorten MS by resequencing. Where schedule-change costs cannot be ignored, the solution sought lies near </w:t>
       </w:r>
       <w:r>
         <w:rPr>
@@ -575,7 +562,7 @@
         <w:rPr>
           <w:rFonts w:ascii="Times New Roman" w:hAnsi="Times New Roman" w:cs="Times New Roman"/>
         </w:rPr>
-        <w:t xml:space="preserve">: one that keeps the change small yet improves efficiency. In this problem, therefore, a method must be evaluated not only by the quality of the whole trade-off but also by </w:t>
+        <w:t xml:space="preserve">: a solution that keeps the change small yet still improves efficiency. In this problem, therefore, a method must be evaluated not only by the quality of the whole trade-off but also by </w:t>
       </w:r>
       <w:r>
         <w:rPr>
@@ -601,20 +588,7 @@
         <w:rPr>
           <w:rFonts w:ascii="Times New Roman" w:hAnsi="Times New Roman" w:cs="Times New Roman"/>
         </w:rPr>
-        <w:t xml:space="preserve">The </w:t>
-      </w:r>
-      <w:r>
-        <w:rPr>
-          <w:rFonts w:ascii="Times New Roman" w:hAnsi="Times New Roman" w:cs="Times New Roman"/>
-          <w:i/>
-        </w:rPr>
-        <w:t xml:space="preserve">job-shop scheduling problem (JSSP)</w:t>
-      </w:r>
-      <w:r>
-        <w:rPr>
-          <w:rFonts w:ascii="Times New Roman" w:hAnsi="Times New Roman" w:cs="Times New Roman"/>
-        </w:rPr>
-        <w:t xml:space="preserve"> addressed in this study is NP-hard (Garey et al., 1976), and at practical sizes metaheuristics are used rather than exact methods (Ouelhadj and Petrovic, 2009). Metaheuristics fall into two families (Blum and Roli, 2003): </w:t>
+        <w:t xml:space="preserve">The job-shop scheduling problem (JSSP) addressed in this study is NP-hard (Garey et al., 1976), and at practical sizes metaheuristics are used rather than exact methods (Ouelhadj and Petrovic, 2009). Metaheuristics fall into two families (Blum and Roli, 2003): </w:t>
       </w:r>
       <w:r>
         <w:rPr>
@@ -721,7 +695,7 @@
         <w:rPr>
           <w:rFonts w:ascii="Times New Roman" w:hAnsi="Times New Roman" w:cs="Times New Roman"/>
         </w:rPr>
-        <w:t xml:space="preserve">, on both and examine how their effect changes with the search structure. The main findings are as follows.</w:t>
+        <w:t xml:space="preserve">, on both methods and examine how their effect changes with the search structure. The main findings are as follows.</w:t>
       </w:r>
     </w:p>
     <w:p>
@@ -812,20 +786,7 @@
         <w:rPr>
           <w:rFonts w:ascii="Times New Roman" w:hAnsi="Times New Roman" w:cs="Times New Roman"/>
         </w:rPr>
-        <w:t xml:space="preserve">Figure 1 sketches these findings on the same (</w:t>
-      </w:r>
-      <w:r>
-        <w:rPr>
-          <w:rFonts w:ascii="Times New Roman" w:hAnsi="Times New Roman" w:cs="Times New Roman"/>
-          <w:i/>
-        </w:rPr>
-        <w:t xml:space="preserve">D</w:t>
-      </w:r>
-      <w:r>
-        <w:rPr>
-          <w:rFonts w:ascii="Times New Roman" w:hAnsi="Times New Roman" w:cs="Times New Roman"/>
-        </w:rPr>
-        <w:t xml:space="preserve">, MS) plane.</w:t>
+        <w:t xml:space="preserve">Figure 1 shows these findings schematically.</w:t>
       </w:r>
     </w:p>
     <w:tbl>
@@ -849,13 +810,13 @@
           </w:tcPr>
           <w:p>
             <w:pPr>
-              <w:spacing w:after="60" w:line="240" w:lineRule="auto"/>
+              <w:spacing w:after="20" w:line="240" w:lineRule="auto"/>
               <w:jc w:val="center"/>
             </w:pPr>
             <w:r>
               <w:drawing>
                 <wp:inline xmlns:a="http://schemas.openxmlformats.org/drawingml/2006/main" xmlns:pic="http://schemas.openxmlformats.org/drawingml/2006/picture">
-                  <wp:extent cx="6588125" cy="1947911"/>
+                  <wp:extent cx="5513705" cy="1434106"/>
                   <wp:docPr id="1" name="Picture 1"/>
                   <wp:cNvGraphicFramePr>
                     <a:graphicFrameLocks noChangeAspect="1"/>
@@ -876,7 +837,7 @@
                         <pic:spPr>
                           <a:xfrm>
                             <a:off x="0" y="0"/>
-                            <a:ext cx="6588125" cy="1947911"/>
+                            <a:ext cx="5513705" cy="1434106"/>
                           </a:xfrm>
                           <a:prstGeom prst="rect"/>
                         </pic:spPr>
@@ -904,62 +865,7 @@
               <w:rPr>
                 <w:rFonts w:ascii="Times New Roman" w:hAnsi="Times New Roman" w:cs="Times New Roman"/>
               </w:rPr>
-              <w:t xml:space="preserve">Figure 1: Schematic of the conclusions of this study. The horizontal axis is the sequence deviation </w:t>
-            </w:r>
-            <w:r>
-              <w:rPr>
-                <w:rFonts w:ascii="Times New Roman" w:hAnsi="Times New Roman" w:cs="Times New Roman"/>
-                <w:i/>
-              </w:rPr>
-              <w:t xml:space="preserve">D</w:t>
-            </w:r>
-            <w:r>
-              <w:rPr>
-                <w:rFonts w:ascii="Times New Roman" w:hAnsi="Times New Roman" w:cs="Times New Roman"/>
-              </w:rPr>
-              <w:t xml:space="preserve"> from </w:t>
-            </w:r>
-            <w:r>
-              <w:rPr>
-                <w:rFonts w:ascii="Times New Roman" w:hAnsi="Times New Roman" w:cs="Times New Roman"/>
-                <w:i/>
-              </w:rPr>
-              <w:t xml:space="preserve">S</w:t>
-            </w:r>
-            <w:r>
-              <w:rPr>
-                <w:rFonts w:ascii="Times New Roman" w:hAnsi="Times New Roman" w:cs="Times New Roman"/>
-                <w:i/>
-                <w:vertAlign w:val="subscript"/>
-              </w:rPr>
-              <w:t xml:space="preserve">p</w:t>
-            </w:r>
-            <w:r>
-              <w:rPr>
-                <w:rFonts w:ascii="Times New Roman" w:hAnsi="Times New Roman" w:cs="Times New Roman"/>
-              </w:rPr>
-              <w:t xml:space="preserve"> and the vertical axis is the makespan MS, the same coordinates as in the result figures (★: the right-shift solution that keeps the sequences of </w:t>
-            </w:r>
-            <w:r>
-              <w:rPr>
-                <w:rFonts w:ascii="Times New Roman" w:hAnsi="Times New Roman" w:cs="Times New Roman"/>
-                <w:i/>
-              </w:rPr>
-              <w:t xml:space="preserve">S</w:t>
-            </w:r>
-            <w:r>
-              <w:rPr>
-                <w:rFonts w:ascii="Times New Roman" w:hAnsi="Times New Roman" w:cs="Times New Roman"/>
-                <w:i/>
-                <w:vertAlign w:val="subscript"/>
-              </w:rPr>
-              <w:t xml:space="preserve">p</w:t>
-            </w:r>
-            <w:r>
-              <w:rPr>
-                <w:rFonts w:ascii="Times New Roman" w:hAnsi="Times New Roman" w:cs="Times New Roman"/>
-              </w:rPr>
-              <w:t xml:space="preserve">; the boundary of the high-stability region is defined in Section 3.4). (a) Without operators; (b) with a stability-inducing operator mounted on the population-based side.</w:t>
+              <w:t xml:space="preserve">Figure 1: Schematic of the conclusions of this study.</w:t>
             </w:r>
           </w:p>
         </w:tc>
@@ -1012,7 +918,7 @@
         <w:rPr>
           <w:rFonts w:ascii="Times New Roman" w:hAnsi="Times New Roman" w:cs="Times New Roman"/>
         </w:rPr>
-        <w:t xml:space="preserve">Rescheduling studies divide into those that pursue efficiency alone and those that also require stability. That the former are the majority has been pointed out repeatedly (Rangsaritratsamee et al., 2004; Sun et al., 2026). This study presupposes the latter, and that lineage divides further into two by how stability is secured. Under this organization, this section surveys prior work and derives two hypotheses from the remaining issues.</w:t>
+        <w:t xml:space="preserve">Rescheduling studies divide into those that pursue efficiency alone and those that also require stability. That the former are the majority has been pointed out repeatedly (Rangsaritratsamee et al., 2004; Sun et al., 2026), and the latter, which this study presupposes, divides further into two lineages by how stability is secured.</w:t>
       </w:r>
     </w:p>
     <w:p>
@@ -1032,7 +938,7 @@
         <w:rPr>
           <w:rFonts w:ascii="Times New Roman" w:hAnsi="Times New Roman" w:cs="Times New Roman"/>
         </w:rPr>
-        <w:t xml:space="preserve"> Attempts to optimize efficiency and stability simultaneously in rescheduling began with Wu et al. (1993), who formulated both as evaluation criteria on a single machine. For the JSSP, Rangsaritratsamee et al. (2004) proposed a memetic-type method combining a GA with local search, and Zhang et al. (2013) a hybrid of a GA and tabu search; for the flexible JSSP (FJSP), Fattahi and Fallahi (2010) likewise applied a memetic-type method. All treat stability as </w:t>
+        <w:t xml:space="preserve"> Attempts to optimize efficiency and stability simultaneously in rescheduling began with Wu et al. (1993), who formulated both as evaluation criteria on a single machine. For the JSSP, Rangsaritratsamee et al. (2004) proposed a memetic-type method combining a GA with local search, and Zhang et al. (2013) a hybrid of a GA and tabu search; for the flexible JSSP (FJSP), Fattahi and Fallahi (2010) likewise applied a memetic-type method. These three combine efficiency and stability into a single scalar objective through a weight. Under Pareto dominance, Valledor et al. (2022) solve a permutation flow shop with three objectives (makespan, total weighted tardiness, and start-time deviation) by an NSGA-II variant, and Luo et al. (2025) solve a dynamic FJSP with two objectives, efficiency and stability, by a parallel NSGA-II. All treat stability as </w:t>
       </w:r>
       <w:r>
         <w:rPr>
@@ -1045,7 +951,7 @@
         <w:rPr>
           <w:rFonts w:ascii="Times New Roman" w:hAnsi="Times New Roman" w:cs="Times New Roman"/>
         </w:rPr>
-        <w:t xml:space="preserve"> and balance it against efficiency through a weight.</w:t>
+        <w:t xml:space="preserve">.</w:t>
       </w:r>
     </w:p>
     <w:p>
@@ -1065,20 +971,7 @@
         <w:rPr>
           <w:rFonts w:ascii="Times New Roman" w:hAnsi="Times New Roman" w:cs="Times New Roman"/>
         </w:rPr>
-        <w:t xml:space="preserve"> Another lineage guarantees stability structurally by </w:t>
-      </w:r>
-      <w:r>
-        <w:rPr>
-          <w:rFonts w:ascii="Times New Roman" w:hAnsi="Times New Roman" w:cs="Times New Roman"/>
-          <w:i/>
-        </w:rPr>
-        <w:t xml:space="preserve">limiting the rescheduling scope</w:t>
-      </w:r>
-      <w:r>
-        <w:rPr>
-          <w:rFonts w:ascii="Times New Roman" w:hAnsi="Times New Roman" w:cs="Times New Roman"/>
-        </w:rPr>
-        <w:t xml:space="preserve">: match-up scheduling, which reschedules only up to the point of returning to the original schedule (Bean et al., 1991); AOR, which reschedules only the affected operations (Abumaizar and Svestka, 1997); Zakaria and Petrovic (2012), who restrict the chromosome to an interval; and Sun et al. (2026), who organize the range of operations allowed to be re-optimized into four levels, from right-shift only to full re-optimization. All have in common that stability is secured by </w:t>
+        <w:t xml:space="preserve"> By contrast, Bean et al. (1991) proposed match-up scheduling, which reschedules only up to the point of returning to the original schedule, and Abumaizar and Svestka (1997) proposed AOR, which reschedules only the affected operations. Zakaria and Petrovic (2012) restrict the chromosome to an interval, and Sun et al. (2026) organize the range of operations allowed to be re-optimized into four levels. All have in common that stability is secured by </w:t>
       </w:r>
       <w:r>
         <w:rPr>
@@ -1124,7 +1017,7 @@
         <w:rPr>
           <w:rFonts w:ascii="Times New Roman" w:hAnsi="Times New Roman" w:cs="Times New Roman"/>
         </w:rPr>
-        <w:t xml:space="preserve"> Across both lineages, the search-based methods concentrate on population-based search (Rangsaritratsamee et al., 2004; Fattahi and Fallahi, 2010; Zakaria and Petrovic, 2012; Zhang et al., 2013; Sun et al., 2026), and how the rescheduling-specific property that a high-quality original schedule </w:t>
+        <w:t xml:space="preserve"> Across both lineages, the search-based methods concentrate on population-based search (Rangsaritratsamee et al., 2004; Fattahi and Fallahi, 2010; Zakaria and Petrovic, 2012; Zhang et al., 2013; Valledor et al., 2022; Luo et al., 2025; Sun et al., 2026). How the rescheduling-specific property that a high-quality original schedule </w:t>
       </w:r>
       <w:r>
         <w:rPr>
@@ -1145,7 +1038,7 @@
         <w:rPr>
           <w:rFonts w:ascii="Times New Roman" w:hAnsi="Times New Roman" w:cs="Times New Roman"/>
         </w:rPr>
-        <w:t xml:space="preserve"> already exists differentiates the search structures (trajectory-based versus population-based) has not been analyzed by comparing the two under identical conditions. </w:t>
+        <w:t xml:space="preserve"> already exists differentiates the two search structures (trajectory-based versus population-based) has not been analyzed by comparing them under identical conditions. </w:t>
       </w:r>
       <w:r>
         <w:rPr>
@@ -1158,20 +1051,14 @@
         <w:rPr>
           <w:rFonts w:ascii="Times New Roman" w:hAnsi="Times New Roman" w:cs="Times New Roman"/>
         </w:rPr>
-        <w:t xml:space="preserve"> The difference between search structures shows up in how well the solution set a method reaches fills the high-stability region. Comparisons, however, have taken the form of scalar values at a few weight settings (Rangsaritratsamee et al., 2004; Zhang et al., 2013) or an efficiency measure reported alongside stability (Sun et al., 2026); each gives only a few points per method and cannot measure how the region is filled. </w:t>
-      </w:r>
-      <w:r>
-        <w:rPr>
-          <w:rFonts w:ascii="Times New Roman" w:hAnsi="Times New Roman" w:cs="Times New Roman"/>
-          <w:i/>
-        </w:rPr>
-        <w:t xml:space="preserve">Third, there is no means of supplying stability as a move.</w:t>
-      </w:r>
-      <w:r>
-        <w:rPr>
-          <w:rFonts w:ascii="Times New Roman" w:hAnsi="Times New Roman" w:cs="Times New Roman"/>
-        </w:rPr>
-        <w:t xml:space="preserve"> The objective-embedding lineage weaves stability into the evaluation of a solution, and the scope-limiting lineage cuts the search space to guarantee stability structurally, at the price of excluding from the search the efficiency–stability trade-off solutions outside the restriction. Neither has a move that shifts a solution toward </w:t>
+        <w:t xml:space="preserve"> Comparisons have taken the form of scalar values at a few weight settings (Rangsaritratsamee et al., 2004; Zhang et al., 2013), an efficiency measure reported alongside stability (Sun et al., 2026), or indicators over the whole Pareto front such as hypervolume (Valledor et al., 2022; Luo et al., 2025); none measures the quality restricted to the high-stability region. </w:t>
+      </w:r>
+      <w:r>
+        <w:rPr>
+          <w:rFonts w:ascii="Times New Roman" w:hAnsi="Times New Roman" w:cs="Times New Roman"/>
+          <w:i/>
+        </w:rPr>
+        <w:t xml:space="preserve">Third, there is no means of moving a solution toward </w:t>
       </w:r>
       <w:r>
         <w:rPr>
@@ -1191,8 +1078,75 @@
       <w:r>
         <w:rPr>
           <w:rFonts w:ascii="Times New Roman" w:hAnsi="Times New Roman" w:cs="Times New Roman"/>
-        </w:rPr>
-        <w:t xml:space="preserve"> while keeping the space intact.</w:t>
+          <w:i/>
+        </w:rPr>
+        <w:t xml:space="preserve">.</w:t>
+      </w:r>
+      <w:r>
+        <w:rPr>
+          <w:rFonts w:ascii="Times New Roman" w:hAnsi="Times New Roman" w:cs="Times New Roman"/>
+        </w:rPr>
+        <w:t xml:space="preserve"> The objective-embedding lineage weaves stability into the </w:t>
+      </w:r>
+      <w:r>
+        <w:rPr>
+          <w:rFonts w:ascii="Times New Roman" w:hAnsi="Times New Roman" w:cs="Times New Roman"/>
+          <w:i/>
+        </w:rPr>
+        <w:t xml:space="preserve">evaluation</w:t>
+      </w:r>
+      <w:r>
+        <w:rPr>
+          <w:rFonts w:ascii="Times New Roman" w:hAnsi="Times New Roman" w:cs="Times New Roman"/>
+        </w:rPr>
+        <w:t xml:space="preserve"> of a solution, and the scope-limiting lineage cuts the search </w:t>
+      </w:r>
+      <w:r>
+        <w:rPr>
+          <w:rFonts w:ascii="Times New Roman" w:hAnsi="Times New Roman" w:cs="Times New Roman"/>
+          <w:i/>
+        </w:rPr>
+        <w:t xml:space="preserve">space</w:t>
+      </w:r>
+      <w:r>
+        <w:rPr>
+          <w:rFonts w:ascii="Times New Roman" w:hAnsi="Times New Roman" w:cs="Times New Roman"/>
+        </w:rPr>
+        <w:t xml:space="preserve"> to guarantee it structurally (at the price of excluding from the search the efficiency–stability trade-off solutions outside the restriction). Neither has a </w:t>
+      </w:r>
+      <w:r>
+        <w:rPr>
+          <w:rFonts w:ascii="Times New Roman" w:hAnsi="Times New Roman" w:cs="Times New Roman"/>
+          <w:i/>
+        </w:rPr>
+        <w:t xml:space="preserve">move</w:t>
+      </w:r>
+      <w:r>
+        <w:rPr>
+          <w:rFonts w:ascii="Times New Roman" w:hAnsi="Times New Roman" w:cs="Times New Roman"/>
+        </w:rPr>
+        <w:t xml:space="preserve"> that brings a solution closer to </w:t>
+      </w:r>
+      <w:r>
+        <w:rPr>
+          <w:rFonts w:ascii="Times New Roman" w:hAnsi="Times New Roman" w:cs="Times New Roman"/>
+          <w:i/>
+        </w:rPr>
+        <w:t xml:space="preserve">S</w:t>
+      </w:r>
+      <w:r>
+        <w:rPr>
+          <w:rFonts w:ascii="Times New Roman" w:hAnsi="Times New Roman" w:cs="Times New Roman"/>
+          <w:i/>
+          <w:vertAlign w:val="subscript"/>
+        </w:rPr>
+        <w:t xml:space="preserve">p</w:t>
+      </w:r>
+      <w:r>
+        <w:rPr>
+          <w:rFonts w:ascii="Times New Roman" w:hAnsi="Times New Roman" w:cs="Times New Roman"/>
+        </w:rPr>
+        <w:t xml:space="preserve">.</w:t>
       </w:r>
     </w:p>
     <w:p>
@@ -1267,7 +1221,7 @@
         <w:rPr>
           <w:rFonts w:ascii="Times New Roman" w:hAnsi="Times New Roman" w:cs="Times New Roman"/>
         </w:rPr>
-        <w:t xml:space="preserve">; population-based search (Memetic) advances by creating solutions that recombine the structures of two parents. Because recombination involves jumps that cannot be expressed as small changes from </w:t>
+        <w:t xml:space="preserve">, whereas population-based search (Memetic) advances by creating solutions that recombine the structures of two parents. Because recombination involves jumps that cannot be expressed as small changes from </w:t>
       </w:r>
       <w:r>
         <w:rPr>
@@ -1301,7 +1255,28 @@
         <w:rPr>
           <w:rFonts w:ascii="Times New Roman" w:hAnsi="Times New Roman" w:cs="Times New Roman"/>
         </w:rPr>
-        <w:t xml:space="preserve"> (Figure 1(a)). If H1 holds, what population-based search lacks is the ability to fill the high-stability region. This study designs the move that supplies it as an operator (Section 3.3). The intermediate solutions on a path that </w:t>
+        <w:t xml:space="preserve"> (Figure 1(a)). If H1 holds, what population-based search lacks is the ability to fill the high-stability region. This study supplies it by designing the move toward </w:t>
+      </w:r>
+      <w:r>
+        <w:rPr>
+          <w:rFonts w:ascii="Times New Roman" w:hAnsi="Times New Roman" w:cs="Times New Roman"/>
+          <w:i/>
+        </w:rPr>
+        <w:t xml:space="preserve">S</w:t>
+      </w:r>
+      <w:r>
+        <w:rPr>
+          <w:rFonts w:ascii="Times New Roman" w:hAnsi="Times New Roman" w:cs="Times New Roman"/>
+          <w:i/>
+          <w:vertAlign w:val="subscript"/>
+        </w:rPr>
+        <w:t xml:space="preserve">p</w:t>
+      </w:r>
+      <w:r>
+        <w:rPr>
+          <w:rFonts w:ascii="Times New Roman" w:hAnsi="Times New Roman" w:cs="Times New Roman"/>
+        </w:rPr>
+        <w:t xml:space="preserve"> as an operator (Section 3.3). The intermediate solutions on a path that </w:t>
       </w:r>
       <w:r>
         <w:rPr>
@@ -1392,7 +1367,7 @@
         <w:rPr>
           <w:rFonts w:ascii="Times New Roman" w:hAnsi="Times New Roman" w:cs="Times New Roman"/>
         </w:rPr>
-        <w:t xml:space="preserve">, gains anything further is not obvious, so we do not predict the direction of the effect but mount the identical operators on both structures and compare them.</w:t>
+        <w:t xml:space="preserve">, gains anything further is not obvious, so we do not predict the direction of the effect but mount the same operators on both structures and compare the two structures.</w:t>
       </w:r>
     </w:p>
     <w:p>
@@ -1421,7 +1396,7 @@
         <w:rPr>
           <w:rFonts w:ascii="Times New Roman" w:hAnsi="Times New Roman" w:cs="Times New Roman"/>
         </w:rPr>
-        <w:t xml:space="preserve">This section casts the hypotheses of Section 2 into testable form: the problem and the objective function (Section 3.1); factor 1, the search structure (ILS and Memetic with the local search aligned), which tests H1 (Section 3.2); factor 2, the stability-inducing operators mounted on both structures, which serves H2 and the cross-structure comparison (Section 3.3); and the responses, a framework of three metrics (Section 3.4).</w:t>
+        <w:t xml:space="preserve">This section casts the hypotheses of Section 2 into testable form through the problem formulation (Section 3.1) and the design of the two factors and the responses (Sections 3.2–3.4).</w:t>
       </w:r>
     </w:p>
     <w:p>
@@ -1708,7 +1683,7 @@
         <w:rPr>
           <w:rFonts w:ascii="Times New Roman" w:hAnsi="Times New Roman" w:cs="Times New Roman"/>
         </w:rPr>
-        <w:t xml:space="preserve"> Deviation measures fall into two families: (i) start-time deviation and (ii) sequence deviation. Sun et al. (2026), for example, distinguish the two explicitly and adopt the former (the sum of absolute start-time deviations) as their stability measure. This study adopts the latter, because the operations used in the search (the N5 neighborhood and the swap moves of the stability-inducing operators, Sections 3.2–3.3) are all permutation operations and because it is highly independent of MS.</w:t>
+        <w:t xml:space="preserve"> Deviation measures fall into two families: (i) start-time deviation and (ii) sequence deviation. Sun et al. (2026), for example, distinguish the two explicitly and adopt the former (the sum of absolute start-time deviations) as their stability measure. This study adopts the latter, because the operations used in the search (the N5 neighborhood and the swap moves of the stability-inducing operators, Sections 3.2–3.3) are all permutation operations and because it is largely independent of MS.</w:t>
       </w:r>
     </w:p>
     <w:p>
@@ -2584,7 +2559,7 @@
         <w:rPr>
           <w:rFonts w:ascii="Times New Roman" w:hAnsi="Times New Roman" w:cs="Times New Roman"/>
         </w:rPr>
-        <w:t xml:space="preserve"> over several points (weighted-sum sweep) and runs an independent search at each point. The search at one point corresponds to the practical operation of rescheduling once with the weight fixed (Rangsaritratsamee et al., 2004). Consequently, one experiment yields both the speed in practice (by following each point's search over time) and the quality of the whole trade-off (by combining the solutions of all points) (Section 3.4). A weighted sum cannot reach concave parts of a non-convex front (Marler and Arora, 2010), but since all methods share the same scalarization and the solutions in concave parts visited during the search are also recorded by the UEA (Section 3.4), we consider the effect on the structural comparison limited.</w:t>
+        <w:t xml:space="preserve"> over several points (weighted-sum sweep) and runs an independent search at each point. The search at one point corresponds to the practical operation of rescheduling once with the weight fixed (Rangsaritratsamee et al., 2004). Consequently, the same experiment yields both the speed in practice, by following the search at each point over time, and the quality of the whole trade-off, by combining the solutions of all points (Section 3.4). A weighted sum cannot reach concave parts of a non-convex front (Marler and Arora, 2010), but since all methods share the same scalarization and the solutions in concave parts visited during the search are also recorded by the UEA (Section 3.4), we consider the effect on the structural comparison limited.</w:t>
       </w:r>
     </w:p>
     <w:p>
@@ -2646,7 +2621,7 @@
         <w:rPr>
           <w:rFonts w:ascii="Times New Roman" w:hAnsi="Times New Roman" w:cs="Times New Roman"/>
         </w:rPr>
-        <w:t xml:space="preserve"> ILS (Lourenço et al., 2019) improves a single solution by iterating a perturbation of the current solution, a local search from the perturbed solution, and an acceptance decision on the result. We adopt ILS among trajectory-based methods because it clearly separates intensification (local search) from escape (perturbation). This separation lets </w:t>
+        <w:t xml:space="preserve"> ILS (Lourenço et al., 2019) is a framework that improves a single solution by iterating three steps: perturbing the current solution, improving the perturbed solution by local search, and deciding whether to accept the result. We adopt ILS among trajectory-based methods because it clearly separates intensification (local search) from escape (perturbation). This separation lets </w:t>
       </w:r>
       <w:r>
         <w:rPr>
@@ -2706,7 +2681,7 @@
         <w:rPr>
           <w:rFonts w:ascii="Times New Roman" w:hAnsi="Times New Roman" w:cs="Times New Roman"/>
         </w:rPr>
-        <w:t xml:space="preserve">, shared by ILS and Memetic, is the N5 neighborhood standard for the JSSP (Nowicki and Smutnicki, 1996): candidates are restricted to adjacent swaps at the ends of critical blocks (moves with a prospect of improving the makespan), and acceptance is evaluated by </w:t>
+        <w:t xml:space="preserve">, shared by ILS and Memetic, is the N5 neighborhood, the standard for the JSSP (Nowicki and Smutnicki, 1996): candidates are restricted to adjacent swaps at the ends of critical blocks (moves with a prospect of improving the makespan), and acceptance is evaluated by </w:t>
       </w:r>
       <w:r>
         <w:rPr>
@@ -2829,7 +2804,7 @@
         <w:rPr>
           <w:rFonts w:ascii="Times New Roman" w:hAnsi="Times New Roman" w:cs="Times New Roman"/>
         </w:rPr>
-        <w:t xml:space="preserve"> (Neri and Cotta, 2012), a GA with local search integrated into it, the configuration standard in prior work. The underlying GA is a standard one in the operation-based representation (Bierwirth, 1995): a chromosome is a sequence of operations, decoded into a schedule by the GT algorithm (Giffler and Thompson, 1960) and evaluated by </w:t>
+        <w:t xml:space="preserve"> (Neri and Cotta, 2012), a GA with local search integrated into it, which is the standard configuration in prior work. The underlying GA is a standard one in the operation-based representation (Bierwirth, 1995): a chromosome is a sequence of operations, decoded into a schedule by the GT algorithm (Giffler and Thompson, 1960) and evaluated by </w:t>
       </w:r>
       <w:r>
         <w:rPr>
@@ -3471,7 +3446,7 @@
         <w:rPr>
           <w:rFonts w:ascii="Times New Roman" w:hAnsi="Times New Roman" w:cs="Times New Roman"/>
         </w:rPr>
-        <w:t xml:space="preserve"> This operator is PR truncated midway. It applies the same swap move only </w:t>
+        <w:t xml:space="preserve"> This operator is PR truncated midway. It applies the same swap move </w:t>
       </w:r>
       <w:r>
         <w:rPr>
@@ -3556,7 +3531,7 @@
         <w:rPr>
           <w:rFonts w:ascii="Times New Roman" w:hAnsi="Times New Roman" w:cs="Times New Roman"/>
         </w:rPr>
-        <w:t xml:space="preserve"> (that is, to "repair" the stability lost by drifting away from </w:t>
+        <w:t xml:space="preserve">, that is, to "repair" the stability lost by drifting away from </w:t>
       </w:r>
       <w:r>
         <w:rPr>
@@ -3577,7 +3552,7 @@
         <w:rPr>
           <w:rFonts w:ascii="Times New Roman" w:hAnsi="Times New Roman" w:cs="Times New Roman"/>
         </w:rPr>
-        <w:t xml:space="preserve">), and, without evaluating the intermediate solutions on the path, re-optimizes the point reached by local search. When </w:t>
+        <w:t xml:space="preserve">, and then re-optimizes the point reached by local search without evaluating the intermediate solutions on the path. When </w:t>
       </w:r>
       <w:r>
         <w:rPr>
@@ -4056,7 +4031,7 @@
         <w:rPr>
           <w:rFonts w:ascii="Times New Roman" w:hAnsi="Times New Roman" w:cs="Times New Roman"/>
         </w:rPr>
-        <w:t xml:space="preserve"> (anytime performance; López-Ibáñez and Stützle, 2014): the time average of the overall-HV-versus-log-time curve.</w:t>
+        <w:t xml:space="preserve"> (anytime performance; López-Ibáñez and Stützle, 2014): the time average of the per-weight HV-versus-log-time curve.</w:t>
       </w:r>
     </w:p>
     <w:p>
@@ -4251,20 +4226,7 @@
         <w:rPr>
           <w:rFonts w:ascii="Times New Roman" w:hAnsi="Times New Roman" w:cs="Times New Roman"/>
         </w:rPr>
-        <w:t xml:space="preserve">: HV(</w:t>
-      </w:r>
-      <w:r>
-        <w:rPr>
-          <w:rFonts w:ascii="Times New Roman" w:hAnsi="Times New Roman" w:cs="Times New Roman"/>
-          <w:i/>
-        </w:rPr>
-        <w:t xml:space="preserve">t</w:t>
-      </w:r>
-      <w:r>
-        <w:rPr>
-          <w:rFonts w:ascii="Times New Roman" w:hAnsi="Times New Roman" w:cs="Times New Roman"/>
-        </w:rPr>
-        <w:t xml:space="preserve">) of each weight and each trial is averaged over wall-clock log-time (the time window is common to all methods for each weight), and the resulting values are averaged over all weights for each trial.</w:t>
+        <w:t xml:space="preserve">: the value averaged over wall-clock log-time at each weight is then averaged over all weights for each trial (the time window is common to all methods at each weight).</w:t>
       </w:r>
     </w:p>
     <w:p>
@@ -4395,7 +4357,7 @@
         <w:rPr>
           <w:rFonts w:ascii="Times New Roman" w:hAnsi="Times New Roman" w:cs="Times New Roman"/>
         </w:rPr>
-        <w:t xml:space="preserve">, lower is better).</w:t>
+        <w:t xml:space="preserve">, lower is better). In the cross-scenario summary (Table 2), each method is described by three quantities: its rank averaged over the eight scenarios, its mean ARPD%, and the number of scenarios in which it belongs to the top group, i.e., shows no significant difference from the best method of that scenario (uncorrected).</w:t>
       </w:r>
     </w:p>
     <w:p>
@@ -4415,7 +4377,7 @@
         <w:rPr>
           <w:rFonts w:ascii="Times New Roman" w:hAnsi="Times New Roman" w:cs="Times New Roman"/>
         </w:rPr>
-        <w:t xml:space="preserve"> H1 is tested by comparing the high-stability HV of ILS-baseline and Memetic-baseline, which share the local search, and is regarded as supported if ILS is significantly ahead in all eight scenarios. H2 is tested in the same form on the gain in high-stability HV of operator-equipped Memetic over Memetic-baseline, and the level the gain reaches is checked by comparison with ILS-baseline. For the corresponding comparison on the trajectory side (ILS-baseline versus operator-equipped ILS), we do not predict the direction of the effect in advance, and contrast it as a difference from the population side in how the operators act. Multiple comparisons are handled by Holm correction, with the same comparison repeated across the eight scenarios forming one family. Neither hypothesis places a directional prediction on overall HV or AOC; these are reported as comparisons among methods.</w:t>
+        <w:t xml:space="preserve"> H1 is tested by comparing the high-stability HV of ILS-baseline and Memetic-baseline, which share the local search, and is regarded as supported if ILS is significantly ahead in all eight scenarios. H2 is tested in the same form on the gain in high-stability HV of operator-equipped Memetic over Memetic-baseline, and the level the gain reaches is checked by comparison with ILS-baseline. For the corresponding comparison on the trajectory side (ILS-baseline versus operator-equipped ILS), we do not predict the direction of the effect in advance but contrast it with the population side as a difference in how the operators act. Multiple comparisons are handled by Holm correction, with the same comparison repeated across the eight scenarios forming one family. Neither hypothesis places a directional prediction on overall HV or AOC; these are reported as comparisons among methods.</w:t>
       </w:r>
     </w:p>
     <w:p>
@@ -4444,7 +4406,7 @@
         <w:rPr>
           <w:rFonts w:ascii="Times New Roman" w:hAnsi="Times New Roman" w:cs="Times New Roman"/>
         </w:rPr>
-        <w:t xml:space="preserve">This section first gives the experimental setup (Section 4.1) and then presents the results metric by metric: H1 and H2 are tested on high-stability HV (Section 4.2), and overall HV and AOC are compared next (Section 4.3).</w:t>
+        <w:t xml:space="preserve">This section first gives the experimental setup (Section 4.1) and then presents the results metric by metric.</w:t>
       </w:r>
     </w:p>
     <w:p>
@@ -5270,7 +5232,7 @@
           <w:sz w:val="22"/>
           <w:szCs w:val="22"/>
         </w:rPr>
-        <w:t xml:space="preserve">4.2 High-Stability Region: ILS Fills It Alone, the Population Fills It with Operators (H1, H2)</w:t>
+        <w:t xml:space="preserve">4.2 High-Stability HV: ILS Fills the Region Alone, the Population Fills It with Operators (H1, H2)</w:t>
       </w:r>
     </w:p>
     <w:p>
@@ -5283,7 +5245,7 @@
         <w:rPr>
           <w:rFonts w:ascii="Times New Roman" w:hAnsi="Times New Roman" w:cs="Times New Roman"/>
         </w:rPr>
-        <w:t xml:space="preserve">The way Memetic-baseline fails to fill the region takes two forms (Figure 2). (a) In ta21S it has not a single non-dominated solution in the high-stability region, and needs </w:t>
+        <w:t xml:space="preserve">Memetic-baseline fails to fill the region in two ways (Figure 2). (a) In ta21S it has not a single non-dominated solution in the high-stability region, and needs </w:t>
       </w:r>
       <w:r>
         <w:rPr>
@@ -5309,7 +5271,335 @@
         <w:rPr>
           <w:rFonts w:ascii="Times New Roman" w:hAnsi="Times New Roman" w:cs="Times New Roman"/>
         </w:rPr>
-        <w:t xml:space="preserve">=2. (b) In ta21L it does enter the region but is inferior to ILS in MS, and the two are level only at the efficiency end. In either form, once the operators are mounted, the fronts of the two structures overlap in the high-stability region, and in five of the eight scenarios the non-dominated solutions of ILS+PR and Memetic+PR coincide exactly as point sets.</w:t>
+        <w:t xml:space="preserve">=2. (b) In ta21L it does enter the region but is inferior to ILS in MS, and the two are level only at the efficiency end. In either case, once the operators are mounted, the fronts of the two structures overlap in the high-stability region, and in five of the eight scenarios the non-dominated solutions of ILS+PR and Memetic+PR coincide exactly as point sets.</w:t>
+      </w:r>
+    </w:p>
+    <w:p>
+      <w:pPr>
+        <w:pStyle w:val="a8"/>
+        <w:spacing w:line="240" w:lineRule="exact"/>
+        <w:jc w:val="both"/>
+      </w:pPr>
+      <w:r>
+        <w:rPr>
+          <w:rFonts w:ascii="Times New Roman" w:hAnsi="Times New Roman" w:cs="Times New Roman"/>
+        </w:rPr>
+        <w:t xml:space="preserve">We check with high-stability HV whether this picture holds in all eight scenarios (Figure 3). The gap between the points without operators corresponds to H1, and the slope of the Memetic line to H2.</w:t>
+      </w:r>
+    </w:p>
+    <w:p>
+      <w:pPr>
+        <w:pStyle w:val="a8"/>
+        <w:spacing w:line="240" w:lineRule="exact"/>
+        <w:jc w:val="both"/>
+      </w:pPr>
+      <w:r>
+        <w:rPr>
+          <w:rFonts w:ascii="Times New Roman" w:hAnsi="Times New Roman" w:cs="Times New Roman"/>
+        </w:rPr>
+        <w:t xml:space="preserve">• </w:t>
+      </w:r>
+      <w:r>
+        <w:rPr>
+          <w:rFonts w:ascii="Times New Roman" w:hAnsi="Times New Roman" w:cs="Times New Roman"/>
+          <w:b/>
+        </w:rPr>
+        <w:t xml:space="preserve">H1: ILS-baseline exceeds Memetic-baseline in all eight scenarios with complete separation</w:t>
+      </w:r>
+      <w:r>
+        <w:rPr>
+          <w:rFonts w:ascii="Times New Roman" w:hAnsi="Times New Roman" w:cs="Times New Roman"/>
+        </w:rPr>
+        <w:t xml:space="preserve"> (</w:t>
+      </w:r>
+      <w:r>
+        <w:rPr>
+          <w:rFonts w:ascii="Times New Roman" w:hAnsi="Times New Roman" w:cs="Times New Roman"/>
+          <w:i/>
+        </w:rPr>
+        <w:t xml:space="preserve">p</w:t>
+      </w:r>
+      <w:r>
+        <w:rPr>
+          <w:rFonts w:ascii="Times New Roman" w:hAnsi="Times New Roman" w:cs="Times New Roman"/>
+        </w:rPr>
+        <w:t xml:space="preserve">&lt;</w:t>
+      </w:r>
+      <w:r>
+        <w:rPr>
+          <w:rFonts w:ascii="Times New Roman" w:hAnsi="Times New Roman" w:cs="Times New Roman"/>
+        </w:rPr>
+        <w:t xml:space="preserve">0.001, </w:t>
+      </w:r>
+      <w:r>
+        <w:rPr>
+          <w:rFonts w:ascii="Times New Roman" w:hAnsi="Times New Roman" w:cs="Times New Roman"/>
+        </w:rPr>
+        <w:t xml:space="preserve">|</w:t>
+      </w:r>
+      <w:r>
+        <w:rPr>
+          <w:rFonts w:ascii="Times New Roman" w:hAnsi="Times New Roman" w:cs="Times New Roman"/>
+          <w:i/>
+        </w:rPr>
+        <w:t xml:space="preserve">δ</w:t>
+      </w:r>
+      <w:r>
+        <w:rPr>
+          <w:rFonts w:ascii="Times New Roman" w:hAnsi="Times New Roman" w:cs="Times New Roman"/>
+        </w:rPr>
+        <w:t xml:space="preserve">|</w:t>
+      </w:r>
+      <w:r>
+        <w:rPr>
+          <w:rFonts w:ascii="Times New Roman" w:hAnsi="Times New Roman" w:cs="Times New Roman"/>
+        </w:rPr>
+        <w:t xml:space="preserve">=1.0). In three scenarios (la36S, ta21S, la40), Memetic-baseline has almost no non-dominated solution in the high-stability region (0 points in 9–10 of the 10 trials; Figure 2(a)), and only ILS fills the region. In the remaining five scenarios, ILS is 2.0–4.5 times higher. Significance survives Holm correction in every scenario, and H1 is supported.</w:t>
+      </w:r>
+    </w:p>
+    <w:p>
+      <w:pPr>
+        <w:pStyle w:val="a8"/>
+        <w:spacing w:line="240" w:lineRule="exact"/>
+        <w:jc w:val="both"/>
+      </w:pPr>
+      <w:r>
+        <w:rPr>
+          <w:rFonts w:ascii="Times New Roman" w:hAnsi="Times New Roman" w:cs="Times New Roman"/>
+        </w:rPr>
+        <w:t xml:space="preserve">• </w:t>
+      </w:r>
+      <w:r>
+        <w:rPr>
+          <w:rFonts w:ascii="Times New Roman" w:hAnsi="Times New Roman" w:cs="Times New Roman"/>
+          <w:b/>
+        </w:rPr>
+        <w:t xml:space="preserve">H2: The operators raise the high-stability HV of Memetic in every trial of all eight scenarios and bring it to the level of ILS in seven of the eight.</w:t>
+      </w:r>
+      <w:r>
+        <w:rPr>
+          <w:rFonts w:ascii="Times New Roman" w:hAnsi="Times New Roman" w:cs="Times New Roman"/>
+        </w:rPr>
+        <w:t xml:space="preserve"> The gain is a complete separation in every scenario (</w:t>
+      </w:r>
+      <w:r>
+        <w:rPr>
+          <w:rFonts w:ascii="Times New Roman" w:hAnsi="Times New Roman" w:cs="Times New Roman"/>
+          <w:i/>
+        </w:rPr>
+        <w:t xml:space="preserve">p</w:t>
+      </w:r>
+      <w:r>
+        <w:rPr>
+          <w:rFonts w:ascii="Times New Roman" w:hAnsi="Times New Roman" w:cs="Times New Roman"/>
+        </w:rPr>
+        <w:t xml:space="preserve">&lt;</w:t>
+      </w:r>
+      <w:r>
+        <w:rPr>
+          <w:rFonts w:ascii="Times New Roman" w:hAnsi="Times New Roman" w:cs="Times New Roman"/>
+        </w:rPr>
+        <w:t xml:space="preserve">0.001, </w:t>
+      </w:r>
+      <w:r>
+        <w:rPr>
+          <w:rFonts w:ascii="Times New Roman" w:hAnsi="Times New Roman" w:cs="Times New Roman"/>
+        </w:rPr>
+        <w:t xml:space="preserve">|</w:t>
+      </w:r>
+      <w:r>
+        <w:rPr>
+          <w:rFonts w:ascii="Times New Roman" w:hAnsi="Times New Roman" w:cs="Times New Roman"/>
+          <w:i/>
+        </w:rPr>
+        <w:t xml:space="preserve">δ</w:t>
+      </w:r>
+      <w:r>
+        <w:rPr>
+          <w:rFonts w:ascii="Times New Roman" w:hAnsi="Times New Roman" w:cs="Times New Roman"/>
+        </w:rPr>
+        <w:t xml:space="preserve">|</w:t>
+      </w:r>
+      <w:r>
+        <w:rPr>
+          <w:rFonts w:ascii="Times New Roman" w:hAnsi="Times New Roman" w:cs="Times New Roman"/>
+        </w:rPr>
+        <w:t xml:space="preserve">=1.0): in the three scenarios where Memetic-baseline had almost no solution in the high-stability region, solutions appear, and in the remaining five the high-stability HV becomes 2.1–4.7 times larger. The level reached matches that of ILS-baseline in seven scenarios: in six there is no significant difference (in five of them the medians differ by at most 1%), and in ta21L it is significantly higher, by 4–5%. Only la40 falls short, and even there the shortfall is only 5–10% (Holm-adjusted </w:t>
+      </w:r>
+      <w:r>
+        <w:rPr>
+          <w:rFonts w:ascii="Times New Roman" w:hAnsi="Times New Roman" w:cs="Times New Roman"/>
+          <w:i/>
+        </w:rPr>
+        <w:t xml:space="preserve">p</w:t>
+      </w:r>
+      <w:r>
+        <w:rPr>
+          <w:rFonts w:ascii="Times New Roman" w:hAnsi="Times New Roman" w:cs="Times New Roman"/>
+          <w:vertAlign w:val="subscript"/>
+        </w:rPr>
+        <w:t xml:space="preserve">adj</w:t>
+      </w:r>
+      <w:r>
+        <w:rPr>
+          <w:rFonts w:ascii="Times New Roman" w:hAnsi="Times New Roman" w:cs="Times New Roman"/>
+        </w:rPr>
+        <w:t xml:space="preserve">&lt;</w:t>
+      </w:r>
+      <w:r>
+        <w:rPr>
+          <w:rFonts w:ascii="Times New Roman" w:hAnsi="Times New Roman" w:cs="Times New Roman"/>
+        </w:rPr>
+        <w:t xml:space="preserve">0.015). H2 is supported except for this one scenario. Whether the gain is an effect of perturbation in general or one specific to the direction toward </w:t>
+      </w:r>
+      <w:r>
+        <w:rPr>
+          <w:rFonts w:ascii="Times New Roman" w:hAnsi="Times New Roman" w:cs="Times New Roman"/>
+          <w:i/>
+        </w:rPr>
+        <w:t xml:space="preserve">S</w:t>
+      </w:r>
+      <w:r>
+        <w:rPr>
+          <w:rFonts w:ascii="Times New Roman" w:hAnsi="Times New Roman" w:cs="Times New Roman"/>
+          <w:i/>
+          <w:vertAlign w:val="subscript"/>
+        </w:rPr>
+        <w:t xml:space="preserve">p</w:t>
+      </w:r>
+      <w:r>
+        <w:rPr>
+          <w:rFonts w:ascii="Times New Roman" w:hAnsi="Times New Roman" w:cs="Times New Roman"/>
+        </w:rPr>
+        <w:t xml:space="preserve"> was checked by a control experiment in two scenarios (mt10, la36S) that matches the strength and randomizes only the direction: a random direction reproduces only about 70% of the gain, falls short of the operators in high-stability HV with complete separation (</w:t>
+      </w:r>
+      <w:r>
+        <w:rPr>
+          <w:rFonts w:ascii="Times New Roman" w:hAnsi="Times New Roman" w:cs="Times New Roman"/>
+          <w:i/>
+        </w:rPr>
+        <w:t xml:space="preserve">p</w:t>
+      </w:r>
+      <w:r>
+        <w:rPr>
+          <w:rFonts w:ascii="Times New Roman" w:hAnsi="Times New Roman" w:cs="Times New Roman"/>
+        </w:rPr>
+        <w:t xml:space="preserve">&lt;</w:t>
+      </w:r>
+      <w:r>
+        <w:rPr>
+          <w:rFonts w:ascii="Times New Roman" w:hAnsi="Times New Roman" w:cs="Times New Roman"/>
+        </w:rPr>
+        <w:t xml:space="preserve">0.001), and needs 1.7–2.4 times as long to reach the same level.</w:t>
+      </w:r>
+    </w:p>
+    <w:p>
+      <w:pPr>
+        <w:pStyle w:val="a8"/>
+        <w:spacing w:line="240" w:lineRule="exact"/>
+        <w:jc w:val="both"/>
+      </w:pPr>
+      <w:r>
+        <w:rPr>
+          <w:rFonts w:ascii="Times New Roman" w:hAnsi="Times New Roman" w:cs="Times New Roman"/>
+        </w:rPr>
+        <w:t xml:space="preserve">• </w:t>
+      </w:r>
+      <w:r>
+        <w:rPr>
+          <w:rFonts w:ascii="Times New Roman" w:hAnsi="Times New Roman" w:cs="Times New Roman"/>
+          <w:b/>
+        </w:rPr>
+        <w:t xml:space="preserve">Adding the operators to ILS yields almost no gain.</w:t>
+      </w:r>
+      <w:r>
+        <w:rPr>
+          <w:rFonts w:ascii="Times New Roman" w:hAnsi="Times New Roman" w:cs="Times New Roman"/>
+        </w:rPr>
+        <w:t xml:space="preserve"> Operator-equipped ILS exceeds its baseline in only two of the eight scenarios (la36L, ta21L). For both PR and repair, </w:t>
+      </w:r>
+      <w:r>
+        <w:rPr>
+          <w:rFonts w:ascii="Times New Roman" w:hAnsi="Times New Roman" w:cs="Times New Roman"/>
+          <w:i/>
+        </w:rPr>
+        <w:t xml:space="preserve">p</w:t>
+      </w:r>
+      <w:r>
+        <w:rPr>
+          <w:rFonts w:ascii="Times New Roman" w:hAnsi="Times New Roman" w:cs="Times New Roman"/>
+        </w:rPr>
+        <w:t xml:space="preserve">=0.013 in la36L and </w:t>
+      </w:r>
+      <w:r>
+        <w:rPr>
+          <w:rFonts w:ascii="Times New Roman" w:hAnsi="Times New Roman" w:cs="Times New Roman"/>
+          <w:i/>
+        </w:rPr>
+        <w:t xml:space="preserve">p</w:t>
+      </w:r>
+      <w:r>
+        <w:rPr>
+          <w:rFonts w:ascii="Times New Roman" w:hAnsi="Times New Roman" w:cs="Times New Roman"/>
+        </w:rPr>
+        <w:t xml:space="preserve">&lt;</w:t>
+      </w:r>
+      <w:r>
+        <w:rPr>
+          <w:rFonts w:ascii="Times New Roman" w:hAnsi="Times New Roman" w:cs="Times New Roman"/>
+        </w:rPr>
+        <w:t xml:space="preserve">0.001 in ta21L, but after Holm correction only ta21L remains (</w:t>
+      </w:r>
+      <w:r>
+        <w:rPr>
+          <w:rFonts w:ascii="Times New Roman" w:hAnsi="Times New Roman" w:cs="Times New Roman"/>
+          <w:i/>
+        </w:rPr>
+        <w:t xml:space="preserve">p</w:t>
+      </w:r>
+      <w:r>
+        <w:rPr>
+          <w:rFonts w:ascii="Times New Roman" w:hAnsi="Times New Roman" w:cs="Times New Roman"/>
+          <w:vertAlign w:val="subscript"/>
+        </w:rPr>
+        <w:t xml:space="preserve">adj</w:t>
+      </w:r>
+      <w:r>
+        <w:rPr>
+          <w:rFonts w:ascii="Times New Roman" w:hAnsi="Times New Roman" w:cs="Times New Roman"/>
+        </w:rPr>
+        <w:t xml:space="preserve">&lt;</w:t>
+      </w:r>
+      <w:r>
+        <w:rPr>
+          <w:rFonts w:ascii="Times New Roman" w:hAnsi="Times New Roman" w:cs="Times New Roman"/>
+        </w:rPr>
+        <w:t xml:space="preserve">0.002; la36L is 0.091). Even in ta21L the gain is small, the median rising from 0.029 to 0.031 (although every trial with an operator exceeds every trial of the baseline, </w:t>
+      </w:r>
+      <w:r>
+        <w:rPr>
+          <w:rFonts w:ascii="Times New Roman" w:hAnsi="Times New Roman" w:cs="Times New Roman"/>
+        </w:rPr>
+        <w:t xml:space="preserve">|</w:t>
+      </w:r>
+      <w:r>
+        <w:rPr>
+          <w:rFonts w:ascii="Times New Roman" w:hAnsi="Times New Roman" w:cs="Times New Roman"/>
+          <w:i/>
+        </w:rPr>
+        <w:t xml:space="preserve">δ</w:t>
+      </w:r>
+      <w:r>
+        <w:rPr>
+          <w:rFonts w:ascii="Times New Roman" w:hAnsi="Times New Roman" w:cs="Times New Roman"/>
+        </w:rPr>
+        <w:t xml:space="preserve">|</w:t>
+      </w:r>
+      <w:r>
+        <w:rPr>
+          <w:rFonts w:ascii="Times New Roman" w:hAnsi="Times New Roman" w:cs="Times New Roman"/>
+        </w:rPr>
+        <w:t xml:space="preserve">=1.0). In the remaining six scenarios there is no difference.</w:t>
       </w:r>
     </w:p>
     <w:tbl>
@@ -5333,13 +5623,13 @@
           </w:tcPr>
           <w:p>
             <w:pPr>
-              <w:spacing w:after="60" w:line="240" w:lineRule="auto"/>
+              <w:spacing w:after="20" w:line="240" w:lineRule="auto"/>
               <w:jc w:val="center"/>
             </w:pPr>
             <w:r>
               <w:drawing>
                 <wp:inline xmlns:a="http://schemas.openxmlformats.org/drawingml/2006/main" xmlns:pic="http://schemas.openxmlformats.org/drawingml/2006/picture">
-                  <wp:extent cx="6588125" cy="1996813"/>
+                  <wp:extent cx="6588125" cy="1358376"/>
                   <wp:docPr id="2" name="Picture 2"/>
                   <wp:cNvGraphicFramePr>
                     <a:graphicFrameLocks noChangeAspect="1"/>
@@ -5360,7 +5650,7 @@
                         <pic:spPr>
                           <a:xfrm>
                             <a:off x="0" y="0"/>
-                            <a:ext cx="6588125" cy="1996813"/>
+                            <a:ext cx="6588125" cy="1358376"/>
                           </a:xfrm>
                           <a:prstGeom prst="rect"/>
                         </pic:spPr>
@@ -5388,7 +5678,7 @@
               <w:rPr>
                 <w:rFonts w:ascii="Times New Roman" w:hAnsi="Times New Roman" w:cs="Times New Roman"/>
               </w:rPr>
-              <w:t xml:space="preserve">Figure 2: Actual Pareto fronts for the ta21 pair (non-dominated solutions of the trial with the median overall HV). The coordinates are the same as in Figure 1; color and marker denote the search structure and line style the operator (common to Figures 3 and 4). Repair is omitted because it gives almost the same front as PR in the high-stability region.</w:t>
+              <w:t xml:space="preserve">Figure 2: Actual Pareto fronts for the ta21 pair (non-dominated solutions of the trial with the median overall HV). Repair is omitted because it gives almost the same front as PR in the high-stability region.</w:t>
             </w:r>
           </w:p>
         </w:tc>
@@ -5411,343 +5701,15 @@
       <w:r>
         <w:rPr>
           <w:rFonts w:ascii="Times New Roman" w:hAnsi="Times New Roman" w:cs="Times New Roman"/>
-        </w:rPr>
-        <w:t xml:space="preserve">We check with high-stability HV whether this picture holds in all eight scenarios (Figure 3). The gap between the points without operators corresponds to H1, and the slope of the Memetic line to H2.</w:t>
-      </w:r>
-    </w:p>
-    <w:p>
-      <w:pPr>
-        <w:pStyle w:val="a8"/>
-        <w:spacing w:line="240" w:lineRule="exact"/>
-        <w:jc w:val="both"/>
-      </w:pPr>
-      <w:r>
-        <w:rPr>
-          <w:rFonts w:ascii="Times New Roman" w:hAnsi="Times New Roman" w:cs="Times New Roman"/>
-        </w:rPr>
-        <w:t xml:space="preserve">• </w:t>
-      </w:r>
-      <w:r>
-        <w:rPr>
-          <w:rFonts w:ascii="Times New Roman" w:hAnsi="Times New Roman" w:cs="Times New Roman"/>
           <w:b/>
         </w:rPr>
-        <w:t xml:space="preserve">H1: ILS-baseline exceeds Memetic-baseline in all eight scenarios with complete separation</w:t>
-      </w:r>
-      <w:r>
-        <w:rPr>
-          <w:rFonts w:ascii="Times New Roman" w:hAnsi="Times New Roman" w:cs="Times New Roman"/>
-        </w:rPr>
-        <w:t xml:space="preserve"> (</w:t>
-      </w:r>
-      <w:r>
-        <w:rPr>
-          <w:rFonts w:ascii="Times New Roman" w:hAnsi="Times New Roman" w:cs="Times New Roman"/>
-          <w:i/>
-        </w:rPr>
-        <w:t xml:space="preserve">p</w:t>
-      </w:r>
-      <w:r>
-        <w:rPr>
-          <w:rFonts w:ascii="Times New Roman" w:hAnsi="Times New Roman" w:cs="Times New Roman"/>
-        </w:rPr>
-        <w:t xml:space="preserve">&lt;</w:t>
-      </w:r>
-      <w:r>
-        <w:rPr>
-          <w:rFonts w:ascii="Times New Roman" w:hAnsi="Times New Roman" w:cs="Times New Roman"/>
-        </w:rPr>
-        <w:t xml:space="preserve">0.001, </w:t>
-      </w:r>
-      <w:r>
-        <w:rPr>
-          <w:rFonts w:ascii="Times New Roman" w:hAnsi="Times New Roman" w:cs="Times New Roman"/>
-        </w:rPr>
-        <w:t xml:space="preserve">|</w:t>
-      </w:r>
-      <w:r>
-        <w:rPr>
-          <w:rFonts w:ascii="Times New Roman" w:hAnsi="Times New Roman" w:cs="Times New Roman"/>
-          <w:i/>
-        </w:rPr>
-        <w:t xml:space="preserve">δ</w:t>
-      </w:r>
-      <w:r>
-        <w:rPr>
-          <w:rFonts w:ascii="Times New Roman" w:hAnsi="Times New Roman" w:cs="Times New Roman"/>
-        </w:rPr>
-        <w:t xml:space="preserve">|</w:t>
-      </w:r>
-      <w:r>
-        <w:rPr>
-          <w:rFonts w:ascii="Times New Roman" w:hAnsi="Times New Roman" w:cs="Times New Roman"/>
-        </w:rPr>
-        <w:t xml:space="preserve">=1.0). In three scenarios (la36S, ta21S, la40), Memetic-baseline has almost no non-dominated solution in the high-stability region (0 points in 9–10 of the 10 trials; Figure 2(a)), and only ILS fills the high-stability region. In the remaining five scenarios, ILS is 2.0–4.5 times higher. Significance survives Holm correction in every scenario, and H1 is supported.</w:t>
-      </w:r>
-    </w:p>
-    <w:p>
-      <w:pPr>
-        <w:pStyle w:val="a8"/>
-        <w:spacing w:line="240" w:lineRule="exact"/>
-        <w:jc w:val="both"/>
-      </w:pPr>
-      <w:r>
-        <w:rPr>
-          <w:rFonts w:ascii="Times New Roman" w:hAnsi="Times New Roman" w:cs="Times New Roman"/>
-        </w:rPr>
-        <w:t xml:space="preserve">• </w:t>
-      </w:r>
-      <w:r>
-        <w:rPr>
-          <w:rFonts w:ascii="Times New Roman" w:hAnsi="Times New Roman" w:cs="Times New Roman"/>
-          <w:b/>
-        </w:rPr>
-        <w:t xml:space="preserve">H2: The operators raise the high-stability HV of Memetic in every trial of all eight scenarios and bring it to the level of ILS in seven of the eight.</w:t>
-      </w:r>
-      <w:r>
-        <w:rPr>
-          <w:rFonts w:ascii="Times New Roman" w:hAnsi="Times New Roman" w:cs="Times New Roman"/>
-        </w:rPr>
-        <w:t xml:space="preserve"> The gain is a complete separation in every scenario (</w:t>
-      </w:r>
-      <w:r>
-        <w:rPr>
-          <w:rFonts w:ascii="Times New Roman" w:hAnsi="Times New Roman" w:cs="Times New Roman"/>
-          <w:i/>
-        </w:rPr>
-        <w:t xml:space="preserve">p</w:t>
-      </w:r>
-      <w:r>
-        <w:rPr>
-          <w:rFonts w:ascii="Times New Roman" w:hAnsi="Times New Roman" w:cs="Times New Roman"/>
-        </w:rPr>
-        <w:t xml:space="preserve">&lt;</w:t>
-      </w:r>
-      <w:r>
-        <w:rPr>
-          <w:rFonts w:ascii="Times New Roman" w:hAnsi="Times New Roman" w:cs="Times New Roman"/>
-        </w:rPr>
-        <w:t xml:space="preserve">0.001, </w:t>
-      </w:r>
-      <w:r>
-        <w:rPr>
-          <w:rFonts w:ascii="Times New Roman" w:hAnsi="Times New Roman" w:cs="Times New Roman"/>
-        </w:rPr>
-        <w:t xml:space="preserve">|</w:t>
-      </w:r>
-      <w:r>
-        <w:rPr>
-          <w:rFonts w:ascii="Times New Roman" w:hAnsi="Times New Roman" w:cs="Times New Roman"/>
-          <w:i/>
-        </w:rPr>
-        <w:t xml:space="preserve">δ</w:t>
-      </w:r>
-      <w:r>
-        <w:rPr>
-          <w:rFonts w:ascii="Times New Roman" w:hAnsi="Times New Roman" w:cs="Times New Roman"/>
-        </w:rPr>
-        <w:t xml:space="preserve">|</w:t>
-      </w:r>
-      <w:r>
-        <w:rPr>
-          <w:rFonts w:ascii="Times New Roman" w:hAnsi="Times New Roman" w:cs="Times New Roman"/>
-        </w:rPr>
-        <w:t xml:space="preserve">=1.0): in the three scenarios where Memetic-baseline had almost no solution in the high-stability region, solutions appear, and in the remaining five the high-stability HV becomes 2.1–4.7 times larger. The level reached matches that of ILS-baseline in seven scenarios: in six there is no significant difference (in five of them the medians differ by at most 1%), and in ta21L it is significantly higher, by 4–5%. Only la40 falls short, and even there the shortfall is only 5–10% (Holm-adjusted </w:t>
-      </w:r>
-      <w:r>
-        <w:rPr>
-          <w:rFonts w:ascii="Times New Roman" w:hAnsi="Times New Roman" w:cs="Times New Roman"/>
-          <w:i/>
-        </w:rPr>
-        <w:t xml:space="preserve">p</w:t>
-      </w:r>
-      <w:r>
-        <w:rPr>
-          <w:rFonts w:ascii="Times New Roman" w:hAnsi="Times New Roman" w:cs="Times New Roman"/>
-          <w:vertAlign w:val="subscript"/>
-        </w:rPr>
-        <w:t xml:space="preserve">adj</w:t>
-      </w:r>
-      <w:r>
-        <w:rPr>
-          <w:rFonts w:ascii="Times New Roman" w:hAnsi="Times New Roman" w:cs="Times New Roman"/>
-        </w:rPr>
-        <w:t xml:space="preserve">&lt;</w:t>
-      </w:r>
-      <w:r>
-        <w:rPr>
-          <w:rFonts w:ascii="Times New Roman" w:hAnsi="Times New Roman" w:cs="Times New Roman"/>
-        </w:rPr>
-        <w:t xml:space="preserve">0.015). H2 is supported except for this one scenario. Whether the gain is an effect of perturbation in general or one specific to the direction toward </w:t>
-      </w:r>
-      <w:r>
-        <w:rPr>
-          <w:rFonts w:ascii="Times New Roman" w:hAnsi="Times New Roman" w:cs="Times New Roman"/>
-          <w:i/>
-        </w:rPr>
-        <w:t xml:space="preserve">S</w:t>
-      </w:r>
-      <w:r>
-        <w:rPr>
-          <w:rFonts w:ascii="Times New Roman" w:hAnsi="Times New Roman" w:cs="Times New Roman"/>
-          <w:i/>
-          <w:vertAlign w:val="subscript"/>
-        </w:rPr>
-        <w:t xml:space="preserve">p</w:t>
-      </w:r>
-      <w:r>
-        <w:rPr>
-          <w:rFonts w:ascii="Times New Roman" w:hAnsi="Times New Roman" w:cs="Times New Roman"/>
-        </w:rPr>
-        <w:t xml:space="preserve"> was checked by a control experiment in two scenarios (mt10, la36S) that matches the strength and randomizes only the direction: a random direction reproduces only about 70% of the gain, falls short of the operators in high-stability HV with complete separation (</w:t>
-      </w:r>
-      <w:r>
-        <w:rPr>
-          <w:rFonts w:ascii="Times New Roman" w:hAnsi="Times New Roman" w:cs="Times New Roman"/>
-          <w:i/>
-        </w:rPr>
-        <w:t xml:space="preserve">p</w:t>
-      </w:r>
-      <w:r>
-        <w:rPr>
-          <w:rFonts w:ascii="Times New Roman" w:hAnsi="Times New Roman" w:cs="Times New Roman"/>
-        </w:rPr>
-        <w:t xml:space="preserve">&lt;</w:t>
-      </w:r>
-      <w:r>
-        <w:rPr>
-          <w:rFonts w:ascii="Times New Roman" w:hAnsi="Times New Roman" w:cs="Times New Roman"/>
-        </w:rPr>
-        <w:t xml:space="preserve">0.001), and needs 1.7–2.4 times as long to reach the same level.</w:t>
-      </w:r>
-    </w:p>
-    <w:p>
-      <w:pPr>
-        <w:pStyle w:val="a8"/>
-        <w:spacing w:line="240" w:lineRule="exact"/>
-        <w:jc w:val="both"/>
-      </w:pPr>
-      <w:r>
-        <w:rPr>
-          <w:rFonts w:ascii="Times New Roman" w:hAnsi="Times New Roman" w:cs="Times New Roman"/>
-        </w:rPr>
-        <w:t xml:space="preserve">• </w:t>
-      </w:r>
-      <w:r>
-        <w:rPr>
-          <w:rFonts w:ascii="Times New Roman" w:hAnsi="Times New Roman" w:cs="Times New Roman"/>
-          <w:b/>
-        </w:rPr>
-        <w:t xml:space="preserve">Adding the operators to ILS yields almost no gain.</w:t>
-      </w:r>
-      <w:r>
-        <w:rPr>
-          <w:rFonts w:ascii="Times New Roman" w:hAnsi="Times New Roman" w:cs="Times New Roman"/>
-        </w:rPr>
-        <w:t xml:space="preserve"> Operator-equipped ILS exceeds its baseline in only two of the eight scenarios (la36L, ta21L). For both PR and repair, </w:t>
-      </w:r>
-      <w:r>
-        <w:rPr>
-          <w:rFonts w:ascii="Times New Roman" w:hAnsi="Times New Roman" w:cs="Times New Roman"/>
-          <w:i/>
-        </w:rPr>
-        <w:t xml:space="preserve">p</w:t>
-      </w:r>
-      <w:r>
-        <w:rPr>
-          <w:rFonts w:ascii="Times New Roman" w:hAnsi="Times New Roman" w:cs="Times New Roman"/>
-        </w:rPr>
-        <w:t xml:space="preserve">=0.013 in la36L and </w:t>
-      </w:r>
-      <w:r>
-        <w:rPr>
-          <w:rFonts w:ascii="Times New Roman" w:hAnsi="Times New Roman" w:cs="Times New Roman"/>
-          <w:i/>
-        </w:rPr>
-        <w:t xml:space="preserve">p</w:t>
-      </w:r>
-      <w:r>
-        <w:rPr>
-          <w:rFonts w:ascii="Times New Roman" w:hAnsi="Times New Roman" w:cs="Times New Roman"/>
-        </w:rPr>
-        <w:t xml:space="preserve">&lt;</w:t>
-      </w:r>
-      <w:r>
-        <w:rPr>
-          <w:rFonts w:ascii="Times New Roman" w:hAnsi="Times New Roman" w:cs="Times New Roman"/>
-        </w:rPr>
-        <w:t xml:space="preserve">0.001 in ta21L, but after Holm correction only ta21L remains (</w:t>
-      </w:r>
-      <w:r>
-        <w:rPr>
-          <w:rFonts w:ascii="Times New Roman" w:hAnsi="Times New Roman" w:cs="Times New Roman"/>
-          <w:i/>
-        </w:rPr>
-        <w:t xml:space="preserve">p</w:t>
-      </w:r>
-      <w:r>
-        <w:rPr>
-          <w:rFonts w:ascii="Times New Roman" w:hAnsi="Times New Roman" w:cs="Times New Roman"/>
-          <w:vertAlign w:val="subscript"/>
-        </w:rPr>
-        <w:t xml:space="preserve">adj</w:t>
-      </w:r>
-      <w:r>
-        <w:rPr>
-          <w:rFonts w:ascii="Times New Roman" w:hAnsi="Times New Roman" w:cs="Times New Roman"/>
-        </w:rPr>
-        <w:t xml:space="preserve">&lt;</w:t>
-      </w:r>
-      <w:r>
-        <w:rPr>
-          <w:rFonts w:ascii="Times New Roman" w:hAnsi="Times New Roman" w:cs="Times New Roman"/>
-        </w:rPr>
-        <w:t xml:space="preserve">0.002; la36L is 0.091). Even in ta21L the gain is small, the median rising from 0.029 to 0.031 (although every trial with an operator exceeds every trial of the baseline, </w:t>
-      </w:r>
-      <w:r>
-        <w:rPr>
-          <w:rFonts w:ascii="Times New Roman" w:hAnsi="Times New Roman" w:cs="Times New Roman"/>
-        </w:rPr>
-        <w:t xml:space="preserve">|</w:t>
-      </w:r>
-      <w:r>
-        <w:rPr>
-          <w:rFonts w:ascii="Times New Roman" w:hAnsi="Times New Roman" w:cs="Times New Roman"/>
-          <w:i/>
-        </w:rPr>
-        <w:t xml:space="preserve">δ</w:t>
-      </w:r>
-      <w:r>
-        <w:rPr>
-          <w:rFonts w:ascii="Times New Roman" w:hAnsi="Times New Roman" w:cs="Times New Roman"/>
-        </w:rPr>
-        <w:t xml:space="preserve">|</w:t>
-      </w:r>
-      <w:r>
-        <w:rPr>
-          <w:rFonts w:ascii="Times New Roman" w:hAnsi="Times New Roman" w:cs="Times New Roman"/>
-        </w:rPr>
-        <w:t xml:space="preserve">=1.0). In the remaining six scenarios there is no difference.</w:t>
-      </w:r>
-    </w:p>
-    <w:p>
-      <w:pPr>
-        <w:pStyle w:val="a8"/>
-        <w:spacing w:line="240" w:lineRule="exact"/>
-        <w:jc w:val="both"/>
-      </w:pPr>
-      <w:r>
-        <w:rPr>
-          <w:rFonts w:ascii="Times New Roman" w:hAnsi="Times New Roman" w:cs="Times New Roman"/>
-          <w:b/>
-        </w:rPr>
         <w:t xml:space="preserve">When the operators help.</w:t>
       </w:r>
       <w:r>
         <w:rPr>
           <w:rFonts w:ascii="Times New Roman" w:hAnsi="Times New Roman" w:cs="Times New Roman"/>
         </w:rPr>
-        <w:t xml:space="preserve"> The asymmetry in the effect of the same operators is less a difference between the structures themselves than a difference in whether the structure reaches the attainable level by itself. High-stability HV has a level at which several methods arrive and stop: in every scenario, three to five of the seven methods lie within 2% of the best value (Figure 3). Whether mounted on ILS or on Memetic, the operators raise high-stability HV if the structure has not reached this level, and yield no gain if it has. Because the effect changes with whether the level was reached even within the ILS variants, where the firing design is the same, the asymmetry cannot be explained by the firing design differing between the structures (Table 1).</w:t>
+        <w:t xml:space="preserve"> That the same operators act asymmetrically across the structures reflects less a difference between the structures themselves than a difference in whether each structure reaches the attainable level by itself. High-stability HV has a level at which several methods arrive and stop: in every scenario, three to five of the seven methods lie within 2% of the best value (Figure 3). Whether mounted on ILS or on Memetic, the operators raise high-stability HV if the structure has not reached this level, and yield no gain if it has. Because the effect changes with whether the level was reached even within the ILS variants, where the firing design is the same, the asymmetry cannot be explained by the firing design differing between the structures (Table 1).</w:t>
       </w:r>
     </w:p>
     <w:p>
@@ -5776,7 +5738,7 @@
         <w:rPr>
           <w:rFonts w:ascii="Times New Roman" w:hAnsi="Times New Roman" w:cs="Times New Roman"/>
         </w:rPr>
-        <w:t xml:space="preserve">The anytime overall-HV curves of two representative scenarios show the level reached and the speed of reaching it at once (Figure 4).</w:t>
+        <w:t xml:space="preserve">We first look at the anytime overall-HV curves of two representative scenarios, which show both the level reached and how quickly it is reached (Figure 4).</w:t>
       </w:r>
     </w:p>
     <w:p>
@@ -5791,153 +5753,6 @@
         </w:rPr>
         <w:t xml:space="preserve">In ta21S, operator-equipped Memetic reaches the same level as ILS (1.17), but it takes 6.6–7.8 s to get there against 2.5 s for ILS. In la36L, Memetic overtakes ILS at 7–10 s and climbs to 0.94, whereas ILS levels off at 0.80. The endpoint of the curve and the speed of the ramp-up point to different methods as the best.</w:t>
       </w:r>
-    </w:p>
-    <w:tbl>
-      <w:tblPr>
-        <w:tblW w:w="10375" w:type="dxa"/>
-        <w:tblpPr w:leftFromText="141" w:rightFromText="141" w:topFromText="141" w:bottomFromText="200" w:vertAnchor="margin" w:horzAnchor="margin" w:tblpXSpec="center" w:tblpYSpec="top"/>
-        <w:tblOverlap w:val="never"/>
-        <w:tblLayout w:type="fixed"/>
-        <w:tblCellMar>
-          <w:left w:w="0" w:type="dxa"/>
-          <w:right w:w="0" w:type="dxa"/>
-        </w:tblCellMar>
-      </w:tblPr>
-      <w:tblGrid>
-        <w:gridCol w:w="10375"/>
-      </w:tblGrid>
-      <w:tr>
-        <w:tc>
-          <w:tcPr>
-            <w:tcW w:w="10375" w:type="dxa"/>
-          </w:tcPr>
-          <w:p>
-            <w:pPr>
-              <w:spacing w:after="60" w:line="240" w:lineRule="auto"/>
-              <w:jc w:val="center"/>
-            </w:pPr>
-            <w:r>
-              <w:drawing>
-                <wp:inline xmlns:a="http://schemas.openxmlformats.org/drawingml/2006/main" xmlns:pic="http://schemas.openxmlformats.org/drawingml/2006/picture">
-                  <wp:extent cx="6588125" cy="2613515"/>
-                  <wp:docPr id="3" name="Picture 3"/>
-                  <wp:cNvGraphicFramePr>
-                    <a:graphicFrameLocks noChangeAspect="1"/>
-                  </wp:cNvGraphicFramePr>
-                  <a:graphic>
-                    <a:graphicData uri="http://schemas.openxmlformats.org/drawingml/2006/picture">
-                      <pic:pic>
-                        <pic:nvPicPr>
-                          <pic:cNvPr id="0" name="fig_v2_interaction_en.png"/>
-                          <pic:cNvPicPr/>
-                        </pic:nvPicPr>
-                        <pic:blipFill>
-                          <a:blip r:embed="rId23"/>
-                          <a:stretch>
-                            <a:fillRect/>
-                          </a:stretch>
-                        </pic:blipFill>
-                        <pic:spPr>
-                          <a:xfrm>
-                            <a:off x="0" y="0"/>
-                            <a:ext cx="6588125" cy="2613515"/>
-                          </a:xfrm>
-                          <a:prstGeom prst="rect"/>
-                        </pic:spPr>
-                      </pic:pic>
-                    </a:graphicData>
-                  </a:graphic>
-                </wp:inline>
-              </w:drawing>
-            </w:r>
-          </w:p>
-        </w:tc>
-      </w:tr>
-      <w:tr>
-        <w:tc>
-          <w:tcPr>
-            <w:tcW w:w="10375" w:type="dxa"/>
-          </w:tcPr>
-          <w:p>
-            <w:pPr>
-              <w:spacing w:line="240" w:lineRule="exact"/>
-              <w:jc w:val="center"/>
-              <w:ind w:left="284" w:right="284"/>
-            </w:pPr>
-            <w:r>
-              <w:rPr>
-                <w:rFonts w:ascii="Times New Roman" w:hAnsi="Times New Roman" w:cs="Times New Roman"/>
-              </w:rPr>
-              <w:t xml:space="preserve">Figure 3: Interaction plot of search structure × stability-inducing operator (high-stability HV; medians and interquartile ranges; all eight scenarios; n=10). Symbols give the significance level of the two-sided Mann–Whitney U test against the configuration without operators, in the same color as the corresponding line (* </w:t>
-            </w:r>
-            <w:r>
-              <w:rPr>
-                <w:rFonts w:ascii="Times New Roman" w:hAnsi="Times New Roman" w:cs="Times New Roman"/>
-                <w:i/>
-              </w:rPr>
-              <w:t xml:space="preserve">p</w:t>
-            </w:r>
-            <w:r>
-              <w:rPr>
-                <w:rFonts w:ascii="Times New Roman" w:hAnsi="Times New Roman" w:cs="Times New Roman"/>
-              </w:rPr>
-              <w:t xml:space="preserve">&lt;</w:t>
-            </w:r>
-            <w:r>
-              <w:rPr>
-                <w:rFonts w:ascii="Times New Roman" w:hAnsi="Times New Roman" w:cs="Times New Roman"/>
-              </w:rPr>
-              <w:t xml:space="preserve">0.05, ** </w:t>
-            </w:r>
-            <w:r>
-              <w:rPr>
-                <w:rFonts w:ascii="Times New Roman" w:hAnsi="Times New Roman" w:cs="Times New Roman"/>
-                <w:i/>
-              </w:rPr>
-              <w:t xml:space="preserve">p</w:t>
-            </w:r>
-            <w:r>
-              <w:rPr>
-                <w:rFonts w:ascii="Times New Roman" w:hAnsi="Times New Roman" w:cs="Times New Roman"/>
-              </w:rPr>
-              <w:t xml:space="preserve">&lt;</w:t>
-            </w:r>
-            <w:r>
-              <w:rPr>
-                <w:rFonts w:ascii="Times New Roman" w:hAnsi="Times New Roman" w:cs="Times New Roman"/>
-              </w:rPr>
-              <w:t xml:space="preserve">0.01, *** </w:t>
-            </w:r>
-            <w:r>
-              <w:rPr>
-                <w:rFonts w:ascii="Times New Roman" w:hAnsi="Times New Roman" w:cs="Times New Roman"/>
-                <w:i/>
-              </w:rPr>
-              <w:t xml:space="preserve">p</w:t>
-            </w:r>
-            <w:r>
-              <w:rPr>
-                <w:rFonts w:ascii="Times New Roman" w:hAnsi="Times New Roman" w:cs="Times New Roman"/>
-              </w:rPr>
-              <w:t xml:space="preserve">&lt;</w:t>
-            </w:r>
-            <w:r>
-              <w:rPr>
-                <w:rFonts w:ascii="Times New Roman" w:hAnsi="Times New Roman" w:cs="Times New Roman"/>
-              </w:rPr>
-              <w:t xml:space="preserve">0.001; no correction for multiple comparisons).</w:t>
-            </w:r>
-          </w:p>
-        </w:tc>
-      </w:tr>
-    </w:tbl>
-    <w:p>
-      <w:pPr>
-        <w:spacing w:line="14" w:lineRule="exact"/>
-        <w:rPr>
-          <w:sz w:val="2"/>
-        </w:rPr>
-      </w:pPr>
     </w:p>
     <w:p>
       <w:pPr>
@@ -5950,39 +5765,7 @@
         <w:rPr>
           <w:rFonts w:ascii="Times New Roman" w:hAnsi="Times New Roman" w:cs="Times New Roman"/>
         </w:rPr>
-        <w:t xml:space="preserve">Table 2: Cross-scenario summary of the three metrics. Each cell gives "Friedman average rank / ARPD% (relative deviation from the best method of each scenario, averaged over the eight scenarios) / number of top-group scenarios (scenarios with no significant difference from the best method of that scenario, out of 8; two-sided Mann–Whitney U, uncorrected)"; lower is better for the first two and higher for the last. The Friedman test gives </w:t>
-      </w:r>
-      <w:r>
-        <w:rPr>
-          <w:rFonts w:ascii="Times New Roman" w:hAnsi="Times New Roman" w:cs="Times New Roman"/>
-          <w:i/>
-        </w:rPr>
-        <w:t xml:space="preserve">p</w:t>
-      </w:r>
-      <w:r>
-        <w:rPr>
-          <w:rFonts w:ascii="Times New Roman" w:hAnsi="Times New Roman" w:cs="Times New Roman"/>
-        </w:rPr>
-        <w:t xml:space="preserve">&lt;</w:t>
-      </w:r>
-      <w:r>
-        <w:rPr>
-          <w:rFonts w:ascii="Times New Roman" w:hAnsi="Times New Roman" w:cs="Times New Roman"/>
-        </w:rPr>
-        <w:t xml:space="preserve">0.0001 for all three metrics, and Kendall's </w:t>
-      </w:r>
-      <w:r>
-        <w:rPr>
-          <w:rFonts w:ascii="Times New Roman" w:hAnsi="Times New Roman" w:cs="Times New Roman"/>
-          <w:i/>
-        </w:rPr>
-        <w:t xml:space="preserve">W</w:t>
-      </w:r>
-      <w:r>
-        <w:rPr>
-          <w:rFonts w:ascii="Times New Roman" w:hAnsi="Times New Roman" w:cs="Times New Roman"/>
-        </w:rPr>
-        <w:t xml:space="preserve"> is 0.59, 0.81, and 0.63 in column order. Because the eight scenarios are not independent of one another (Section 4.1), the cross-scenario ranks are an exploratory summary of rank consistency.</w:t>
+        <w:t xml:space="preserve">Table 2: Cross-scenario summary of the three metrics (Section 3.4). Each cell gives "average rank / ARPD% / number of top-group scenarios (out of 8)"; lower is better for the first two and higher for the last. Because the eight scenarios are not independent of one another (Section 4.1), the cross-scenario ranks are an exploratory summary of rank consistency.</w:t>
       </w:r>
     </w:p>
     <w:tbl>
@@ -6738,88 +6521,6 @@
         <w:t xml:space="preserve">0.001). The operators have no effect on this minimum.</w:t>
       </w:r>
     </w:p>
-    <w:p>
-      <w:pPr>
-        <w:pStyle w:val="a8"/>
-        <w:spacing w:line="240" w:lineRule="exact"/>
-        <w:jc w:val="both"/>
-      </w:pPr>
-      <w:r>
-        <w:rPr>
-          <w:rFonts w:ascii="Times New Roman" w:hAnsi="Times New Roman" w:cs="Times New Roman"/>
-          <w:b/>
-        </w:rPr>
-        <w:t xml:space="preserve">AOC.</w:t>
-      </w:r>
-      <w:r>
-        <w:rPr>
-          <w:rFonts w:ascii="Times New Roman" w:hAnsi="Times New Roman" w:cs="Times New Roman"/>
-        </w:rPr>
-        <w:t xml:space="preserve"> The three ILS variants are level with the best, within 2% of the best in six scenarios (Table 2). In the remaining la36S and mt10, Memetic-baseline is best and the ILS variants fall 10–22% short. Because AOC weights the early phase heavily on the log-time scale, it strongly reflects the speed of ILS, which receives </w:t>
-      </w:r>
-      <w:r>
-        <w:rPr>
-          <w:rFonts w:ascii="Times New Roman" w:hAnsi="Times New Roman" w:cs="Times New Roman"/>
-          <w:i/>
-        </w:rPr>
-        <w:t xml:space="preserve">S</w:t>
-      </w:r>
-      <w:r>
-        <w:rPr>
-          <w:rFonts w:ascii="Times New Roman" w:hAnsi="Times New Roman" w:cs="Times New Roman"/>
-          <w:i/>
-          <w:vertAlign w:val="subscript"/>
-        </w:rPr>
-        <w:t xml:space="preserve">p</w:t>
-      </w:r>
-      <w:r>
-        <w:rPr>
-          <w:rFonts w:ascii="Times New Roman" w:hAnsi="Times New Roman" w:cs="Times New Roman"/>
-        </w:rPr>
-        <w:t xml:space="preserve"> as its initial solution (Figure 4). The operators act asymmetrically here too, but in the opposite direction, as a cost to Memetic. PR traces the path all the way to </w:t>
-      </w:r>
-      <w:r>
-        <w:rPr>
-          <w:rFonts w:ascii="Times New Roman" w:hAnsi="Times New Roman" w:cs="Times New Roman"/>
-          <w:i/>
-        </w:rPr>
-        <w:t xml:space="preserve">S</w:t>
-      </w:r>
-      <w:r>
-        <w:rPr>
-          <w:rFonts w:ascii="Times New Roman" w:hAnsi="Times New Roman" w:cs="Times New Roman"/>
-          <w:i/>
-          <w:vertAlign w:val="subscript"/>
-        </w:rPr>
-        <w:t xml:space="preserve">p</w:t>
-      </w:r>
-      <w:r>
-        <w:rPr>
-          <w:rFonts w:ascii="Times New Roman" w:hAnsi="Times New Roman" w:cs="Times New Roman"/>
-        </w:rPr>
-        <w:t xml:space="preserve"> and re-optimizes the intermediate solutions before returning, so each call is expensive, and in Memetic, where it fires on every individual, it lowers AOC significantly in five of the eight scenarios (by 7–26%). In ILS, where the operators fire only upon stagnation, the three variants stay within 3% of one another in every scenario, with no significant difference.</w:t>
-      </w:r>
-    </w:p>
-    <w:p>
-      <w:pPr>
-        <w:pStyle w:val="a8"/>
-        <w:spacing w:line="240" w:lineRule="exact"/>
-        <w:jc w:val="both"/>
-      </w:pPr>
-      <w:r>
-        <w:rPr>
-          <w:rFonts w:ascii="Times New Roman" w:hAnsi="Times New Roman" w:cs="Times New Roman"/>
-          <w:b/>
-        </w:rPr>
-        <w:t xml:space="preserve">PR or repair.</w:t>
-      </w:r>
-      <w:r>
-        <w:rPr>
-          <w:rFonts w:ascii="Times New Roman" w:hAnsi="Times New Roman" w:cs="Times New Roman"/>
-        </w:rPr>
-        <w:t xml:space="preserve"> For ILS the choice hardly matters: the two differ by at most 2% on all three metrics, and the difference is significant only in two scenarios for overall HV, in opposite directions there. For Memetic the answer depends on the criterion. PR is slightly ahead in final quality: the significant differences are few (2/8 scenarios for overall HV, 3/8 for high-stability HV), but all of them favor PR. In AOC the order reverses, and repair significantly exceeds PR in 6/8 scenarios.</w:t>
-      </w:r>
-    </w:p>
     <w:tbl>
       <w:tblPr>
         <w:tblW w:w="10375" w:type="dxa"/>
@@ -6841,14 +6542,14 @@
           </w:tcPr>
           <w:p>
             <w:pPr>
-              <w:spacing w:after="60" w:line="240" w:lineRule="auto"/>
+              <w:spacing w:after="20" w:line="240" w:lineRule="auto"/>
               <w:jc w:val="center"/>
             </w:pPr>
             <w:r>
               <w:drawing>
                 <wp:inline xmlns:a="http://schemas.openxmlformats.org/drawingml/2006/main" xmlns:pic="http://schemas.openxmlformats.org/drawingml/2006/picture">
-                  <wp:extent cx="6588125" cy="2138084"/>
-                  <wp:docPr id="4" name="Picture 4"/>
+                  <wp:extent cx="6083935" cy="1966414"/>
+                  <wp:docPr id="3" name="Picture 3"/>
                   <wp:cNvGraphicFramePr>
                     <a:graphicFrameLocks noChangeAspect="1"/>
                   </wp:cNvGraphicFramePr>
@@ -6856,11 +6557,11 @@
                     <a:graphicData uri="http://schemas.openxmlformats.org/drawingml/2006/picture">
                       <pic:pic>
                         <pic:nvPicPr>
-                          <pic:cNvPr id="0" name="fig_v2_anytime_en.png"/>
+                          <pic:cNvPr id="0" name="fig_v2_interaction_en.png"/>
                           <pic:cNvPicPr/>
                         </pic:nvPicPr>
                         <pic:blipFill>
-                          <a:blip r:embed="rId24"/>
+                          <a:blip r:embed="rId23"/>
                           <a:stretch>
                             <a:fillRect/>
                           </a:stretch>
@@ -6868,7 +6569,7 @@
                         <pic:spPr>
                           <a:xfrm>
                             <a:off x="0" y="0"/>
-                            <a:ext cx="6588125" cy="2138084"/>
+                            <a:ext cx="6083935" cy="1966414"/>
                           </a:xfrm>
                           <a:prstGeom prst="rect"/>
                         </pic:spPr>
@@ -6896,20 +6597,64 @@
               <w:rPr>
                 <w:rFonts w:ascii="Times New Roman" w:hAnsi="Times New Roman" w:cs="Times New Roman"/>
               </w:rPr>
-              <w:t xml:space="preserve">Figure 4: Anytime overall-HV curves (two representative scenarios; medians over trials). The horizontal axis is the elapsed time of each run, and the vertical axis is the overall HV of the merged points visited by the runs of the 10 weights up to time </w:t>
+              <w:t xml:space="preserve">Figure 3: Interaction plot of search structure × stability-inducing operator (high-stability HV; medians and interquartile ranges; n=10). Symbols give the significance level of the two-sided Mann–Whitney U test against the configuration without operators, in the same color as the corresponding line (* </w:t>
             </w:r>
             <w:r>
               <w:rPr>
                 <w:rFonts w:ascii="Times New Roman" w:hAnsi="Times New Roman" w:cs="Times New Roman"/>
                 <w:i/>
               </w:rPr>
-              <w:t xml:space="preserve">t</w:t>
+              <w:t xml:space="preserve">p</w:t>
             </w:r>
             <w:r>
               <w:rPr>
                 <w:rFonts w:ascii="Times New Roman" w:hAnsi="Times New Roman" w:cs="Times New Roman"/>
               </w:rPr>
-              <w:t xml:space="preserve">; the endpoint corresponds to the overall HV of Section 4.3. AOC is the log-time average of the curve of each weight, then averaged over all weights, so it is not the area in this figure itself, but it can be read as the difference in ramp-up. The plotted range is cut off at the time by which all methods have reached 99.5% of their final values (all curves are flat thereafter).</w:t>
+              <w:t xml:space="preserve">&lt;</w:t>
+            </w:r>
+            <w:r>
+              <w:rPr>
+                <w:rFonts w:ascii="Times New Roman" w:hAnsi="Times New Roman" w:cs="Times New Roman"/>
+              </w:rPr>
+              <w:t xml:space="preserve">0.05, ** </w:t>
+            </w:r>
+            <w:r>
+              <w:rPr>
+                <w:rFonts w:ascii="Times New Roman" w:hAnsi="Times New Roman" w:cs="Times New Roman"/>
+                <w:i/>
+              </w:rPr>
+              <w:t xml:space="preserve">p</w:t>
+            </w:r>
+            <w:r>
+              <w:rPr>
+                <w:rFonts w:ascii="Times New Roman" w:hAnsi="Times New Roman" w:cs="Times New Roman"/>
+              </w:rPr>
+              <w:t xml:space="preserve">&lt;</w:t>
+            </w:r>
+            <w:r>
+              <w:rPr>
+                <w:rFonts w:ascii="Times New Roman" w:hAnsi="Times New Roman" w:cs="Times New Roman"/>
+              </w:rPr>
+              <w:t xml:space="preserve">0.01, *** </w:t>
+            </w:r>
+            <w:r>
+              <w:rPr>
+                <w:rFonts w:ascii="Times New Roman" w:hAnsi="Times New Roman" w:cs="Times New Roman"/>
+                <w:i/>
+              </w:rPr>
+              <w:t xml:space="preserve">p</w:t>
+            </w:r>
+            <w:r>
+              <w:rPr>
+                <w:rFonts w:ascii="Times New Roman" w:hAnsi="Times New Roman" w:cs="Times New Roman"/>
+              </w:rPr>
+              <w:t xml:space="preserve">&lt;</w:t>
+            </w:r>
+            <w:r>
+              <w:rPr>
+                <w:rFonts w:ascii="Times New Roman" w:hAnsi="Times New Roman" w:cs="Times New Roman"/>
+              </w:rPr>
+              <w:t xml:space="preserve">0.001; no correction for multiple comparisons).</w:t>
             </w:r>
           </w:p>
         </w:tc>
@@ -6925,6 +6670,191 @@
     </w:p>
     <w:p>
       <w:pPr>
+        <w:pStyle w:val="a8"/>
+        <w:spacing w:line="240" w:lineRule="exact"/>
+        <w:jc w:val="both"/>
+      </w:pPr>
+      <w:r>
+        <w:rPr>
+          <w:rFonts w:ascii="Times New Roman" w:hAnsi="Times New Roman" w:cs="Times New Roman"/>
+          <w:b/>
+        </w:rPr>
+        <w:t xml:space="preserve">AOC.</w:t>
+      </w:r>
+      <w:r>
+        <w:rPr>
+          <w:rFonts w:ascii="Times New Roman" w:hAnsi="Times New Roman" w:cs="Times New Roman"/>
+        </w:rPr>
+        <w:t xml:space="preserve"> The three ILS variants are level with the best, lying within 2% of it in six scenarios (Table 2). In the remaining la36S and mt10, Memetic-baseline is best and the ILS variants fall 10–22% short. Because AOC weights the early phase heavily on the log-time scale, it strongly reflects the speed of ILS, which receives </w:t>
+      </w:r>
+      <w:r>
+        <w:rPr>
+          <w:rFonts w:ascii="Times New Roman" w:hAnsi="Times New Roman" w:cs="Times New Roman"/>
+          <w:i/>
+        </w:rPr>
+        <w:t xml:space="preserve">S</w:t>
+      </w:r>
+      <w:r>
+        <w:rPr>
+          <w:rFonts w:ascii="Times New Roman" w:hAnsi="Times New Roman" w:cs="Times New Roman"/>
+          <w:i/>
+          <w:vertAlign w:val="subscript"/>
+        </w:rPr>
+        <w:t xml:space="preserve">p</w:t>
+      </w:r>
+      <w:r>
+        <w:rPr>
+          <w:rFonts w:ascii="Times New Roman" w:hAnsi="Times New Roman" w:cs="Times New Roman"/>
+        </w:rPr>
+        <w:t xml:space="preserve"> as its initial solution (Figure 4). The operators act asymmetrically here too, but in the opposite direction, as a cost to Memetic. PR traces the path all the way to </w:t>
+      </w:r>
+      <w:r>
+        <w:rPr>
+          <w:rFonts w:ascii="Times New Roman" w:hAnsi="Times New Roman" w:cs="Times New Roman"/>
+          <w:i/>
+        </w:rPr>
+        <w:t xml:space="preserve">S</w:t>
+      </w:r>
+      <w:r>
+        <w:rPr>
+          <w:rFonts w:ascii="Times New Roman" w:hAnsi="Times New Roman" w:cs="Times New Roman"/>
+          <w:i/>
+          <w:vertAlign w:val="subscript"/>
+        </w:rPr>
+        <w:t xml:space="preserve">p</w:t>
+      </w:r>
+      <w:r>
+        <w:rPr>
+          <w:rFonts w:ascii="Times New Roman" w:hAnsi="Times New Roman" w:cs="Times New Roman"/>
+        </w:rPr>
+        <w:t xml:space="preserve"> and re-optimizes the intermediate solutions before returning, so each call is expensive, and in Memetic, where it fires per individual, it lowers AOC significantly in five of the eight scenarios (by 7–26%). In ILS, where the operators fire only upon stagnation, the three variants stay within 3% of one another in every scenario, with no significant difference.</w:t>
+      </w:r>
+    </w:p>
+    <w:p>
+      <w:pPr>
+        <w:pStyle w:val="a8"/>
+        <w:spacing w:line="240" w:lineRule="exact"/>
+        <w:jc w:val="both"/>
+      </w:pPr>
+      <w:r>
+        <w:rPr>
+          <w:rFonts w:ascii="Times New Roman" w:hAnsi="Times New Roman" w:cs="Times New Roman"/>
+          <w:b/>
+        </w:rPr>
+        <w:t xml:space="preserve">PR or repair.</w:t>
+      </w:r>
+      <w:r>
+        <w:rPr>
+          <w:rFonts w:ascii="Times New Roman" w:hAnsi="Times New Roman" w:cs="Times New Roman"/>
+        </w:rPr>
+        <w:t xml:space="preserve"> For ILS the choice hardly matters: the two differ by at most 2% on all three metrics, and the difference is significant only in two scenarios for overall HV, in opposite directions there. For Memetic the answer depends on the criterion. PR is slightly ahead in final quality: the significant differences are few (2/8 scenarios for overall HV, 3/8 for high-stability HV), but all of them favor PR. In AOC the order reverses, and repair significantly exceeds PR in 6/8 scenarios.</w:t>
+      </w:r>
+    </w:p>
+    <w:tbl>
+      <w:tblPr>
+        <w:tblW w:w="10375" w:type="dxa"/>
+        <w:tblpPr w:leftFromText="141" w:rightFromText="141" w:topFromText="141" w:bottomFromText="200" w:vertAnchor="margin" w:horzAnchor="margin" w:tblpXSpec="center" w:tblpYSpec="top"/>
+        <w:tblOverlap w:val="never"/>
+        <w:tblLayout w:type="fixed"/>
+        <w:tblCellMar>
+          <w:left w:w="0" w:type="dxa"/>
+          <w:right w:w="0" w:type="dxa"/>
+        </w:tblCellMar>
+      </w:tblPr>
+      <w:tblGrid>
+        <w:gridCol w:w="10375"/>
+      </w:tblGrid>
+      <w:tr>
+        <w:tc>
+          <w:tcPr>
+            <w:tcW w:w="10375" w:type="dxa"/>
+          </w:tcPr>
+          <w:p>
+            <w:pPr>
+              <w:spacing w:after="20" w:line="240" w:lineRule="auto"/>
+              <w:jc w:val="center"/>
+            </w:pPr>
+            <w:r>
+              <w:drawing>
+                <wp:inline xmlns:a="http://schemas.openxmlformats.org/drawingml/2006/main" xmlns:pic="http://schemas.openxmlformats.org/drawingml/2006/picture">
+                  <wp:extent cx="5608320" cy="1347083"/>
+                  <wp:docPr id="4" name="Picture 4"/>
+                  <wp:cNvGraphicFramePr>
+                    <a:graphicFrameLocks noChangeAspect="1"/>
+                  </wp:cNvGraphicFramePr>
+                  <a:graphic>
+                    <a:graphicData uri="http://schemas.openxmlformats.org/drawingml/2006/picture">
+                      <pic:pic>
+                        <pic:nvPicPr>
+                          <pic:cNvPr id="0" name="fig_v2_anytime_en.png"/>
+                          <pic:cNvPicPr/>
+                        </pic:nvPicPr>
+                        <pic:blipFill>
+                          <a:blip r:embed="rId24"/>
+                          <a:stretch>
+                            <a:fillRect/>
+                          </a:stretch>
+                        </pic:blipFill>
+                        <pic:spPr>
+                          <a:xfrm>
+                            <a:off x="0" y="0"/>
+                            <a:ext cx="5608320" cy="1347083"/>
+                          </a:xfrm>
+                          <a:prstGeom prst="rect"/>
+                        </pic:spPr>
+                      </pic:pic>
+                    </a:graphicData>
+                  </a:graphic>
+                </wp:inline>
+              </w:drawing>
+            </w:r>
+          </w:p>
+        </w:tc>
+      </w:tr>
+      <w:tr>
+        <w:tc>
+          <w:tcPr>
+            <w:tcW w:w="10375" w:type="dxa"/>
+          </w:tcPr>
+          <w:p>
+            <w:pPr>
+              <w:spacing w:line="240" w:lineRule="exact"/>
+              <w:jc w:val="center"/>
+              <w:ind w:left="284" w:right="284"/>
+            </w:pPr>
+            <w:r>
+              <w:rPr>
+                <w:rFonts w:ascii="Times New Roman" w:hAnsi="Times New Roman" w:cs="Times New Roman"/>
+              </w:rPr>
+              <w:t xml:space="preserve">Figure 4: Anytime curves of overall HV, measured on the points visited up to time </w:t>
+            </w:r>
+            <w:r>
+              <w:rPr>
+                <w:rFonts w:ascii="Times New Roman" w:hAnsi="Times New Roman" w:cs="Times New Roman"/>
+                <w:i/>
+              </w:rPr>
+              <w:t xml:space="preserve">t</w:t>
+            </w:r>
+            <w:r>
+              <w:rPr>
+                <w:rFonts w:ascii="Times New Roman" w:hAnsi="Times New Roman" w:cs="Times New Roman"/>
+              </w:rPr>
+              <w:t xml:space="preserve"> (medians over trials). AOC is the average of the per-weight curves and does not equal the area under the weight-merged curves shown here.</w:t>
+            </w:r>
+          </w:p>
+        </w:tc>
+      </w:tr>
+    </w:tbl>
+    <w:p>
+      <w:pPr>
+        <w:spacing w:line="14" w:lineRule="exact"/>
+        <w:rPr>
+          <w:sz w:val="2"/>
+        </w:rPr>
+      </w:pPr>
+    </w:p>
+    <w:p>
+      <w:pPr>
         <w:pStyle w:val="2"/>
         <w:keepNext/>
         <w:keepLines/>
@@ -7043,7 +6973,7 @@
         <w:rPr>
           <w:rFonts w:ascii="Times New Roman" w:hAnsi="Times New Roman" w:cs="Times New Roman"/>
         </w:rPr>
-        <w:t xml:space="preserve"> High-stability HV has a level at which several methods arrive and stop. Population-based search does not reach this level by itself, but with the operators mounted its high-stability HV rises in every trial and attains that level in seven of the eight scenarios. Trajectory-based search, which reaches the level by itself, gains little from the operators; they improve it only in the two scenarios where it falls short of the level on its own. Whether the operators help thus divides not along the difference between the structures but along whether the structure reaches this level by itself.</w:t>
+        <w:t xml:space="preserve"> High-stability HV has a level at which several methods arrive and stop. Population-based search does not reach this level by itself, but with the operators mounted its high-stability HV rises in every trial and attains that level in seven of the eight scenarios. Trajectory-based search, which reaches the level by itself, gains little from the operators; they improve it only in the two scenarios where it falls short of the level on its own. Whether the operators help is thus decided not by the difference between the structures but by whether the structure reaches this level by itself.</w:t>
       </w:r>
     </w:p>
     <w:p>
@@ -7630,7 +7560,7 @@
           <w:sz w:val="17"/>
           <w:szCs w:val="17"/>
         </w:rPr>
-        <w:t xml:space="preserve">Marler, R. T. and Arora, J. S. (2010) The weighted sum method for multi-objective optimization: New insights. </w:t>
+        <w:t xml:space="preserve">Luo, J., El Baz, D., Xue, R., Hu, J., and Shi, L. (2025) A fully parallel multi-objective genetic algorithm for optimization of flexible shop floor production performance and schedule stability under dynamic environments. </w:t>
       </w:r>
       <w:r>
         <w:rPr>
@@ -7639,7 +7569,7 @@
           <w:sz w:val="17"/>
           <w:szCs w:val="17"/>
         </w:rPr>
-        <w:t xml:space="preserve">Structural and Multidisciplinary Optimization</w:t>
+        <w:t xml:space="preserve">Annals of Operations Research</w:t>
       </w:r>
       <w:r>
         <w:rPr>
@@ -7647,7 +7577,7 @@
           <w:sz w:val="17"/>
           <w:szCs w:val="17"/>
         </w:rPr>
-        <w:t xml:space="preserve">, 41, 853-862.</w:t>
+        <w:t xml:space="preserve">, 351, 489-524.</w:t>
       </w:r>
     </w:p>
     <w:p>
@@ -7662,7 +7592,7 @@
           <w:sz w:val="17"/>
           <w:szCs w:val="17"/>
         </w:rPr>
-        <w:t xml:space="preserve">Mladenović, N. and Hansen, P. (1997) Variable neighborhood search. </w:t>
+        <w:t xml:space="preserve">Marler, R. T. and Arora, J. S. (2010) The weighted sum method for multi-objective optimization: New insights. </w:t>
       </w:r>
       <w:r>
         <w:rPr>
@@ -7671,7 +7601,7 @@
           <w:sz w:val="17"/>
           <w:szCs w:val="17"/>
         </w:rPr>
-        <w:t xml:space="preserve">Computers &amp; Operations Research</w:t>
+        <w:t xml:space="preserve">Structural and Multidisciplinary Optimization</w:t>
       </w:r>
       <w:r>
         <w:rPr>
@@ -7679,7 +7609,7 @@
           <w:sz w:val="17"/>
           <w:szCs w:val="17"/>
         </w:rPr>
-        <w:t xml:space="preserve">, 24, 1097-1100.</w:t>
+        <w:t xml:space="preserve">, 41, 853-862.</w:t>
       </w:r>
     </w:p>
     <w:p>
@@ -7694,7 +7624,7 @@
           <w:sz w:val="17"/>
           <w:szCs w:val="17"/>
         </w:rPr>
-        <w:t xml:space="preserve">Neri, F. and Cotta, C. (2012) Memetic algorithms and memetic computing optimization: A literature review. </w:t>
+        <w:t xml:space="preserve">Mladenović, N. and Hansen, P. (1997) Variable neighborhood search. </w:t>
       </w:r>
       <w:r>
         <w:rPr>
@@ -7703,7 +7633,7 @@
           <w:sz w:val="17"/>
           <w:szCs w:val="17"/>
         </w:rPr>
-        <w:t xml:space="preserve">Swarm and Evolutionary Computation</w:t>
+        <w:t xml:space="preserve">Computers &amp; Operations Research</w:t>
       </w:r>
       <w:r>
         <w:rPr>
@@ -7711,7 +7641,7 @@
           <w:sz w:val="17"/>
           <w:szCs w:val="17"/>
         </w:rPr>
-        <w:t xml:space="preserve">, 2, 1-14.</w:t>
+        <w:t xml:space="preserve">, 24, 1097-1100.</w:t>
       </w:r>
     </w:p>
     <w:p>
@@ -7726,7 +7656,7 @@
           <w:sz w:val="17"/>
           <w:szCs w:val="17"/>
         </w:rPr>
-        <w:t xml:space="preserve">Nowicki, E. and Smutnicki, C. (1996) A fast taboo search algorithm for the job shop problem. </w:t>
+        <w:t xml:space="preserve">Neri, F. and Cotta, C. (2012) Memetic algorithms and memetic computing optimization: A literature review. </w:t>
       </w:r>
       <w:r>
         <w:rPr>
@@ -7735,7 +7665,7 @@
           <w:sz w:val="17"/>
           <w:szCs w:val="17"/>
         </w:rPr>
-        <w:t xml:space="preserve">Management Science</w:t>
+        <w:t xml:space="preserve">Swarm and Evolutionary Computation</w:t>
       </w:r>
       <w:r>
         <w:rPr>
@@ -7743,7 +7673,7 @@
           <w:sz w:val="17"/>
           <w:szCs w:val="17"/>
         </w:rPr>
-        <w:t xml:space="preserve">, 42, 797-813.</w:t>
+        <w:t xml:space="preserve">, 2, 1-14.</w:t>
       </w:r>
     </w:p>
     <w:p>
@@ -7758,7 +7688,7 @@
           <w:sz w:val="17"/>
           <w:szCs w:val="17"/>
         </w:rPr>
-        <w:t xml:space="preserve">Ouelhadj, D. and Petrovic, S. (2009) A survey of dynamic scheduling in manufacturing systems. </w:t>
+        <w:t xml:space="preserve">Nowicki, E. and Smutnicki, C. (1996) A fast taboo search algorithm for the job shop problem. </w:t>
       </w:r>
       <w:r>
         <w:rPr>
@@ -7767,7 +7697,7 @@
           <w:sz w:val="17"/>
           <w:szCs w:val="17"/>
         </w:rPr>
-        <w:t xml:space="preserve">Journal of Scheduling</w:t>
+        <w:t xml:space="preserve">Management Science</w:t>
       </w:r>
       <w:r>
         <w:rPr>
@@ -7775,7 +7705,7 @@
           <w:sz w:val="17"/>
           <w:szCs w:val="17"/>
         </w:rPr>
-        <w:t xml:space="preserve">, 12, 417-431.</w:t>
+        <w:t xml:space="preserve">, 42, 797-813.</w:t>
       </w:r>
     </w:p>
     <w:p>
@@ -7790,7 +7720,7 @@
           <w:sz w:val="17"/>
           <w:szCs w:val="17"/>
         </w:rPr>
-        <w:t xml:space="preserve">Peng, B., Lü, Z., and Cheng, T. C. E. (2015) A tabu search/path relinking algorithm to solve the job shop scheduling problem. </w:t>
+        <w:t xml:space="preserve">Ouelhadj, D. and Petrovic, S. (2009) A survey of dynamic scheduling in manufacturing systems. </w:t>
       </w:r>
       <w:r>
         <w:rPr>
@@ -7799,7 +7729,7 @@
           <w:sz w:val="17"/>
           <w:szCs w:val="17"/>
         </w:rPr>
-        <w:t xml:space="preserve">Computers &amp; Operations Research</w:t>
+        <w:t xml:space="preserve">Journal of Scheduling</w:t>
       </w:r>
       <w:r>
         <w:rPr>
@@ -7807,7 +7737,7 @@
           <w:sz w:val="17"/>
           <w:szCs w:val="17"/>
         </w:rPr>
-        <w:t xml:space="preserve">, 53, 154-164.</w:t>
+        <w:t xml:space="preserve">, 12, 417-431.</w:t>
       </w:r>
     </w:p>
     <w:p>
@@ -7822,7 +7752,7 @@
           <w:sz w:val="17"/>
           <w:szCs w:val="17"/>
         </w:rPr>
-        <w:t xml:space="preserve">Rangsaritratsamee, R., Ferrell Jr, W. G., and Kurz, M. B. (2004) Dynamic rescheduling that simultaneously considers efficiency and stability. </w:t>
+        <w:t xml:space="preserve">Peng, B., Lü, Z., and Cheng, T. C. E. (2015) A tabu search/path relinking algorithm to solve the job shop scheduling problem. </w:t>
       </w:r>
       <w:r>
         <w:rPr>
@@ -7831,7 +7761,7 @@
           <w:sz w:val="17"/>
           <w:szCs w:val="17"/>
         </w:rPr>
-        <w:t xml:space="preserve">Computers &amp; Industrial Engineering</w:t>
+        <w:t xml:space="preserve">Computers &amp; Operations Research</w:t>
       </w:r>
       <w:r>
         <w:rPr>
@@ -7839,7 +7769,7 @@
           <w:sz w:val="17"/>
           <w:szCs w:val="17"/>
         </w:rPr>
-        <w:t xml:space="preserve">, 46, 1-15.</w:t>
+        <w:t xml:space="preserve">, 53, 154-164.</w:t>
       </w:r>
     </w:p>
     <w:p>
@@ -7854,7 +7784,7 @@
           <w:sz w:val="17"/>
           <w:szCs w:val="17"/>
         </w:rPr>
-        <w:t xml:space="preserve">Sun, R., Cheng, G., Ding, Q., and Zhao, X. (2026) Impact of optimization scope on solution quality and stability in dynamic flexible job shop rescheduling. </w:t>
+        <w:t xml:space="preserve">Rangsaritratsamee, R., Ferrell Jr, W. G., and Kurz, M. B. (2004) Dynamic rescheduling that simultaneously considers efficiency and stability. </w:t>
       </w:r>
       <w:r>
         <w:rPr>
@@ -7871,7 +7801,71 @@
           <w:sz w:val="17"/>
           <w:szCs w:val="17"/>
         </w:rPr>
+        <w:t xml:space="preserve">, 46, 1-15.</w:t>
+      </w:r>
+    </w:p>
+    <w:p>
+      <w:pPr>
+        <w:spacing w:line="190" w:lineRule="exact"/>
+        <w:ind w:left="284" w:hanging="284"/>
+        <w:jc w:val="both"/>
+      </w:pPr>
+      <w:r>
+        <w:rPr>
+          <w:rFonts w:ascii="Times New Roman" w:hAnsi="Times New Roman" w:cs="Times New Roman"/>
+          <w:sz w:val="17"/>
+          <w:szCs w:val="17"/>
+        </w:rPr>
+        <w:t xml:space="preserve">Sun, R., Cheng, G., Ding, Q., and Zhao, X. (2026) Impact of optimization scope on solution quality and stability in dynamic flexible job shop rescheduling. </w:t>
+      </w:r>
+      <w:r>
+        <w:rPr>
+          <w:rFonts w:ascii="Times New Roman" w:hAnsi="Times New Roman" w:cs="Times New Roman"/>
+          <w:i/>
+          <w:sz w:val="17"/>
+          <w:szCs w:val="17"/>
+        </w:rPr>
+        <w:t xml:space="preserve">Computers &amp; Industrial Engineering</w:t>
+      </w:r>
+      <w:r>
+        <w:rPr>
+          <w:rFonts w:ascii="Times New Roman" w:hAnsi="Times New Roman" w:cs="Times New Roman"/>
+          <w:sz w:val="17"/>
+          <w:szCs w:val="17"/>
+        </w:rPr>
         <w:t xml:space="preserve">, 215, Article 111943.</w:t>
+      </w:r>
+    </w:p>
+    <w:p>
+      <w:pPr>
+        <w:spacing w:line="190" w:lineRule="exact"/>
+        <w:ind w:left="284" w:hanging="284"/>
+        <w:jc w:val="both"/>
+      </w:pPr>
+      <w:r>
+        <w:rPr>
+          <w:rFonts w:ascii="Times New Roman" w:hAnsi="Times New Roman" w:cs="Times New Roman"/>
+          <w:sz w:val="17"/>
+          <w:szCs w:val="17"/>
+        </w:rPr>
+        <w:t xml:space="preserve">Valledor, P., Gómez, A., Puente, J., and Fernández, I. (2022) Solving rescheduling problems in dynamic permutation flow shop environments with multiple objectives using the hybrid dynamic non-dominated sorting genetic II algorithm. </w:t>
+      </w:r>
+      <w:r>
+        <w:rPr>
+          <w:rFonts w:ascii="Times New Roman" w:hAnsi="Times New Roman" w:cs="Times New Roman"/>
+          <w:i/>
+          <w:sz w:val="17"/>
+          <w:szCs w:val="17"/>
+        </w:rPr>
+        <w:t xml:space="preserve">Mathematics</w:t>
+      </w:r>
+      <w:r>
+        <w:rPr>
+          <w:rFonts w:ascii="Times New Roman" w:hAnsi="Times New Roman" w:cs="Times New Roman"/>
+          <w:sz w:val="17"/>
+          <w:szCs w:val="17"/>
+        </w:rPr>
+        <w:t xml:space="preserve">, 10, 2395.</w:t>
       </w:r>
     </w:p>
     <w:p>

--- a/doc/paper_apiems2026_v2/APIEMS2026_manuscript_v2_en.docx
+++ b/doc/paper_apiems2026_v2/APIEMS2026_manuscript_v2_en.docx
@@ -4031,7 +4031,7 @@
         <w:rPr>
           <w:rFonts w:ascii="Times New Roman" w:hAnsi="Times New Roman" w:cs="Times New Roman"/>
         </w:rPr>
-        <w:t xml:space="preserve"> (anytime performance; López-Ibáñez and Stützle, 2014): the time average of the per-weight HV-versus-log-time curve.</w:t>
+        <w:t xml:space="preserve"> (anytime performance; López-Ibáñez and Stützle, 2014): the time average of the per-weight HV-versus-log-time curve. Because the average is taken over log time, it weights the early rise of a search heavily.</w:t>
       </w:r>
     </w:p>
     <w:p>
@@ -4284,80 +4284,7 @@
         <w:rPr>
           <w:rFonts w:ascii="Times New Roman" w:hAnsi="Times New Roman" w:cs="Times New Roman"/>
         </w:rPr>
-        <w:t xml:space="preserve">=1.0 means complete separation: every trial of one method exceeds every trial of the other. The magnitude of a difference is reported as the ratio or relative difference of medians and as the relative deviation from the best method, ARPD% (</w:t>
-      </w:r>
-      <w:r>
-        <w:rPr>
-          <w:rFonts w:ascii="Times New Roman" w:hAnsi="Times New Roman" w:cs="Times New Roman"/>
-        </w:rPr>
-        <w:t xml:space="preserve">(</w:t>
-      </w:r>
-      <w:r>
-        <w:rPr>
-          <w:rFonts w:ascii="Times New Roman" w:hAnsi="Times New Roman" w:cs="Times New Roman"/>
-        </w:rPr>
-        <w:t xml:space="preserve">best</w:t>
-      </w:r>
-      <w:r>
-        <w:rPr>
-          <w:rFonts w:ascii="Times New Roman" w:hAnsi="Times New Roman" w:cs="Times New Roman"/>
-        </w:rPr>
-        <w:t xml:space="preserve">-</w:t>
-      </w:r>
-      <w:r>
-        <w:rPr>
-          <w:rFonts w:ascii="Times New Roman" w:hAnsi="Times New Roman" w:cs="Times New Roman"/>
-          <w:i/>
-        </w:rPr>
-        <w:t xml:space="preserve">x</w:t>
-      </w:r>
-      <w:r>
-        <w:rPr>
-          <w:rFonts w:ascii="Times New Roman" w:hAnsi="Times New Roman" w:cs="Times New Roman"/>
-        </w:rPr>
-        <w:t xml:space="preserve">)</w:t>
-      </w:r>
-      <w:r>
-        <w:rPr>
-          <w:rFonts w:ascii="Times New Roman" w:hAnsi="Times New Roman" w:cs="Times New Roman"/>
-        </w:rPr>
-        <w:t xml:space="preserve">/</w:t>
-      </w:r>
-      <w:r>
-        <w:rPr>
-          <w:rFonts w:ascii="Times New Roman" w:hAnsi="Times New Roman" w:cs="Times New Roman"/>
-        </w:rPr>
-        <w:t xml:space="preserve">best</w:t>
-      </w:r>
-      <w:r>
-        <w:rPr>
-          <w:rFonts w:ascii="Times New Roman" w:hAnsi="Times New Roman" w:cs="Times New Roman"/>
-        </w:rPr>
-        <w:t xml:space="preserve">×</w:t>
-      </w:r>
-      <w:r>
-        <w:rPr>
-          <w:rFonts w:ascii="Times New Roman" w:hAnsi="Times New Roman" w:cs="Times New Roman"/>
-        </w:rPr>
-        <w:t xml:space="preserve">1</w:t>
-      </w:r>
-      <w:r>
-        <w:rPr>
-          <w:rFonts w:ascii="Times New Roman" w:hAnsi="Times New Roman" w:cs="Times New Roman"/>
-        </w:rPr>
-        <w:t xml:space="preserve">0</w:t>
-      </w:r>
-      <w:r>
-        <w:rPr>
-          <w:rFonts w:ascii="Times New Roman" w:hAnsi="Times New Roman" w:cs="Times New Roman"/>
-        </w:rPr>
-        <w:t xml:space="preserve">0</w:t>
-      </w:r>
-      <w:r>
-        <w:rPr>
-          <w:rFonts w:ascii="Times New Roman" w:hAnsi="Times New Roman" w:cs="Times New Roman"/>
-        </w:rPr>
-        <w:t xml:space="preserve">, lower is better). In the cross-scenario summary (Table 2), each method is described by three quantities: its rank averaged over the eight scenarios, its mean ARPD%, and the number of scenarios in which it belongs to the top group, i.e., shows no significant difference from the best method of that scenario (uncorrected).</w:t>
+        <w:t xml:space="preserve">=1.0 means complete separation: every trial of one method exceeds every trial of the other. The magnitude of a difference is reported as the ratio or relative difference of medians.</w:t>
       </w:r>
     </w:p>
     <w:p>
@@ -4377,7 +4304,7 @@
         <w:rPr>
           <w:rFonts w:ascii="Times New Roman" w:hAnsi="Times New Roman" w:cs="Times New Roman"/>
         </w:rPr>
-        <w:t xml:space="preserve"> H1 is tested by comparing the high-stability HV of ILS-baseline and Memetic-baseline, which share the local search, and is regarded as supported if ILS is significantly ahead in all eight scenarios. H2 is tested in the same form on the gain in high-stability HV of operator-equipped Memetic over Memetic-baseline, and the level the gain reaches is checked by comparison with ILS-baseline. For the corresponding comparison on the trajectory side (ILS-baseline versus operator-equipped ILS), we do not predict the direction of the effect in advance but contrast it with the population side as a difference in how the operators act. Multiple comparisons are handled by Holm correction, with the same comparison repeated across the eight scenarios forming one family. Neither hypothesis places a directional prediction on overall HV or AOC; these are reported as comparisons among methods.</w:t>
+        <w:t xml:space="preserve"> Hypotheses are posed on high-stability HV alone. H1 is tested by comparing ILS-baseline and Memetic-baseline, which share the local search, and is regarded as supported if ILS is significantly ahead in all eight scenarios. H2 is tested in the same form on the gain of operator-equipped Memetic over Memetic-baseline, and the level the gain reaches is checked by comparison with ILS-baseline. Multiple comparisons are handled by Holm correction, with the same comparison repeated across the eight scenarios forming one family.</w:t>
       </w:r>
     </w:p>
     <w:p>
@@ -5284,7 +5211,7 @@
         <w:rPr>
           <w:rFonts w:ascii="Times New Roman" w:hAnsi="Times New Roman" w:cs="Times New Roman"/>
         </w:rPr>
-        <w:t xml:space="preserve">We check with high-stability HV whether this picture holds in all eight scenarios (Figure 3). The gap between the points without operators corresponds to H1, and the slope of the Memetic line to H2.</w:t>
+        <w:t xml:space="preserve">We check whether this picture holds in all eight scenarios (Figure 3). The gap between the points without operators corresponds to H1, and the slope of the Memetic line to H2.</w:t>
       </w:r>
     </w:p>
     <w:p>
@@ -5374,7 +5301,7 @@
           <w:rFonts w:ascii="Times New Roman" w:hAnsi="Times New Roman" w:cs="Times New Roman"/>
           <w:b/>
         </w:rPr>
-        <w:t xml:space="preserve">H2: The operators raise the high-stability HV of Memetic in every trial of all eight scenarios and bring it to the level of ILS in seven of the eight.</w:t>
+        <w:t xml:space="preserve">H2: The operators raise the high-stability HV of Memetic in every trial of all eight scenarios and bring it to or above the level of ILS-baseline in seven of the eight.</w:t>
       </w:r>
       <w:r>
         <w:rPr>
@@ -5424,7 +5351,7 @@
         <w:rPr>
           <w:rFonts w:ascii="Times New Roman" w:hAnsi="Times New Roman" w:cs="Times New Roman"/>
         </w:rPr>
-        <w:t xml:space="preserve">=1.0): in the three scenarios where Memetic-baseline had almost no solution in the high-stability region, solutions appear, and in the remaining five the high-stability HV becomes 2.1–4.7 times larger. The level reached matches that of ILS-baseline in seven scenarios: in six there is no significant difference (in five of them the medians differ by at most 1%), and in ta21L it is significantly higher, by 4–5%. Only la40 falls short, and even there the shortfall is only 5–10% (Holm-adjusted </w:t>
+        <w:t xml:space="preserve">=1.0): in the three scenarios where Memetic-baseline had almost no solution in the high-stability region, solutions appear, and in the remaining five the high-stability HV becomes 2.1–4.7 times larger. Compared with ILS-baseline, the level reached shows no significant difference in six scenarios (in five of them the medians differ by at most 1%), is 4–5% higher in ta21L, and 5–10% lower in la40 (Holm-adjusted </w:t>
       </w:r>
       <w:r>
         <w:rPr>
@@ -5450,7 +5377,7 @@
         <w:rPr>
           <w:rFonts w:ascii="Times New Roman" w:hAnsi="Times New Roman" w:cs="Times New Roman"/>
         </w:rPr>
-        <w:t xml:space="preserve">0.015). H2 is supported except for this one scenario. Whether the gain is an effect of perturbation in general or one specific to the direction toward </w:t>
+        <w:t xml:space="preserve">0.015). H2 is supported except for the one scenario that falls short. Whether the gain is an effect of perturbation in general or one specific to the direction toward </w:t>
       </w:r>
       <w:r>
         <w:rPr>
@@ -5765,7 +5692,7 @@
         <w:rPr>
           <w:rFonts w:ascii="Times New Roman" w:hAnsi="Times New Roman" w:cs="Times New Roman"/>
         </w:rPr>
-        <w:t xml:space="preserve">Table 2: Cross-scenario summary of the three metrics (Section 3.4). Each cell gives "average rank / ARPD% / number of top-group scenarios (out of 8)"; lower is better for the first two and higher for the last. Because the eight scenarios are not independent of one another (Section 4.1), the cross-scenario ranks are an exploratory summary of rank consistency.</w:t>
+        <w:t xml:space="preserve">Table 2: Cross-scenario summary of the three metrics. Each cell gives "average rank / ARPD% (relative deviation from the best method) / number of top-group scenarios out of 8 (scenarios in which the method shows no significant difference from the best method of that scenario; uncorrected)"; the first two are averages over the eight scenarios (lower is better); for the last, higher is better. Because the eight scenarios are not independent of one another (Section 4.1), the cross-scenario ranks are an exploratory summary of rank consistency.</w:t>
       </w:r>
     </w:p>
     <w:tbl>
@@ -6499,7 +6426,7 @@
         <w:rPr>
           <w:rFonts w:ascii="Times New Roman" w:hAnsi="Times New Roman" w:cs="Times New Roman"/>
         </w:rPr>
-        <w:t xml:space="preserve"> The best level is reached by operator-equipped Memetic, which also occupies the top group in Table 2. The level of the ILS variants depends on the scenario: in four scenarios (la36S, ta21S, la40, la21) they are level with the best, but in the remaining four they fall 5–38% short. Between the two methods without operators the winner switches as well: ILS-baseline is significantly ahead in the four scenarios where the ILS variants are level with the best, and Memetic-baseline in the other four (in one of which the difference is not significant). The difference in the high-stability region in Section 4.2 is therefore not a reflection of ILS being superior overall. The way the operators act divides here in the same direction as in Section 4.2: they raise the overall HV of Memetic significantly in six of the eight scenarios (+2.8–11.7%; in the remaining two Memetic already exceeds ILS without operators), whereas for ILS the change stays within ±0.5% in every scenario, including the three in which the overall HV of ILS is 15–38% below the best. The minimum MS reached over the whole sweep shows the same picture: in the four scenarios where the ILS variants are level with the best, all methods except GA coincide, and in the other four the Memetic variants are lower (by 1.2–2.2% in three of them, </w:t>
+        <w:t xml:space="preserve"> The best level is reached by operator-equipped Memetic, which also occupies the top group in Table 2. As in Section 4.2, the operators lift only Memetic: they raise its overall HV significantly in six of the eight scenarios (+2.8–11.7%), whereas for ILS the change stays within ±0.5% in every scenario. Which structure wins changes with the scenario: in la36S, ta21S, la40, and la21 (hereafter group A) ILS-baseline is significantly ahead of Memetic-baseline, whereas in la36M, la36L, mt10, and ta21L (hereafter group B) Memetic-baseline is ahead instead (in one of the four the difference is not significant). The ILS variants are level with the best only in group A; in group B they fall 5–38% short. The difference in the high-stability region in Section 4.2 is therefore not a reflection of ILS being superior overall. The same split appears in the minimum MS reached over the whole sweep: in group A all methods except GA reach the same value, whereas in la36M, la36L, and mt10 of group B the Memetic variants are 1.2–2.2% lower (significant for all three pairs with matching operators, </w:t>
       </w:r>
       <w:r>
         <w:rPr>
@@ -6518,7 +6445,7 @@
         <w:rPr>
           <w:rFonts w:ascii="Times New Roman" w:hAnsi="Times New Roman" w:cs="Times New Roman"/>
         </w:rPr>
-        <w:t xml:space="preserve">0.001). The operators have no effect on this minimum.</w:t>
+        <w:t xml:space="preserve">0.01; in ta21L the gap is within 0.6%).</w:t>
       </w:r>
     </w:p>
     <w:tbl>
@@ -6685,7 +6612,7 @@
         <w:rPr>
           <w:rFonts w:ascii="Times New Roman" w:hAnsi="Times New Roman" w:cs="Times New Roman"/>
         </w:rPr>
-        <w:t xml:space="preserve"> The three ILS variants are level with the best, lying within 2% of it in six scenarios (Table 2). In the remaining la36S and mt10, Memetic-baseline is best and the ILS variants fall 10–22% short. Because AOC weights the early phase heavily on the log-time scale, it strongly reflects the speed of ILS, which receives </w:t>
+        <w:t xml:space="preserve"> The three ILS variants are level with the best, lying within 2% of it in six scenarios (Table 2; in the remaining la36S and mt10, Memetic-baseline is best and the ILS variants fall 10–22% short). The fast start of the ILS variants can be attributed to their trajectory, which improves the single good solution </w:t>
       </w:r>
       <w:r>
         <w:rPr>
@@ -6706,7 +6633,7 @@
         <w:rPr>
           <w:rFonts w:ascii="Times New Roman" w:hAnsi="Times New Roman" w:cs="Times New Roman"/>
         </w:rPr>
-        <w:t xml:space="preserve"> as its initial solution (Figure 4). The operators act asymmetrically here too, but in the opposite direction, as a cost to Memetic. PR traces the path all the way to </w:t>
+        <w:t xml:space="preserve"> in small steps (Figure 4). The operators do not impair this fast start: in ILS, where they fire only upon stagnation, the three variants stay within 3% of one another in every scenario, with no significant difference. In Memetic, by contrast, they come at a cost: PR traces the path all the way to </w:t>
       </w:r>
       <w:r>
         <w:rPr>
@@ -6727,7 +6654,7 @@
         <w:rPr>
           <w:rFonts w:ascii="Times New Roman" w:hAnsi="Times New Roman" w:cs="Times New Roman"/>
         </w:rPr>
-        <w:t xml:space="preserve"> and re-optimizes the intermediate solutions before returning, so each call is expensive, and in Memetic, where it fires per individual, it lowers AOC significantly in five of the eight scenarios (by 7–26%). In ILS, where the operators fire only upon stagnation, the three variants stay within 3% of one another in every scenario, with no significant difference.</w:t>
+        <w:t xml:space="preserve"> and re-optimizes the intermediate solutions, so each call is expensive, and because it fires per individual it lowers AOC significantly in five of the eight scenarios (by 7–26%).</w:t>
       </w:r>
     </w:p>
     <w:p>

--- a/doc/paper_apiems2026_v2/APIEMS2026_manuscript_v2_en.docx
+++ b/doc/paper_apiems2026_v2/APIEMS2026_manuscript_v2_en.docx
@@ -4336,1199 +4336,6 @@
         <w:t xml:space="preserve">This section first gives the experimental setup (Section 4.1) and then presents the results metric by metric.</w:t>
       </w:r>
     </w:p>
-    <w:p>
-      <w:pPr>
-        <w:pStyle w:val="2"/>
-        <w:keepNext/>
-        <w:keepLines/>
-        <w:spacing w:before="90" w:after="20" w:line="240" w:lineRule="exact"/>
-      </w:pPr>
-      <w:r>
-        <w:rPr>
-          <w:rFonts w:ascii="Times New Roman" w:hAnsi="Times New Roman" w:cs="Times New Roman"/>
-          <w:sz w:val="22"/>
-          <w:szCs w:val="22"/>
-        </w:rPr>
-        <w:t xml:space="preserve">4.1 Experimental Setup</w:t>
-      </w:r>
-    </w:p>
-    <w:p>
-      <w:pPr>
-        <w:pStyle w:val="a8"/>
-        <w:spacing w:line="240" w:lineRule="exact"/>
-        <w:jc w:val="both"/>
-      </w:pPr>
-      <w:r>
-        <w:rPr>
-          <w:rFonts w:ascii="Times New Roman" w:hAnsi="Times New Roman" w:cs="Times New Roman"/>
-        </w:rPr>
-        <w:t xml:space="preserve">We use eight scenarios obtained by imposing a completion delay of a single operation (</w:t>
-      </w:r>
-      <w:r>
-        <w:rPr>
-          <w:rFonts w:ascii="Times New Roman" w:hAnsi="Times New Roman" w:cs="Times New Roman"/>
-          <w:i/>
-        </w:rPr>
-        <w:t xml:space="preserve">Δ</w:t>
-      </w:r>
-      <w:r>
-        <w:rPr>
-          <w:rFonts w:ascii="Times New Roman" w:hAnsi="Times New Roman" w:cs="Times New Roman"/>
-        </w:rPr>
-        <w:t xml:space="preserve">=60–148, about 0.9–1.5 times the processing time of the affected operation) on five benchmark instances (mt10, la21, la36, la40, ta21): la36S/la36M/la36L (27/54/73%), ta21S/ta21L (32/82%), mt10 (72%), la21 (35%), and la40 (32%). The percentage in parentheses is the </w:t>
-      </w:r>
-      <w:r>
-        <w:rPr>
-          <w:rFonts w:ascii="Times New Roman" w:hAnsi="Times New Roman" w:cs="Times New Roman"/>
-          <w:i/>
-        </w:rPr>
-        <w:t xml:space="preserve">rescheduling ratio</w:t>
-      </w:r>
-      <w:r>
-        <w:rPr>
-          <w:rFonts w:ascii="Times New Roman" w:hAnsi="Times New Roman" w:cs="Times New Roman"/>
-        </w:rPr>
-        <w:t xml:space="preserve"> </w:t>
-      </w:r>
-      <w:r>
-        <w:rPr>
-          <w:rFonts w:ascii="Times New Roman" w:hAnsi="Times New Roman" w:cs="Times New Roman"/>
-          <w:i/>
-        </w:rPr>
-        <w:t xml:space="preserve">ρ</w:t>
-      </w:r>
-      <w:r>
-        <w:rPr>
-          <w:rFonts w:ascii="Times New Roman" w:hAnsi="Times New Roman" w:cs="Times New Roman"/>
-        </w:rPr>
-        <w:t xml:space="preserve">=</w:t>
-      </w:r>
-      <w:r>
-        <w:rPr>
-          <w:rFonts w:ascii="Times New Roman" w:hAnsi="Times New Roman" w:cs="Times New Roman"/>
-          <w:i/>
-        </w:rPr>
-        <w:t xml:space="preserve">n</w:t>
-      </w:r>
-      <w:r>
-        <w:rPr>
-          <w:rFonts w:ascii="Times New Roman" w:hAnsi="Times New Roman" w:cs="Times New Roman"/>
-          <w:vertAlign w:val="subscript"/>
-        </w:rPr>
-        <w:t xml:space="preserve">res</w:t>
-      </w:r>
-      <w:r>
-        <w:rPr>
-          <w:rFonts w:ascii="Times New Roman" w:hAnsi="Times New Roman" w:cs="Times New Roman"/>
-        </w:rPr>
-        <w:t xml:space="preserve">/</w:t>
-      </w:r>
-      <w:r>
-        <w:rPr>
-          <w:rFonts w:ascii="Times New Roman" w:hAnsi="Times New Roman" w:cs="Times New Roman"/>
-        </w:rPr>
-        <w:t xml:space="preserve">ops</w:t>
-      </w:r>
-      <w:r>
-        <w:rPr>
-          <w:rFonts w:ascii="Times New Roman" w:hAnsi="Times New Roman" w:cs="Times New Roman"/>
-        </w:rPr>
-        <w:t xml:space="preserve">, the fraction of all operations that become re-optimization targets </w:t>
-      </w:r>
-      <w:r>
-        <w:rPr>
-          <w:rFonts w:ascii="Times New Roman" w:hAnsi="Times New Roman" w:cs="Times New Roman"/>
-          <w:i/>
-        </w:rPr>
-        <w:t xml:space="preserve">O</w:t>
-      </w:r>
-      <w:r>
-        <w:rPr>
-          <w:rFonts w:ascii="Times New Roman" w:hAnsi="Times New Roman" w:cs="Times New Roman"/>
-          <w:vertAlign w:val="subscript"/>
-        </w:rPr>
-        <w:t xml:space="preserve">opt</w:t>
-      </w:r>
-      <w:r>
-        <w:rPr>
-          <w:rFonts w:ascii="Times New Roman" w:hAnsi="Times New Roman" w:cs="Times New Roman"/>
-        </w:rPr>
-        <w:t xml:space="preserve"> under the disruption; the eight scenarios span 27–82%. For each instance the original schedule </w:t>
-      </w:r>
-      <w:r>
-        <w:rPr>
-          <w:rFonts w:ascii="Times New Roman" w:hAnsi="Times New Roman" w:cs="Times New Roman"/>
-          <w:i/>
-        </w:rPr>
-        <w:t xml:space="preserve">S</w:t>
-      </w:r>
-      <w:r>
-        <w:rPr>
-          <w:rFonts w:ascii="Times New Roman" w:hAnsi="Times New Roman" w:cs="Times New Roman"/>
-          <w:i/>
-          <w:vertAlign w:val="subscript"/>
-        </w:rPr>
-        <w:t xml:space="preserve">p</w:t>
-      </w:r>
-      <w:r>
-        <w:rPr>
-          <w:rFonts w:ascii="Times New Roman" w:hAnsi="Times New Roman" w:cs="Times New Roman"/>
-        </w:rPr>
-        <w:t xml:space="preserve"> is generated by a 500-generation GA. The </w:t>
-      </w:r>
-      <w:r>
-        <w:rPr>
-          <w:rFonts w:ascii="Times New Roman" w:hAnsi="Times New Roman" w:cs="Times New Roman"/>
-          <w:i/>
-        </w:rPr>
-        <w:t xml:space="preserve">la36 ladder</w:t>
-      </w:r>
-      <w:r>
-        <w:rPr>
-          <w:rFonts w:ascii="Times New Roman" w:hAnsi="Times New Roman" w:cs="Times New Roman"/>
-        </w:rPr>
-        <w:t xml:space="preserve"> and the </w:t>
-      </w:r>
-      <w:r>
-        <w:rPr>
-          <w:rFonts w:ascii="Times New Roman" w:hAnsi="Times New Roman" w:cs="Times New Roman"/>
-          <w:i/>
-        </w:rPr>
-        <w:t xml:space="preserve">ta21 pair</w:t>
-      </w:r>
-      <w:r>
-        <w:rPr>
-          <w:rFonts w:ascii="Times New Roman" w:hAnsi="Times New Roman" w:cs="Times New Roman"/>
-        </w:rPr>
-        <w:t xml:space="preserve"> vary only the magnitude of the disruption stepwise on the same instance with the same </w:t>
-      </w:r>
-      <w:r>
-        <w:rPr>
-          <w:rFonts w:ascii="Times New Roman" w:hAnsi="Times New Roman" w:cs="Times New Roman"/>
-          <w:i/>
-        </w:rPr>
-        <w:t xml:space="preserve">S</w:t>
-      </w:r>
-      <w:r>
-        <w:rPr>
-          <w:rFonts w:ascii="Times New Roman" w:hAnsi="Times New Roman" w:cs="Times New Roman"/>
-          <w:i/>
-          <w:vertAlign w:val="subscript"/>
-        </w:rPr>
-        <w:t xml:space="preserve">p</w:t>
-      </w:r>
-      <w:r>
-        <w:rPr>
-          <w:rFonts w:ascii="Times New Roman" w:hAnsi="Times New Roman" w:cs="Times New Roman"/>
-        </w:rPr>
-        <w:t xml:space="preserve">. The complete definition of each scenario, raw per-trial values, and tests are provided in the public repository (https://github.com/kitotakumi/stability_scheduling). The experimental settings are listed in Table 1.</w:t>
-      </w:r>
-    </w:p>
-    <w:p>
-      <w:pPr>
-        <w:keepNext/>
-        <w:keepLines/>
-        <w:spacing w:line="240" w:lineRule="exact"/>
-        <w:jc w:val="center"/>
-      </w:pPr>
-      <w:r>
-        <w:rPr>
-          <w:rFonts w:ascii="Times New Roman" w:hAnsi="Times New Roman" w:cs="Times New Roman"/>
-        </w:rPr>
-        <w:t xml:space="preserve">Table 1: Experimental settings (common to all eight scenarios)</w:t>
-      </w:r>
-    </w:p>
-    <w:tbl>
-      <w:tblPr>
-        <w:tblW w:w="4975" w:type="dxa"/>
-        <w:tblLayout w:type="fixed"/>
-      </w:tblPr>
-      <w:tblGrid>
-        <w:gridCol w:w="1393"/>
-        <w:gridCol w:w="3582"/>
-      </w:tblGrid>
-      <w:tr>
-        <w:tc>
-          <w:tcPr>
-            <w:tcW w:w="1393" w:type="dxa"/>
-            <w:tcBorders>
-              <w:top w:val="single" w:sz="8" w:space="0" w:color="000000"/>
-              <w:bottom w:val="single" w:sz="8" w:space="0" w:color="000000"/>
-            </w:tcBorders>
-          </w:tcPr>
-          <w:p>
-            <w:pPr>
-              <w:keepNext/>
-              <w:spacing w:line="180" w:lineRule="exact"/>
-            </w:pPr>
-            <w:r>
-              <w:rPr>
-                <w:rFonts w:ascii="Times New Roman" w:hAnsi="Times New Roman" w:cs="Times New Roman"/>
-                <w:b/>
-                <w:sz w:val="16"/>
-                <w:szCs w:val="16"/>
-              </w:rPr>
-              <w:t xml:space="preserve">Item</w:t>
-            </w:r>
-          </w:p>
-        </w:tc>
-        <w:tc>
-          <w:tcPr>
-            <w:tcW w:w="3582" w:type="dxa"/>
-            <w:tcBorders>
-              <w:top w:val="single" w:sz="8" w:space="0" w:color="000000"/>
-              <w:bottom w:val="single" w:sz="8" w:space="0" w:color="000000"/>
-            </w:tcBorders>
-          </w:tcPr>
-          <w:p>
-            <w:pPr>
-              <w:keepNext/>
-              <w:spacing w:line="180" w:lineRule="exact"/>
-            </w:pPr>
-            <w:r>
-              <w:rPr>
-                <w:rFonts w:ascii="Times New Roman" w:hAnsi="Times New Roman" w:cs="Times New Roman"/>
-                <w:b/>
-                <w:sz w:val="16"/>
-                <w:szCs w:val="16"/>
-              </w:rPr>
-              <w:t xml:space="preserve">Setting</w:t>
-            </w:r>
-          </w:p>
-        </w:tc>
-      </w:tr>
-      <w:tr>
-        <w:trPr>
-          <w:cantSplit/>
-        </w:trPr>
-        <w:tc>
-          <w:tcPr>
-            <w:tcW w:w="1393" w:type="dxa"/>
-            <w:tcBorders/>
-          </w:tcPr>
-          <w:p>
-            <w:pPr>
-              <w:keepNext/>
-              <w:spacing w:line="180" w:lineRule="exact"/>
-            </w:pPr>
-            <w:r>
-              <w:rPr>
-                <w:rFonts w:ascii="Times New Roman" w:hAnsi="Times New Roman" w:cs="Times New Roman"/>
-                <w:sz w:val="16"/>
-                <w:szCs w:val="16"/>
-              </w:rPr>
-              <w:t xml:space="preserve">Weight sweep</w:t>
-            </w:r>
-          </w:p>
-        </w:tc>
-        <w:tc>
-          <w:tcPr>
-            <w:tcW w:w="3582" w:type="dxa"/>
-            <w:tcBorders/>
-          </w:tcPr>
-          <w:p>
-            <w:pPr>
-              <w:keepNext/>
-              <w:spacing w:line="180" w:lineRule="exact"/>
-            </w:pPr>
-            <w:r>
-              <w:rPr>
-                <w:rFonts w:ascii="Times New Roman" w:hAnsi="Times New Roman" w:cs="Times New Roman"/>
-                <w:sz w:val="16"/>
-                <w:szCs w:val="16"/>
-              </w:rPr>
-              <w:t xml:space="preserve">10 points, </w:t>
-            </w:r>
-            <w:r>
-              <w:rPr>
-                <w:rFonts w:ascii="Times New Roman" w:hAnsi="Times New Roman" w:cs="Times New Roman"/>
-                <w:i/>
-                <w:sz w:val="16"/>
-                <w:szCs w:val="16"/>
-              </w:rPr>
-              <w:t xml:space="preserve">λ</w:t>
-            </w:r>
-            <w:r>
-              <w:rPr>
-                <w:rFonts w:ascii="Times New Roman" w:hAnsi="Times New Roman" w:cs="Times New Roman"/>
-                <w:sz w:val="16"/>
-                <w:szCs w:val="16"/>
-              </w:rPr>
-              <w:t xml:space="preserve"> = 0, 0.1, …, 0.9 (</w:t>
-            </w:r>
-            <w:r>
-              <w:rPr>
-                <w:rFonts w:ascii="Times New Roman" w:hAnsi="Times New Roman" w:cs="Times New Roman"/>
-                <w:i/>
-                <w:sz w:val="16"/>
-                <w:szCs w:val="16"/>
-              </w:rPr>
-              <w:t xml:space="preserve">λ</w:t>
-            </w:r>
-            <w:r>
-              <w:rPr>
-                <w:rFonts w:ascii="Times New Roman" w:hAnsi="Times New Roman" w:cs="Times New Roman"/>
-                <w:sz w:val="16"/>
-                <w:szCs w:val="16"/>
-              </w:rPr>
-              <w:t xml:space="preserve">=1.0 is excluded because it degenerates to the trivial solution </w:t>
-            </w:r>
-            <w:r>
-              <w:rPr>
-                <w:rFonts w:ascii="Times New Roman" w:hAnsi="Times New Roman" w:cs="Times New Roman"/>
-                <w:i/>
-                <w:sz w:val="16"/>
-                <w:szCs w:val="16"/>
-              </w:rPr>
-              <w:t xml:space="preserve">S</w:t>
-            </w:r>
-            <w:r>
-              <w:rPr>
-                <w:rFonts w:ascii="Times New Roman" w:hAnsi="Times New Roman" w:cs="Times New Roman"/>
-                <w:vertAlign w:val="subscript"/>
-                <w:sz w:val="16"/>
-                <w:szCs w:val="16"/>
-              </w:rPr>
-              <w:t xml:space="preserve">RSR</w:t>
-            </w:r>
-            <w:r>
-              <w:rPr>
-                <w:rFonts w:ascii="Times New Roman" w:hAnsi="Times New Roman" w:cs="Times New Roman"/>
-                <w:sz w:val="16"/>
-                <w:szCs w:val="16"/>
-              </w:rPr>
-              <w:t xml:space="preserve">)</w:t>
-            </w:r>
-          </w:p>
-        </w:tc>
-      </w:tr>
-      <w:tr>
-        <w:trPr>
-          <w:cantSplit/>
-        </w:trPr>
-        <w:tc>
-          <w:tcPr>
-            <w:tcW w:w="1393" w:type="dxa"/>
-            <w:tcBorders/>
-          </w:tcPr>
-          <w:p>
-            <w:pPr>
-              <w:keepNext/>
-              <w:spacing w:line="180" w:lineRule="exact"/>
-            </w:pPr>
-            <w:r>
-              <w:rPr>
-                <w:rFonts w:ascii="Times New Roman" w:hAnsi="Times New Roman" w:cs="Times New Roman"/>
-                <w:sz w:val="16"/>
-                <w:szCs w:val="16"/>
-              </w:rPr>
-              <w:t xml:space="preserve">Trials</w:t>
-            </w:r>
-          </w:p>
-        </w:tc>
-        <w:tc>
-          <w:tcPr>
-            <w:tcW w:w="3582" w:type="dxa"/>
-            <w:tcBorders/>
-          </w:tcPr>
-          <w:p>
-            <w:pPr>
-              <w:keepNext/>
-              <w:spacing w:line="180" w:lineRule="exact"/>
-            </w:pPr>
-            <w:r>
-              <w:rPr>
-                <w:rFonts w:ascii="Times New Roman" w:hAnsi="Times New Roman" w:cs="Times New Roman"/>
-                <w:sz w:val="16"/>
-                <w:szCs w:val="16"/>
-              </w:rPr>
-              <w:t xml:space="preserve">10 per (scenario × method)</w:t>
-            </w:r>
-          </w:p>
-        </w:tc>
-      </w:tr>
-      <w:tr>
-        <w:trPr>
-          <w:cantSplit/>
-        </w:trPr>
-        <w:tc>
-          <w:tcPr>
-            <w:tcW w:w="1393" w:type="dxa"/>
-            <w:tcBorders/>
-          </w:tcPr>
-          <w:p>
-            <w:pPr>
-              <w:keepNext/>
-              <w:spacing w:line="180" w:lineRule="exact"/>
-            </w:pPr>
-            <w:r>
-              <w:rPr>
-                <w:rFonts w:ascii="Times New Roman" w:hAnsi="Times New Roman" w:cs="Times New Roman"/>
-                <w:sz w:val="16"/>
-                <w:szCs w:val="16"/>
-              </w:rPr>
-              <w:t xml:space="preserve">Computational budget</w:t>
-            </w:r>
-          </w:p>
-        </w:tc>
-        <w:tc>
-          <w:tcPr>
-            <w:tcW w:w="3582" w:type="dxa"/>
-            <w:tcBorders/>
-          </w:tcPr>
-          <w:p>
-            <w:pPr>
-              <w:keepNext/>
-              <w:spacing w:line="180" w:lineRule="exact"/>
-            </w:pPr>
-            <w:r>
-              <w:rPr>
-                <w:rFonts w:ascii="Times New Roman" w:hAnsi="Times New Roman" w:cs="Times New Roman"/>
-                <w:sz w:val="16"/>
-                <w:szCs w:val="16"/>
-              </w:rPr>
-              <w:t xml:space="preserve">3000 iterations for every ILS variant, 500 generations for every GA/Memetic variant</w:t>
-            </w:r>
-          </w:p>
-        </w:tc>
-      </w:tr>
-      <w:tr>
-        <w:trPr>
-          <w:cantSplit/>
-        </w:trPr>
-        <w:tc>
-          <w:tcPr>
-            <w:tcW w:w="1393" w:type="dxa"/>
-            <w:tcBorders/>
-          </w:tcPr>
-          <w:p>
-            <w:pPr>
-              <w:keepNext/>
-              <w:spacing w:line="180" w:lineRule="exact"/>
-            </w:pPr>
-            <w:r>
-              <w:rPr>
-                <w:rFonts w:ascii="Times New Roman" w:hAnsi="Times New Roman" w:cs="Times New Roman"/>
-                <w:sz w:val="16"/>
-                <w:szCs w:val="16"/>
-              </w:rPr>
-              <w:t xml:space="preserve">Search</w:t>
-            </w:r>
-          </w:p>
-        </w:tc>
-        <w:tc>
-          <w:tcPr>
-            <w:tcW w:w="3582" w:type="dxa"/>
-            <w:tcBorders/>
-          </w:tcPr>
-          <w:p>
-            <w:pPr>
-              <w:keepNext/>
-              <w:spacing w:line="180" w:lineRule="exact"/>
-            </w:pPr>
-            <w:r>
-              <w:rPr>
-                <w:rFonts w:ascii="Times New Roman" w:hAnsi="Times New Roman" w:cs="Times New Roman"/>
-                <w:sz w:val="16"/>
-                <w:szCs w:val="16"/>
-              </w:rPr>
-              <w:t xml:space="preserve">GA/Memetic variants: </w:t>
-            </w:r>
-            <w:r>
-              <w:rPr>
-                <w:rFonts w:ascii="Times New Roman" w:hAnsi="Times New Roman" w:cs="Times New Roman"/>
-                <w:i/>
-                <w:sz w:val="16"/>
-                <w:szCs w:val="16"/>
-              </w:rPr>
-              <w:t xml:space="preserve">c</w:t>
-            </w:r>
-            <w:r>
-              <w:rPr>
-                <w:rFonts w:ascii="Times New Roman" w:hAnsi="Times New Roman" w:cs="Times New Roman"/>
-                <w:i/>
-                <w:sz w:val="16"/>
-                <w:szCs w:val="16"/>
-              </w:rPr>
-              <w:t xml:space="preserve">x</w:t>
-            </w:r>
-            <w:r>
-              <w:rPr>
-                <w:rFonts w:ascii="Times New Roman" w:hAnsi="Times New Roman" w:cs="Times New Roman"/>
-                <w:vertAlign w:val="subscript"/>
-                <w:sz w:val="16"/>
-                <w:szCs w:val="16"/>
-              </w:rPr>
-              <w:t xml:space="preserve">pb</w:t>
-            </w:r>
-            <w:r>
-              <w:rPr>
-                <w:rFonts w:ascii="Times New Roman" w:hAnsi="Times New Roman" w:cs="Times New Roman"/>
-                <w:sz w:val="16"/>
-                <w:szCs w:val="16"/>
-              </w:rPr>
-              <w:t xml:space="preserve">=0.85, </w:t>
-            </w:r>
-            <w:r>
-              <w:rPr>
-                <w:rFonts w:ascii="Times New Roman" w:hAnsi="Times New Roman" w:cs="Times New Roman"/>
-                <w:i/>
-                <w:sz w:val="16"/>
-                <w:szCs w:val="16"/>
-              </w:rPr>
-              <w:t xml:space="preserve">m</w:t>
-            </w:r>
-            <w:r>
-              <w:rPr>
-                <w:rFonts w:ascii="Times New Roman" w:hAnsi="Times New Roman" w:cs="Times New Roman"/>
-                <w:i/>
-                <w:sz w:val="16"/>
-                <w:szCs w:val="16"/>
-              </w:rPr>
-              <w:t xml:space="preserve">u</w:t>
-            </w:r>
-            <w:r>
-              <w:rPr>
-                <w:rFonts w:ascii="Times New Roman" w:hAnsi="Times New Roman" w:cs="Times New Roman"/>
-                <w:i/>
-                <w:sz w:val="16"/>
-                <w:szCs w:val="16"/>
-              </w:rPr>
-              <w:t xml:space="preserve">t</w:t>
-            </w:r>
-            <w:r>
-              <w:rPr>
-                <w:rFonts w:ascii="Times New Roman" w:hAnsi="Times New Roman" w:cs="Times New Roman"/>
-                <w:vertAlign w:val="subscript"/>
-                <w:sz w:val="16"/>
-                <w:szCs w:val="16"/>
-              </w:rPr>
-              <w:t xml:space="preserve">pb</w:t>
-            </w:r>
-            <w:r>
-              <w:rPr>
-                <w:rFonts w:ascii="Times New Roman" w:hAnsi="Times New Roman" w:cs="Times New Roman"/>
-                <w:sz w:val="16"/>
-                <w:szCs w:val="16"/>
-              </w:rPr>
-              <w:t xml:space="preserve">=0.1, pop=50 (</w:t>
-            </w:r>
-            <w:r>
-              <w:rPr>
-                <w:rFonts w:ascii="Times New Roman" w:hAnsi="Times New Roman" w:cs="Times New Roman"/>
-                <w:i/>
-                <w:sz w:val="16"/>
-                <w:szCs w:val="16"/>
-              </w:rPr>
-              <w:t xml:space="preserve">S</w:t>
-            </w:r>
-            <w:r>
-              <w:rPr>
-                <w:rFonts w:ascii="Times New Roman" w:hAnsi="Times New Roman" w:cs="Times New Roman"/>
-                <w:i/>
-                <w:vertAlign w:val="subscript"/>
-                <w:sz w:val="16"/>
-                <w:szCs w:val="16"/>
-              </w:rPr>
-              <w:t xml:space="preserve">p</w:t>
-            </w:r>
-            <w:r>
-              <w:rPr>
-                <w:rFonts w:ascii="Times New Roman" w:hAnsi="Times New Roman" w:cs="Times New Roman"/>
-                <w:sz w:val="16"/>
-                <w:szCs w:val="16"/>
-              </w:rPr>
-              <w:t xml:space="preserve"> plus 49 randomly generated individuals). ILS variants: insert perturbation of 2–5 moves, cycled in a sawtooth</w:t>
-            </w:r>
-          </w:p>
-        </w:tc>
-      </w:tr>
-      <w:tr>
-        <w:trPr>
-          <w:cantSplit/>
-        </w:trPr>
-        <w:tc>
-          <w:tcPr>
-            <w:tcW w:w="1393" w:type="dxa"/>
-            <w:tcBorders/>
-          </w:tcPr>
-          <w:p>
-            <w:pPr>
-              <w:keepNext/>
-              <w:spacing w:line="180" w:lineRule="exact"/>
-            </w:pPr>
-            <w:r>
-              <w:rPr>
-                <w:rFonts w:ascii="Times New Roman" w:hAnsi="Times New Roman" w:cs="Times New Roman"/>
-                <w:sz w:val="16"/>
-                <w:szCs w:val="16"/>
-              </w:rPr>
-              <w:t xml:space="preserve">Operators</w:t>
-            </w:r>
-          </w:p>
-        </w:tc>
-        <w:tc>
-          <w:tcPr>
-            <w:tcW w:w="3582" w:type="dxa"/>
-            <w:tcBorders/>
-          </w:tcPr>
-          <w:p>
-            <w:pPr>
-              <w:keepNext/>
-              <w:spacing w:line="180" w:lineRule="exact"/>
-            </w:pPr>
-            <w:r>
-              <w:rPr>
-                <w:rFonts w:ascii="Times New Roman" w:hAnsi="Times New Roman" w:cs="Times New Roman"/>
-                <w:sz w:val="16"/>
-                <w:szCs w:val="16"/>
-              </w:rPr>
-              <w:t xml:space="preserve">Memetic variants: fire with probability 0.3 per individual, and PR returns the best of the top 3 intermediate solutions on the path. ILS variants: fire first after 400 iterations without improvement and then every 10, and PR returns the single best solution on the path</w:t>
-            </w:r>
-          </w:p>
-        </w:tc>
-      </w:tr>
-      <w:tr>
-        <w:trPr>
-          <w:cantSplit/>
-        </w:trPr>
-        <w:tc>
-          <w:tcPr>
-            <w:tcW w:w="1393" w:type="dxa"/>
-            <w:tcBorders>
-              <w:bottom w:val="single" w:sz="8" w:space="0" w:color="000000"/>
-            </w:tcBorders>
-          </w:tcPr>
-          <w:p>
-            <w:pPr>
-              <w:spacing w:line="180" w:lineRule="exact"/>
-            </w:pPr>
-            <w:r>
-              <w:rPr>
-                <w:rFonts w:ascii="Times New Roman" w:hAnsi="Times New Roman" w:cs="Times New Roman"/>
-                <w:sz w:val="16"/>
-                <w:szCs w:val="16"/>
-              </w:rPr>
-              <w:t xml:space="preserve">Environment</w:t>
-            </w:r>
-          </w:p>
-        </w:tc>
-        <w:tc>
-          <w:tcPr>
-            <w:tcW w:w="3582" w:type="dxa"/>
-            <w:tcBorders>
-              <w:bottom w:val="single" w:sz="8" w:space="0" w:color="000000"/>
-            </w:tcBorders>
-          </w:tcPr>
-          <w:p>
-            <w:pPr>
-              <w:spacing w:line="180" w:lineRule="exact"/>
-            </w:pPr>
-            <w:r>
-              <w:rPr>
-                <w:rFonts w:ascii="Times New Roman" w:hAnsi="Times New Roman" w:cs="Times New Roman"/>
-                <w:sz w:val="16"/>
-                <w:szCs w:val="16"/>
-              </w:rPr>
-              <w:t xml:space="preserve">AMD Ryzen 5 7530U; Python 3.12 (NumPy, DEAP, SciPy). All random seeds fixed</w:t>
-            </w:r>
-          </w:p>
-        </w:tc>
-      </w:tr>
-    </w:tbl>
-    <w:p>
-      <w:pPr>
-        <w:spacing w:line="240" w:lineRule="exact"/>
-      </w:pPr>
-    </w:p>
-    <w:p>
-      <w:pPr>
-        <w:pStyle w:val="a8"/>
-        <w:spacing w:line="240" w:lineRule="exact"/>
-        <w:jc w:val="both"/>
-      </w:pPr>
-      <w:r>
-        <w:rPr>
-          <w:rFonts w:ascii="Times New Roman" w:hAnsi="Times New Roman" w:cs="Times New Roman"/>
-          <w:b/>
-        </w:rPr>
-        <w:t xml:space="preserve">Validity checks.</w:t>
-      </w:r>
-      <w:r>
-        <w:rPr>
-          <w:rFonts w:ascii="Times New Roman" w:hAnsi="Times New Roman" w:cs="Times New Roman"/>
-        </w:rPr>
-        <w:t xml:space="preserve"> The boundary of the high-stability region is set at </w:t>
-      </w:r>
-      <w:r>
-        <w:rPr>
-          <w:rFonts w:ascii="Times New Roman" w:hAnsi="Times New Roman" w:cs="Times New Roman"/>
-          <w:i/>
-        </w:rPr>
-        <w:t xml:space="preserve">θ</w:t>
-      </w:r>
-      <w:r>
-        <w:rPr>
-          <w:rFonts w:ascii="Times New Roman" w:hAnsi="Times New Roman" w:cs="Times New Roman"/>
-        </w:rPr>
-        <w:t xml:space="preserve">=50, so </w:t>
-      </w:r>
-      <w:r>
-        <w:rPr>
-          <w:rFonts w:ascii="Times New Roman" w:hAnsi="Times New Roman" w:cs="Times New Roman"/>
-          <w:i/>
-        </w:rPr>
-        <w:t xml:space="preserve">P</w:t>
-      </w:r>
-      <w:r>
-        <w:rPr>
-          <w:rFonts w:ascii="Times New Roman" w:hAnsi="Times New Roman" w:cs="Times New Roman"/>
-          <w:vertAlign w:val="subscript"/>
-        </w:rPr>
-        <w:t xml:space="preserve">5</w:t>
-      </w:r>
-      <w:r>
-        <w:rPr>
-          <w:rFonts w:ascii="Times New Roman" w:hAnsi="Times New Roman" w:cs="Times New Roman"/>
-          <w:vertAlign w:val="subscript"/>
-        </w:rPr>
-        <w:t xml:space="preserve">0</w:t>
-      </w:r>
-      <w:r>
-        <w:rPr>
-          <w:rFonts w:ascii="Times New Roman" w:hAnsi="Times New Roman" w:cs="Times New Roman"/>
-        </w:rPr>
-        <w:t xml:space="preserve"> is the median of </w:t>
-      </w:r>
-      <w:r>
-        <w:rPr>
-          <w:rFonts w:ascii="Times New Roman" w:hAnsi="Times New Roman" w:cs="Times New Roman"/>
-          <w:i/>
-        </w:rPr>
-        <w:t xml:space="preserve">D</w:t>
-      </w:r>
-      <w:r>
-        <w:rPr>
-          <w:rFonts w:ascii="Times New Roman" w:hAnsi="Times New Roman" w:cs="Times New Roman"/>
-        </w:rPr>
-        <w:t xml:space="preserve"> over the Pareto solutions pooled across all methods and trials. The boundary is defined from the pool of compared methods, but varying </w:t>
-      </w:r>
-      <w:r>
-        <w:rPr>
-          <w:rFonts w:ascii="Times New Roman" w:hAnsi="Times New Roman" w:cs="Times New Roman"/>
-          <w:i/>
-        </w:rPr>
-        <w:t xml:space="preserve">θ</w:t>
-      </w:r>
-      <w:r>
-        <w:rPr>
-          <w:rFonts w:ascii="Times New Roman" w:hAnsi="Times New Roman" w:cs="Times New Roman"/>
-        </w:rPr>
-        <w:t xml:space="preserve"> over 33–67 leaves the conclusions of H1 and H2 unchanged (complete separation in every scenario, </w:t>
-      </w:r>
-      <w:r>
-        <w:rPr>
-          <w:rFonts w:ascii="Times New Roman" w:hAnsi="Times New Roman" w:cs="Times New Roman"/>
-          <w:i/>
-        </w:rPr>
-        <w:t xml:space="preserve">p</w:t>
-      </w:r>
-      <w:r>
-        <w:rPr>
-          <w:rFonts w:ascii="Times New Roman" w:hAnsi="Times New Roman" w:cs="Times New Roman"/>
-        </w:rPr>
-        <w:t xml:space="preserve">&lt;</w:t>
-      </w:r>
-      <w:r>
-        <w:rPr>
-          <w:rFonts w:ascii="Times New Roman" w:hAnsi="Times New Roman" w:cs="Times New Roman"/>
-        </w:rPr>
-        <w:t xml:space="preserve">0.001). Although Memetic+PR takes 4.8–9.4 times as long as ILS in wall-clock time, the median run of every method reaches 99% of its final HV within 70% of its budget, so differences in overall HV are not due to computation time. The method parameters were fixed at standard values, and the 11 axes that determine behavior, including those of the base search structures, were varied one at a time above and below the central value in two scenarios; the sensitivity (+0.5–2% in overall HV) is an order of magnitude smaller than the differences among methods (+7–54%).</w:t>
-      </w:r>
-    </w:p>
-    <w:p>
-      <w:pPr>
-        <w:pStyle w:val="2"/>
-        <w:keepNext/>
-        <w:keepLines/>
-        <w:spacing w:before="90" w:after="20" w:line="240" w:lineRule="exact"/>
-      </w:pPr>
-      <w:r>
-        <w:rPr>
-          <w:rFonts w:ascii="Times New Roman" w:hAnsi="Times New Roman" w:cs="Times New Roman"/>
-          <w:sz w:val="22"/>
-          <w:szCs w:val="22"/>
-        </w:rPr>
-        <w:t xml:space="preserve">4.2 High-Stability HV: ILS Fills the Region Alone, the Population Fills It with Operators (H1, H2)</w:t>
-      </w:r>
-    </w:p>
-    <w:p>
-      <w:pPr>
-        <w:pStyle w:val="a8"/>
-        <w:spacing w:line="240" w:lineRule="exact"/>
-        <w:jc w:val="both"/>
-      </w:pPr>
-      <w:r>
-        <w:rPr>
-          <w:rFonts w:ascii="Times New Roman" w:hAnsi="Times New Roman" w:cs="Times New Roman"/>
-        </w:rPr>
-        <w:t xml:space="preserve">Memetic-baseline fails to fill the region in two ways (Figure 2). (a) In ta21S it has not a single non-dominated solution in the high-stability region, and needs </w:t>
-      </w:r>
-      <w:r>
-        <w:rPr>
-          <w:rFonts w:ascii="Times New Roman" w:hAnsi="Times New Roman" w:cs="Times New Roman"/>
-          <w:i/>
-        </w:rPr>
-        <w:t xml:space="preserve">D</w:t>
-      </w:r>
-      <w:r>
-        <w:rPr>
-          <w:rFonts w:ascii="Times New Roman" w:hAnsi="Times New Roman" w:cs="Times New Roman"/>
-        </w:rPr>
-        <w:t xml:space="preserve">=16 to match the MS that ILS attains at </w:t>
-      </w:r>
-      <w:r>
-        <w:rPr>
-          <w:rFonts w:ascii="Times New Roman" w:hAnsi="Times New Roman" w:cs="Times New Roman"/>
-          <w:i/>
-        </w:rPr>
-        <w:t xml:space="preserve">D</w:t>
-      </w:r>
-      <w:r>
-        <w:rPr>
-          <w:rFonts w:ascii="Times New Roman" w:hAnsi="Times New Roman" w:cs="Times New Roman"/>
-        </w:rPr>
-        <w:t xml:space="preserve">=2. (b) In ta21L it does enter the region but is inferior to ILS in MS, and the two are level only at the efficiency end. In either case, once the operators are mounted, the fronts of the two structures overlap in the high-stability region, and in five of the eight scenarios the non-dominated solutions of ILS+PR and Memetic+PR coincide exactly as point sets.</w:t>
-      </w:r>
-    </w:p>
-    <w:p>
-      <w:pPr>
-        <w:pStyle w:val="a8"/>
-        <w:spacing w:line="240" w:lineRule="exact"/>
-        <w:jc w:val="both"/>
-      </w:pPr>
-      <w:r>
-        <w:rPr>
-          <w:rFonts w:ascii="Times New Roman" w:hAnsi="Times New Roman" w:cs="Times New Roman"/>
-        </w:rPr>
-        <w:t xml:space="preserve">We check whether this picture holds in all eight scenarios (Figure 3). The gap between the points without operators corresponds to H1, and the slope of the Memetic line to H2.</w:t>
-      </w:r>
-    </w:p>
-    <w:p>
-      <w:pPr>
-        <w:pStyle w:val="a8"/>
-        <w:spacing w:line="240" w:lineRule="exact"/>
-        <w:jc w:val="both"/>
-      </w:pPr>
-      <w:r>
-        <w:rPr>
-          <w:rFonts w:ascii="Times New Roman" w:hAnsi="Times New Roman" w:cs="Times New Roman"/>
-        </w:rPr>
-        <w:t xml:space="preserve">• </w:t>
-      </w:r>
-      <w:r>
-        <w:rPr>
-          <w:rFonts w:ascii="Times New Roman" w:hAnsi="Times New Roman" w:cs="Times New Roman"/>
-          <w:b/>
-        </w:rPr>
-        <w:t xml:space="preserve">H1: ILS-baseline exceeds Memetic-baseline in all eight scenarios with complete separation</w:t>
-      </w:r>
-      <w:r>
-        <w:rPr>
-          <w:rFonts w:ascii="Times New Roman" w:hAnsi="Times New Roman" w:cs="Times New Roman"/>
-        </w:rPr>
-        <w:t xml:space="preserve"> (</w:t>
-      </w:r>
-      <w:r>
-        <w:rPr>
-          <w:rFonts w:ascii="Times New Roman" w:hAnsi="Times New Roman" w:cs="Times New Roman"/>
-          <w:i/>
-        </w:rPr>
-        <w:t xml:space="preserve">p</w:t>
-      </w:r>
-      <w:r>
-        <w:rPr>
-          <w:rFonts w:ascii="Times New Roman" w:hAnsi="Times New Roman" w:cs="Times New Roman"/>
-        </w:rPr>
-        <w:t xml:space="preserve">&lt;</w:t>
-      </w:r>
-      <w:r>
-        <w:rPr>
-          <w:rFonts w:ascii="Times New Roman" w:hAnsi="Times New Roman" w:cs="Times New Roman"/>
-        </w:rPr>
-        <w:t xml:space="preserve">0.001, </w:t>
-      </w:r>
-      <w:r>
-        <w:rPr>
-          <w:rFonts w:ascii="Times New Roman" w:hAnsi="Times New Roman" w:cs="Times New Roman"/>
-        </w:rPr>
-        <w:t xml:space="preserve">|</w:t>
-      </w:r>
-      <w:r>
-        <w:rPr>
-          <w:rFonts w:ascii="Times New Roman" w:hAnsi="Times New Roman" w:cs="Times New Roman"/>
-          <w:i/>
-        </w:rPr>
-        <w:t xml:space="preserve">δ</w:t>
-      </w:r>
-      <w:r>
-        <w:rPr>
-          <w:rFonts w:ascii="Times New Roman" w:hAnsi="Times New Roman" w:cs="Times New Roman"/>
-        </w:rPr>
-        <w:t xml:space="preserve">|</w:t>
-      </w:r>
-      <w:r>
-        <w:rPr>
-          <w:rFonts w:ascii="Times New Roman" w:hAnsi="Times New Roman" w:cs="Times New Roman"/>
-        </w:rPr>
-        <w:t xml:space="preserve">=1.0). In three scenarios (la36S, ta21S, la40), Memetic-baseline has almost no non-dominated solution in the high-stability region (0 points in 9–10 of the 10 trials; Figure 2(a)), and only ILS fills the region. In the remaining five scenarios, ILS is 2.0–4.5 times higher. Significance survives Holm correction in every scenario, and H1 is supported.</w:t>
-      </w:r>
-    </w:p>
-    <w:p>
-      <w:pPr>
-        <w:pStyle w:val="a8"/>
-        <w:spacing w:line="240" w:lineRule="exact"/>
-        <w:jc w:val="both"/>
-      </w:pPr>
-      <w:r>
-        <w:rPr>
-          <w:rFonts w:ascii="Times New Roman" w:hAnsi="Times New Roman" w:cs="Times New Roman"/>
-        </w:rPr>
-        <w:t xml:space="preserve">• </w:t>
-      </w:r>
-      <w:r>
-        <w:rPr>
-          <w:rFonts w:ascii="Times New Roman" w:hAnsi="Times New Roman" w:cs="Times New Roman"/>
-          <w:b/>
-        </w:rPr>
-        <w:t xml:space="preserve">H2: The operators raise the high-stability HV of Memetic in every trial of all eight scenarios and bring it to or above the level of ILS-baseline in seven of the eight.</w:t>
-      </w:r>
-      <w:r>
-        <w:rPr>
-          <w:rFonts w:ascii="Times New Roman" w:hAnsi="Times New Roman" w:cs="Times New Roman"/>
-        </w:rPr>
-        <w:t xml:space="preserve"> The gain is a complete separation in every scenario (</w:t>
-      </w:r>
-      <w:r>
-        <w:rPr>
-          <w:rFonts w:ascii="Times New Roman" w:hAnsi="Times New Roman" w:cs="Times New Roman"/>
-          <w:i/>
-        </w:rPr>
-        <w:t xml:space="preserve">p</w:t>
-      </w:r>
-      <w:r>
-        <w:rPr>
-          <w:rFonts w:ascii="Times New Roman" w:hAnsi="Times New Roman" w:cs="Times New Roman"/>
-        </w:rPr>
-        <w:t xml:space="preserve">&lt;</w:t>
-      </w:r>
-      <w:r>
-        <w:rPr>
-          <w:rFonts w:ascii="Times New Roman" w:hAnsi="Times New Roman" w:cs="Times New Roman"/>
-        </w:rPr>
-        <w:t xml:space="preserve">0.001, </w:t>
-      </w:r>
-      <w:r>
-        <w:rPr>
-          <w:rFonts w:ascii="Times New Roman" w:hAnsi="Times New Roman" w:cs="Times New Roman"/>
-        </w:rPr>
-        <w:t xml:space="preserve">|</w:t>
-      </w:r>
-      <w:r>
-        <w:rPr>
-          <w:rFonts w:ascii="Times New Roman" w:hAnsi="Times New Roman" w:cs="Times New Roman"/>
-          <w:i/>
-        </w:rPr>
-        <w:t xml:space="preserve">δ</w:t>
-      </w:r>
-      <w:r>
-        <w:rPr>
-          <w:rFonts w:ascii="Times New Roman" w:hAnsi="Times New Roman" w:cs="Times New Roman"/>
-        </w:rPr>
-        <w:t xml:space="preserve">|</w:t>
-      </w:r>
-      <w:r>
-        <w:rPr>
-          <w:rFonts w:ascii="Times New Roman" w:hAnsi="Times New Roman" w:cs="Times New Roman"/>
-        </w:rPr>
-        <w:t xml:space="preserve">=1.0): in the three scenarios where Memetic-baseline had almost no solution in the high-stability region, solutions appear, and in the remaining five the high-stability HV becomes 2.1–4.7 times larger. Compared with ILS-baseline, the level reached shows no significant difference in six scenarios (in five of them the medians differ by at most 1%), is 4–5% higher in ta21L, and 5–10% lower in la40 (Holm-adjusted </w:t>
-      </w:r>
-      <w:r>
-        <w:rPr>
-          <w:rFonts w:ascii="Times New Roman" w:hAnsi="Times New Roman" w:cs="Times New Roman"/>
-          <w:i/>
-        </w:rPr>
-        <w:t xml:space="preserve">p</w:t>
-      </w:r>
-      <w:r>
-        <w:rPr>
-          <w:rFonts w:ascii="Times New Roman" w:hAnsi="Times New Roman" w:cs="Times New Roman"/>
-          <w:vertAlign w:val="subscript"/>
-        </w:rPr>
-        <w:t xml:space="preserve">adj</w:t>
-      </w:r>
-      <w:r>
-        <w:rPr>
-          <w:rFonts w:ascii="Times New Roman" w:hAnsi="Times New Roman" w:cs="Times New Roman"/>
-        </w:rPr>
-        <w:t xml:space="preserve">&lt;</w:t>
-      </w:r>
-      <w:r>
-        <w:rPr>
-          <w:rFonts w:ascii="Times New Roman" w:hAnsi="Times New Roman" w:cs="Times New Roman"/>
-        </w:rPr>
-        <w:t xml:space="preserve">0.015). H2 is supported except for the one scenario that falls short. Whether the gain is an effect of perturbation in general or one specific to the direction toward </w:t>
-      </w:r>
-      <w:r>
-        <w:rPr>
-          <w:rFonts w:ascii="Times New Roman" w:hAnsi="Times New Roman" w:cs="Times New Roman"/>
-          <w:i/>
-        </w:rPr>
-        <w:t xml:space="preserve">S</w:t>
-      </w:r>
-      <w:r>
-        <w:rPr>
-          <w:rFonts w:ascii="Times New Roman" w:hAnsi="Times New Roman" w:cs="Times New Roman"/>
-          <w:i/>
-          <w:vertAlign w:val="subscript"/>
-        </w:rPr>
-        <w:t xml:space="preserve">p</w:t>
-      </w:r>
-      <w:r>
-        <w:rPr>
-          <w:rFonts w:ascii="Times New Roman" w:hAnsi="Times New Roman" w:cs="Times New Roman"/>
-        </w:rPr>
-        <w:t xml:space="preserve"> was checked by a control experiment in two scenarios (mt10, la36S) that matches the strength and randomizes only the direction: a random direction reproduces only about 70% of the gain, falls short of the operators in high-stability HV with complete separation (</w:t>
-      </w:r>
-      <w:r>
-        <w:rPr>
-          <w:rFonts w:ascii="Times New Roman" w:hAnsi="Times New Roman" w:cs="Times New Roman"/>
-          <w:i/>
-        </w:rPr>
-        <w:t xml:space="preserve">p</w:t>
-      </w:r>
-      <w:r>
-        <w:rPr>
-          <w:rFonts w:ascii="Times New Roman" w:hAnsi="Times New Roman" w:cs="Times New Roman"/>
-        </w:rPr>
-        <w:t xml:space="preserve">&lt;</w:t>
-      </w:r>
-      <w:r>
-        <w:rPr>
-          <w:rFonts w:ascii="Times New Roman" w:hAnsi="Times New Roman" w:cs="Times New Roman"/>
-        </w:rPr>
-        <w:t xml:space="preserve">0.001), and needs 1.7–2.4 times as long to reach the same level.</w:t>
-      </w:r>
-    </w:p>
-    <w:p>
-      <w:pPr>
-        <w:pStyle w:val="a8"/>
-        <w:spacing w:line="240" w:lineRule="exact"/>
-        <w:jc w:val="both"/>
-      </w:pPr>
-      <w:r>
-        <w:rPr>
-          <w:rFonts w:ascii="Times New Roman" w:hAnsi="Times New Roman" w:cs="Times New Roman"/>
-        </w:rPr>
-        <w:t xml:space="preserve">• </w:t>
-      </w:r>
-      <w:r>
-        <w:rPr>
-          <w:rFonts w:ascii="Times New Roman" w:hAnsi="Times New Roman" w:cs="Times New Roman"/>
-          <w:b/>
-        </w:rPr>
-        <w:t xml:space="preserve">Adding the operators to ILS yields almost no gain.</w:t>
-      </w:r>
-      <w:r>
-        <w:rPr>
-          <w:rFonts w:ascii="Times New Roman" w:hAnsi="Times New Roman" w:cs="Times New Roman"/>
-        </w:rPr>
-        <w:t xml:space="preserve"> Operator-equipped ILS exceeds its baseline in only two of the eight scenarios (la36L, ta21L). For both PR and repair, </w:t>
-      </w:r>
-      <w:r>
-        <w:rPr>
-          <w:rFonts w:ascii="Times New Roman" w:hAnsi="Times New Roman" w:cs="Times New Roman"/>
-          <w:i/>
-        </w:rPr>
-        <w:t xml:space="preserve">p</w:t>
-      </w:r>
-      <w:r>
-        <w:rPr>
-          <w:rFonts w:ascii="Times New Roman" w:hAnsi="Times New Roman" w:cs="Times New Roman"/>
-        </w:rPr>
-        <w:t xml:space="preserve">=0.013 in la36L and </w:t>
-      </w:r>
-      <w:r>
-        <w:rPr>
-          <w:rFonts w:ascii="Times New Roman" w:hAnsi="Times New Roman" w:cs="Times New Roman"/>
-          <w:i/>
-        </w:rPr>
-        <w:t xml:space="preserve">p</w:t>
-      </w:r>
-      <w:r>
-        <w:rPr>
-          <w:rFonts w:ascii="Times New Roman" w:hAnsi="Times New Roman" w:cs="Times New Roman"/>
-        </w:rPr>
-        <w:t xml:space="preserve">&lt;</w:t>
-      </w:r>
-      <w:r>
-        <w:rPr>
-          <w:rFonts w:ascii="Times New Roman" w:hAnsi="Times New Roman" w:cs="Times New Roman"/>
-        </w:rPr>
-        <w:t xml:space="preserve">0.001 in ta21L, but after Holm correction only ta21L remains (</w:t>
-      </w:r>
-      <w:r>
-        <w:rPr>
-          <w:rFonts w:ascii="Times New Roman" w:hAnsi="Times New Roman" w:cs="Times New Roman"/>
-          <w:i/>
-        </w:rPr>
-        <w:t xml:space="preserve">p</w:t>
-      </w:r>
-      <w:r>
-        <w:rPr>
-          <w:rFonts w:ascii="Times New Roman" w:hAnsi="Times New Roman" w:cs="Times New Roman"/>
-          <w:vertAlign w:val="subscript"/>
-        </w:rPr>
-        <w:t xml:space="preserve">adj</w:t>
-      </w:r>
-      <w:r>
-        <w:rPr>
-          <w:rFonts w:ascii="Times New Roman" w:hAnsi="Times New Roman" w:cs="Times New Roman"/>
-        </w:rPr>
-        <w:t xml:space="preserve">&lt;</w:t>
-      </w:r>
-      <w:r>
-        <w:rPr>
-          <w:rFonts w:ascii="Times New Roman" w:hAnsi="Times New Roman" w:cs="Times New Roman"/>
-        </w:rPr>
-        <w:t xml:space="preserve">0.002; la36L is 0.091). Even in ta21L the gain is small, the median rising from 0.029 to 0.031 (although every trial with an operator exceeds every trial of the baseline, </w:t>
-      </w:r>
-      <w:r>
-        <w:rPr>
-          <w:rFonts w:ascii="Times New Roman" w:hAnsi="Times New Roman" w:cs="Times New Roman"/>
-        </w:rPr>
-        <w:t xml:space="preserve">|</w:t>
-      </w:r>
-      <w:r>
-        <w:rPr>
-          <w:rFonts w:ascii="Times New Roman" w:hAnsi="Times New Roman" w:cs="Times New Roman"/>
-          <w:i/>
-        </w:rPr>
-        <w:t xml:space="preserve">δ</w:t>
-      </w:r>
-      <w:r>
-        <w:rPr>
-          <w:rFonts w:ascii="Times New Roman" w:hAnsi="Times New Roman" w:cs="Times New Roman"/>
-        </w:rPr>
-        <w:t xml:space="preserve">|</w:t>
-      </w:r>
-      <w:r>
-        <w:rPr>
-          <w:rFonts w:ascii="Times New Roman" w:hAnsi="Times New Roman" w:cs="Times New Roman"/>
-        </w:rPr>
-        <w:t xml:space="preserve">=1.0). In the remaining six scenarios there is no difference.</w:t>
-      </w:r>
-    </w:p>
     <w:tbl>
       <w:tblPr>
         <w:tblW w:w="10375" w:type="dxa"/>
@@ -5621,26 +4428,6 @@
     </w:p>
     <w:p>
       <w:pPr>
-        <w:pStyle w:val="a8"/>
-        <w:spacing w:line="240" w:lineRule="exact"/>
-        <w:jc w:val="both"/>
-      </w:pPr>
-      <w:r>
-        <w:rPr>
-          <w:rFonts w:ascii="Times New Roman" w:hAnsi="Times New Roman" w:cs="Times New Roman"/>
-          <w:b/>
-        </w:rPr>
-        <w:t xml:space="preserve">When the operators help.</w:t>
-      </w:r>
-      <w:r>
-        <w:rPr>
-          <w:rFonts w:ascii="Times New Roman" w:hAnsi="Times New Roman" w:cs="Times New Roman"/>
-        </w:rPr>
-        <w:t xml:space="preserve"> That the same operators act asymmetrically across the structures reflects less a difference between the structures themselves than a difference in whether each structure reaches the attainable level by itself. High-stability HV has a level at which several methods arrive and stop: in every scenario, three to five of the seven methods lie within 2% of the best value (Figure 3). Whether mounted on ILS or on Memetic, the operators raise high-stability HV if the structure has not reached this level, and yield no gain if it has. Because the effect changes with whether the level was reached even within the ILS variants, where the firing design is the same, the asymmetry cannot be explained by the firing design differing between the structures (Table 1).</w:t>
-      </w:r>
-    </w:p>
-    <w:p>
-      <w:pPr>
         <w:pStyle w:val="2"/>
         <w:keepNext/>
         <w:keepLines/>
@@ -5652,7 +4439,7 @@
           <w:sz w:val="22"/>
           <w:szCs w:val="22"/>
         </w:rPr>
-        <w:t xml:space="preserve">4.3 Overall HV and AOC: The Best Method Changes with the Criterion Emphasized</w:t>
+        <w:t xml:space="preserve">4.1 Experimental Setup</w:t>
       </w:r>
     </w:p>
     <w:p>
@@ -5665,20 +4452,166 @@
         <w:rPr>
           <w:rFonts w:ascii="Times New Roman" w:hAnsi="Times New Roman" w:cs="Times New Roman"/>
         </w:rPr>
-        <w:t xml:space="preserve">We first look at the anytime overall-HV curves of two representative scenarios, which show both the level reached and how quickly it is reached (Figure 4).</w:t>
-      </w:r>
-    </w:p>
-    <w:p>
-      <w:pPr>
-        <w:pStyle w:val="a8"/>
-        <w:spacing w:line="240" w:lineRule="exact"/>
-        <w:jc w:val="both"/>
-      </w:pPr>
-      <w:r>
-        <w:rPr>
-          <w:rFonts w:ascii="Times New Roman" w:hAnsi="Times New Roman" w:cs="Times New Roman"/>
-        </w:rPr>
-        <w:t xml:space="preserve">In ta21S, operator-equipped Memetic reaches the same level as ILS (1.17), but it takes 6.6–7.8 s to get there against 2.5 s for ILS. In la36L, Memetic overtakes ILS at 7–10 s and climbs to 0.94, whereas ILS levels off at 0.80. The endpoint of the curve and the speed of the ramp-up point to different methods as the best.</w:t>
+        <w:t xml:space="preserve">We use eight scenarios obtained by imposing a completion delay of a single operation (</w:t>
+      </w:r>
+      <w:r>
+        <w:rPr>
+          <w:rFonts w:ascii="Times New Roman" w:hAnsi="Times New Roman" w:cs="Times New Roman"/>
+          <w:i/>
+        </w:rPr>
+        <w:t xml:space="preserve">Δ</w:t>
+      </w:r>
+      <w:r>
+        <w:rPr>
+          <w:rFonts w:ascii="Times New Roman" w:hAnsi="Times New Roman" w:cs="Times New Roman"/>
+        </w:rPr>
+        <w:t xml:space="preserve">=60–148, about 0.9–1.5 times the processing time of the affected operation) on five benchmark instances (mt10, la21, la36, la40, ta21): la36S/la36M/la36L (27/54/73%), ta21S/ta21L (32/82%), mt10 (72%), la21 (35%), and la40 (32%). The percentage in parentheses is the </w:t>
+      </w:r>
+      <w:r>
+        <w:rPr>
+          <w:rFonts w:ascii="Times New Roman" w:hAnsi="Times New Roman" w:cs="Times New Roman"/>
+          <w:i/>
+        </w:rPr>
+        <w:t xml:space="preserve">rescheduling ratio</w:t>
+      </w:r>
+      <w:r>
+        <w:rPr>
+          <w:rFonts w:ascii="Times New Roman" w:hAnsi="Times New Roman" w:cs="Times New Roman"/>
+        </w:rPr>
+        <w:t xml:space="preserve"> </w:t>
+      </w:r>
+      <w:r>
+        <w:rPr>
+          <w:rFonts w:ascii="Times New Roman" w:hAnsi="Times New Roman" w:cs="Times New Roman"/>
+          <w:i/>
+        </w:rPr>
+        <w:t xml:space="preserve">ρ</w:t>
+      </w:r>
+      <w:r>
+        <w:rPr>
+          <w:rFonts w:ascii="Times New Roman" w:hAnsi="Times New Roman" w:cs="Times New Roman"/>
+        </w:rPr>
+        <w:t xml:space="preserve">=</w:t>
+      </w:r>
+      <w:r>
+        <w:rPr>
+          <w:rFonts w:ascii="Times New Roman" w:hAnsi="Times New Roman" w:cs="Times New Roman"/>
+          <w:i/>
+        </w:rPr>
+        <w:t xml:space="preserve">n</w:t>
+      </w:r>
+      <w:r>
+        <w:rPr>
+          <w:rFonts w:ascii="Times New Roman" w:hAnsi="Times New Roman" w:cs="Times New Roman"/>
+          <w:vertAlign w:val="subscript"/>
+        </w:rPr>
+        <w:t xml:space="preserve">res</w:t>
+      </w:r>
+      <w:r>
+        <w:rPr>
+          <w:rFonts w:ascii="Times New Roman" w:hAnsi="Times New Roman" w:cs="Times New Roman"/>
+        </w:rPr>
+        <w:t xml:space="preserve">/</w:t>
+      </w:r>
+      <w:r>
+        <w:rPr>
+          <w:rFonts w:ascii="Times New Roman" w:hAnsi="Times New Roman" w:cs="Times New Roman"/>
+        </w:rPr>
+        <w:t xml:space="preserve">ops</w:t>
+      </w:r>
+      <w:r>
+        <w:rPr>
+          <w:rFonts w:ascii="Times New Roman" w:hAnsi="Times New Roman" w:cs="Times New Roman"/>
+        </w:rPr>
+        <w:t xml:space="preserve">, the fraction of all operations that become re-optimization targets </w:t>
+      </w:r>
+      <w:r>
+        <w:rPr>
+          <w:rFonts w:ascii="Times New Roman" w:hAnsi="Times New Roman" w:cs="Times New Roman"/>
+          <w:i/>
+        </w:rPr>
+        <w:t xml:space="preserve">O</w:t>
+      </w:r>
+      <w:r>
+        <w:rPr>
+          <w:rFonts w:ascii="Times New Roman" w:hAnsi="Times New Roman" w:cs="Times New Roman"/>
+          <w:vertAlign w:val="subscript"/>
+        </w:rPr>
+        <w:t xml:space="preserve">opt</w:t>
+      </w:r>
+      <w:r>
+        <w:rPr>
+          <w:rFonts w:ascii="Times New Roman" w:hAnsi="Times New Roman" w:cs="Times New Roman"/>
+        </w:rPr>
+        <w:t xml:space="preserve"> under the disruption; the eight scenarios span 27–82%. For each instance the original schedule </w:t>
+      </w:r>
+      <w:r>
+        <w:rPr>
+          <w:rFonts w:ascii="Times New Roman" w:hAnsi="Times New Roman" w:cs="Times New Roman"/>
+          <w:i/>
+        </w:rPr>
+        <w:t xml:space="preserve">S</w:t>
+      </w:r>
+      <w:r>
+        <w:rPr>
+          <w:rFonts w:ascii="Times New Roman" w:hAnsi="Times New Roman" w:cs="Times New Roman"/>
+          <w:i/>
+          <w:vertAlign w:val="subscript"/>
+        </w:rPr>
+        <w:t xml:space="preserve">p</w:t>
+      </w:r>
+      <w:r>
+        <w:rPr>
+          <w:rFonts w:ascii="Times New Roman" w:hAnsi="Times New Roman" w:cs="Times New Roman"/>
+        </w:rPr>
+        <w:t xml:space="preserve"> is generated by a 500-generation GA. The </w:t>
+      </w:r>
+      <w:r>
+        <w:rPr>
+          <w:rFonts w:ascii="Times New Roman" w:hAnsi="Times New Roman" w:cs="Times New Roman"/>
+          <w:i/>
+        </w:rPr>
+        <w:t xml:space="preserve">la36 ladder</w:t>
+      </w:r>
+      <w:r>
+        <w:rPr>
+          <w:rFonts w:ascii="Times New Roman" w:hAnsi="Times New Roman" w:cs="Times New Roman"/>
+        </w:rPr>
+        <w:t xml:space="preserve"> and the </w:t>
+      </w:r>
+      <w:r>
+        <w:rPr>
+          <w:rFonts w:ascii="Times New Roman" w:hAnsi="Times New Roman" w:cs="Times New Roman"/>
+          <w:i/>
+        </w:rPr>
+        <w:t xml:space="preserve">ta21 pair</w:t>
+      </w:r>
+      <w:r>
+        <w:rPr>
+          <w:rFonts w:ascii="Times New Roman" w:hAnsi="Times New Roman" w:cs="Times New Roman"/>
+        </w:rPr>
+        <w:t xml:space="preserve"> vary only the magnitude of the disruption stepwise on the same instance with the same </w:t>
+      </w:r>
+      <w:r>
+        <w:rPr>
+          <w:rFonts w:ascii="Times New Roman" w:hAnsi="Times New Roman" w:cs="Times New Roman"/>
+          <w:i/>
+        </w:rPr>
+        <w:t xml:space="preserve">S</w:t>
+      </w:r>
+      <w:r>
+        <w:rPr>
+          <w:rFonts w:ascii="Times New Roman" w:hAnsi="Times New Roman" w:cs="Times New Roman"/>
+          <w:i/>
+          <w:vertAlign w:val="subscript"/>
+        </w:rPr>
+        <w:t xml:space="preserve">p</w:t>
+      </w:r>
+      <w:r>
+        <w:rPr>
+          <w:rFonts w:ascii="Times New Roman" w:hAnsi="Times New Roman" w:cs="Times New Roman"/>
+        </w:rPr>
+        <w:t xml:space="preserve">. The complete definition of each scenario, raw per-trial values, and tests are provided in the public repository (https://github.com/kitotakumi/stability_scheduling). The experimental settings are listed in Table 1.</w:t>
       </w:r>
     </w:p>
     <w:p>
@@ -5692,7 +4625,7 @@
         <w:rPr>
           <w:rFonts w:ascii="Times New Roman" w:hAnsi="Times New Roman" w:cs="Times New Roman"/>
         </w:rPr>
-        <w:t xml:space="preserve">Table 2: Cross-scenario summary of the three metrics. Each cell gives "average rank / ARPD% (relative deviation from the best method) / number of top-group scenarios out of 8 (scenarios in which the method shows no significant difference from the best method of that scenario; uncorrected)"; the first two are averages over the eight scenarios (lower is better); for the last, higher is better. Because the eight scenarios are not independent of one another (Section 4.1), the cross-scenario ranks are an exploratory summary of rank consistency.</w:t>
+        <w:t xml:space="preserve">Table 1: Experimental settings (common to all eight scenarios)</w:t>
       </w:r>
     </w:p>
     <w:tbl>
@@ -5702,9 +4635,7 @@
       </w:tblPr>
       <w:tblGrid>
         <w:gridCol w:w="1393"/>
-        <w:gridCol w:w="1194"/>
-        <w:gridCol w:w="1194"/>
-        <w:gridCol w:w="1194"/>
+        <w:gridCol w:w="3582"/>
       </w:tblGrid>
       <w:tr>
         <w:tc>
@@ -5727,13 +4658,13 @@
                 <w:sz w:val="16"/>
                 <w:szCs w:val="16"/>
               </w:rPr>
-              <w:t xml:space="preserve">Method</w:t>
+              <w:t xml:space="preserve">Item</w:t>
             </w:r>
           </w:p>
         </w:tc>
         <w:tc>
           <w:tcPr>
-            <w:tcW w:w="1194" w:type="dxa"/>
+            <w:tcW w:w="3582" w:type="dxa"/>
             <w:tcBorders>
               <w:top w:val="single" w:sz="8" w:space="0" w:color="000000"/>
               <w:bottom w:val="single" w:sz="8" w:space="0" w:color="000000"/>
@@ -5751,55 +4682,7 @@
                 <w:sz w:val="16"/>
                 <w:szCs w:val="16"/>
               </w:rPr>
-              <w:t xml:space="preserve">Overall HV</w:t>
-            </w:r>
-          </w:p>
-        </w:tc>
-        <w:tc>
-          <w:tcPr>
-            <w:tcW w:w="1194" w:type="dxa"/>
-            <w:tcBorders>
-              <w:top w:val="single" w:sz="8" w:space="0" w:color="000000"/>
-              <w:bottom w:val="single" w:sz="8" w:space="0" w:color="000000"/>
-            </w:tcBorders>
-          </w:tcPr>
-          <w:p>
-            <w:pPr>
-              <w:keepNext/>
-              <w:spacing w:line="180" w:lineRule="exact"/>
-            </w:pPr>
-            <w:r>
-              <w:rPr>
-                <w:rFonts w:ascii="Times New Roman" w:hAnsi="Times New Roman" w:cs="Times New Roman"/>
-                <w:b/>
-                <w:sz w:val="16"/>
-                <w:szCs w:val="16"/>
-              </w:rPr>
-              <w:t xml:space="preserve">High-stability HV</w:t>
-            </w:r>
-          </w:p>
-        </w:tc>
-        <w:tc>
-          <w:tcPr>
-            <w:tcW w:w="1194" w:type="dxa"/>
-            <w:tcBorders>
-              <w:top w:val="single" w:sz="8" w:space="0" w:color="000000"/>
-              <w:bottom w:val="single" w:sz="8" w:space="0" w:color="000000"/>
-            </w:tcBorders>
-          </w:tcPr>
-          <w:p>
-            <w:pPr>
-              <w:keepNext/>
-              <w:spacing w:line="180" w:lineRule="exact"/>
-            </w:pPr>
-            <w:r>
-              <w:rPr>
-                <w:rFonts w:ascii="Times New Roman" w:hAnsi="Times New Roman" w:cs="Times New Roman"/>
-                <w:b/>
-                <w:sz w:val="16"/>
-                <w:szCs w:val="16"/>
-              </w:rPr>
-              <w:t xml:space="preserve">AOC</w:t>
+              <w:t xml:space="preserve">Setting</w:t>
             </w:r>
           </w:p>
         </w:tc>
@@ -5824,13 +4707,13 @@
                 <w:sz w:val="16"/>
                 <w:szCs w:val="16"/>
               </w:rPr>
-              <w:t xml:space="preserve">ILS-baseline</w:t>
+              <w:t xml:space="preserve">Weight sweep</w:t>
             </w:r>
           </w:p>
         </w:tc>
         <w:tc>
           <w:tcPr>
-            <w:tcW w:w="1194" w:type="dxa"/>
+            <w:tcW w:w="3582" w:type="dxa"/>
             <w:tcBorders/>
           </w:tcPr>
           <w:p>
@@ -5844,47 +4727,67 @@
                 <w:sz w:val="16"/>
                 <w:szCs w:val="16"/>
               </w:rPr>
-              <w:t xml:space="preserve">4.44 / 10 / 1</w:t>
+              <w:t xml:space="preserve">10 points, </w:t>
             </w:r>
-          </w:p>
-        </w:tc>
-        <w:tc>
-          <w:tcPr>
-            <w:tcW w:w="1194" w:type="dxa"/>
-            <w:tcBorders/>
-          </w:tcPr>
-          <w:p>
-            <w:pPr>
-              <w:keepNext/>
-              <w:spacing w:line="180" w:lineRule="exact"/>
-            </w:pPr>
+            <w:r>
+              <w:rPr>
+                <w:rFonts w:ascii="Times New Roman" w:hAnsi="Times New Roman" w:cs="Times New Roman"/>
+                <w:i/>
+                <w:sz w:val="16"/>
+                <w:szCs w:val="16"/>
+              </w:rPr>
+              <w:t xml:space="preserve">λ</w:t>
+            </w:r>
             <w:r>
               <w:rPr>
                 <w:rFonts w:ascii="Times New Roman" w:hAnsi="Times New Roman" w:cs="Times New Roman"/>
                 <w:sz w:val="16"/>
                 <w:szCs w:val="16"/>
               </w:rPr>
-              <w:t xml:space="preserve">3.44 / 2 / 6</w:t>
+              <w:t xml:space="preserve"> = 0, 0.1, …, 0.9 (</w:t>
             </w:r>
-          </w:p>
-        </w:tc>
-        <w:tc>
-          <w:tcPr>
-            <w:tcW w:w="1194" w:type="dxa"/>
-            <w:tcBorders/>
-          </w:tcPr>
-          <w:p>
-            <w:pPr>
-              <w:keepNext/>
-              <w:spacing w:line="180" w:lineRule="exact"/>
-            </w:pPr>
+            <w:r>
+              <w:rPr>
+                <w:rFonts w:ascii="Times New Roman" w:hAnsi="Times New Roman" w:cs="Times New Roman"/>
+                <w:i/>
+                <w:sz w:val="16"/>
+                <w:szCs w:val="16"/>
+              </w:rPr>
+              <w:t xml:space="preserve">λ</w:t>
+            </w:r>
             <w:r>
               <w:rPr>
                 <w:rFonts w:ascii="Times New Roman" w:hAnsi="Times New Roman" w:cs="Times New Roman"/>
                 <w:sz w:val="16"/>
                 <w:szCs w:val="16"/>
               </w:rPr>
-              <w:t xml:space="preserve">2.75 / 4 / 6</w:t>
+              <w:t xml:space="preserve">=1.0 is excluded because it degenerates to the trivial solution </w:t>
+            </w:r>
+            <w:r>
+              <w:rPr>
+                <w:rFonts w:ascii="Times New Roman" w:hAnsi="Times New Roman" w:cs="Times New Roman"/>
+                <w:i/>
+                <w:sz w:val="16"/>
+                <w:szCs w:val="16"/>
+              </w:rPr>
+              <w:t xml:space="preserve">S</w:t>
+            </w:r>
+            <w:r>
+              <w:rPr>
+                <w:rFonts w:ascii="Times New Roman" w:hAnsi="Times New Roman" w:cs="Times New Roman"/>
+                <w:vertAlign w:val="subscript"/>
+                <w:sz w:val="16"/>
+                <w:szCs w:val="16"/>
+              </w:rPr>
+              <w:t xml:space="preserve">RSR</w:t>
+            </w:r>
+            <w:r>
+              <w:rPr>
+                <w:rFonts w:ascii="Times New Roman" w:hAnsi="Times New Roman" w:cs="Times New Roman"/>
+                <w:sz w:val="16"/>
+                <w:szCs w:val="16"/>
+              </w:rPr>
+              <w:t xml:space="preserve">)</w:t>
             </w:r>
           </w:p>
         </w:tc>
@@ -5909,13 +4812,13 @@
                 <w:sz w:val="16"/>
                 <w:szCs w:val="16"/>
               </w:rPr>
-              <w:t xml:space="preserve">ILS+repair</w:t>
+              <w:t xml:space="preserve">Trials</w:t>
             </w:r>
           </w:p>
         </w:tc>
         <w:tc>
           <w:tcPr>
-            <w:tcW w:w="1194" w:type="dxa"/>
+            <w:tcW w:w="3582" w:type="dxa"/>
             <w:tcBorders/>
           </w:tcPr>
           <w:p>
@@ -5929,47 +4832,7 @@
                 <w:sz w:val="16"/>
                 <w:szCs w:val="16"/>
               </w:rPr>
-              <w:t xml:space="preserve">3.56 / 9 / 2</w:t>
-            </w:r>
-          </w:p>
-        </w:tc>
-        <w:tc>
-          <w:tcPr>
-            <w:tcW w:w="1194" w:type="dxa"/>
-            <w:tcBorders/>
-          </w:tcPr>
-          <w:p>
-            <w:pPr>
-              <w:keepNext/>
-              <w:spacing w:line="180" w:lineRule="exact"/>
-            </w:pPr>
-            <w:r>
-              <w:rPr>
-                <w:rFonts w:ascii="Times New Roman" w:hAnsi="Times New Roman" w:cs="Times New Roman"/>
-                <w:sz w:val="16"/>
-                <w:szCs w:val="16"/>
-              </w:rPr>
-              <w:t xml:space="preserve">2.62 / 0 / 8</w:t>
-            </w:r>
-          </w:p>
-        </w:tc>
-        <w:tc>
-          <w:tcPr>
-            <w:tcW w:w="1194" w:type="dxa"/>
-            <w:tcBorders/>
-          </w:tcPr>
-          <w:p>
-            <w:pPr>
-              <w:keepNext/>
-              <w:spacing w:line="180" w:lineRule="exact"/>
-            </w:pPr>
-            <w:r>
-              <w:rPr>
-                <w:rFonts w:ascii="Times New Roman" w:hAnsi="Times New Roman" w:cs="Times New Roman"/>
-                <w:sz w:val="16"/>
-                <w:szCs w:val="16"/>
-              </w:rPr>
-              <w:t xml:space="preserve">2.62 / 5 / 6</w:t>
+              <w:t xml:space="preserve">10 per (scenario × method)</w:t>
             </w:r>
           </w:p>
         </w:tc>
@@ -5994,13 +4857,13 @@
                 <w:sz w:val="16"/>
                 <w:szCs w:val="16"/>
               </w:rPr>
-              <w:t xml:space="preserve">ILS+PR</w:t>
+              <w:t xml:space="preserve">Computational budget</w:t>
             </w:r>
           </w:p>
         </w:tc>
         <w:tc>
           <w:tcPr>
-            <w:tcW w:w="1194" w:type="dxa"/>
+            <w:tcW w:w="3582" w:type="dxa"/>
             <w:tcBorders/>
           </w:tcPr>
           <w:p>
@@ -6014,47 +4877,7 @@
                 <w:sz w:val="16"/>
                 <w:szCs w:val="16"/>
               </w:rPr>
-              <w:t xml:space="preserve">3.75 / 10 / 3</w:t>
-            </w:r>
-          </w:p>
-        </w:tc>
-        <w:tc>
-          <w:tcPr>
-            <w:tcW w:w="1194" w:type="dxa"/>
-            <w:tcBorders/>
-          </w:tcPr>
-          <w:p>
-            <w:pPr>
-              <w:keepNext/>
-              <w:spacing w:line="180" w:lineRule="exact"/>
-            </w:pPr>
-            <w:r>
-              <w:rPr>
-                <w:rFonts w:ascii="Times New Roman" w:hAnsi="Times New Roman" w:cs="Times New Roman"/>
-                <w:sz w:val="16"/>
-                <w:szCs w:val="16"/>
-              </w:rPr>
-              <w:t xml:space="preserve">2.75 / 0 / 8</w:t>
-            </w:r>
-          </w:p>
-        </w:tc>
-        <w:tc>
-          <w:tcPr>
-            <w:tcW w:w="1194" w:type="dxa"/>
-            <w:tcBorders/>
-          </w:tcPr>
-          <w:p>
-            <w:pPr>
-              <w:keepNext/>
-              <w:spacing w:line="180" w:lineRule="exact"/>
-            </w:pPr>
-            <w:r>
-              <w:rPr>
-                <w:rFonts w:ascii="Times New Roman" w:hAnsi="Times New Roman" w:cs="Times New Roman"/>
-                <w:sz w:val="16"/>
-                <w:szCs w:val="16"/>
-              </w:rPr>
-              <w:t xml:space="preserve">2.50 / 4 / 6</w:t>
+              <w:t xml:space="preserve">3000 iterations for every ILS variant, 500 generations for every GA/Memetic variant</w:t>
             </w:r>
           </w:p>
         </w:tc>
@@ -6079,13 +4902,13 @@
                 <w:sz w:val="16"/>
                 <w:szCs w:val="16"/>
               </w:rPr>
-              <w:t xml:space="preserve">GA</w:t>
+              <w:t xml:space="preserve">Search</w:t>
             </w:r>
           </w:p>
         </w:tc>
         <w:tc>
           <w:tcPr>
-            <w:tcW w:w="1194" w:type="dxa"/>
+            <w:tcW w:w="3582" w:type="dxa"/>
             <w:tcBorders/>
           </w:tcPr>
           <w:p>
@@ -6099,47 +4922,113 @@
                 <w:sz w:val="16"/>
                 <w:szCs w:val="16"/>
               </w:rPr>
-              <w:t xml:space="preserve">6.94 / 25 / 0</w:t>
+              <w:t xml:space="preserve">GA/Memetic variants: </w:t>
             </w:r>
-          </w:p>
-        </w:tc>
-        <w:tc>
-          <w:tcPr>
-            <w:tcW w:w="1194" w:type="dxa"/>
-            <w:tcBorders/>
-          </w:tcPr>
-          <w:p>
-            <w:pPr>
-              <w:keepNext/>
-              <w:spacing w:line="180" w:lineRule="exact"/>
-            </w:pPr>
+            <w:r>
+              <w:rPr>
+                <w:rFonts w:ascii="Times New Roman" w:hAnsi="Times New Roman" w:cs="Times New Roman"/>
+                <w:i/>
+                <w:sz w:val="16"/>
+                <w:szCs w:val="16"/>
+              </w:rPr>
+              <w:t xml:space="preserve">c</w:t>
+            </w:r>
+            <w:r>
+              <w:rPr>
+                <w:rFonts w:ascii="Times New Roman" w:hAnsi="Times New Roman" w:cs="Times New Roman"/>
+                <w:i/>
+                <w:sz w:val="16"/>
+                <w:szCs w:val="16"/>
+              </w:rPr>
+              <w:t xml:space="preserve">x</w:t>
+            </w:r>
+            <w:r>
+              <w:rPr>
+                <w:rFonts w:ascii="Times New Roman" w:hAnsi="Times New Roman" w:cs="Times New Roman"/>
+                <w:vertAlign w:val="subscript"/>
+                <w:sz w:val="16"/>
+                <w:szCs w:val="16"/>
+              </w:rPr>
+              <w:t xml:space="preserve">pb</w:t>
+            </w:r>
             <w:r>
               <w:rPr>
                 <w:rFonts w:ascii="Times New Roman" w:hAnsi="Times New Roman" w:cs="Times New Roman"/>
                 <w:sz w:val="16"/>
                 <w:szCs w:val="16"/>
               </w:rPr>
-              <w:t xml:space="preserve">6.38 / 71 / 0</w:t>
+              <w:t xml:space="preserve">=0.85, </w:t>
             </w:r>
-          </w:p>
-        </w:tc>
-        <w:tc>
-          <w:tcPr>
-            <w:tcW w:w="1194" w:type="dxa"/>
-            <w:tcBorders/>
-          </w:tcPr>
-          <w:p>
-            <w:pPr>
-              <w:keepNext/>
-              <w:spacing w:line="180" w:lineRule="exact"/>
-            </w:pPr>
+            <w:r>
+              <w:rPr>
+                <w:rFonts w:ascii="Times New Roman" w:hAnsi="Times New Roman" w:cs="Times New Roman"/>
+                <w:i/>
+                <w:sz w:val="16"/>
+                <w:szCs w:val="16"/>
+              </w:rPr>
+              <w:t xml:space="preserve">m</w:t>
+            </w:r>
+            <w:r>
+              <w:rPr>
+                <w:rFonts w:ascii="Times New Roman" w:hAnsi="Times New Roman" w:cs="Times New Roman"/>
+                <w:i/>
+                <w:sz w:val="16"/>
+                <w:szCs w:val="16"/>
+              </w:rPr>
+              <w:t xml:space="preserve">u</w:t>
+            </w:r>
+            <w:r>
+              <w:rPr>
+                <w:rFonts w:ascii="Times New Roman" w:hAnsi="Times New Roman" w:cs="Times New Roman"/>
+                <w:i/>
+                <w:sz w:val="16"/>
+                <w:szCs w:val="16"/>
+              </w:rPr>
+              <w:t xml:space="preserve">t</w:t>
+            </w:r>
+            <w:r>
+              <w:rPr>
+                <w:rFonts w:ascii="Times New Roman" w:hAnsi="Times New Roman" w:cs="Times New Roman"/>
+                <w:vertAlign w:val="subscript"/>
+                <w:sz w:val="16"/>
+                <w:szCs w:val="16"/>
+              </w:rPr>
+              <w:t xml:space="preserve">pb</w:t>
+            </w:r>
             <w:r>
               <w:rPr>
                 <w:rFonts w:ascii="Times New Roman" w:hAnsi="Times New Roman" w:cs="Times New Roman"/>
                 <w:sz w:val="16"/>
                 <w:szCs w:val="16"/>
               </w:rPr>
-              <w:t xml:space="preserve">7.00 / 48 / 0</w:t>
+              <w:t xml:space="preserve">=0.1, pop=50 (</w:t>
+            </w:r>
+            <w:r>
+              <w:rPr>
+                <w:rFonts w:ascii="Times New Roman" w:hAnsi="Times New Roman" w:cs="Times New Roman"/>
+                <w:i/>
+                <w:sz w:val="16"/>
+                <w:szCs w:val="16"/>
+              </w:rPr>
+              <w:t xml:space="preserve">S</w:t>
+            </w:r>
+            <w:r>
+              <w:rPr>
+                <w:rFonts w:ascii="Times New Roman" w:hAnsi="Times New Roman" w:cs="Times New Roman"/>
+                <w:i/>
+                <w:vertAlign w:val="subscript"/>
+                <w:sz w:val="16"/>
+                <w:szCs w:val="16"/>
+              </w:rPr>
+              <w:t xml:space="preserve">p</w:t>
+            </w:r>
+            <w:r>
+              <w:rPr>
+                <w:rFonts w:ascii="Times New Roman" w:hAnsi="Times New Roman" w:cs="Times New Roman"/>
+                <w:sz w:val="16"/>
+                <w:szCs w:val="16"/>
+              </w:rPr>
+              <w:t xml:space="preserve"> plus 49 randomly generated individuals). ILS variants: insert perturbation of 2–5 moves, cycled in a sawtooth</w:t>
             </w:r>
           </w:p>
         </w:tc>
@@ -6164,13 +5053,13 @@
                 <w:sz w:val="16"/>
                 <w:szCs w:val="16"/>
               </w:rPr>
-              <w:t xml:space="preserve">Memetic-baseline</w:t>
+              <w:t xml:space="preserve">Operators</w:t>
             </w:r>
           </w:p>
         </w:tc>
         <w:tc>
           <w:tcPr>
-            <w:tcW w:w="1194" w:type="dxa"/>
+            <w:tcW w:w="3582" w:type="dxa"/>
             <w:tcBorders/>
           </w:tcPr>
           <w:p>
@@ -6184,132 +5073,7 @@
                 <w:sz w:val="16"/>
                 <w:szCs w:val="16"/>
               </w:rPr>
-              <w:t xml:space="preserve">4.81 / 5 / 2</w:t>
-            </w:r>
-          </w:p>
-        </w:tc>
-        <w:tc>
-          <w:tcPr>
-            <w:tcW w:w="1194" w:type="dxa"/>
-            <w:tcBorders/>
-          </w:tcPr>
-          <w:p>
-            <w:pPr>
-              <w:keepNext/>
-              <w:spacing w:line="180" w:lineRule="exact"/>
-            </w:pPr>
-            <w:r>
-              <w:rPr>
-                <w:rFonts w:ascii="Times New Roman" w:hAnsi="Times New Roman" w:cs="Times New Roman"/>
-                <w:sz w:val="16"/>
-                <w:szCs w:val="16"/>
-              </w:rPr>
-              <w:t xml:space="preserve">6.62 / 78 / 0</w:t>
-            </w:r>
-          </w:p>
-        </w:tc>
-        <w:tc>
-          <w:tcPr>
-            <w:tcW w:w="1194" w:type="dxa"/>
-            <w:tcBorders/>
-          </w:tcPr>
-          <w:p>
-            <w:pPr>
-              <w:keepNext/>
-              <w:spacing w:line="180" w:lineRule="exact"/>
-            </w:pPr>
-            <w:r>
-              <w:rPr>
-                <w:rFonts w:ascii="Times New Roman" w:hAnsi="Times New Roman" w:cs="Times New Roman"/>
-                <w:sz w:val="16"/>
-                <w:szCs w:val="16"/>
-              </w:rPr>
-              <w:t xml:space="preserve">3.50 / 18 / 2</w:t>
-            </w:r>
-          </w:p>
-        </w:tc>
-      </w:tr>
-      <w:tr>
-        <w:trPr>
-          <w:cantSplit/>
-        </w:trPr>
-        <w:tc>
-          <w:tcPr>
-            <w:tcW w:w="1393" w:type="dxa"/>
-            <w:tcBorders/>
-          </w:tcPr>
-          <w:p>
-            <w:pPr>
-              <w:keepNext/>
-              <w:spacing w:line="180" w:lineRule="exact"/>
-            </w:pPr>
-            <w:r>
-              <w:rPr>
-                <w:rFonts w:ascii="Times New Roman" w:hAnsi="Times New Roman" w:cs="Times New Roman"/>
-                <w:sz w:val="16"/>
-                <w:szCs w:val="16"/>
-              </w:rPr>
-              <w:t xml:space="preserve">Memetic+repair</w:t>
-            </w:r>
-          </w:p>
-        </w:tc>
-        <w:tc>
-          <w:tcPr>
-            <w:tcW w:w="1194" w:type="dxa"/>
-            <w:tcBorders/>
-          </w:tcPr>
-          <w:p>
-            <w:pPr>
-              <w:keepNext/>
-              <w:spacing w:line="180" w:lineRule="exact"/>
-            </w:pPr>
-            <w:r>
-              <w:rPr>
-                <w:rFonts w:ascii="Times New Roman" w:hAnsi="Times New Roman" w:cs="Times New Roman"/>
-                <w:sz w:val="16"/>
-                <w:szCs w:val="16"/>
-              </w:rPr>
-              <w:t xml:space="preserve">2.50 / 1 / 6</w:t>
-            </w:r>
-          </w:p>
-        </w:tc>
-        <w:tc>
-          <w:tcPr>
-            <w:tcW w:w="1194" w:type="dxa"/>
-            <w:tcBorders/>
-          </w:tcPr>
-          <w:p>
-            <w:pPr>
-              <w:keepNext/>
-              <w:spacing w:line="180" w:lineRule="exact"/>
-            </w:pPr>
-            <w:r>
-              <w:rPr>
-                <w:rFonts w:ascii="Times New Roman" w:hAnsi="Times New Roman" w:cs="Times New Roman"/>
-                <w:sz w:val="16"/>
-                <w:szCs w:val="16"/>
-              </w:rPr>
-              <w:t xml:space="preserve">3.31 / 2 / 6</w:t>
-            </w:r>
-          </w:p>
-        </w:tc>
-        <w:tc>
-          <w:tcPr>
-            <w:tcW w:w="1194" w:type="dxa"/>
-            <w:tcBorders/>
-          </w:tcPr>
-          <w:p>
-            <w:pPr>
-              <w:keepNext/>
-              <w:spacing w:line="180" w:lineRule="exact"/>
-            </w:pPr>
-            <w:r>
-              <w:rPr>
-                <w:rFonts w:ascii="Times New Roman" w:hAnsi="Times New Roman" w:cs="Times New Roman"/>
-                <w:sz w:val="16"/>
-                <w:szCs w:val="16"/>
-              </w:rPr>
-              <w:t xml:space="preserve">4.00 / 22 / 1</w:t>
+              <w:t xml:space="preserve">Memetic variants: fire with probability 0.3 per individual, and PR returns the best of the top 3 intermediate solutions on the path. ILS variants: fire first after 400 iterations without improvement and then every 10, and PR returns the single best solution on the path</w:t>
             </w:r>
           </w:p>
         </w:tc>
@@ -6335,13 +5099,13 @@
                 <w:sz w:val="16"/>
                 <w:szCs w:val="16"/>
               </w:rPr>
-              <w:t xml:space="preserve">Memetic+PR</w:t>
+              <w:t xml:space="preserve">Environment</w:t>
             </w:r>
           </w:p>
         </w:tc>
         <w:tc>
           <w:tcPr>
-            <w:tcW w:w="1194" w:type="dxa"/>
+            <w:tcW w:w="3582" w:type="dxa"/>
             <w:tcBorders>
               <w:bottom w:val="single" w:sz="8" w:space="0" w:color="000000"/>
             </w:tcBorders>
@@ -6356,49 +5120,7 @@
                 <w:sz w:val="16"/>
                 <w:szCs w:val="16"/>
               </w:rPr>
-              <w:t xml:space="preserve">2.00 / 0 / 7</w:t>
-            </w:r>
-          </w:p>
-        </w:tc>
-        <w:tc>
-          <w:tcPr>
-            <w:tcW w:w="1194" w:type="dxa"/>
-            <w:tcBorders>
-              <w:bottom w:val="single" w:sz="8" w:space="0" w:color="000000"/>
-            </w:tcBorders>
-          </w:tcPr>
-          <w:p>
-            <w:pPr>
-              <w:spacing w:line="180" w:lineRule="exact"/>
-            </w:pPr>
-            <w:r>
-              <w:rPr>
-                <w:rFonts w:ascii="Times New Roman" w:hAnsi="Times New Roman" w:cs="Times New Roman"/>
-                <w:sz w:val="16"/>
-                <w:szCs w:val="16"/>
-              </w:rPr>
-              <w:t xml:space="preserve">2.88 / 1 / 6</w:t>
-            </w:r>
-          </w:p>
-        </w:tc>
-        <w:tc>
-          <w:tcPr>
-            <w:tcW w:w="1194" w:type="dxa"/>
-            <w:tcBorders>
-              <w:bottom w:val="single" w:sz="8" w:space="0" w:color="000000"/>
-            </w:tcBorders>
-          </w:tcPr>
-          <w:p>
-            <w:pPr>
-              <w:spacing w:line="180" w:lineRule="exact"/>
-            </w:pPr>
-            <w:r>
-              <w:rPr>
-                <w:rFonts w:ascii="Times New Roman" w:hAnsi="Times New Roman" w:cs="Times New Roman"/>
-                <w:sz w:val="16"/>
-                <w:szCs w:val="16"/>
-              </w:rPr>
-              <w:t xml:space="preserve">5.62 / 27 / 1</w:t>
+              <w:t xml:space="preserve">AMD Ryzen 5 7530U; Python 3.12 (NumPy, DEAP, SciPy). All random seeds fixed</w:t>
             </w:r>
           </w:p>
         </w:tc>
@@ -6420,13 +5142,79 @@
           <w:rFonts w:ascii="Times New Roman" w:hAnsi="Times New Roman" w:cs="Times New Roman"/>
           <w:b/>
         </w:rPr>
-        <w:t xml:space="preserve">Overall HV.</w:t>
-      </w:r>
-      <w:r>
-        <w:rPr>
-          <w:rFonts w:ascii="Times New Roman" w:hAnsi="Times New Roman" w:cs="Times New Roman"/>
-        </w:rPr>
-        <w:t xml:space="preserve"> The best level is reached by operator-equipped Memetic, which also occupies the top group in Table 2. As in Section 4.2, the operators lift only Memetic: they raise its overall HV significantly in six of the eight scenarios (+2.8–11.7%), whereas for ILS the change stays within ±0.5% in every scenario. Which structure wins changes with the scenario: in la36S, ta21S, la40, and la21 (hereafter group A) ILS-baseline is significantly ahead of Memetic-baseline, whereas in la36M, la36L, mt10, and ta21L (hereafter group B) Memetic-baseline is ahead instead (in one of the four the difference is not significant). The ILS variants are level with the best only in group A; in group B they fall 5–38% short. The difference in the high-stability region in Section 4.2 is therefore not a reflection of ILS being superior overall. The same split appears in the minimum MS reached over the whole sweep: in group A all methods except GA reach the same value, whereas in la36M, la36L, and mt10 of group B the Memetic variants are 1.2–2.2% lower (significant for all three pairs with matching operators, </w:t>
+        <w:t xml:space="preserve">Validity checks.</w:t>
+      </w:r>
+      <w:r>
+        <w:rPr>
+          <w:rFonts w:ascii="Times New Roman" w:hAnsi="Times New Roman" w:cs="Times New Roman"/>
+        </w:rPr>
+        <w:t xml:space="preserve"> The boundary of the high-stability region is set at </w:t>
+      </w:r>
+      <w:r>
+        <w:rPr>
+          <w:rFonts w:ascii="Times New Roman" w:hAnsi="Times New Roman" w:cs="Times New Roman"/>
+          <w:i/>
+        </w:rPr>
+        <w:t xml:space="preserve">θ</w:t>
+      </w:r>
+      <w:r>
+        <w:rPr>
+          <w:rFonts w:ascii="Times New Roman" w:hAnsi="Times New Roman" w:cs="Times New Roman"/>
+        </w:rPr>
+        <w:t xml:space="preserve">=50, so </w:t>
+      </w:r>
+      <w:r>
+        <w:rPr>
+          <w:rFonts w:ascii="Times New Roman" w:hAnsi="Times New Roman" w:cs="Times New Roman"/>
+          <w:i/>
+        </w:rPr>
+        <w:t xml:space="preserve">P</w:t>
+      </w:r>
+      <w:r>
+        <w:rPr>
+          <w:rFonts w:ascii="Times New Roman" w:hAnsi="Times New Roman" w:cs="Times New Roman"/>
+          <w:vertAlign w:val="subscript"/>
+        </w:rPr>
+        <w:t xml:space="preserve">5</w:t>
+      </w:r>
+      <w:r>
+        <w:rPr>
+          <w:rFonts w:ascii="Times New Roman" w:hAnsi="Times New Roman" w:cs="Times New Roman"/>
+          <w:vertAlign w:val="subscript"/>
+        </w:rPr>
+        <w:t xml:space="preserve">0</w:t>
+      </w:r>
+      <w:r>
+        <w:rPr>
+          <w:rFonts w:ascii="Times New Roman" w:hAnsi="Times New Roman" w:cs="Times New Roman"/>
+        </w:rPr>
+        <w:t xml:space="preserve"> is the median of </w:t>
+      </w:r>
+      <w:r>
+        <w:rPr>
+          <w:rFonts w:ascii="Times New Roman" w:hAnsi="Times New Roman" w:cs="Times New Roman"/>
+          <w:i/>
+        </w:rPr>
+        <w:t xml:space="preserve">D</w:t>
+      </w:r>
+      <w:r>
+        <w:rPr>
+          <w:rFonts w:ascii="Times New Roman" w:hAnsi="Times New Roman" w:cs="Times New Roman"/>
+        </w:rPr>
+        <w:t xml:space="preserve"> over the Pareto solutions pooled across all methods and trials. The boundary is defined from the pool of compared methods, but varying </w:t>
+      </w:r>
+      <w:r>
+        <w:rPr>
+          <w:rFonts w:ascii="Times New Roman" w:hAnsi="Times New Roman" w:cs="Times New Roman"/>
+          <w:i/>
+        </w:rPr>
+        <w:t xml:space="preserve">θ</w:t>
+      </w:r>
+      <w:r>
+        <w:rPr>
+          <w:rFonts w:ascii="Times New Roman" w:hAnsi="Times New Roman" w:cs="Times New Roman"/>
+        </w:rPr>
+        <w:t xml:space="preserve"> over 33–67 leaves the conclusions of H1 and H2 unchanged (complete separation in every scenario, </w:t>
       </w:r>
       <w:r>
         <w:rPr>
@@ -6445,7 +5233,62 @@
         <w:rPr>
           <w:rFonts w:ascii="Times New Roman" w:hAnsi="Times New Roman" w:cs="Times New Roman"/>
         </w:rPr>
-        <w:t xml:space="preserve">0.01; in ta21L the gap is within 0.6%).</w:t>
+        <w:t xml:space="preserve">0.001). Although Memetic+PR takes 4.8–9.4 times as long as ILS in wall-clock time, the median run of every method reaches 99% of its final HV within 70% of its budget, so differences in overall HV are not due to computation time. The method parameters were fixed at standard values, and the 11 axes that determine behavior, including those of the base search structures, were varied one at a time above and below the central value in two scenarios; the sensitivity (+0.5–2% in overall HV) is an order of magnitude smaller than the differences among methods (+7–54%).</w:t>
+      </w:r>
+    </w:p>
+    <w:p>
+      <w:pPr>
+        <w:pStyle w:val="2"/>
+        <w:keepNext/>
+        <w:keepLines/>
+        <w:spacing w:before="90" w:after="20" w:line="240" w:lineRule="exact"/>
+      </w:pPr>
+      <w:r>
+        <w:rPr>
+          <w:rFonts w:ascii="Times New Roman" w:hAnsi="Times New Roman" w:cs="Times New Roman"/>
+          <w:sz w:val="22"/>
+          <w:szCs w:val="22"/>
+        </w:rPr>
+        <w:t xml:space="preserve">4.2 High-Stability HV: ILS Fills the Region Alone, the Population Fills It with Operators (H1, H2)</w:t>
+      </w:r>
+    </w:p>
+    <w:p>
+      <w:pPr>
+        <w:pStyle w:val="a8"/>
+        <w:spacing w:line="240" w:lineRule="exact"/>
+        <w:jc w:val="both"/>
+      </w:pPr>
+      <w:r>
+        <w:rPr>
+          <w:rFonts w:ascii="Times New Roman" w:hAnsi="Times New Roman" w:cs="Times New Roman"/>
+        </w:rPr>
+        <w:t xml:space="preserve">Memetic-baseline fails to fill the region in two ways (Figure 2). (a) In ta21S it has not a single non-dominated solution in the high-stability region, and needs </w:t>
+      </w:r>
+      <w:r>
+        <w:rPr>
+          <w:rFonts w:ascii="Times New Roman" w:hAnsi="Times New Roman" w:cs="Times New Roman"/>
+          <w:i/>
+        </w:rPr>
+        <w:t xml:space="preserve">D</w:t>
+      </w:r>
+      <w:r>
+        <w:rPr>
+          <w:rFonts w:ascii="Times New Roman" w:hAnsi="Times New Roman" w:cs="Times New Roman"/>
+        </w:rPr>
+        <w:t xml:space="preserve">=16 to match the MS that ILS attains at </w:t>
+      </w:r>
+      <w:r>
+        <w:rPr>
+          <w:rFonts w:ascii="Times New Roman" w:hAnsi="Times New Roman" w:cs="Times New Roman"/>
+          <w:i/>
+        </w:rPr>
+        <w:t xml:space="preserve">D</w:t>
+      </w:r>
+      <w:r>
+        <w:rPr>
+          <w:rFonts w:ascii="Times New Roman" w:hAnsi="Times New Roman" w:cs="Times New Roman"/>
+        </w:rPr>
+        <w:t xml:space="preserve">=2. (b) In ta21L it does enter the region but is inferior to ILS in MS, and the two are level only at the efficiency end. In either case, once the operators are mounted, the fronts of the two structures overlap in the high-stability region, and in five of the eight scenarios the non-dominated solutions of ILS+PR and Memetic+PR coincide exactly as point sets.</w:t>
       </w:r>
     </w:p>
     <w:tbl>
@@ -6594,6 +5437,1163 @@
           <w:sz w:val="2"/>
         </w:rPr>
       </w:pPr>
+    </w:p>
+    <w:p>
+      <w:pPr>
+        <w:pStyle w:val="a8"/>
+        <w:spacing w:line="240" w:lineRule="exact"/>
+        <w:jc w:val="both"/>
+      </w:pPr>
+      <w:r>
+        <w:rPr>
+          <w:rFonts w:ascii="Times New Roman" w:hAnsi="Times New Roman" w:cs="Times New Roman"/>
+        </w:rPr>
+        <w:t xml:space="preserve">We check whether this picture holds in all eight scenarios (Figure 3). The gap between the points without operators corresponds to H1, and the slope of the Memetic line to H2.</w:t>
+      </w:r>
+    </w:p>
+    <w:p>
+      <w:pPr>
+        <w:pStyle w:val="a8"/>
+        <w:spacing w:line="240" w:lineRule="exact"/>
+        <w:jc w:val="both"/>
+      </w:pPr>
+      <w:r>
+        <w:rPr>
+          <w:rFonts w:ascii="Times New Roman" w:hAnsi="Times New Roman" w:cs="Times New Roman"/>
+        </w:rPr>
+        <w:t xml:space="preserve">• </w:t>
+      </w:r>
+      <w:r>
+        <w:rPr>
+          <w:rFonts w:ascii="Times New Roman" w:hAnsi="Times New Roman" w:cs="Times New Roman"/>
+          <w:b/>
+        </w:rPr>
+        <w:t xml:space="preserve">H1: ILS-baseline exceeds Memetic-baseline in all eight scenarios with complete separation</w:t>
+      </w:r>
+      <w:r>
+        <w:rPr>
+          <w:rFonts w:ascii="Times New Roman" w:hAnsi="Times New Roman" w:cs="Times New Roman"/>
+        </w:rPr>
+        <w:t xml:space="preserve"> (</w:t>
+      </w:r>
+      <w:r>
+        <w:rPr>
+          <w:rFonts w:ascii="Times New Roman" w:hAnsi="Times New Roman" w:cs="Times New Roman"/>
+          <w:i/>
+        </w:rPr>
+        <w:t xml:space="preserve">p</w:t>
+      </w:r>
+      <w:r>
+        <w:rPr>
+          <w:rFonts w:ascii="Times New Roman" w:hAnsi="Times New Roman" w:cs="Times New Roman"/>
+        </w:rPr>
+        <w:t xml:space="preserve">&lt;</w:t>
+      </w:r>
+      <w:r>
+        <w:rPr>
+          <w:rFonts w:ascii="Times New Roman" w:hAnsi="Times New Roman" w:cs="Times New Roman"/>
+        </w:rPr>
+        <w:t xml:space="preserve">0.001, </w:t>
+      </w:r>
+      <w:r>
+        <w:rPr>
+          <w:rFonts w:ascii="Times New Roman" w:hAnsi="Times New Roman" w:cs="Times New Roman"/>
+        </w:rPr>
+        <w:t xml:space="preserve">|</w:t>
+      </w:r>
+      <w:r>
+        <w:rPr>
+          <w:rFonts w:ascii="Times New Roman" w:hAnsi="Times New Roman" w:cs="Times New Roman"/>
+          <w:i/>
+        </w:rPr>
+        <w:t xml:space="preserve">δ</w:t>
+      </w:r>
+      <w:r>
+        <w:rPr>
+          <w:rFonts w:ascii="Times New Roman" w:hAnsi="Times New Roman" w:cs="Times New Roman"/>
+        </w:rPr>
+        <w:t xml:space="preserve">|</w:t>
+      </w:r>
+      <w:r>
+        <w:rPr>
+          <w:rFonts w:ascii="Times New Roman" w:hAnsi="Times New Roman" w:cs="Times New Roman"/>
+        </w:rPr>
+        <w:t xml:space="preserve">=1.0). In three scenarios (la36S, ta21S, la40), Memetic-baseline has almost no non-dominated solution in the high-stability region (0 points in 9–10 of the 10 trials; Figure 2(a)), and only ILS fills the region. In the remaining five scenarios, ILS is 2.0–4.5 times higher. Significance survives Holm correction in every scenario, and H1 is supported.</w:t>
+      </w:r>
+    </w:p>
+    <w:p>
+      <w:pPr>
+        <w:pStyle w:val="a8"/>
+        <w:spacing w:line="240" w:lineRule="exact"/>
+        <w:jc w:val="both"/>
+      </w:pPr>
+      <w:r>
+        <w:rPr>
+          <w:rFonts w:ascii="Times New Roman" w:hAnsi="Times New Roman" w:cs="Times New Roman"/>
+        </w:rPr>
+        <w:t xml:space="preserve">• </w:t>
+      </w:r>
+      <w:r>
+        <w:rPr>
+          <w:rFonts w:ascii="Times New Roman" w:hAnsi="Times New Roman" w:cs="Times New Roman"/>
+          <w:b/>
+        </w:rPr>
+        <w:t xml:space="preserve">H2: The operators raise the high-stability HV of Memetic in every trial of all eight scenarios and bring it to or above the level of ILS-baseline in seven of the eight.</w:t>
+      </w:r>
+      <w:r>
+        <w:rPr>
+          <w:rFonts w:ascii="Times New Roman" w:hAnsi="Times New Roman" w:cs="Times New Roman"/>
+        </w:rPr>
+        <w:t xml:space="preserve"> The gain is a complete separation in every scenario (</w:t>
+      </w:r>
+      <w:r>
+        <w:rPr>
+          <w:rFonts w:ascii="Times New Roman" w:hAnsi="Times New Roman" w:cs="Times New Roman"/>
+          <w:i/>
+        </w:rPr>
+        <w:t xml:space="preserve">p</w:t>
+      </w:r>
+      <w:r>
+        <w:rPr>
+          <w:rFonts w:ascii="Times New Roman" w:hAnsi="Times New Roman" w:cs="Times New Roman"/>
+        </w:rPr>
+        <w:t xml:space="preserve">&lt;</w:t>
+      </w:r>
+      <w:r>
+        <w:rPr>
+          <w:rFonts w:ascii="Times New Roman" w:hAnsi="Times New Roman" w:cs="Times New Roman"/>
+        </w:rPr>
+        <w:t xml:space="preserve">0.001, </w:t>
+      </w:r>
+      <w:r>
+        <w:rPr>
+          <w:rFonts w:ascii="Times New Roman" w:hAnsi="Times New Roman" w:cs="Times New Roman"/>
+        </w:rPr>
+        <w:t xml:space="preserve">|</w:t>
+      </w:r>
+      <w:r>
+        <w:rPr>
+          <w:rFonts w:ascii="Times New Roman" w:hAnsi="Times New Roman" w:cs="Times New Roman"/>
+          <w:i/>
+        </w:rPr>
+        <w:t xml:space="preserve">δ</w:t>
+      </w:r>
+      <w:r>
+        <w:rPr>
+          <w:rFonts w:ascii="Times New Roman" w:hAnsi="Times New Roman" w:cs="Times New Roman"/>
+        </w:rPr>
+        <w:t xml:space="preserve">|</w:t>
+      </w:r>
+      <w:r>
+        <w:rPr>
+          <w:rFonts w:ascii="Times New Roman" w:hAnsi="Times New Roman" w:cs="Times New Roman"/>
+        </w:rPr>
+        <w:t xml:space="preserve">=1.0): in the three scenarios where Memetic-baseline had almost no solution in the high-stability region, solutions appear, and in the remaining five the high-stability HV becomes 2.1–4.7 times larger. Compared with ILS-baseline, the level reached shows no significant difference in six scenarios (in five of them the medians differ by at most 1%), is 4–5% higher in ta21L, and 5–10% lower in la40 (Holm-adjusted </w:t>
+      </w:r>
+      <w:r>
+        <w:rPr>
+          <w:rFonts w:ascii="Times New Roman" w:hAnsi="Times New Roman" w:cs="Times New Roman"/>
+          <w:i/>
+        </w:rPr>
+        <w:t xml:space="preserve">p</w:t>
+      </w:r>
+      <w:r>
+        <w:rPr>
+          <w:rFonts w:ascii="Times New Roman" w:hAnsi="Times New Roman" w:cs="Times New Roman"/>
+          <w:vertAlign w:val="subscript"/>
+        </w:rPr>
+        <w:t xml:space="preserve">adj</w:t>
+      </w:r>
+      <w:r>
+        <w:rPr>
+          <w:rFonts w:ascii="Times New Roman" w:hAnsi="Times New Roman" w:cs="Times New Roman"/>
+        </w:rPr>
+        <w:t xml:space="preserve">&lt;</w:t>
+      </w:r>
+      <w:r>
+        <w:rPr>
+          <w:rFonts w:ascii="Times New Roman" w:hAnsi="Times New Roman" w:cs="Times New Roman"/>
+        </w:rPr>
+        <w:t xml:space="preserve">0.015). H2 is supported except for the one scenario that falls short. Whether the gain is an effect of perturbation in general or one specific to the direction toward </w:t>
+      </w:r>
+      <w:r>
+        <w:rPr>
+          <w:rFonts w:ascii="Times New Roman" w:hAnsi="Times New Roman" w:cs="Times New Roman"/>
+          <w:i/>
+        </w:rPr>
+        <w:t xml:space="preserve">S</w:t>
+      </w:r>
+      <w:r>
+        <w:rPr>
+          <w:rFonts w:ascii="Times New Roman" w:hAnsi="Times New Roman" w:cs="Times New Roman"/>
+          <w:i/>
+          <w:vertAlign w:val="subscript"/>
+        </w:rPr>
+        <w:t xml:space="preserve">p</w:t>
+      </w:r>
+      <w:r>
+        <w:rPr>
+          <w:rFonts w:ascii="Times New Roman" w:hAnsi="Times New Roman" w:cs="Times New Roman"/>
+        </w:rPr>
+        <w:t xml:space="preserve"> was checked by a control experiment in two scenarios (mt10, la36S) that matches the strength and randomizes only the direction: a random direction reproduces only about 70% of the gain, falls short of the operators in high-stability HV with complete separation (</w:t>
+      </w:r>
+      <w:r>
+        <w:rPr>
+          <w:rFonts w:ascii="Times New Roman" w:hAnsi="Times New Roman" w:cs="Times New Roman"/>
+          <w:i/>
+        </w:rPr>
+        <w:t xml:space="preserve">p</w:t>
+      </w:r>
+      <w:r>
+        <w:rPr>
+          <w:rFonts w:ascii="Times New Roman" w:hAnsi="Times New Roman" w:cs="Times New Roman"/>
+        </w:rPr>
+        <w:t xml:space="preserve">&lt;</w:t>
+      </w:r>
+      <w:r>
+        <w:rPr>
+          <w:rFonts w:ascii="Times New Roman" w:hAnsi="Times New Roman" w:cs="Times New Roman"/>
+        </w:rPr>
+        <w:t xml:space="preserve">0.001), and needs 1.7–2.4 times as long to reach the same level.</w:t>
+      </w:r>
+    </w:p>
+    <w:p>
+      <w:pPr>
+        <w:pStyle w:val="a8"/>
+        <w:spacing w:line="240" w:lineRule="exact"/>
+        <w:jc w:val="both"/>
+      </w:pPr>
+      <w:r>
+        <w:rPr>
+          <w:rFonts w:ascii="Times New Roman" w:hAnsi="Times New Roman" w:cs="Times New Roman"/>
+        </w:rPr>
+        <w:t xml:space="preserve">• </w:t>
+      </w:r>
+      <w:r>
+        <w:rPr>
+          <w:rFonts w:ascii="Times New Roman" w:hAnsi="Times New Roman" w:cs="Times New Roman"/>
+          <w:b/>
+        </w:rPr>
+        <w:t xml:space="preserve">Adding the operators to ILS yields almost no gain.</w:t>
+      </w:r>
+      <w:r>
+        <w:rPr>
+          <w:rFonts w:ascii="Times New Roman" w:hAnsi="Times New Roman" w:cs="Times New Roman"/>
+        </w:rPr>
+        <w:t xml:space="preserve"> Operator-equipped ILS exceeds its baseline in only two of the eight scenarios (la36L, ta21L). For both PR and repair, </w:t>
+      </w:r>
+      <w:r>
+        <w:rPr>
+          <w:rFonts w:ascii="Times New Roman" w:hAnsi="Times New Roman" w:cs="Times New Roman"/>
+          <w:i/>
+        </w:rPr>
+        <w:t xml:space="preserve">p</w:t>
+      </w:r>
+      <w:r>
+        <w:rPr>
+          <w:rFonts w:ascii="Times New Roman" w:hAnsi="Times New Roman" w:cs="Times New Roman"/>
+        </w:rPr>
+        <w:t xml:space="preserve">=0.013 in la36L and </w:t>
+      </w:r>
+      <w:r>
+        <w:rPr>
+          <w:rFonts w:ascii="Times New Roman" w:hAnsi="Times New Roman" w:cs="Times New Roman"/>
+          <w:i/>
+        </w:rPr>
+        <w:t xml:space="preserve">p</w:t>
+      </w:r>
+      <w:r>
+        <w:rPr>
+          <w:rFonts w:ascii="Times New Roman" w:hAnsi="Times New Roman" w:cs="Times New Roman"/>
+        </w:rPr>
+        <w:t xml:space="preserve">&lt;</w:t>
+      </w:r>
+      <w:r>
+        <w:rPr>
+          <w:rFonts w:ascii="Times New Roman" w:hAnsi="Times New Roman" w:cs="Times New Roman"/>
+        </w:rPr>
+        <w:t xml:space="preserve">0.001 in ta21L, but after Holm correction only ta21L remains (</w:t>
+      </w:r>
+      <w:r>
+        <w:rPr>
+          <w:rFonts w:ascii="Times New Roman" w:hAnsi="Times New Roman" w:cs="Times New Roman"/>
+          <w:i/>
+        </w:rPr>
+        <w:t xml:space="preserve">p</w:t>
+      </w:r>
+      <w:r>
+        <w:rPr>
+          <w:rFonts w:ascii="Times New Roman" w:hAnsi="Times New Roman" w:cs="Times New Roman"/>
+          <w:vertAlign w:val="subscript"/>
+        </w:rPr>
+        <w:t xml:space="preserve">adj</w:t>
+      </w:r>
+      <w:r>
+        <w:rPr>
+          <w:rFonts w:ascii="Times New Roman" w:hAnsi="Times New Roman" w:cs="Times New Roman"/>
+        </w:rPr>
+        <w:t xml:space="preserve">&lt;</w:t>
+      </w:r>
+      <w:r>
+        <w:rPr>
+          <w:rFonts w:ascii="Times New Roman" w:hAnsi="Times New Roman" w:cs="Times New Roman"/>
+        </w:rPr>
+        <w:t xml:space="preserve">0.002; la36L is 0.091). Even in ta21L the gain is small, the median rising from 0.029 to 0.031 (although every trial with an operator exceeds every trial of the baseline, </w:t>
+      </w:r>
+      <w:r>
+        <w:rPr>
+          <w:rFonts w:ascii="Times New Roman" w:hAnsi="Times New Roman" w:cs="Times New Roman"/>
+        </w:rPr>
+        <w:t xml:space="preserve">|</w:t>
+      </w:r>
+      <w:r>
+        <w:rPr>
+          <w:rFonts w:ascii="Times New Roman" w:hAnsi="Times New Roman" w:cs="Times New Roman"/>
+          <w:i/>
+        </w:rPr>
+        <w:t xml:space="preserve">δ</w:t>
+      </w:r>
+      <w:r>
+        <w:rPr>
+          <w:rFonts w:ascii="Times New Roman" w:hAnsi="Times New Roman" w:cs="Times New Roman"/>
+        </w:rPr>
+        <w:t xml:space="preserve">|</w:t>
+      </w:r>
+      <w:r>
+        <w:rPr>
+          <w:rFonts w:ascii="Times New Roman" w:hAnsi="Times New Roman" w:cs="Times New Roman"/>
+        </w:rPr>
+        <w:t xml:space="preserve">=1.0). In the remaining six scenarios there is no difference.</w:t>
+      </w:r>
+    </w:p>
+    <w:p>
+      <w:pPr>
+        <w:pStyle w:val="a8"/>
+        <w:spacing w:line="240" w:lineRule="exact"/>
+        <w:jc w:val="both"/>
+      </w:pPr>
+      <w:r>
+        <w:rPr>
+          <w:rFonts w:ascii="Times New Roman" w:hAnsi="Times New Roman" w:cs="Times New Roman"/>
+          <w:b/>
+        </w:rPr>
+        <w:t xml:space="preserve">When the operators help.</w:t>
+      </w:r>
+      <w:r>
+        <w:rPr>
+          <w:rFonts w:ascii="Times New Roman" w:hAnsi="Times New Roman" w:cs="Times New Roman"/>
+        </w:rPr>
+        <w:t xml:space="preserve"> That the same operators act asymmetrically across the structures reflects less a difference between the structures themselves than a difference in whether each structure reaches the attainable level by itself. High-stability HV has a level at which several methods arrive and stop: in every scenario, three to five of the seven methods lie within 2% of the best value (Figure 3). Whether mounted on ILS or on Memetic, the operators raise high-stability HV if the structure has not reached this level, and yield no gain if it has. Because the effect changes with whether the level was reached even within the ILS variants, where the firing design is the same, the asymmetry cannot be explained by the firing design differing between the structures (Table 1).</w:t>
+      </w:r>
+    </w:p>
+    <w:p>
+      <w:pPr>
+        <w:pStyle w:val="2"/>
+        <w:keepNext/>
+        <w:keepLines/>
+        <w:spacing w:before="90" w:after="20" w:line="240" w:lineRule="exact"/>
+      </w:pPr>
+      <w:r>
+        <w:rPr>
+          <w:rFonts w:ascii="Times New Roman" w:hAnsi="Times New Roman" w:cs="Times New Roman"/>
+          <w:sz w:val="22"/>
+          <w:szCs w:val="22"/>
+        </w:rPr>
+        <w:t xml:space="preserve">4.3 Overall HV and AOC: The Best Method Changes with the Criterion Emphasized</w:t>
+      </w:r>
+    </w:p>
+    <w:p>
+      <w:pPr>
+        <w:pStyle w:val="a8"/>
+        <w:spacing w:line="240" w:lineRule="exact"/>
+        <w:jc w:val="both"/>
+      </w:pPr>
+      <w:r>
+        <w:rPr>
+          <w:rFonts w:ascii="Times New Roman" w:hAnsi="Times New Roman" w:cs="Times New Roman"/>
+        </w:rPr>
+        <w:t xml:space="preserve">We first look at the anytime overall-HV curves of two representative scenarios, which show both the level reached and how quickly it is reached (Figure 4).</w:t>
+      </w:r>
+    </w:p>
+    <w:p>
+      <w:pPr>
+        <w:pStyle w:val="a8"/>
+        <w:spacing w:line="240" w:lineRule="exact"/>
+        <w:jc w:val="both"/>
+      </w:pPr>
+      <w:r>
+        <w:rPr>
+          <w:rFonts w:ascii="Times New Roman" w:hAnsi="Times New Roman" w:cs="Times New Roman"/>
+        </w:rPr>
+        <w:t xml:space="preserve">In ta21S, operator-equipped Memetic reaches the same level as ILS (1.17), but it takes 6.6–7.8 s to get there against 2.5 s for ILS. In la36L, Memetic overtakes ILS at 7–10 s and climbs to 0.94, whereas ILS levels off at 0.80. The endpoint of the curve and the speed of the ramp-up point to different methods as the best.</w:t>
+      </w:r>
+    </w:p>
+    <w:p>
+      <w:pPr>
+        <w:keepNext/>
+        <w:keepLines/>
+        <w:spacing w:line="240" w:lineRule="exact"/>
+        <w:jc w:val="center"/>
+      </w:pPr>
+      <w:r>
+        <w:rPr>
+          <w:rFonts w:ascii="Times New Roman" w:hAnsi="Times New Roman" w:cs="Times New Roman"/>
+        </w:rPr>
+        <w:t xml:space="preserve">Table 2: Cross-scenario summary of the three metrics. Each cell gives "average rank / ARPD% (relative deviation from the best method) / number of top-group scenarios out of 8 (scenarios in which the method shows no significant difference from the best method of that scenario; uncorrected)"; the first two are averages over the eight scenarios (lower is better); for the last, higher is better. Because the eight scenarios are not independent of one another (Section 4.1), the cross-scenario ranks are an exploratory summary of rank consistency.</w:t>
+      </w:r>
+    </w:p>
+    <w:tbl>
+      <w:tblPr>
+        <w:tblW w:w="4975" w:type="dxa"/>
+        <w:tblLayout w:type="fixed"/>
+      </w:tblPr>
+      <w:tblGrid>
+        <w:gridCol w:w="1393"/>
+        <w:gridCol w:w="1194"/>
+        <w:gridCol w:w="1194"/>
+        <w:gridCol w:w="1194"/>
+      </w:tblGrid>
+      <w:tr>
+        <w:tc>
+          <w:tcPr>
+            <w:tcW w:w="1393" w:type="dxa"/>
+            <w:tcBorders>
+              <w:top w:val="single" w:sz="8" w:space="0" w:color="000000"/>
+              <w:bottom w:val="single" w:sz="8" w:space="0" w:color="000000"/>
+            </w:tcBorders>
+          </w:tcPr>
+          <w:p>
+            <w:pPr>
+              <w:keepNext/>
+              <w:spacing w:line="180" w:lineRule="exact"/>
+            </w:pPr>
+            <w:r>
+              <w:rPr>
+                <w:rFonts w:ascii="Times New Roman" w:hAnsi="Times New Roman" w:cs="Times New Roman"/>
+                <w:b/>
+                <w:sz w:val="16"/>
+                <w:szCs w:val="16"/>
+              </w:rPr>
+              <w:t xml:space="preserve">Method</w:t>
+            </w:r>
+          </w:p>
+        </w:tc>
+        <w:tc>
+          <w:tcPr>
+            <w:tcW w:w="1194" w:type="dxa"/>
+            <w:tcBorders>
+              <w:top w:val="single" w:sz="8" w:space="0" w:color="000000"/>
+              <w:bottom w:val="single" w:sz="8" w:space="0" w:color="000000"/>
+            </w:tcBorders>
+          </w:tcPr>
+          <w:p>
+            <w:pPr>
+              <w:keepNext/>
+              <w:spacing w:line="180" w:lineRule="exact"/>
+            </w:pPr>
+            <w:r>
+              <w:rPr>
+                <w:rFonts w:ascii="Times New Roman" w:hAnsi="Times New Roman" w:cs="Times New Roman"/>
+                <w:b/>
+                <w:sz w:val="16"/>
+                <w:szCs w:val="16"/>
+              </w:rPr>
+              <w:t xml:space="preserve">Overall HV</w:t>
+            </w:r>
+          </w:p>
+        </w:tc>
+        <w:tc>
+          <w:tcPr>
+            <w:tcW w:w="1194" w:type="dxa"/>
+            <w:tcBorders>
+              <w:top w:val="single" w:sz="8" w:space="0" w:color="000000"/>
+              <w:bottom w:val="single" w:sz="8" w:space="0" w:color="000000"/>
+            </w:tcBorders>
+          </w:tcPr>
+          <w:p>
+            <w:pPr>
+              <w:keepNext/>
+              <w:spacing w:line="180" w:lineRule="exact"/>
+            </w:pPr>
+            <w:r>
+              <w:rPr>
+                <w:rFonts w:ascii="Times New Roman" w:hAnsi="Times New Roman" w:cs="Times New Roman"/>
+                <w:b/>
+                <w:sz w:val="16"/>
+                <w:szCs w:val="16"/>
+              </w:rPr>
+              <w:t xml:space="preserve">High-stability HV</w:t>
+            </w:r>
+          </w:p>
+        </w:tc>
+        <w:tc>
+          <w:tcPr>
+            <w:tcW w:w="1194" w:type="dxa"/>
+            <w:tcBorders>
+              <w:top w:val="single" w:sz="8" w:space="0" w:color="000000"/>
+              <w:bottom w:val="single" w:sz="8" w:space="0" w:color="000000"/>
+            </w:tcBorders>
+          </w:tcPr>
+          <w:p>
+            <w:pPr>
+              <w:keepNext/>
+              <w:spacing w:line="180" w:lineRule="exact"/>
+            </w:pPr>
+            <w:r>
+              <w:rPr>
+                <w:rFonts w:ascii="Times New Roman" w:hAnsi="Times New Roman" w:cs="Times New Roman"/>
+                <w:b/>
+                <w:sz w:val="16"/>
+                <w:szCs w:val="16"/>
+              </w:rPr>
+              <w:t xml:space="preserve">AOC</w:t>
+            </w:r>
+          </w:p>
+        </w:tc>
+      </w:tr>
+      <w:tr>
+        <w:trPr>
+          <w:cantSplit/>
+        </w:trPr>
+        <w:tc>
+          <w:tcPr>
+            <w:tcW w:w="1393" w:type="dxa"/>
+            <w:tcBorders/>
+          </w:tcPr>
+          <w:p>
+            <w:pPr>
+              <w:keepNext/>
+              <w:spacing w:line="180" w:lineRule="exact"/>
+            </w:pPr>
+            <w:r>
+              <w:rPr>
+                <w:rFonts w:ascii="Times New Roman" w:hAnsi="Times New Roman" w:cs="Times New Roman"/>
+                <w:sz w:val="16"/>
+                <w:szCs w:val="16"/>
+              </w:rPr>
+              <w:t xml:space="preserve">ILS-baseline</w:t>
+            </w:r>
+          </w:p>
+        </w:tc>
+        <w:tc>
+          <w:tcPr>
+            <w:tcW w:w="1194" w:type="dxa"/>
+            <w:tcBorders/>
+          </w:tcPr>
+          <w:p>
+            <w:pPr>
+              <w:keepNext/>
+              <w:spacing w:line="180" w:lineRule="exact"/>
+            </w:pPr>
+            <w:r>
+              <w:rPr>
+                <w:rFonts w:ascii="Times New Roman" w:hAnsi="Times New Roman" w:cs="Times New Roman"/>
+                <w:sz w:val="16"/>
+                <w:szCs w:val="16"/>
+              </w:rPr>
+              <w:t xml:space="preserve">4.44 / 10 / 1</w:t>
+            </w:r>
+          </w:p>
+        </w:tc>
+        <w:tc>
+          <w:tcPr>
+            <w:tcW w:w="1194" w:type="dxa"/>
+            <w:tcBorders/>
+          </w:tcPr>
+          <w:p>
+            <w:pPr>
+              <w:keepNext/>
+              <w:spacing w:line="180" w:lineRule="exact"/>
+            </w:pPr>
+            <w:r>
+              <w:rPr>
+                <w:rFonts w:ascii="Times New Roman" w:hAnsi="Times New Roman" w:cs="Times New Roman"/>
+                <w:sz w:val="16"/>
+                <w:szCs w:val="16"/>
+              </w:rPr>
+              <w:t xml:space="preserve">3.44 / 2 / 6</w:t>
+            </w:r>
+          </w:p>
+        </w:tc>
+        <w:tc>
+          <w:tcPr>
+            <w:tcW w:w="1194" w:type="dxa"/>
+            <w:tcBorders/>
+          </w:tcPr>
+          <w:p>
+            <w:pPr>
+              <w:keepNext/>
+              <w:spacing w:line="180" w:lineRule="exact"/>
+            </w:pPr>
+            <w:r>
+              <w:rPr>
+                <w:rFonts w:ascii="Times New Roman" w:hAnsi="Times New Roman" w:cs="Times New Roman"/>
+                <w:sz w:val="16"/>
+                <w:szCs w:val="16"/>
+              </w:rPr>
+              <w:t xml:space="preserve">2.75 / 4 / 6</w:t>
+            </w:r>
+          </w:p>
+        </w:tc>
+      </w:tr>
+      <w:tr>
+        <w:trPr>
+          <w:cantSplit/>
+        </w:trPr>
+        <w:tc>
+          <w:tcPr>
+            <w:tcW w:w="1393" w:type="dxa"/>
+            <w:tcBorders/>
+          </w:tcPr>
+          <w:p>
+            <w:pPr>
+              <w:keepNext/>
+              <w:spacing w:line="180" w:lineRule="exact"/>
+            </w:pPr>
+            <w:r>
+              <w:rPr>
+                <w:rFonts w:ascii="Times New Roman" w:hAnsi="Times New Roman" w:cs="Times New Roman"/>
+                <w:sz w:val="16"/>
+                <w:szCs w:val="16"/>
+              </w:rPr>
+              <w:t xml:space="preserve">ILS+repair</w:t>
+            </w:r>
+          </w:p>
+        </w:tc>
+        <w:tc>
+          <w:tcPr>
+            <w:tcW w:w="1194" w:type="dxa"/>
+            <w:tcBorders/>
+          </w:tcPr>
+          <w:p>
+            <w:pPr>
+              <w:keepNext/>
+              <w:spacing w:line="180" w:lineRule="exact"/>
+            </w:pPr>
+            <w:r>
+              <w:rPr>
+                <w:rFonts w:ascii="Times New Roman" w:hAnsi="Times New Roman" w:cs="Times New Roman"/>
+                <w:sz w:val="16"/>
+                <w:szCs w:val="16"/>
+              </w:rPr>
+              <w:t xml:space="preserve">3.56 / 9 / 2</w:t>
+            </w:r>
+          </w:p>
+        </w:tc>
+        <w:tc>
+          <w:tcPr>
+            <w:tcW w:w="1194" w:type="dxa"/>
+            <w:tcBorders/>
+          </w:tcPr>
+          <w:p>
+            <w:pPr>
+              <w:keepNext/>
+              <w:spacing w:line="180" w:lineRule="exact"/>
+            </w:pPr>
+            <w:r>
+              <w:rPr>
+                <w:rFonts w:ascii="Times New Roman" w:hAnsi="Times New Roman" w:cs="Times New Roman"/>
+                <w:sz w:val="16"/>
+                <w:szCs w:val="16"/>
+              </w:rPr>
+              <w:t xml:space="preserve">2.62 / 0 / 8</w:t>
+            </w:r>
+          </w:p>
+        </w:tc>
+        <w:tc>
+          <w:tcPr>
+            <w:tcW w:w="1194" w:type="dxa"/>
+            <w:tcBorders/>
+          </w:tcPr>
+          <w:p>
+            <w:pPr>
+              <w:keepNext/>
+              <w:spacing w:line="180" w:lineRule="exact"/>
+            </w:pPr>
+            <w:r>
+              <w:rPr>
+                <w:rFonts w:ascii="Times New Roman" w:hAnsi="Times New Roman" w:cs="Times New Roman"/>
+                <w:sz w:val="16"/>
+                <w:szCs w:val="16"/>
+              </w:rPr>
+              <w:t xml:space="preserve">2.62 / 5 / 6</w:t>
+            </w:r>
+          </w:p>
+        </w:tc>
+      </w:tr>
+      <w:tr>
+        <w:trPr>
+          <w:cantSplit/>
+        </w:trPr>
+        <w:tc>
+          <w:tcPr>
+            <w:tcW w:w="1393" w:type="dxa"/>
+            <w:tcBorders/>
+          </w:tcPr>
+          <w:p>
+            <w:pPr>
+              <w:keepNext/>
+              <w:spacing w:line="180" w:lineRule="exact"/>
+            </w:pPr>
+            <w:r>
+              <w:rPr>
+                <w:rFonts w:ascii="Times New Roman" w:hAnsi="Times New Roman" w:cs="Times New Roman"/>
+                <w:sz w:val="16"/>
+                <w:szCs w:val="16"/>
+              </w:rPr>
+              <w:t xml:space="preserve">ILS+PR</w:t>
+            </w:r>
+          </w:p>
+        </w:tc>
+        <w:tc>
+          <w:tcPr>
+            <w:tcW w:w="1194" w:type="dxa"/>
+            <w:tcBorders/>
+          </w:tcPr>
+          <w:p>
+            <w:pPr>
+              <w:keepNext/>
+              <w:spacing w:line="180" w:lineRule="exact"/>
+            </w:pPr>
+            <w:r>
+              <w:rPr>
+                <w:rFonts w:ascii="Times New Roman" w:hAnsi="Times New Roman" w:cs="Times New Roman"/>
+                <w:sz w:val="16"/>
+                <w:szCs w:val="16"/>
+              </w:rPr>
+              <w:t xml:space="preserve">3.75 / 10 / 3</w:t>
+            </w:r>
+          </w:p>
+        </w:tc>
+        <w:tc>
+          <w:tcPr>
+            <w:tcW w:w="1194" w:type="dxa"/>
+            <w:tcBorders/>
+          </w:tcPr>
+          <w:p>
+            <w:pPr>
+              <w:keepNext/>
+              <w:spacing w:line="180" w:lineRule="exact"/>
+            </w:pPr>
+            <w:r>
+              <w:rPr>
+                <w:rFonts w:ascii="Times New Roman" w:hAnsi="Times New Roman" w:cs="Times New Roman"/>
+                <w:sz w:val="16"/>
+                <w:szCs w:val="16"/>
+              </w:rPr>
+              <w:t xml:space="preserve">2.75 / 0 / 8</w:t>
+            </w:r>
+          </w:p>
+        </w:tc>
+        <w:tc>
+          <w:tcPr>
+            <w:tcW w:w="1194" w:type="dxa"/>
+            <w:tcBorders/>
+          </w:tcPr>
+          <w:p>
+            <w:pPr>
+              <w:keepNext/>
+              <w:spacing w:line="180" w:lineRule="exact"/>
+            </w:pPr>
+            <w:r>
+              <w:rPr>
+                <w:rFonts w:ascii="Times New Roman" w:hAnsi="Times New Roman" w:cs="Times New Roman"/>
+                <w:sz w:val="16"/>
+                <w:szCs w:val="16"/>
+              </w:rPr>
+              <w:t xml:space="preserve">2.50 / 4 / 6</w:t>
+            </w:r>
+          </w:p>
+        </w:tc>
+      </w:tr>
+      <w:tr>
+        <w:trPr>
+          <w:cantSplit/>
+        </w:trPr>
+        <w:tc>
+          <w:tcPr>
+            <w:tcW w:w="1393" w:type="dxa"/>
+            <w:tcBorders/>
+          </w:tcPr>
+          <w:p>
+            <w:pPr>
+              <w:keepNext/>
+              <w:spacing w:line="180" w:lineRule="exact"/>
+            </w:pPr>
+            <w:r>
+              <w:rPr>
+                <w:rFonts w:ascii="Times New Roman" w:hAnsi="Times New Roman" w:cs="Times New Roman"/>
+                <w:sz w:val="16"/>
+                <w:szCs w:val="16"/>
+              </w:rPr>
+              <w:t xml:space="preserve">GA</w:t>
+            </w:r>
+          </w:p>
+        </w:tc>
+        <w:tc>
+          <w:tcPr>
+            <w:tcW w:w="1194" w:type="dxa"/>
+            <w:tcBorders/>
+          </w:tcPr>
+          <w:p>
+            <w:pPr>
+              <w:keepNext/>
+              <w:spacing w:line="180" w:lineRule="exact"/>
+            </w:pPr>
+            <w:r>
+              <w:rPr>
+                <w:rFonts w:ascii="Times New Roman" w:hAnsi="Times New Roman" w:cs="Times New Roman"/>
+                <w:sz w:val="16"/>
+                <w:szCs w:val="16"/>
+              </w:rPr>
+              <w:t xml:space="preserve">6.94 / 25 / 0</w:t>
+            </w:r>
+          </w:p>
+        </w:tc>
+        <w:tc>
+          <w:tcPr>
+            <w:tcW w:w="1194" w:type="dxa"/>
+            <w:tcBorders/>
+          </w:tcPr>
+          <w:p>
+            <w:pPr>
+              <w:keepNext/>
+              <w:spacing w:line="180" w:lineRule="exact"/>
+            </w:pPr>
+            <w:r>
+              <w:rPr>
+                <w:rFonts w:ascii="Times New Roman" w:hAnsi="Times New Roman" w:cs="Times New Roman"/>
+                <w:sz w:val="16"/>
+                <w:szCs w:val="16"/>
+              </w:rPr>
+              <w:t xml:space="preserve">6.38 / 71 / 0</w:t>
+            </w:r>
+          </w:p>
+        </w:tc>
+        <w:tc>
+          <w:tcPr>
+            <w:tcW w:w="1194" w:type="dxa"/>
+            <w:tcBorders/>
+          </w:tcPr>
+          <w:p>
+            <w:pPr>
+              <w:keepNext/>
+              <w:spacing w:line="180" w:lineRule="exact"/>
+            </w:pPr>
+            <w:r>
+              <w:rPr>
+                <w:rFonts w:ascii="Times New Roman" w:hAnsi="Times New Roman" w:cs="Times New Roman"/>
+                <w:sz w:val="16"/>
+                <w:szCs w:val="16"/>
+              </w:rPr>
+              <w:t xml:space="preserve">7.00 / 48 / 0</w:t>
+            </w:r>
+          </w:p>
+        </w:tc>
+      </w:tr>
+      <w:tr>
+        <w:trPr>
+          <w:cantSplit/>
+        </w:trPr>
+        <w:tc>
+          <w:tcPr>
+            <w:tcW w:w="1393" w:type="dxa"/>
+            <w:tcBorders/>
+          </w:tcPr>
+          <w:p>
+            <w:pPr>
+              <w:keepNext/>
+              <w:spacing w:line="180" w:lineRule="exact"/>
+            </w:pPr>
+            <w:r>
+              <w:rPr>
+                <w:rFonts w:ascii="Times New Roman" w:hAnsi="Times New Roman" w:cs="Times New Roman"/>
+                <w:sz w:val="16"/>
+                <w:szCs w:val="16"/>
+              </w:rPr>
+              <w:t xml:space="preserve">Memetic-baseline</w:t>
+            </w:r>
+          </w:p>
+        </w:tc>
+        <w:tc>
+          <w:tcPr>
+            <w:tcW w:w="1194" w:type="dxa"/>
+            <w:tcBorders/>
+          </w:tcPr>
+          <w:p>
+            <w:pPr>
+              <w:keepNext/>
+              <w:spacing w:line="180" w:lineRule="exact"/>
+            </w:pPr>
+            <w:r>
+              <w:rPr>
+                <w:rFonts w:ascii="Times New Roman" w:hAnsi="Times New Roman" w:cs="Times New Roman"/>
+                <w:sz w:val="16"/>
+                <w:szCs w:val="16"/>
+              </w:rPr>
+              <w:t xml:space="preserve">4.81 / 5 / 2</w:t>
+            </w:r>
+          </w:p>
+        </w:tc>
+        <w:tc>
+          <w:tcPr>
+            <w:tcW w:w="1194" w:type="dxa"/>
+            <w:tcBorders/>
+          </w:tcPr>
+          <w:p>
+            <w:pPr>
+              <w:keepNext/>
+              <w:spacing w:line="180" w:lineRule="exact"/>
+            </w:pPr>
+            <w:r>
+              <w:rPr>
+                <w:rFonts w:ascii="Times New Roman" w:hAnsi="Times New Roman" w:cs="Times New Roman"/>
+                <w:sz w:val="16"/>
+                <w:szCs w:val="16"/>
+              </w:rPr>
+              <w:t xml:space="preserve">6.62 / 78 / 0</w:t>
+            </w:r>
+          </w:p>
+        </w:tc>
+        <w:tc>
+          <w:tcPr>
+            <w:tcW w:w="1194" w:type="dxa"/>
+            <w:tcBorders/>
+          </w:tcPr>
+          <w:p>
+            <w:pPr>
+              <w:keepNext/>
+              <w:spacing w:line="180" w:lineRule="exact"/>
+            </w:pPr>
+            <w:r>
+              <w:rPr>
+                <w:rFonts w:ascii="Times New Roman" w:hAnsi="Times New Roman" w:cs="Times New Roman"/>
+                <w:sz w:val="16"/>
+                <w:szCs w:val="16"/>
+              </w:rPr>
+              <w:t xml:space="preserve">3.50 / 18 / 2</w:t>
+            </w:r>
+          </w:p>
+        </w:tc>
+      </w:tr>
+      <w:tr>
+        <w:trPr>
+          <w:cantSplit/>
+        </w:trPr>
+        <w:tc>
+          <w:tcPr>
+            <w:tcW w:w="1393" w:type="dxa"/>
+            <w:tcBorders/>
+          </w:tcPr>
+          <w:p>
+            <w:pPr>
+              <w:keepNext/>
+              <w:spacing w:line="180" w:lineRule="exact"/>
+            </w:pPr>
+            <w:r>
+              <w:rPr>
+                <w:rFonts w:ascii="Times New Roman" w:hAnsi="Times New Roman" w:cs="Times New Roman"/>
+                <w:sz w:val="16"/>
+                <w:szCs w:val="16"/>
+              </w:rPr>
+              <w:t xml:space="preserve">Memetic+repair</w:t>
+            </w:r>
+          </w:p>
+        </w:tc>
+        <w:tc>
+          <w:tcPr>
+            <w:tcW w:w="1194" w:type="dxa"/>
+            <w:tcBorders/>
+          </w:tcPr>
+          <w:p>
+            <w:pPr>
+              <w:keepNext/>
+              <w:spacing w:line="180" w:lineRule="exact"/>
+            </w:pPr>
+            <w:r>
+              <w:rPr>
+                <w:rFonts w:ascii="Times New Roman" w:hAnsi="Times New Roman" w:cs="Times New Roman"/>
+                <w:sz w:val="16"/>
+                <w:szCs w:val="16"/>
+              </w:rPr>
+              <w:t xml:space="preserve">2.50 / 1 / 6</w:t>
+            </w:r>
+          </w:p>
+        </w:tc>
+        <w:tc>
+          <w:tcPr>
+            <w:tcW w:w="1194" w:type="dxa"/>
+            <w:tcBorders/>
+          </w:tcPr>
+          <w:p>
+            <w:pPr>
+              <w:keepNext/>
+              <w:spacing w:line="180" w:lineRule="exact"/>
+            </w:pPr>
+            <w:r>
+              <w:rPr>
+                <w:rFonts w:ascii="Times New Roman" w:hAnsi="Times New Roman" w:cs="Times New Roman"/>
+                <w:sz w:val="16"/>
+                <w:szCs w:val="16"/>
+              </w:rPr>
+              <w:t xml:space="preserve">3.31 / 2 / 6</w:t>
+            </w:r>
+          </w:p>
+        </w:tc>
+        <w:tc>
+          <w:tcPr>
+            <w:tcW w:w="1194" w:type="dxa"/>
+            <w:tcBorders/>
+          </w:tcPr>
+          <w:p>
+            <w:pPr>
+              <w:keepNext/>
+              <w:spacing w:line="180" w:lineRule="exact"/>
+            </w:pPr>
+            <w:r>
+              <w:rPr>
+                <w:rFonts w:ascii="Times New Roman" w:hAnsi="Times New Roman" w:cs="Times New Roman"/>
+                <w:sz w:val="16"/>
+                <w:szCs w:val="16"/>
+              </w:rPr>
+              <w:t xml:space="preserve">4.00 / 22 / 1</w:t>
+            </w:r>
+          </w:p>
+        </w:tc>
+      </w:tr>
+      <w:tr>
+        <w:trPr>
+          <w:cantSplit/>
+        </w:trPr>
+        <w:tc>
+          <w:tcPr>
+            <w:tcW w:w="1393" w:type="dxa"/>
+            <w:tcBorders>
+              <w:bottom w:val="single" w:sz="8" w:space="0" w:color="000000"/>
+            </w:tcBorders>
+          </w:tcPr>
+          <w:p>
+            <w:pPr>
+              <w:spacing w:line="180" w:lineRule="exact"/>
+            </w:pPr>
+            <w:r>
+              <w:rPr>
+                <w:rFonts w:ascii="Times New Roman" w:hAnsi="Times New Roman" w:cs="Times New Roman"/>
+                <w:sz w:val="16"/>
+                <w:szCs w:val="16"/>
+              </w:rPr>
+              <w:t xml:space="preserve">Memetic+PR</w:t>
+            </w:r>
+          </w:p>
+        </w:tc>
+        <w:tc>
+          <w:tcPr>
+            <w:tcW w:w="1194" w:type="dxa"/>
+            <w:tcBorders>
+              <w:bottom w:val="single" w:sz="8" w:space="0" w:color="000000"/>
+            </w:tcBorders>
+          </w:tcPr>
+          <w:p>
+            <w:pPr>
+              <w:spacing w:line="180" w:lineRule="exact"/>
+            </w:pPr>
+            <w:r>
+              <w:rPr>
+                <w:rFonts w:ascii="Times New Roman" w:hAnsi="Times New Roman" w:cs="Times New Roman"/>
+                <w:sz w:val="16"/>
+                <w:szCs w:val="16"/>
+              </w:rPr>
+              <w:t xml:space="preserve">2.00 / 0 / 7</w:t>
+            </w:r>
+          </w:p>
+        </w:tc>
+        <w:tc>
+          <w:tcPr>
+            <w:tcW w:w="1194" w:type="dxa"/>
+            <w:tcBorders>
+              <w:bottom w:val="single" w:sz="8" w:space="0" w:color="000000"/>
+            </w:tcBorders>
+          </w:tcPr>
+          <w:p>
+            <w:pPr>
+              <w:spacing w:line="180" w:lineRule="exact"/>
+            </w:pPr>
+            <w:r>
+              <w:rPr>
+                <w:rFonts w:ascii="Times New Roman" w:hAnsi="Times New Roman" w:cs="Times New Roman"/>
+                <w:sz w:val="16"/>
+                <w:szCs w:val="16"/>
+              </w:rPr>
+              <w:t xml:space="preserve">2.88 / 1 / 6</w:t>
+            </w:r>
+          </w:p>
+        </w:tc>
+        <w:tc>
+          <w:tcPr>
+            <w:tcW w:w="1194" w:type="dxa"/>
+            <w:tcBorders>
+              <w:bottom w:val="single" w:sz="8" w:space="0" w:color="000000"/>
+            </w:tcBorders>
+          </w:tcPr>
+          <w:p>
+            <w:pPr>
+              <w:spacing w:line="180" w:lineRule="exact"/>
+            </w:pPr>
+            <w:r>
+              <w:rPr>
+                <w:rFonts w:ascii="Times New Roman" w:hAnsi="Times New Roman" w:cs="Times New Roman"/>
+                <w:sz w:val="16"/>
+                <w:szCs w:val="16"/>
+              </w:rPr>
+              <w:t xml:space="preserve">5.62 / 27 / 1</w:t>
+            </w:r>
+          </w:p>
+        </w:tc>
+      </w:tr>
+    </w:tbl>
+    <w:p>
+      <w:pPr>
+        <w:spacing w:line="240" w:lineRule="exact"/>
+      </w:pPr>
+    </w:p>
+    <w:p>
+      <w:pPr>
+        <w:pStyle w:val="a8"/>
+        <w:spacing w:line="240" w:lineRule="exact"/>
+        <w:jc w:val="both"/>
+      </w:pPr>
+      <w:r>
+        <w:rPr>
+          <w:rFonts w:ascii="Times New Roman" w:hAnsi="Times New Roman" w:cs="Times New Roman"/>
+          <w:b/>
+        </w:rPr>
+        <w:t xml:space="preserve">Overall HV.</w:t>
+      </w:r>
+      <w:r>
+        <w:rPr>
+          <w:rFonts w:ascii="Times New Roman" w:hAnsi="Times New Roman" w:cs="Times New Roman"/>
+        </w:rPr>
+        <w:t xml:space="preserve"> The best level is reached by operator-equipped Memetic, which also occupies the top group in Table 2. As in Section 4.2, the operators lift only Memetic: they raise its overall HV significantly in six of the eight scenarios (+2.8–11.7%), whereas for ILS the change stays within ±0.5% in every scenario. Which structure wins changes with the scenario: in la36S, ta21S, la40, and la21 (hereafter group A) ILS-baseline is significantly ahead of Memetic-baseline, whereas in la36M, la36L, mt10, and ta21L (hereafter group B) Memetic-baseline is ahead instead (in one of the four the difference is not significant). The ILS variants are level with the best only in group A; in group B they fall 5–38% short. The difference in the high-stability region in Section 4.2 is therefore not a reflection of ILS being superior overall. The same split appears in the minimum MS reached over the whole sweep: in group A all methods except GA reach the same value, whereas in la36M, la36L, and mt10 of group B the Memetic variants are 1.2–2.2% lower (significant for all three pairs with matching operators, </w:t>
+      </w:r>
+      <w:r>
+        <w:rPr>
+          <w:rFonts w:ascii="Times New Roman" w:hAnsi="Times New Roman" w:cs="Times New Roman"/>
+          <w:i/>
+        </w:rPr>
+        <w:t xml:space="preserve">p</w:t>
+      </w:r>
+      <w:r>
+        <w:rPr>
+          <w:rFonts w:ascii="Times New Roman" w:hAnsi="Times New Roman" w:cs="Times New Roman"/>
+        </w:rPr>
+        <w:t xml:space="preserve">&lt;</w:t>
+      </w:r>
+      <w:r>
+        <w:rPr>
+          <w:rFonts w:ascii="Times New Roman" w:hAnsi="Times New Roman" w:cs="Times New Roman"/>
+        </w:rPr>
+        <w:t xml:space="preserve">0.01; in ta21L the gap is within 0.6%).</w:t>
+      </w:r>
     </w:p>
     <w:p>
       <w:pPr>

--- a/doc/paper_apiems2026_v2/APIEMS2026_manuscript_v2_en.docx
+++ b/doc/paper_apiems2026_v2/APIEMS2026_manuscript_v2_en.docx
@@ -99,7 +99,7 @@
         <w:rPr>
           <w:rFonts w:ascii="Times New Roman" w:hAnsi="Times New Roman" w:cs="Times New Roman"/>
         </w:rPr>
-        <w:t xml:space="preserve">In predictive-reactive rescheduling, a high-quality pre-disruption schedule </w:t>
+        <w:t xml:space="preserve">In predictive-reactive rescheduling the pre-disruption schedule </w:t>
       </w:r>
       <w:r>
         <w:rPr>
@@ -120,7 +120,7 @@
         <w:rPr>
           <w:rFonts w:ascii="Times New Roman" w:hAnsi="Times New Roman" w:cs="Times New Roman"/>
         </w:rPr>
-        <w:t xml:space="preserve"> already exists, and a revised schedule must be both efficient (makespan) and stable (little change from </w:t>
+        <w:t xml:space="preserve"> is in hand before the search begins, and simply keeping its sequences is optimal for stability. Because large changes to </w:t>
       </w:r>
       <w:r>
         <w:rPr>
@@ -141,7 +141,7 @@
         <w:rPr>
           <w:rFonts w:ascii="Times New Roman" w:hAnsi="Times New Roman" w:cs="Times New Roman"/>
         </w:rPr>
-        <w:t xml:space="preserve">). A search method should therefore also be judged by how well it fills the vicinity of </w:t>
+        <w:t xml:space="preserve"> are costly, the revised schedule actually adopted lies near it, so a method must be judged not only on the quality of the whole efficiency–stability trade-off but also on how well it fills the vicinity of </w:t>
       </w:r>
       <w:r>
         <w:rPr>
@@ -162,7 +162,7 @@
         <w:rPr>
           <w:rFonts w:ascii="Times New Roman" w:hAnsi="Times New Roman" w:cs="Times New Roman"/>
         </w:rPr>
-        <w:t xml:space="preserve"> (hereafter, the high-stability region). In a controlled comparison with the local search aligned, trajectory-based search (ILS), which transforms </w:t>
+        <w:t xml:space="preserve"> (hereafter, the high-stability region). We therefore measure the hypervolume restricted to that region. With the local search held identical, trajectory-based search (ILS), which transforms </w:t>
       </w:r>
       <w:r>
         <w:rPr>
@@ -183,7 +183,7 @@
         <w:rPr>
           <w:rFonts w:ascii="Times New Roman" w:hAnsi="Times New Roman" w:cs="Times New Roman"/>
         </w:rPr>
-        <w:t xml:space="preserve"> continuously, outperformed population-based search (Memetic), which recombines solutions by crossover, in the hypervolume of the high-stability region in every trial of all eight scenarios. We then mounted stability-inducing operators that pull solutions back toward </w:t>
+        <w:t xml:space="preserve"> in small steps, exceeded population-based search (Memetic), the mainstream choice, on this measure in every trial of all eight scenarios. We then equipped both structures with stability-inducing operators, derived from path relinking, that pull solutions back toward </w:t>
       </w:r>
       <w:r>
         <w:rPr>
@@ -204,7 +204,7 @@
         <w:rPr>
           <w:rFonts w:ascii="Times New Roman" w:hAnsi="Times New Roman" w:cs="Times New Roman"/>
         </w:rPr>
-        <w:t xml:space="preserve"> (PR, based on path relinking, and repair) on both structures, and their effect was asymmetric. In population-based search, the high-stability hypervolume improved in every trial of every scenario, reaching the level of trajectory-based search in seven of the eight scenarios, and with the operators it ranked first in the quality of the whole trade-off. Trajectory-based search, by contrast, fills this region by itself and had almost no room left for improvement. The best method changes with the evaluation criterion.</w:t>
+        <w:t xml:space="preserve">; their effect was asymmetric. They raised the high-stability hypervolume of population-based search in every trial, to the level of trajectory-based search in seven of the eight scenarios, while leaving trajectory-based search, which fills this region by itself, almost unchanged. The best method changes with the criterion: population-based search with the operators for the quality of the whole trade-off, trajectory-based search for anytime performance.</w:t>
       </w:r>
     </w:p>
     <w:p>
@@ -281,7 +281,7 @@
         <w:rPr>
           <w:rFonts w:ascii="Times New Roman" w:hAnsi="Times New Roman" w:cs="Times New Roman"/>
         </w:rPr>
-        <w:t xml:space="preserve">On manufacturing shop floors, disruptions such as operation delays and machine breakdowns occur frequently and make the original schedule difficult to execute. Responses fall into two broad classes: static approaches, which build in slack beforehand to raise tolerance, and dynamic approaches, which revise the schedule after a disruption occurs (Vieira et al., 2003). This study addresses the latter, specifically </w:t>
+        <w:t xml:space="preserve">On manufacturing shop floors, disruptions such as operation delays and machine breakdowns occur frequently and make the original schedule difficult to execute. Responses fall into two broad classes: static approaches, which build in slack beforehand to raise the schedule’s tolerance to disruptions, and dynamic approaches, which revise the schedule after a disruption occurs (Vieira et al., 2003). This study addresses the latter, specifically </w:t>
       </w:r>
       <w:r>
         <w:rPr>
@@ -294,7 +294,7 @@
         <w:rPr>
           <w:rFonts w:ascii="Times New Roman" w:hAnsi="Times New Roman" w:cs="Times New Roman"/>
         </w:rPr>
-        <w:t xml:space="preserve"> (Ouelhadj and Petrovic, 2009), which revises the executing schedule into a feasible one.</w:t>
+        <w:t xml:space="preserve"> (Ouelhadj and Petrovic, 2009), which revises the schedule under execution so that it is feasible again.</w:t>
       </w:r>
     </w:p>
     <w:p>
@@ -320,7 +320,20 @@
         <w:rPr>
           <w:rFonts w:ascii="Times New Roman" w:hAnsi="Times New Roman" w:cs="Times New Roman"/>
         </w:rPr>
-        <w:t xml:space="preserve"> of the revised schedule trades off against the smallness of the change from the pre-disruption schedule (hereafter, the original schedule </w:t>
+        <w:t xml:space="preserve"> of the revised schedule trades off against its </w:t>
+      </w:r>
+      <w:r>
+        <w:rPr>
+          <w:rFonts w:ascii="Times New Roman" w:hAnsi="Times New Roman" w:cs="Times New Roman"/>
+          <w:i/>
+        </w:rPr>
+        <w:t xml:space="preserve">stability</w:t>
+      </w:r>
+      <w:r>
+        <w:rPr>
+          <w:rFonts w:ascii="Times New Roman" w:hAnsi="Times New Roman" w:cs="Times New Roman"/>
+        </w:rPr>
+        <w:t xml:space="preserve">, the degree to which it stays close to the pre-disruption schedule (hereafter, the original schedule </w:t>
       </w:r>
       <w:r>
         <w:rPr>
@@ -341,20 +354,7 @@
         <w:rPr>
           <w:rFonts w:ascii="Times New Roman" w:hAnsi="Times New Roman" w:cs="Times New Roman"/>
         </w:rPr>
-        <w:t xml:space="preserve">), which we call </w:t>
-      </w:r>
-      <w:r>
-        <w:rPr>
-          <w:rFonts w:ascii="Times New Roman" w:hAnsi="Times New Roman" w:cs="Times New Roman"/>
-          <w:i/>
-        </w:rPr>
-        <w:t xml:space="preserve">stability</w:t>
-      </w:r>
-      <w:r>
-        <w:rPr>
-          <w:rFonts w:ascii="Times New Roman" w:hAnsi="Times New Roman" w:cs="Times New Roman"/>
-        </w:rPr>
-        <w:t xml:space="preserve">. A large change incurs costs (hereafter, </w:t>
+        <w:t xml:space="preserve">). A large change incurs costs (hereafter, </w:t>
       </w:r>
       <w:r>
         <w:rPr>
@@ -614,7 +614,7 @@
         <w:rPr>
           <w:rFonts w:ascii="Times New Roman" w:hAnsi="Times New Roman" w:cs="Times New Roman"/>
         </w:rPr>
-        <w:t xml:space="preserve">, which keeps several solutions and advances by recombining them. For multi-objective JSSPs, rescheduling included, population-based search built on genetic algorithms (GA) is the mainstream (Section 2). In this problem, however, where a high-quality initial solution </w:t>
+        <w:t xml:space="preserve">, which keeps several solutions and advances by recombining them. For multi-objective JSSPs, rescheduling included, population-based search built on genetic algorithms (GAs) predominates (Section 2). In this problem, however, where a high-quality initial solution </w:t>
       </w:r>
       <w:r>
         <w:rPr>
@@ -661,7 +661,7 @@
         <w:rPr>
           <w:rFonts w:ascii="Times New Roman" w:hAnsi="Times New Roman" w:cs="Times New Roman"/>
         </w:rPr>
-        <w:t xml:space="preserve">We test this in a controlled comparison, with the local search aligned, between iterated local search (ILS), representing trajectory-based search, and Memetic, a GA with local search built in, representing population-based search. In addition, we mount </w:t>
+        <w:t xml:space="preserve">We test this in a controlled comparison, with the local search aligned, between iterated local search (ILS), representing trajectory-based search, and a memetic algorithm (hereafter Memetic), a GA with local search built in, representing population-based search. We then equip both methods with </w:t>
       </w:r>
       <w:r>
         <w:rPr>
@@ -674,7 +674,7 @@
         <w:rPr>
           <w:rFonts w:ascii="Times New Roman" w:hAnsi="Times New Roman" w:cs="Times New Roman"/>
         </w:rPr>
-        <w:t xml:space="preserve"> (hereafter, operators), which pull solutions back toward </w:t>
+        <w:t xml:space="preserve"> (hereafter, operators) that pull solutions back toward </w:t>
       </w:r>
       <w:r>
         <w:rPr>
@@ -695,7 +695,7 @@
         <w:rPr>
           <w:rFonts w:ascii="Times New Roman" w:hAnsi="Times New Roman" w:cs="Times New Roman"/>
         </w:rPr>
-        <w:t xml:space="preserve">, on both methods and examine how their effect changes with the search structure. The main findings are as follows.</w:t>
+        <w:t xml:space="preserve">, and examine how their effect changes with the search structure. The main findings are as follows.</w:t>
       </w:r>
     </w:p>
     <w:p>
@@ -747,7 +747,7 @@
         <w:rPr>
           <w:rFonts w:ascii="Times New Roman" w:hAnsi="Times New Roman" w:cs="Times New Roman"/>
         </w:rPr>
-        <w:t xml:space="preserve"> What the operators fill is the part left unfilled, so trajectory-based search, which fills this region by itself, improves only in the few scenarios where some of it remains unfilled.</w:t>
+        <w:t xml:space="preserve"> The operators fill what a structure has left unfilled, so trajectory-based search, which fills this region by itself, improves only in the few scenarios where a gap remains.</w:t>
       </w:r>
     </w:p>
     <w:p>
@@ -767,7 +767,7 @@
           <w:rFonts w:ascii="Times New Roman" w:hAnsi="Times New Roman" w:cs="Times New Roman"/>
           <w:b/>
         </w:rPr>
-        <w:t xml:space="preserve">The best method changes with the criterion emphasized.</w:t>
+        <w:t xml:space="preserve">The best method depends on which criterion is emphasized.</w:t>
       </w:r>
       <w:r>
         <w:rPr>
@@ -889,7 +889,7 @@
         <w:rPr>
           <w:rFonts w:ascii="Times New Roman" w:hAnsi="Times New Roman" w:cs="Times New Roman"/>
         </w:rPr>
-        <w:t xml:space="preserve">The aim of this study is not a performance race against state-of-the-art methods but to isolate the relationship between search structure and operators by posing hypotheses and controlling the conditions.</w:t>
+        <w:t xml:space="preserve">The aim of this study is not to win a performance race against state-of-the-art methods but to isolate the relationship between search structure and operators by posing hypotheses and controlling the conditions.</w:t>
       </w:r>
     </w:p>
     <w:p>
@@ -918,7 +918,7 @@
         <w:rPr>
           <w:rFonts w:ascii="Times New Roman" w:hAnsi="Times New Roman" w:cs="Times New Roman"/>
         </w:rPr>
-        <w:t xml:space="preserve">Rescheduling studies divide into those that pursue efficiency alone and those that also require stability. That the former are the majority has been pointed out repeatedly (Rangsaritratsamee et al., 2004; Sun et al., 2026), and the latter, which this study presupposes, divides further into two lineages by how stability is secured.</w:t>
+        <w:t xml:space="preserve">Rescheduling studies divide into those that pursue efficiency alone and those that also require stability. The former are far more numerous, as has been pointed out repeatedly (Rangsaritratsamee et al., 2004; Sun et al., 2026); the latter, the premise of this study, divide further into two lineages by how stability is secured.</w:t>
       </w:r>
     </w:p>
     <w:p>
@@ -938,7 +938,7 @@
         <w:rPr>
           <w:rFonts w:ascii="Times New Roman" w:hAnsi="Times New Roman" w:cs="Times New Roman"/>
         </w:rPr>
-        <w:t xml:space="preserve"> Attempts to optimize efficiency and stability simultaneously in rescheduling began with Wu et al. (1993), who formulated both as evaluation criteria on a single machine. For the JSSP, Rangsaritratsamee et al. (2004) proposed a memetic-type method combining a GA with local search, and Zhang et al. (2013) a hybrid of a GA and tabu search; for the flexible JSSP (FJSP), Fattahi and Fallahi (2010) likewise applied a memetic-type method. These three combine efficiency and stability into a single scalar objective through a weight. Under Pareto dominance, Valledor et al. (2022) solve a permutation flow shop with three objectives (makespan, total weighted tardiness, and start-time deviation) by an NSGA-II variant, and Luo et al. (2025) solve a dynamic FJSP with two objectives, efficiency and stability, by a parallel NSGA-II. All treat stability as </w:t>
+        <w:t xml:space="preserve"> Attempts to optimize efficiency and stability simultaneously in rescheduling began with Wu et al. (1993), who formulated both as evaluation criteria on a single machine. For the JSSP, Rangsaritratsamee et al. (2004) proposed a memetic algorithm combining a GA with local search, and Zhang et al. (2013) a hybrid of a GA and tabu search; for the flexible JSSP (FJSP), Fattahi and Fallahi (2010) likewise applied a memetic algorithm. These three combine efficiency and stability into a single scalar objective through a weight. Under Pareto dominance, Valledor et al. (2022) solve a permutation flow shop with three objectives (makespan, total weighted tardiness, and start-time deviation) by an NSGA-II variant, and Luo et al. (2025) solve a dynamic FJSP with two objectives, efficiency and stability, by a parallel NSGA-II. All treat stability as </w:t>
       </w:r>
       <w:r>
         <w:rPr>
@@ -971,7 +971,7 @@
         <w:rPr>
           <w:rFonts w:ascii="Times New Roman" w:hAnsi="Times New Roman" w:cs="Times New Roman"/>
         </w:rPr>
-        <w:t xml:space="preserve"> By contrast, Bean et al. (1991) proposed match-up scheduling, which reschedules only up to the point of returning to the original schedule, and Abumaizar and Svestka (1997) proposed AOR, which reschedules only the affected operations. Zakaria and Petrovic (2012) restrict the chromosome to an interval, and Sun et al. (2026) organize the range of operations allowed to be re-optimized into four levels. All have in common that stability is secured by </w:t>
+        <w:t xml:space="preserve"> By contrast, Bean et al. (1991) proposed match-up scheduling, which reschedules only up to the point of returning to the original schedule, and Abumaizar and Svestka (1997) proposed affected-operations rescheduling (AOR), which reschedules only the affected operations. Zakaria and Petrovic (2012) restrict the chromosome to an interval, and Sun et al. (2026) organize the range of operations allowed to be re-optimized into four levels. All have in common that stability is secured by </w:t>
       </w:r>
       <w:r>
         <w:rPr>
@@ -1045,13 +1045,13 @@
           <w:rFonts w:ascii="Times New Roman" w:hAnsi="Times New Roman" w:cs="Times New Roman"/>
           <w:i/>
         </w:rPr>
-        <w:t xml:space="preserve">Second, no evaluation format reveals that difference.</w:t>
-      </w:r>
-      <w:r>
-        <w:rPr>
-          <w:rFonts w:ascii="Times New Roman" w:hAnsi="Times New Roman" w:cs="Times New Roman"/>
-        </w:rPr>
-        <w:t xml:space="preserve"> Comparisons have taken the form of scalar values at a few weight settings (Rangsaritratsamee et al., 2004; Zhang et al., 2013), an efficiency measure reported alongside stability (Sun et al., 2026), or indicators over the whole Pareto front such as hypervolume (Valledor et al., 2022; Luo et al., 2025); none measures the quality restricted to the high-stability region. </w:t>
+        <w:t xml:space="preserve">Second, no evaluation protocol reveals that difference.</w:t>
+      </w:r>
+      <w:r>
+        <w:rPr>
+          <w:rFonts w:ascii="Times New Roman" w:hAnsi="Times New Roman" w:cs="Times New Roman"/>
+        </w:rPr>
+        <w:t xml:space="preserve"> Comparisons have taken the form of scalar values at a few weight settings (Rangsaritratsamee et al., 2004; Zhang et al., 2013), an efficiency measure reported alongside stability (Sun et al., 2026), or indicators over the whole Pareto front such as hypervolume (Valledor et al., 2022; Luo et al., 2025); none measures the quality attained within the high-stability region. </w:t>
       </w:r>
       <w:r>
         <w:rPr>
@@ -1112,7 +1112,7 @@
         <w:rPr>
           <w:rFonts w:ascii="Times New Roman" w:hAnsi="Times New Roman" w:cs="Times New Roman"/>
         </w:rPr>
-        <w:t xml:space="preserve"> to guarantee it structurally (at the price of excluding from the search the efficiency–stability trade-off solutions outside the restriction). Neither has a </w:t>
+        <w:t xml:space="preserve"> to guarantee it structurally (at the price of excluding from the search the efficiency–stability trade-off solutions that lie outside the restriction). Neither has a </w:t>
       </w:r>
       <w:r>
         <w:rPr>
@@ -1173,13 +1173,13 @@
           <w:rFonts w:ascii="Times New Roman" w:hAnsi="Times New Roman" w:cs="Times New Roman"/>
           <w:i/>
         </w:rPr>
-        <w:t xml:space="preserve">the quality restricted to the high-stability region</w:t>
-      </w:r>
-      <w:r>
-        <w:rPr>
-          <w:rFonts w:ascii="Times New Roman" w:hAnsi="Times New Roman" w:cs="Times New Roman"/>
-        </w:rPr>
-        <w:t xml:space="preserve"> separately from the quality of the whole front (Section 3.4) and poses two hypotheses with it as the response (Figure 1). Trajectory-based search (ILS), which applies continuous transformations starting from </w:t>
+        <w:t xml:space="preserve">the quality attained within the high-stability region</w:t>
+      </w:r>
+      <w:r>
+        <w:rPr>
+          <w:rFonts w:ascii="Times New Roman" w:hAnsi="Times New Roman" w:cs="Times New Roman"/>
+        </w:rPr>
+        <w:t xml:space="preserve"> separately from the quality of the whole front (Section 3.4) and poses two hypotheses with it as the response (Figure 1). Trajectory-based search (ILS), which applies successive transformations starting from </w:t>
       </w:r>
       <w:r>
         <w:rPr>
@@ -1242,7 +1242,7 @@
         <w:rPr>
           <w:rFonts w:ascii="Times New Roman" w:hAnsi="Times New Roman" w:cs="Times New Roman"/>
         </w:rPr>
-        <w:t xml:space="preserve">, the filling of this region should be structurally coarse even with the same local search: </w:t>
+        <w:t xml:space="preserve">, the way population-based search fills this region should be structurally coarse even with the same local search: </w:t>
       </w:r>
       <w:r>
         <w:rPr>
@@ -1283,7 +1283,7 @@
           <w:rFonts w:ascii="Times New Roman" w:hAnsi="Times New Roman" w:cs="Times New Roman"/>
           <w:i/>
         </w:rPr>
-        <w:t xml:space="preserve">returns individuals scattered away from </w:t>
+        <w:t xml:space="preserve">brings individuals that have drifted away from </w:t>
       </w:r>
       <w:r>
         <w:rPr>
@@ -1305,7 +1305,26 @@
           <w:rFonts w:ascii="Times New Roman" w:hAnsi="Times New Roman" w:cs="Times New Roman"/>
           <w:i/>
         </w:rPr>
-        <w:t xml:space="preserve"> back to </w:t>
+        <w:t xml:space="preserve"> back toward it from the outside</w:t>
+      </w:r>
+      <w:r>
+        <w:rPr>
+          <w:rFonts w:ascii="Times New Roman" w:hAnsi="Times New Roman" w:cs="Times New Roman"/>
+        </w:rPr>
+        <w:t xml:space="preserve"> should fill this gap and raise the quality of the high-stability region of population-based search to the level that trajectory-based search reaches by itself: </w:t>
+      </w:r>
+      <w:r>
+        <w:rPr>
+          <w:rFonts w:ascii="Times New Roman" w:hAnsi="Times New Roman" w:cs="Times New Roman"/>
+          <w:i/>
+        </w:rPr>
+        <w:t xml:space="preserve">H2</w:t>
+      </w:r>
+      <w:r>
+        <w:rPr>
+          <w:rFonts w:ascii="Times New Roman" w:hAnsi="Times New Roman" w:cs="Times New Roman"/>
+        </w:rPr>
+        <w:t xml:space="preserve"> (Figure 1(b)). Whether trajectory-based search, which already fills this region by spreading out from </w:t>
       </w:r>
       <w:r>
         <w:rPr>
@@ -1325,49 +1344,8 @@
       <w:r>
         <w:rPr>
           <w:rFonts w:ascii="Times New Roman" w:hAnsi="Times New Roman" w:cs="Times New Roman"/>
-          <w:i/>
-        </w:rPr>
-        <w:t xml:space="preserve"> from the outside</w:t>
-      </w:r>
-      <w:r>
-        <w:rPr>
-          <w:rFonts w:ascii="Times New Roman" w:hAnsi="Times New Roman" w:cs="Times New Roman"/>
-        </w:rPr>
-        <w:t xml:space="preserve"> should fill this gap and raise the quality of the high-stability region of population-based search to the level that trajectory-based search reaches by itself: </w:t>
-      </w:r>
-      <w:r>
-        <w:rPr>
-          <w:rFonts w:ascii="Times New Roman" w:hAnsi="Times New Roman" w:cs="Times New Roman"/>
-          <w:i/>
-        </w:rPr>
-        <w:t xml:space="preserve">H2</w:t>
-      </w:r>
-      <w:r>
-        <w:rPr>
-          <w:rFonts w:ascii="Times New Roman" w:hAnsi="Times New Roman" w:cs="Times New Roman"/>
-        </w:rPr>
-        <w:t xml:space="preserve"> (Figure 1(b)). Whether trajectory-based search, which already fills this region by spreading out from </w:t>
-      </w:r>
-      <w:r>
-        <w:rPr>
-          <w:rFonts w:ascii="Times New Roman" w:hAnsi="Times New Roman" w:cs="Times New Roman"/>
-          <w:i/>
-        </w:rPr>
-        <w:t xml:space="preserve">S</w:t>
-      </w:r>
-      <w:r>
-        <w:rPr>
-          <w:rFonts w:ascii="Times New Roman" w:hAnsi="Times New Roman" w:cs="Times New Roman"/>
-          <w:i/>
-          <w:vertAlign w:val="subscript"/>
-        </w:rPr>
-        <w:t xml:space="preserve">p</w:t>
-      </w:r>
-      <w:r>
-        <w:rPr>
-          <w:rFonts w:ascii="Times New Roman" w:hAnsi="Times New Roman" w:cs="Times New Roman"/>
-        </w:rPr>
-        <w:t xml:space="preserve">, gains anything further is not obvious, so we do not predict the direction of the effect but mount the same operators on both structures and compare the two structures.</w:t>
+        </w:rPr>
+        <w:t xml:space="preserve">, gains anything further is not obvious, so we do not predict the direction of the effect but equip both structures with the same operators and compare the effect across them.</w:t>
       </w:r>
     </w:p>
     <w:p>
@@ -3426,7 +3404,7 @@
         <w:rPr>
           <w:rFonts w:ascii="Times New Roman" w:hAnsi="Times New Roman" w:cs="Times New Roman"/>
         </w:rPr>
-        <w:t xml:space="preserve">; it gained only about +1% in overall HV while taking about 8 times longer under large disruptions, so we do not adopt it (preliminary experiments).</w:t>
+        <w:t xml:space="preserve">; in preliminary experiments it gained only about +1% in overall HV while taking about 8 times longer under large disruptions, so we do not adopt it.</w:t>
       </w:r>
     </w:p>
     <w:p>
@@ -3660,7 +3638,7 @@
           <w:rFonts w:ascii="Times New Roman" w:hAnsi="Times New Roman" w:cs="Times New Roman"/>
           <w:b/>
         </w:rPr>
-        <w:t xml:space="preserve">Mounting on both structures.</w:t>
+        <w:t xml:space="preserve">Adding the operators to both structures.</w:t>
       </w:r>
       <w:r>
         <w:rPr>
@@ -3700,7 +3678,7 @@
         <w:rPr>
           <w:rFonts w:ascii="Times New Roman" w:hAnsi="Times New Roman" w:cs="Times New Roman"/>
         </w:rPr>
-        <w:t xml:space="preserve">; when an operator fires and how its result is returned follow each structure's standard way of building operators in (Table 1). In trajectory-based search (ILS), both operators act as perturbations: they fire upon stagnation, and the repair depth </w:t>
+        <w:t xml:space="preserve">; when an operator fires and how its result is returned follow the standard way of incorporating operators in each structure (Table 1). In trajectory-based search (ILS), both operators act as perturbations: they fire upon stagnation, and the repair depth </w:t>
       </w:r>
       <w:r>
         <w:rPr>
@@ -3859,7 +3837,7 @@
         <w:rPr>
           <w:rFonts w:ascii="Times New Roman" w:hAnsi="Times New Roman" w:cs="Times New Roman"/>
         </w:rPr>
-        <w:t xml:space="preserve">. The recording points are aligned across the two structures: solutions are recorded both immediately after every operation that moves a solution (the perturbation of trajectory-based search, the crossover and mutation of population-based search, and the operators of both) and after the local search. An HV that measures the whole front at once buries the difference in whether the high-stability region is filled. This study therefore measures, in addition to this HV, the quality restricted to this region and anytime performance, the availability of a good solution whenever the search is stopped:</w:t>
+        <w:t xml:space="preserve">. The recording points are aligned across the two structures: solutions are recorded both immediately after every operation that moves a solution (the perturbation of trajectory-based search, the crossover and mutation of population-based search, and the operators of both) and after the local search. An HV that measures the whole front at once buries the difference in whether the high-stability region is filled. This study therefore measures, in addition to this HV, the quality attained within this region and anytime performance, the availability of a good solution whenever the search is stopped:</w:t>
       </w:r>
     </w:p>
     <w:p>
@@ -4213,7 +4191,7 @@
         <w:rPr>
           <w:rFonts w:ascii="Times New Roman" w:hAnsi="Times New Roman" w:cs="Times New Roman"/>
         </w:rPr>
-        <w:t xml:space="preserve">) are trivial solutions that every method obtains without searching, so they are excluded from the HV computation. Overall HV and high-stability HV are computed after merging, in each trial, the solutions of all points of the weight sweep. AOC, conversely, takes </w:t>
+        <w:t xml:space="preserve">) are trivial solutions that every method obtains without searching, so they are excluded from the HV computation. Overall HV and high-stability HV are computed after merging, in each trial, the solutions of all points of the weight sweep, whereas AOC takes </w:t>
       </w:r>
       <w:r>
         <w:rPr>
@@ -4226,7 +4204,7 @@
         <w:rPr>
           <w:rFonts w:ascii="Times New Roman" w:hAnsi="Times New Roman" w:cs="Times New Roman"/>
         </w:rPr>
-        <w:t xml:space="preserve">: the value averaged over wall-clock log-time at each weight is then averaged over all weights for each trial (the time window is common to all methods at each weight).</w:t>
+        <w:t xml:space="preserve">, averaging over wall-clock log-time at each weight and then over all weights (the time window is common to all methods at each weight).</w:t>
       </w:r>
     </w:p>
     <w:p>
@@ -5249,7 +5227,7 @@
           <w:sz w:val="22"/>
           <w:szCs w:val="22"/>
         </w:rPr>
-        <w:t xml:space="preserve">4.2 High-Stability HV: ILS Fills the Region Alone, the Population Fills It with Operators (H1, H2)</w:t>
+        <w:t xml:space="preserve">4.2 High-Stability HV: ILS Fills the Region Alone, Memetic Needs the Operators (H1, H2)</w:t>
       </w:r>
     </w:p>
     <w:p>
@@ -5288,7 +5266,7 @@
         <w:rPr>
           <w:rFonts w:ascii="Times New Roman" w:hAnsi="Times New Roman" w:cs="Times New Roman"/>
         </w:rPr>
-        <w:t xml:space="preserve">=2. (b) In ta21L it does enter the region but is inferior to ILS in MS, and the two are level only at the efficiency end. In either case, once the operators are mounted, the fronts of the two structures overlap in the high-stability region, and in five of the eight scenarios the non-dominated solutions of ILS+PR and Memetic+PR coincide exactly as point sets.</w:t>
+        <w:t xml:space="preserve">=2. (b) In ta21L it does enter the region but is inferior to ILS in MS, and the two are level only at the efficiency end. In either case, once the operators are added, the fronts of the two structures overlap in the high-stability region, and within that region the non-dominated solutions of ILS+PR and Memetic+PR coincide point for point in five of the eight scenarios.</w:t>
       </w:r>
     </w:p>
     <w:tbl>
@@ -5614,7 +5592,7 @@
         <w:rPr>
           <w:rFonts w:ascii="Times New Roman" w:hAnsi="Times New Roman" w:cs="Times New Roman"/>
         </w:rPr>
-        <w:t xml:space="preserve">0.015). H2 is supported except for the one scenario that falls short. Whether the gain is an effect of perturbation in general or one specific to the direction toward </w:t>
+        <w:t xml:space="preserve">0.015); H2 is supported except for that one scenario. A control experiment in two scenarios (mt10, la36S), matching the strength and randomizing only the direction, tests whether the gain is an effect of perturbation in general or one specific to the direction toward </w:t>
       </w:r>
       <w:r>
         <w:rPr>
@@ -5635,7 +5613,7 @@
         <w:rPr>
           <w:rFonts w:ascii="Times New Roman" w:hAnsi="Times New Roman" w:cs="Times New Roman"/>
         </w:rPr>
-        <w:t xml:space="preserve"> was checked by a control experiment in two scenarios (mt10, la36S) that matches the strength and randomizes only the direction: a random direction reproduces only about 70% of the gain, falls short of the operators in high-stability HV with complete separation (</w:t>
+        <w:t xml:space="preserve">: a random direction reproduces only about 70% of the gain, falls short of the operators in high-stability HV with complete separation (</w:t>
       </w:r>
       <w:r>
         <w:rPr>
@@ -5783,7 +5761,7 @@
         <w:rPr>
           <w:rFonts w:ascii="Times New Roman" w:hAnsi="Times New Roman" w:cs="Times New Roman"/>
         </w:rPr>
-        <w:t xml:space="preserve"> That the same operators act asymmetrically across the structures reflects less a difference between the structures themselves than a difference in whether each structure reaches the attainable level by itself. High-stability HV has a level at which several methods arrive and stop: in every scenario, three to five of the seven methods lie within 2% of the best value (Figure 3). Whether mounted on ILS or on Memetic, the operators raise high-stability HV if the structure has not reached this level, and yield no gain if it has. Because the effect changes with whether the level was reached even within the ILS variants, where the firing design is the same, the asymmetry cannot be explained by the firing design differing between the structures (Table 1).</w:t>
+        <w:t xml:space="preserve"> That the same operators act asymmetrically across the structures comes less from the difference between the structures themselves than from whether each structure reaches the attainable level by itself. High-stability HV has a level that several methods reach and do not exceed: in every scenario, three to five of the seven methods lie within 2% of the best value (Figure 3). Whether added to ILS or to Memetic, the operators raise high-stability HV if the structure has not reached this level, and yield no gain if it has. Because the effect changes with whether the level was reached even within the ILS variants, where the firing design is the same, the asymmetry cannot be explained by the firing design differing between the structures (Table 1).</w:t>
       </w:r>
     </w:p>
     <w:p>
@@ -5799,7 +5777,7 @@
           <w:sz w:val="22"/>
           <w:szCs w:val="22"/>
         </w:rPr>
-        <w:t xml:space="preserve">4.3 Overall HV and AOC: The Best Method Changes with the Criterion Emphasized</w:t>
+        <w:t xml:space="preserve">4.3 Overall HV and AOC: The Best Method Depends on Which Criterion Is Emphasized</w:t>
       </w:r>
     </w:p>
     <w:p>
@@ -6573,7 +6551,7 @@
         <w:rPr>
           <w:rFonts w:ascii="Times New Roman" w:hAnsi="Times New Roman" w:cs="Times New Roman"/>
         </w:rPr>
-        <w:t xml:space="preserve"> The best level is reached by operator-equipped Memetic, which also occupies the top group in Table 2. As in Section 4.2, the operators lift only Memetic: they raise its overall HV significantly in six of the eight scenarios (+2.8–11.7%), whereas for ILS the change stays within ±0.5% in every scenario. Which structure wins changes with the scenario: in la36S, ta21S, la40, and la21 (hereafter group A) ILS-baseline is significantly ahead of Memetic-baseline, whereas in la36M, la36L, mt10, and ta21L (hereafter group B) Memetic-baseline is ahead instead (in one of the four the difference is not significant). The ILS variants are level with the best only in group A; in group B they fall 5–38% short. The difference in the high-stability region in Section 4.2 is therefore not a reflection of ILS being superior overall. The same split appears in the minimum MS reached over the whole sweep: in group A all methods except GA reach the same value, whereas in la36M, la36L, and mt10 of group B the Memetic variants are 1.2–2.2% lower (significant for all three pairs with matching operators, </w:t>
+        <w:t xml:space="preserve"> The best level is reached by operator-equipped Memetic, which also occupies the top group in Table 2. As in Section 4.2, the operators lift only Memetic: they raise its overall HV significantly in six of the eight scenarios (+2.8–11.7%), whereas for ILS the change stays within ±0.5% in every scenario. Which structure wins changes with the scenario: ILS-baseline is significantly ahead of Memetic-baseline in la36S, ta21S, la40, and la21 (group A), and behind it in la36M, la36L, mt10, and ta21L (group B, though in one of the four the difference is not significant). The ILS variants are level with the best only in group A; in group B they fall 5–38% short. The difference in the high-stability region (Section 4.2) therefore does not reflect ILS being superior overall. The same split appears in the minimum MS reached over the whole sweep: in group A all methods except GA reach the same value, whereas in la36M, la36L, and mt10 of group B the Memetic variants are 1.2–2.2% lower (significant for all three pairs with matching operators, </w:t>
       </w:r>
       <w:r>
         <w:rPr>
@@ -6674,7 +6652,7 @@
         <w:rPr>
           <w:rFonts w:ascii="Times New Roman" w:hAnsi="Times New Roman" w:cs="Times New Roman"/>
         </w:rPr>
-        <w:t xml:space="preserve"> For ILS the choice hardly matters: the two differ by at most 2% on all three metrics, and the difference is significant only in two scenarios for overall HV, in opposite directions there. For Memetic the answer depends on the criterion. PR is slightly ahead in final quality: the significant differences are few (2/8 scenarios for overall HV, 3/8 for high-stability HV), but all of them favor PR. In AOC the order reverses, and repair significantly exceeds PR in 6/8 scenarios.</w:t>
+        <w:t xml:space="preserve"> For ILS the choice hardly matters: the two differ by at most 2% on all three metrics. For Memetic it depends on the criterion: in final quality all five significant differences (2/8 scenarios for overall HV, 3/8 for high-stability HV) favor PR, whereas in AOC repair significantly exceeds PR in 6/8 scenarios.</w:t>
       </w:r>
     </w:p>
     <w:tbl>
@@ -6827,7 +6805,7 @@
         <w:rPr>
           <w:rFonts w:ascii="Times New Roman" w:hAnsi="Times New Roman" w:cs="Times New Roman"/>
         </w:rPr>
-        <w:t xml:space="preserve"> from before the disruption is in hand before the search begins. With the aim of securing stability by making use of it, this study examined the relationship between search structure and stability-inducing operators through a controlled comparison over 8 scenarios × 7 methods × n=10 trials, with the local search, the objective function, the supply of </w:t>
+        <w:t xml:space="preserve"> from before the disruption is already in hand when the search begins. With the aim of securing stability by making use of it, this study examined the relationship between search structure and stability-inducing operators through a controlled comparison over 8 scenarios × 7 methods × n=10 trials, with the local search, the objective function, the supply of </w:t>
       </w:r>
       <w:r>
         <w:rPr>
@@ -6900,7 +6878,7 @@
         <w:rPr>
           <w:rFonts w:ascii="Times New Roman" w:hAnsi="Times New Roman" w:cs="Times New Roman"/>
         </w:rPr>
-        <w:t xml:space="preserve"> High-stability HV has a level at which several methods arrive and stop. Population-based search does not reach this level by itself, but with the operators mounted its high-stability HV rises in every trial and attains that level in seven of the eight scenarios. Trajectory-based search, which reaches the level by itself, gains little from the operators; they improve it only in the two scenarios where it falls short of the level on its own. Whether the operators help is thus decided not by the difference between the structures but by whether the structure reaches this level by itself.</w:t>
+        <w:t xml:space="preserve"> High-stability HV has a level that several methods reach and do not exceed. Population-based search does not reach this level by itself, but with the operators added its high-stability HV rises in every trial and attains that level in seven of the eight scenarios. Trajectory-based search, which reaches the level by itself, gains little from the operators; they improve it only in the two scenarios where it falls short of the level. Whether the operators help is thus decided not by the difference between the structures but by whether the structure reaches this level by itself.</w:t>
       </w:r>
     </w:p>
     <w:p>
@@ -6920,13 +6898,13 @@
           <w:rFonts w:ascii="Times New Roman" w:hAnsi="Times New Roman" w:cs="Times New Roman"/>
           <w:b/>
         </w:rPr>
-        <w:t xml:space="preserve">Practical implication: the best method changes with the criterion emphasized.</w:t>
-      </w:r>
-      <w:r>
-        <w:rPr>
-          <w:rFonts w:ascii="Times New Roman" w:hAnsi="Times New Roman" w:cs="Times New Roman"/>
-        </w:rPr>
-        <w:t xml:space="preserve"> Memetic with stability-inducing operators excels in the quality of the whole trade-off (overall HV), both ILS and operator-equipped Memetic in the quality of the high-stability region (high-stability HV), and the ILS variants in anytime performance (AOC). Hence one chooses operator-equipped Memetic to pursue the quality of the whole trade-off when computation time is affordable, and ILS to produce a revised plan with few changes quickly (when efficiency alone matters, the Memetic variants are at least as good). Of the operators mounted on Memetic, PR is slightly ahead in final quality and repair in anytime performance (Section 4.3).</w:t>
+        <w:t xml:space="preserve">Practical implication: the best method depends on which criterion is emphasized.</w:t>
+      </w:r>
+      <w:r>
+        <w:rPr>
+          <w:rFonts w:ascii="Times New Roman" w:hAnsi="Times New Roman" w:cs="Times New Roman"/>
+        </w:rPr>
+        <w:t xml:space="preserve"> Memetic with stability-inducing operators excels in the quality of the whole trade-off (overall HV), both ILS and operator-equipped Memetic in the quality of the high-stability region (high-stability HV), and the ILS variants in anytime performance (AOC). Hence one chooses operator-equipped Memetic to pursue the quality of the whole trade-off when computation time is affordable, and ILS when a revised plan that changes little is needed quickly. Of the operators added to Memetic, PR is slightly ahead in final quality and repair in anytime performance (Section 4.3).</w:t>
       </w:r>
     </w:p>
     <w:p>
@@ -6939,20 +6917,20 @@
         <w:rPr>
           <w:rFonts w:ascii="Times New Roman" w:hAnsi="Times New Roman" w:cs="Times New Roman"/>
         </w:rPr>
-        <w:t xml:space="preserve">The central contribution of this study is to establish an evaluation format that judges a rescheduling method by </w:t>
-      </w:r>
-      <w:r>
-        <w:rPr>
-          <w:rFonts w:ascii="Times New Roman" w:hAnsi="Times New Roman" w:cs="Times New Roman"/>
-          <w:i/>
-        </w:rPr>
-        <w:t xml:space="preserve">the quality restricted to the high-stability region</w:t>
-      </w:r>
-      <w:r>
-        <w:rPr>
-          <w:rFonts w:ascii="Times New Roman" w:hAnsi="Times New Roman" w:cs="Times New Roman"/>
-        </w:rPr>
-        <w:t xml:space="preserve">, and, on that basis, to show in a controlled comparison with the local search aligned that population-based search, the mainstream choice, does not fill this region fully, and that supplying the move toward </w:t>
+        <w:t xml:space="preserve">The central contribution of this study is to establish an evaluation protocol that judges a rescheduling method by </w:t>
+      </w:r>
+      <w:r>
+        <w:rPr>
+          <w:rFonts w:ascii="Times New Roman" w:hAnsi="Times New Roman" w:cs="Times New Roman"/>
+          <w:i/>
+        </w:rPr>
+        <w:t xml:space="preserve">the quality attained within the high-stability region</w:t>
+      </w:r>
+      <w:r>
+        <w:rPr>
+          <w:rFonts w:ascii="Times New Roman" w:hAnsi="Times New Roman" w:cs="Times New Roman"/>
+        </w:rPr>
+        <w:t xml:space="preserve">, and to show on that basis, in a controlled comparison with the local search aligned, that population-based search, the mainstream choice, does not fill this region fully and that supplying the move toward </w:t>
       </w:r>
       <w:r>
         <w:rPr>
@@ -6986,7 +6964,7 @@
         <w:rPr>
           <w:rFonts w:ascii="Times New Roman" w:hAnsi="Times New Roman" w:cs="Times New Roman"/>
         </w:rPr>
-        <w:t xml:space="preserve"> makes up the shortfall. The value of an operator is decided by whether the structure that mounts it already fills this region by itself. A report that an operator is effective cannot be generalized without reference to the structure it was mounted on.</w:t>
+        <w:t xml:space="preserve"> makes up the shortfall. The value of an operator is decided by whether the structure it is added to already fills this region by itself. A report that an operator is effective cannot be generalized without reference to the structure it was added to.</w:t>
       </w:r>
     </w:p>
     <w:p>
@@ -7040,7 +7018,7 @@
         <w:rPr>
           <w:rFonts w:ascii="Times New Roman" w:hAnsi="Times New Roman" w:cs="Times New Roman"/>
         </w:rPr>
-        <w:t xml:space="preserve"> on the results has not been examined. (v) Each search structure is represented by a single method. In addition to re-verification with these conditions varied, future work includes integration of the scope-limiting approach with the operators, verification of a scheme that builds stability into the crossover itself, and re-verification with Pareto-native methods such as NSGA-II.</w:t>
+        <w:t xml:space="preserve"> on the results has not been examined. (v) Each search structure is represented by a single method. Beyond repeating the study with these conditions varied, future work includes combining the scope-limiting approach with the operators, building stability into the crossover itself, and testing Pareto-native methods such as NSGA-II.</w:t>
       </w:r>
     </w:p>
     <w:p>

--- a/doc/paper_apiems2026_v2/APIEMS2026_manuscript_v2_en.docx
+++ b/doc/paper_apiems2026_v2/APIEMS2026_manuscript_v2_en.docx
@@ -14,7 +14,7 @@
           <w:sz w:val="40"/>
           <w:szCs w:val="40"/>
         </w:rPr>
-        <w:t xml:space="preserve">Asymmetric Effects of Stability-Inducing Operators across Trajectory and Population Search in Job-Shop Rescheduling</w:t>
+        <w:t xml:space="preserve">Trajectory- and Population-Based Search with Path Relinking for Job-Shop Rescheduling under Sequence-Deviation Stability</w:t>
       </w:r>
     </w:p>
     <w:p>
@@ -99,7 +99,7 @@
         <w:rPr>
           <w:rFonts w:ascii="Times New Roman" w:hAnsi="Times New Roman" w:cs="Times New Roman"/>
         </w:rPr>
-        <w:t xml:space="preserve">In predictive-reactive rescheduling the pre-disruption schedule </w:t>
+        <w:t xml:space="preserve">In rescheduling, a large change from the original schedule </w:t>
       </w:r>
       <w:r>
         <w:rPr>
@@ -120,7 +120,7 @@
         <w:rPr>
           <w:rFonts w:ascii="Times New Roman" w:hAnsi="Times New Roman" w:cs="Times New Roman"/>
         </w:rPr>
-        <w:t xml:space="preserve"> is in hand before the search begins, and simply keeping its sequences is optimal for stability. Because large changes to </w:t>
+        <w:t xml:space="preserve"> is costly, so a revised schedule must be both efficient and close to </w:t>
       </w:r>
       <w:r>
         <w:rPr>
@@ -141,7 +141,7 @@
         <w:rPr>
           <w:rFonts w:ascii="Times New Roman" w:hAnsi="Times New Roman" w:cs="Times New Roman"/>
         </w:rPr>
-        <w:t xml:space="preserve"> are costly, the revised schedule actually adopted lies near it, so a method must be judged not only on the quality of the whole efficiency–stability trade-off but also on how well it fills the vicinity of </w:t>
+        <w:t xml:space="preserve"> (stable). In a controlled comparison holding the local search identical, we tested the hypothesis that, in this problem where the high-quality initial solution </w:t>
       </w:r>
       <w:r>
         <w:rPr>
@@ -162,7 +162,7 @@
         <w:rPr>
           <w:rFonts w:ascii="Times New Roman" w:hAnsi="Times New Roman" w:cs="Times New Roman"/>
         </w:rPr>
-        <w:t xml:space="preserve"> (hereafter, the high-stability region). We therefore measure the hypervolume restricted to that region. With the local search held identical, trajectory-based search (ILS), which transforms </w:t>
+        <w:t xml:space="preserve"> is given, trajectory-based search (ILS), which transforms it in small steps, fills the vicinity of </w:t>
       </w:r>
       <w:r>
         <w:rPr>
@@ -183,7 +183,7 @@
         <w:rPr>
           <w:rFonts w:ascii="Times New Roman" w:hAnsi="Times New Roman" w:cs="Times New Roman"/>
         </w:rPr>
-        <w:t xml:space="preserve"> in small steps, exceeded population-based search (Memetic), the mainstream choice, on this measure in every trial of all eight scenarios. We then equipped both structures with stability-inducing operators, derived from path relinking, that pull solutions back toward </w:t>
+        <w:t xml:space="preserve"> (hereafter, the high-stability region) better than population-based search (Memetic), the mainstream choice in the literature. Measured by the hypervolume restricted to that region (high-stability HV), trajectory-based search exceeded population-based search in every trial of all eight scenarios; population-based search barely reached the region in three scenarios and, even in the other five, trailed by a factor of 2.0–4.5. We then equipped both structures with path-relinking-based stability-inducing operators that pull solutions back toward </w:t>
       </w:r>
       <w:r>
         <w:rPr>
@@ -204,7 +204,7 @@
         <w:rPr>
           <w:rFonts w:ascii="Times New Roman" w:hAnsi="Times New Roman" w:cs="Times New Roman"/>
         </w:rPr>
-        <w:t xml:space="preserve">; their effect was asymmetric. They raised the high-stability hypervolume of population-based search in every trial, to the level of trajectory-based search in seven of the eight scenarios, while leaving trajectory-based search, which fills this region by itself, almost unchanged. The best method changes with the criterion: population-based search with the operators for the quality of the whole trade-off, trajectory-based search for anytime performance.</w:t>
+        <w:t xml:space="preserve">; their effect was asymmetric. The high-stability HV of population-based search rose in every trial, reaching the level of trajectory-based search in seven of the eight scenarios, while trajectory-based search, which fills the region on its own, barely moved. The best method changes with the criterion: population-based search with the operators for the quality of the whole trade-off, trajectory-based search for anytime performance.</w:t>
       </w:r>
     </w:p>
     <w:p>
@@ -367,7 +367,7 @@
         <w:rPr>
           <w:rFonts w:ascii="Times New Roman" w:hAnsi="Times New Roman" w:cs="Times New Roman"/>
         </w:rPr>
-        <w:t xml:space="preserve">): confusion on the shop floor, setup changeovers, rearrangement of materials and fixtures, reassignment of workers, and schedule changes that ripple into downstream processes and subcontractors. Stability is therefore an objective on a par with efficiency (Wu et al., 1993; Rangsaritratsamee et al., 2004), and this study formulates the problem as multi-objective optimization of efficiency and stability. Efficiency is measured by the </w:t>
+        <w:t xml:space="preserve">): confusion on the shop floor, setup changeovers, rearrangement of materials and fixtures, reassignment of workers, and schedule changes that ripple through to downstream processes and subcontractors. Stability is therefore an objective on a par with efficiency (Wu et al., 1993; Rangsaritratsamee et al., 2004), and this study formulates the problem as multi-objective optimization of efficiency and stability. Efficiency is measured by the </w:t>
       </w:r>
       <w:r>
         <w:rPr>
@@ -528,7 +528,7 @@
         <w:rPr>
           <w:rFonts w:ascii="Times New Roman" w:hAnsi="Times New Roman" w:cs="Times New Roman"/>
         </w:rPr>
-        <w:t xml:space="preserve"> was optimized before the disruption, this solution is also good in efficiency, but it absorbs the delay as is, leaving room to shorten MS by resequencing. Where schedule-change costs cannot be ignored, the solution sought lies near </w:t>
+        <w:t xml:space="preserve"> was optimized before the disruption, this solution is also good in efficiency, but it absorbs the delay as is, leaving room to shorten MS by resequencing. Where schedule-change costs cannot be ignored, the solution sought is one that keeps the change small yet still improves efficiency, and it lies near </w:t>
       </w:r>
       <w:r>
         <w:rPr>
@@ -562,7 +562,7 @@
         <w:rPr>
           <w:rFonts w:ascii="Times New Roman" w:hAnsi="Times New Roman" w:cs="Times New Roman"/>
         </w:rPr>
-        <w:t xml:space="preserve">: a solution that keeps the change small yet still improves efficiency. In this problem, therefore, a method must be evaluated not only by the quality of the whole trade-off but also by </w:t>
+        <w:t xml:space="preserve">. In this problem, therefore, a method must be evaluated not only by the quality of the whole trade-off but also by </w:t>
       </w:r>
       <w:r>
         <w:rPr>
@@ -588,7 +588,7 @@
         <w:rPr>
           <w:rFonts w:ascii="Times New Roman" w:hAnsi="Times New Roman" w:cs="Times New Roman"/>
         </w:rPr>
-        <w:t xml:space="preserve">The job-shop scheduling problem (JSSP) addressed in this study is NP-hard (Garey et al., 1976), and at practical sizes metaheuristics are used rather than exact methods (Ouelhadj and Petrovic, 2009). Metaheuristics fall into two families (Blum and Roli, 2003): </w:t>
+        <w:t xml:space="preserve">The job-shop scheduling problem (JSSP) addressed in this study is NP-hard, and at practical sizes metaheuristics are used rather than exact methods (Ouelhadj and Petrovic, 2009). Metaheuristics fall into two families (Blum and Roli, 2003): </w:t>
       </w:r>
       <w:r>
         <w:rPr>
@@ -642,7 +642,7 @@
           <w:rFonts w:ascii="Times New Roman" w:hAnsi="Times New Roman" w:cs="Times New Roman"/>
           <w:i/>
         </w:rPr>
-        <w:t xml:space="preserve">might trajectory-based search, which transforms that solution little by little, be better suited to filling the high-stability region?</w:t>
+        <w:t xml:space="preserve">might trajectory-based search, which transforms that solution step by step, be better suited to filling the high-stability region?</w:t>
       </w:r>
       <w:r>
         <w:rPr>
@@ -661,7 +661,7 @@
         <w:rPr>
           <w:rFonts w:ascii="Times New Roman" w:hAnsi="Times New Roman" w:cs="Times New Roman"/>
         </w:rPr>
-        <w:t xml:space="preserve">We test this in a controlled comparison, with the local search aligned, between iterated local search (ILS), representing trajectory-based search, and a memetic algorithm (hereafter Memetic), a GA with local search built in, representing population-based search. We then equip both methods with </w:t>
+        <w:t xml:space="preserve">With the local search held identical, we test this in a controlled comparison between iterated local search (ILS), representing trajectory-based search, and a memetic algorithm (hereafter Memetic), a GA with local search built in, representing population-based search. We then equip both methods with </w:t>
       </w:r>
       <w:r>
         <w:rPr>
@@ -1004,7 +1004,7 @@
         <w:rPr>
           <w:rFonts w:ascii="Times New Roman" w:hAnsi="Times New Roman" w:cs="Times New Roman"/>
         </w:rPr>
-        <w:t xml:space="preserve"> Given the two lineages above, three issues remain to our knowledge. </w:t>
+        <w:t xml:space="preserve"> To the best of our knowledge, three issues remain across the two lineages above. </w:t>
       </w:r>
       <w:r>
         <w:rPr>
@@ -1017,7 +1017,7 @@
         <w:rPr>
           <w:rFonts w:ascii="Times New Roman" w:hAnsi="Times New Roman" w:cs="Times New Roman"/>
         </w:rPr>
-        <w:t xml:space="preserve"> Across both lineages, the search-based methods concentrate on population-based search (Rangsaritratsamee et al., 2004; Fattahi and Fallahi, 2010; Zakaria and Petrovic, 2012; Zhang et al., 2013; Valledor et al., 2022; Luo et al., 2025; Sun et al., 2026). How the rescheduling-specific property that a high-quality original schedule </w:t>
+        <w:t xml:space="preserve"> Across both lineages, the search-based methods are concentrated in population-based search (Rangsaritratsamee et al., 2004; Fattahi and Fallahi, 2010; Zakaria and Petrovic, 2012; Zhang et al., 2013; Valledor et al., 2022; Luo et al., 2025; Sun et al., 2026). No study has compared the two search structures (trajectory-based versus population-based) under identical conditions to ask how they differ under the rescheduling-specific property that a high-quality original schedule </w:t>
       </w:r>
       <w:r>
         <w:rPr>
@@ -1038,7 +1038,7 @@
         <w:rPr>
           <w:rFonts w:ascii="Times New Roman" w:hAnsi="Times New Roman" w:cs="Times New Roman"/>
         </w:rPr>
-        <w:t xml:space="preserve"> already exists differentiates the two search structures (trajectory-based versus population-based) has not been analyzed by comparing them under identical conditions. </w:t>
+        <w:t xml:space="preserve"> already exists. </w:t>
       </w:r>
       <w:r>
         <w:rPr>
@@ -1661,7 +1661,7 @@
         <w:rPr>
           <w:rFonts w:ascii="Times New Roman" w:hAnsi="Times New Roman" w:cs="Times New Roman"/>
         </w:rPr>
-        <w:t xml:space="preserve"> Deviation measures fall into two families: (i) start-time deviation and (ii) sequence deviation. Sun et al. (2026), for example, distinguish the two explicitly and adopt the former (the sum of absolute start-time deviations) as their stability measure. This study adopts the latter, because the operations used in the search (the N5 neighborhood and the swap moves of the stability-inducing operators, Sections 3.2–3.3) are all permutation operations and because it is largely independent of MS.</w:t>
+        <w:t xml:space="preserve"> Deviation measures fall into two families: (i) start-time deviation and (ii) sequence deviation. Sun et al. (2026), for example, distinguish the two explicitly and adopt the former (the sum of absolute start-time deviations) as their stability measure. This study adopts the latter, because the moves used in the search (the N5 neighborhood and the swap moves of the stability-inducing operators, Sections 3.2–3.3) are all permutation moves and because it is largely independent of MS.</w:t>
       </w:r>
     </w:p>
     <w:p>
@@ -2537,7 +2537,7 @@
         <w:rPr>
           <w:rFonts w:ascii="Times New Roman" w:hAnsi="Times New Roman" w:cs="Times New Roman"/>
         </w:rPr>
-        <w:t xml:space="preserve"> over several points (weighted-sum sweep) and runs an independent search at each point. The search at one point corresponds to the practical operation of rescheduling once with the weight fixed (Rangsaritratsamee et al., 2004). Consequently, the same experiment yields both the speed in practice, by following the search at each point over time, and the quality of the whole trade-off, by combining the solutions of all points (Section 3.4). A weighted sum cannot reach concave parts of a non-convex front (Marler and Arora, 2010), but since all methods share the same scalarization and the solutions in concave parts visited during the search are also recorded by the UEA (Section 3.4), we consider the effect on the structural comparison limited.</w:t>
+        <w:t xml:space="preserve"> over several points (weighted-sum sweep) and runs an independent search at each point. The search at one point corresponds to the practical operation of rescheduling once with the weight fixed (Rangsaritratsamee et al., 2004). Consequently, the same experiment yields both the speed in practice, by following the search at each point over time, and the quality of the whole trade-off, by combining the solutions of all points (Section 3.4). A weighted sum cannot reach concave parts of a non-convex front (Marler and Arora, 2010), but since all methods share the same scalarization and the solutions in concave parts visited during the search are also recorded by the UEA (Section 3.4), we consider the effect on the comparison between structures limited.</w:t>
       </w:r>
     </w:p>
     <w:p>
@@ -2704,7 +2704,7 @@
         <w:rPr>
           <w:rFonts w:ascii="Times New Roman" w:hAnsi="Times New Roman" w:cs="Times New Roman"/>
         </w:rPr>
-        <w:t xml:space="preserve"> is an insert move whose strength (the number of insert moves) cycles in a sawtooth according to the degree of stagnation (VNS-type; Mladenović and Hansen, 1997). The </w:t>
+        <w:t xml:space="preserve"> applies insert moves, with the strength (the number of moves) cycling in a sawtooth according to the degree of stagnation. The </w:t>
       </w:r>
       <w:r>
         <w:rPr>
@@ -2814,7 +2814,7 @@
         <w:rPr>
           <w:rFonts w:ascii="Times New Roman" w:hAnsi="Times New Roman" w:cs="Times New Roman"/>
         </w:rPr>
-        <w:t xml:space="preserve">. The </w:t>
+        <w:t xml:space="preserve">. As in ILS, the </w:t>
       </w:r>
       <w:r>
         <w:rPr>
@@ -2827,7 +2827,7 @@
         <w:rPr>
           <w:rFonts w:ascii="Times New Roman" w:hAnsi="Times New Roman" w:cs="Times New Roman"/>
         </w:rPr>
-        <w:t xml:space="preserve"> likewise includes </w:t>
+        <w:t xml:space="preserve"> includes </w:t>
       </w:r>
       <w:r>
         <w:rPr>
@@ -3312,7 +3312,7 @@
         <w:rPr>
           <w:rFonts w:ascii="Times New Roman" w:hAnsi="Times New Roman" w:cs="Times New Roman"/>
         </w:rPr>
-        <w:t xml:space="preserve"> is the optimal endpoint of the stability objective, so PR is interpreted uniquely as a move toward that endpoint, and (b) on the way to </w:t>
+        <w:t xml:space="preserve"> is the optimal endpoint of the stability objective, so PR has a single unambiguous interpretation as a move toward that endpoint, and (b) on the way to </w:t>
       </w:r>
       <w:r>
         <w:rPr>
@@ -3333,7 +3333,7 @@
         <w:rPr>
           <w:rFonts w:ascii="Times New Roman" w:hAnsi="Times New Roman" w:cs="Times New Roman"/>
         </w:rPr>
-        <w:t xml:space="preserve">, solutions that raise stability while limiting the loss in MS can be expected to appear, which directly fills the high-stability region. The operation to swap is chosen at random from the feasible candidates, keeping the number of evaluations at </w:t>
+        <w:t xml:space="preserve">, solutions that raise stability while limiting the loss in MS can be expected to appear, and these are exactly what fills the high-stability region. The operation to swap is chosen at random from the feasible candidates, keeping the number of evaluations at </w:t>
       </w:r>
       <w:r>
         <w:rPr>
@@ -3437,7 +3437,19 @@
         <w:rPr>
           <w:rFonts w:ascii="Times New Roman" w:hAnsi="Times New Roman" w:cs="Times New Roman"/>
         </w:rPr>
-        <w:t xml:space="preserve"> times, for a depth </w:t>
+        <w:t xml:space="preserve"> times (</w:t>
+      </w:r>
+      <w:r>
+        <w:rPr>
+          <w:rFonts w:ascii="Times New Roman" w:hAnsi="Times New Roman" w:cs="Times New Roman"/>
+        </w:rPr>
+        <w:t xml:space="preserve">1</w:t>
+      </w:r>
+      <w:r>
+        <w:rPr>
+          <w:rFonts w:ascii="Times New Roman" w:hAnsi="Times New Roman" w:cs="Times New Roman"/>
+        </w:rPr>
+        <w:t xml:space="preserve">≤</w:t>
       </w:r>
       <w:r>
         <w:rPr>
@@ -3450,18 +3462,6 @@
         <w:rPr>
           <w:rFonts w:ascii="Times New Roman" w:hAnsi="Times New Roman" w:cs="Times New Roman"/>
         </w:rPr>
-        <w:t xml:space="preserve"> (</w:t>
-      </w:r>
-      <w:r>
-        <w:rPr>
-          <w:rFonts w:ascii="Times New Roman" w:hAnsi="Times New Roman" w:cs="Times New Roman"/>
-        </w:rPr>
-        <w:t xml:space="preserve">1</w:t>
-      </w:r>
-      <w:r>
-        <w:rPr>
-          <w:rFonts w:ascii="Times New Roman" w:hAnsi="Times New Roman" w:cs="Times New Roman"/>
-        </w:rPr>
         <w:t xml:space="preserve">≤</w:t>
       </w:r>
       <w:r>
@@ -3469,26 +3469,26 @@
           <w:rFonts w:ascii="Times New Roman" w:hAnsi="Times New Roman" w:cs="Times New Roman"/>
           <w:i/>
         </w:rPr>
+        <w:t xml:space="preserve">d</w:t>
+      </w:r>
+      <w:r>
+        <w:rPr>
+          <w:rFonts w:ascii="Times New Roman" w:hAnsi="Times New Roman" w:cs="Times New Roman"/>
+        </w:rPr>
+        <w:t xml:space="preserve">; </w:t>
+      </w:r>
+      <w:r>
+        <w:rPr>
+          <w:rFonts w:ascii="Times New Roman" w:hAnsi="Times New Roman" w:cs="Times New Roman"/>
+          <w:i/>
+        </w:rPr>
         <w:t xml:space="preserve">k</w:t>
       </w:r>
       <w:r>
         <w:rPr>
           <w:rFonts w:ascii="Times New Roman" w:hAnsi="Times New Roman" w:cs="Times New Roman"/>
         </w:rPr>
-        <w:t xml:space="preserve">≤</w:t>
-      </w:r>
-      <w:r>
-        <w:rPr>
-          <w:rFonts w:ascii="Times New Roman" w:hAnsi="Times New Roman" w:cs="Times New Roman"/>
-          <w:i/>
-        </w:rPr>
-        <w:t xml:space="preserve">d</w:t>
-      </w:r>
-      <w:r>
-        <w:rPr>
-          <w:rFonts w:ascii="Times New Roman" w:hAnsi="Times New Roman" w:cs="Times New Roman"/>
-        </w:rPr>
-        <w:t xml:space="preserve">), to pull the solution toward </w:t>
+        <w:t xml:space="preserve"> is the depth) to pull the solution toward </w:t>
       </w:r>
       <w:r>
         <w:rPr>
@@ -3509,7 +3509,7 @@
         <w:rPr>
           <w:rFonts w:ascii="Times New Roman" w:hAnsi="Times New Roman" w:cs="Times New Roman"/>
         </w:rPr>
-        <w:t xml:space="preserve">, that is, to "repair" the stability lost by drifting away from </w:t>
+        <w:t xml:space="preserve">, that is, to “repair” the stability lost by drifting away from </w:t>
       </w:r>
       <w:r>
         <w:rPr>
@@ -3530,7 +3530,7 @@
         <w:rPr>
           <w:rFonts w:ascii="Times New Roman" w:hAnsi="Times New Roman" w:cs="Times New Roman"/>
         </w:rPr>
-        <w:t xml:space="preserve">, and then re-optimizes the point reached by local search without evaluating the intermediate solutions on the path. When </w:t>
+        <w:t xml:space="preserve">, and then applies local search to the point reached, without evaluating the intermediate solutions on the path. When </w:t>
       </w:r>
       <w:r>
         <w:rPr>
@@ -3837,7 +3837,7 @@
         <w:rPr>
           <w:rFonts w:ascii="Times New Roman" w:hAnsi="Times New Roman" w:cs="Times New Roman"/>
         </w:rPr>
-        <w:t xml:space="preserve">. The recording points are aligned across the two structures: solutions are recorded both immediately after every operation that moves a solution (the perturbation of trajectory-based search, the crossover and mutation of population-based search, and the operators of both) and after the local search. An HV that measures the whole front at once buries the difference in whether the high-stability region is filled. This study therefore measures, in addition to this HV, the quality attained within this region and anytime performance, the availability of a good solution whenever the search is stopped:</w:t>
+        <w:t xml:space="preserve">. The recording points are aligned across the two structures: solutions are recorded both immediately after every move that changes a solution (the perturbation of trajectory-based search, the crossover and mutation of population-based search, and the operators of both) and after the local search. An HV that measures the whole front at once buries the difference in whether the high-stability region is filled. This study therefore measures, in addition to this HV, the quality attained within this region and anytime performance, the availability of a good solution whenever the search is stopped:</w:t>
       </w:r>
     </w:p>
     <w:p>
@@ -4009,7 +4009,7 @@
         <w:rPr>
           <w:rFonts w:ascii="Times New Roman" w:hAnsi="Times New Roman" w:cs="Times New Roman"/>
         </w:rPr>
-        <w:t xml:space="preserve"> (anytime performance; López-Ibáñez and Stützle, 2014): the time average of the per-weight HV-versus-log-time curve. Because the average is taken over log time, it weights the early rise of a search heavily.</w:t>
+        <w:t xml:space="preserve"> (anytime performance; López-Ibáñez and Stützle, 2014): the time average of the per-weight HV-versus-log-time curve, i.e., the area under that curve normalized by the width of the log-time window. Because the average is taken over log time, it weights the early rise of a search heavily.</w:t>
       </w:r>
     </w:p>
     <w:p>
@@ -4237,7 +4237,7 @@
         <w:rPr>
           <w:rFonts w:ascii="Times New Roman" w:hAnsi="Times New Roman" w:cs="Times New Roman"/>
         </w:rPr>
-        <w:t xml:space="preserve"> (Derrac et al., 2011), and all tests are two-sided. </w:t>
+        <w:t xml:space="preserve">, and all tests are two-sided. </w:t>
       </w:r>
       <w:r>
         <w:rPr>
@@ -5345,7 +5345,7 @@
               <w:rPr>
                 <w:rFonts w:ascii="Times New Roman" w:hAnsi="Times New Roman" w:cs="Times New Roman"/>
               </w:rPr>
-              <w:t xml:space="preserve">Figure 3: Interaction plot of search structure × stability-inducing operator (high-stability HV; medians and interquartile ranges; n=10). Symbols give the significance level of the two-sided Mann–Whitney U test against the configuration without operators, in the same color as the corresponding line (* </w:t>
+              <w:t xml:space="preserve">Figure 3: Interaction plot of search structure × stability-inducing operator (high-stability HV; medians and interquartile ranges; n=10). Symbols give the significance level of the two-sided Mann–Whitney U test against the configuration without operators, placed above the ILS line and below the Memetic line (* </w:t>
             </w:r>
             <w:r>
               <w:rPr>
@@ -5592,7 +5592,7 @@
         <w:rPr>
           <w:rFonts w:ascii="Times New Roman" w:hAnsi="Times New Roman" w:cs="Times New Roman"/>
         </w:rPr>
-        <w:t xml:space="preserve">0.015); H2 is supported except for that one scenario. A control experiment in two scenarios (mt10, la36S), matching the strength and randomizing only the direction, tests whether the gain is an effect of perturbation in general or one specific to the direction toward </w:t>
+        <w:t xml:space="preserve">0.015); H2 is supported except in la40. A control experiment in two scenarios (mt10, la36S), matching the strength and randomizing only the direction, tests whether the gain is an effect of perturbation in general or one specific to the direction toward </w:t>
       </w:r>
       <w:r>
         <w:rPr>
@@ -5817,7 +5817,7 @@
         <w:rPr>
           <w:rFonts w:ascii="Times New Roman" w:hAnsi="Times New Roman" w:cs="Times New Roman"/>
         </w:rPr>
-        <w:t xml:space="preserve">Table 2: Cross-scenario summary of the three metrics. Each cell gives "average rank / ARPD% (relative deviation from the best method) / number of top-group scenarios out of 8 (scenarios in which the method shows no significant difference from the best method of that scenario; uncorrected)"; the first two are averages over the eight scenarios (lower is better); for the last, higher is better. Because the eight scenarios are not independent of one another (Section 4.1), the cross-scenario ranks are an exploratory summary of rank consistency.</w:t>
+        <w:t xml:space="preserve">Table 2: Cross-scenario summary of the three metrics. Each cell gives “average rank / ARPD% (average relative percentage deviation from the best method) / number of top-group scenarios out of 8 (scenarios in which the method shows no significant difference from the best method of that scenario; uncorrected)”; the first two are averages over the eight scenarios (lower is better); for the last, higher is better. Because the eight scenarios are not independent of one another (Section 4.1), the cross-scenario ranks are an exploratory summary of rank consistency.</w:t>
       </w:r>
     </w:p>
     <w:tbl>
@@ -6551,7 +6551,7 @@
         <w:rPr>
           <w:rFonts w:ascii="Times New Roman" w:hAnsi="Times New Roman" w:cs="Times New Roman"/>
         </w:rPr>
-        <w:t xml:space="preserve"> The best level is reached by operator-equipped Memetic, which also occupies the top group in Table 2. As in Section 4.2, the operators lift only Memetic: they raise its overall HV significantly in six of the eight scenarios (+2.8–11.7%), whereas for ILS the change stays within ±0.5% in every scenario. Which structure wins changes with the scenario: ILS-baseline is significantly ahead of Memetic-baseline in la36S, ta21S, la40, and la21 (group A), and behind it in la36M, la36L, mt10, and ta21L (group B, though in one of the four the difference is not significant). The ILS variants are level with the best only in group A; in group B they fall 5–38% short. The difference in the high-stability region (Section 4.2) therefore does not reflect ILS being superior overall. The same split appears in the minimum MS reached over the whole sweep: in group A all methods except GA reach the same value, whereas in la36M, la36L, and mt10 of group B the Memetic variants are 1.2–2.2% lower (significant for all three pairs with matching operators, </w:t>
+        <w:t xml:space="preserve"> The best level is reached by operator-equipped Memetic, which also occupies the top group in Table 2. As in Section 4.2, the operators lift only Memetic: they raise its overall HV significantly in six of the eight scenarios (+2.8–11.7%), whereas for ILS the change stays within ±0.5% in every scenario. Which structure wins changes with the scenario: ILS-baseline is significantly ahead of Memetic-baseline in la36S, ta21S, la40, and la21 (group A), whereas in la36M, la36L, mt10, and ta21L (group B) the order is reversed, significantly so in three of the four. The ILS variants are level with the best only in group A; in group B they fall 5–38% short. The difference in the high-stability region (Section 4.2) therefore does not reflect ILS being superior overall. The same split appears in the minimum MS reached over the whole sweep: in group A all methods except GA reach the same value, whereas in la36M, la36L, and mt10 of group B the Memetic variants are 1.2–2.2% lower (significant for all three pairs with matching operators, </w:t>
       </w:r>
       <w:r>
         <w:rPr>
@@ -6805,7 +6805,7 @@
         <w:rPr>
           <w:rFonts w:ascii="Times New Roman" w:hAnsi="Times New Roman" w:cs="Times New Roman"/>
         </w:rPr>
-        <w:t xml:space="preserve"> from before the disruption is already in hand when the search begins. With the aim of securing stability by making use of it, this study examined the relationship between search structure and stability-inducing operators through a controlled comparison over 8 scenarios × 7 methods × n=10 trials, with the local search, the objective function, the supply of </w:t>
+        <w:t xml:space="preserve"> from before the disruption is already in hand when the search begins. With the aim of securing stability by making use of it, this study examined the relationship between search structure and stability-inducing operators through a controlled comparison over 8 scenarios × 7 methods × n=10 trials, with the local search, the objective function, the provision of </w:t>
       </w:r>
       <w:r>
         <w:rPr>
@@ -6826,7 +6826,7 @@
         <w:rPr>
           <w:rFonts w:ascii="Times New Roman" w:hAnsi="Times New Roman" w:cs="Times New Roman"/>
         </w:rPr>
-        <w:t xml:space="preserve">, and the budget all aligned. The main findings are as follows.</w:t>
+        <w:t xml:space="preserve">, and the budget all held identical. The main findings are as follows.</w:t>
       </w:r>
     </w:p>
     <w:p>
@@ -6930,7 +6930,7 @@
         <w:rPr>
           <w:rFonts w:ascii="Times New Roman" w:hAnsi="Times New Roman" w:cs="Times New Roman"/>
         </w:rPr>
-        <w:t xml:space="preserve">, and to show on that basis, in a controlled comparison with the local search aligned, that population-based search, the mainstream choice, does not fill this region fully and that supplying the move toward </w:t>
+        <w:t xml:space="preserve">, and to show on that basis, in a controlled comparison with the local search held identical, that population-based search, the mainstream choice, does not fill this region fully and that supplying the move toward </w:t>
       </w:r>
       <w:r>
         <w:rPr>
@@ -7209,7 +7209,7 @@
           <w:sz w:val="17"/>
           <w:szCs w:val="17"/>
         </w:rPr>
-        <w:t xml:space="preserve">Derrac, J., García, S., Molina, D., and Herrera, F. (2011) A practical tutorial on the use of nonparametric statistical tests as a methodology for comparing evolutionary and swarm intelligence algorithms. </w:t>
+        <w:t xml:space="preserve">Fattahi, P. and Fallahi, A. (2010) Dynamic scheduling in flexible job shop systems by considering simultaneously efficiency and stability. </w:t>
       </w:r>
       <w:r>
         <w:rPr>
@@ -7218,7 +7218,7 @@
           <w:sz w:val="17"/>
           <w:szCs w:val="17"/>
         </w:rPr>
-        <w:t xml:space="preserve">Swarm and Evolutionary Computation</w:t>
+        <w:t xml:space="preserve">CIRP Journal of Manufacturing Science and Technology</w:t>
       </w:r>
       <w:r>
         <w:rPr>
@@ -7226,7 +7226,7 @@
           <w:sz w:val="17"/>
           <w:szCs w:val="17"/>
         </w:rPr>
-        <w:t xml:space="preserve">, 1, 3-18.</w:t>
+        <w:t xml:space="preserve">, 2, 114-123.</w:t>
       </w:r>
     </w:p>
     <w:p>
@@ -7241,7 +7241,7 @@
           <w:sz w:val="17"/>
           <w:szCs w:val="17"/>
         </w:rPr>
-        <w:t xml:space="preserve">Fattahi, P. and Fallahi, A. (2010) Dynamic scheduling in flexible job shop systems by considering simultaneously efficiency and stability. </w:t>
+        <w:t xml:space="preserve">Giffler, B. and Thompson, G. L. (1960) Algorithms for solving production-scheduling problems. </w:t>
       </w:r>
       <w:r>
         <w:rPr>
@@ -7250,7 +7250,7 @@
           <w:sz w:val="17"/>
           <w:szCs w:val="17"/>
         </w:rPr>
-        <w:t xml:space="preserve">CIRP Journal of Manufacturing Science and Technology</w:t>
+        <w:t xml:space="preserve">Operations Research</w:t>
       </w:r>
       <w:r>
         <w:rPr>
@@ -7258,7 +7258,7 @@
           <w:sz w:val="17"/>
           <w:szCs w:val="17"/>
         </w:rPr>
-        <w:t xml:space="preserve">, 2, 114-123.</w:t>
+        <w:t xml:space="preserve">, 8, 487-503.</w:t>
       </w:r>
     </w:p>
     <w:p>
@@ -7273,7 +7273,7 @@
           <w:sz w:val="17"/>
           <w:szCs w:val="17"/>
         </w:rPr>
-        <w:t xml:space="preserve">Garey, M. R., Johnson, D. S., and Sethi, R. (1976) The complexity of flowshop and jobshop scheduling. </w:t>
+        <w:t xml:space="preserve">Glover, F., Laguna, M., and Martí, R. (2000) Fundamentals of scatter search and path relinking. </w:t>
       </w:r>
       <w:r>
         <w:rPr>
@@ -7282,7 +7282,7 @@
           <w:sz w:val="17"/>
           <w:szCs w:val="17"/>
         </w:rPr>
-        <w:t xml:space="preserve">Mathematics of Operations Research</w:t>
+        <w:t xml:space="preserve">Control and Cybernetics</w:t>
       </w:r>
       <w:r>
         <w:rPr>
@@ -7290,7 +7290,7 @@
           <w:sz w:val="17"/>
           <w:szCs w:val="17"/>
         </w:rPr>
-        <w:t xml:space="preserve">, 1, 117-129.</w:t>
+        <w:t xml:space="preserve">, 29, 653-684.</w:t>
       </w:r>
     </w:p>
     <w:p>
@@ -7305,7 +7305,7 @@
           <w:sz w:val="17"/>
           <w:szCs w:val="17"/>
         </w:rPr>
-        <w:t xml:space="preserve">Giffler, B. and Thompson, G. L. (1960) Algorithms for solving production-scheduling problems. </w:t>
+        <w:t xml:space="preserve">Ishibuchi, H., Pang, L. M., and Shang, K. (2020) A new framework of evolutionary multi-objective algorithms with an unbounded external archive. In </w:t>
       </w:r>
       <w:r>
         <w:rPr>
@@ -7314,7 +7314,7 @@
           <w:sz w:val="17"/>
           <w:szCs w:val="17"/>
         </w:rPr>
-        <w:t xml:space="preserve">Operations Research</w:t>
+        <w:t xml:space="preserve">Proceedings of the 24th European Conference on Artificial Intelligence (ECAI 2020)</w:t>
       </w:r>
       <w:r>
         <w:rPr>
@@ -7322,7 +7322,7 @@
           <w:sz w:val="17"/>
           <w:szCs w:val="17"/>
         </w:rPr>
-        <w:t xml:space="preserve">, 8, 487-503.</w:t>
+        <w:t xml:space="preserve">, IOS Press, 283-290.</w:t>
       </w:r>
     </w:p>
     <w:p>
@@ -7337,7 +7337,7 @@
           <w:sz w:val="17"/>
           <w:szCs w:val="17"/>
         </w:rPr>
-        <w:t xml:space="preserve">Glover, F., Laguna, M., and Martí, R. (2000) Fundamentals of scatter search and path relinking. </w:t>
+        <w:t xml:space="preserve">López-Ibáñez, M. and Stützle, T. (2014) Automatically improving the anytime behaviour of optimisation algorithms. </w:t>
       </w:r>
       <w:r>
         <w:rPr>
@@ -7346,7 +7346,7 @@
           <w:sz w:val="17"/>
           <w:szCs w:val="17"/>
         </w:rPr>
-        <w:t xml:space="preserve">Control and Cybernetics</w:t>
+        <w:t xml:space="preserve">European Journal of Operational Research</w:t>
       </w:r>
       <w:r>
         <w:rPr>
@@ -7354,7 +7354,7 @@
           <w:sz w:val="17"/>
           <w:szCs w:val="17"/>
         </w:rPr>
-        <w:t xml:space="preserve">, 29, 653-684.</w:t>
+        <w:t xml:space="preserve">, 235, 569-582.</w:t>
       </w:r>
     </w:p>
     <w:p>
@@ -7369,7 +7369,7 @@
           <w:sz w:val="17"/>
           <w:szCs w:val="17"/>
         </w:rPr>
-        <w:t xml:space="preserve">Ishibuchi, H., Pang, L. M., and Shang, K. (2020) A new framework of evolutionary multi-objective algorithms with an unbounded external archive. In </w:t>
+        <w:t xml:space="preserve">Lourenço, H. R., Martin, O. C., and Stützle, T. (2019) Iterated local search: Framework and applications. In Gendreau, M. and Potvin, J.-Y. (eds), </w:t>
       </w:r>
       <w:r>
         <w:rPr>
@@ -7378,7 +7378,7 @@
           <w:sz w:val="17"/>
           <w:szCs w:val="17"/>
         </w:rPr>
-        <w:t xml:space="preserve">Proceedings of the 24th European Conference on Artificial Intelligence (ECAI 2020)</w:t>
+        <w:t xml:space="preserve">Handbook of Metaheuristics</w:t>
       </w:r>
       <w:r>
         <w:rPr>
@@ -7386,7 +7386,7 @@
           <w:sz w:val="17"/>
           <w:szCs w:val="17"/>
         </w:rPr>
-        <w:t xml:space="preserve">, IOS Press, 283-290.</w:t>
+        <w:t xml:space="preserve">, 3rd ed., Springer, 129-168.</w:t>
       </w:r>
     </w:p>
     <w:p>
@@ -7401,7 +7401,7 @@
           <w:sz w:val="17"/>
           <w:szCs w:val="17"/>
         </w:rPr>
-        <w:t xml:space="preserve">López-Ibáñez, M. and Stützle, T. (2014) Automatically improving the anytime behaviour of optimisation algorithms. </w:t>
+        <w:t xml:space="preserve">Luo, J., El Baz, D., Xue, R., Hu, J., and Shi, L. (2025) A fully parallel multi-objective genetic algorithm for optimization of flexible shop floor production performance and schedule stability under dynamic environments. </w:t>
       </w:r>
       <w:r>
         <w:rPr>
@@ -7410,7 +7410,7 @@
           <w:sz w:val="17"/>
           <w:szCs w:val="17"/>
         </w:rPr>
-        <w:t xml:space="preserve">European Journal of Operational Research</w:t>
+        <w:t xml:space="preserve">Annals of Operations Research</w:t>
       </w:r>
       <w:r>
         <w:rPr>
@@ -7418,7 +7418,7 @@
           <w:sz w:val="17"/>
           <w:szCs w:val="17"/>
         </w:rPr>
-        <w:t xml:space="preserve">, 235, 569-582.</w:t>
+        <w:t xml:space="preserve">, 351, 489-524.</w:t>
       </w:r>
     </w:p>
     <w:p>
@@ -7433,7 +7433,7 @@
           <w:sz w:val="17"/>
           <w:szCs w:val="17"/>
         </w:rPr>
-        <w:t xml:space="preserve">Lourenço, H. R., Martin, O. C., and Stützle, T. (2019) Iterated local search: Framework and applications. In Gendreau, M. and Potvin, J.-Y. (eds), </w:t>
+        <w:t xml:space="preserve">Marler, R. T. and Arora, J. S. (2010) The weighted sum method for multi-objective optimization: New insights. </w:t>
       </w:r>
       <w:r>
         <w:rPr>
@@ -7442,7 +7442,7 @@
           <w:sz w:val="17"/>
           <w:szCs w:val="17"/>
         </w:rPr>
-        <w:t xml:space="preserve">Handbook of Metaheuristics</w:t>
+        <w:t xml:space="preserve">Structural and Multidisciplinary Optimization</w:t>
       </w:r>
       <w:r>
         <w:rPr>
@@ -7450,103 +7450,7 @@
           <w:sz w:val="17"/>
           <w:szCs w:val="17"/>
         </w:rPr>
-        <w:t xml:space="preserve">, 3rd ed., Springer, 129-168.</w:t>
-      </w:r>
-    </w:p>
-    <w:p>
-      <w:pPr>
-        <w:spacing w:line="190" w:lineRule="exact"/>
-        <w:ind w:left="284" w:hanging="284"/>
-        <w:jc w:val="both"/>
-      </w:pPr>
-      <w:r>
-        <w:rPr>
-          <w:rFonts w:ascii="Times New Roman" w:hAnsi="Times New Roman" w:cs="Times New Roman"/>
-          <w:sz w:val="17"/>
-          <w:szCs w:val="17"/>
-        </w:rPr>
-        <w:t xml:space="preserve">Luo, J., El Baz, D., Xue, R., Hu, J., and Shi, L. (2025) A fully parallel multi-objective genetic algorithm for optimization of flexible shop floor production performance and schedule stability under dynamic environments. </w:t>
-      </w:r>
-      <w:r>
-        <w:rPr>
-          <w:rFonts w:ascii="Times New Roman" w:hAnsi="Times New Roman" w:cs="Times New Roman"/>
-          <w:i/>
-          <w:sz w:val="17"/>
-          <w:szCs w:val="17"/>
-        </w:rPr>
-        <w:t xml:space="preserve">Annals of Operations Research</w:t>
-      </w:r>
-      <w:r>
-        <w:rPr>
-          <w:rFonts w:ascii="Times New Roman" w:hAnsi="Times New Roman" w:cs="Times New Roman"/>
-          <w:sz w:val="17"/>
-          <w:szCs w:val="17"/>
-        </w:rPr>
-        <w:t xml:space="preserve">, 351, 489-524.</w:t>
-      </w:r>
-    </w:p>
-    <w:p>
-      <w:pPr>
-        <w:spacing w:line="190" w:lineRule="exact"/>
-        <w:ind w:left="284" w:hanging="284"/>
-        <w:jc w:val="both"/>
-      </w:pPr>
-      <w:r>
-        <w:rPr>
-          <w:rFonts w:ascii="Times New Roman" w:hAnsi="Times New Roman" w:cs="Times New Roman"/>
-          <w:sz w:val="17"/>
-          <w:szCs w:val="17"/>
-        </w:rPr>
-        <w:t xml:space="preserve">Marler, R. T. and Arora, J. S. (2010) The weighted sum method for multi-objective optimization: New insights. </w:t>
-      </w:r>
-      <w:r>
-        <w:rPr>
-          <w:rFonts w:ascii="Times New Roman" w:hAnsi="Times New Roman" w:cs="Times New Roman"/>
-          <w:i/>
-          <w:sz w:val="17"/>
-          <w:szCs w:val="17"/>
-        </w:rPr>
-        <w:t xml:space="preserve">Structural and Multidisciplinary Optimization</w:t>
-      </w:r>
-      <w:r>
-        <w:rPr>
-          <w:rFonts w:ascii="Times New Roman" w:hAnsi="Times New Roman" w:cs="Times New Roman"/>
-          <w:sz w:val="17"/>
-          <w:szCs w:val="17"/>
-        </w:rPr>
         <w:t xml:space="preserve">, 41, 853-862.</w:t>
-      </w:r>
-    </w:p>
-    <w:p>
-      <w:pPr>
-        <w:spacing w:line="190" w:lineRule="exact"/>
-        <w:ind w:left="284" w:hanging="284"/>
-        <w:jc w:val="both"/>
-      </w:pPr>
-      <w:r>
-        <w:rPr>
-          <w:rFonts w:ascii="Times New Roman" w:hAnsi="Times New Roman" w:cs="Times New Roman"/>
-          <w:sz w:val="17"/>
-          <w:szCs w:val="17"/>
-        </w:rPr>
-        <w:t xml:space="preserve">Mladenović, N. and Hansen, P. (1997) Variable neighborhood search. </w:t>
-      </w:r>
-      <w:r>
-        <w:rPr>
-          <w:rFonts w:ascii="Times New Roman" w:hAnsi="Times New Roman" w:cs="Times New Roman"/>
-          <w:i/>
-          <w:sz w:val="17"/>
-          <w:szCs w:val="17"/>
-        </w:rPr>
-        <w:t xml:space="preserve">Computers &amp; Operations Research</w:t>
-      </w:r>
-      <w:r>
-        <w:rPr>
-          <w:rFonts w:ascii="Times New Roman" w:hAnsi="Times New Roman" w:cs="Times New Roman"/>
-          <w:sz w:val="17"/>
-          <w:szCs w:val="17"/>
-        </w:rPr>
-        <w:t xml:space="preserve">, 24, 1097-1100.</w:t>
       </w:r>
     </w:p>
     <w:p>

--- a/doc/paper_apiems2026_v2/APIEMS2026_manuscript_v2_en.docx
+++ b/doc/paper_apiems2026_v2/APIEMS2026_manuscript_v2_en.docx
@@ -1249,13 +1249,13 @@
           <w:rFonts w:ascii="Times New Roman" w:hAnsi="Times New Roman" w:cs="Times New Roman"/>
           <w:i/>
         </w:rPr>
-        <w:t xml:space="preserve">H1</w:t>
-      </w:r>
-      <w:r>
-        <w:rPr>
-          <w:rFonts w:ascii="Times New Roman" w:hAnsi="Times New Roman" w:cs="Times New Roman"/>
-        </w:rPr>
-        <w:t xml:space="preserve"> (Figure 1(a)). If H1 holds, what population-based search lacks is the ability to fill the high-stability region. This study supplies it by designing the move toward </w:t>
+        <w:t xml:space="preserve">Hypothesis 1 (H1)</w:t>
+      </w:r>
+      <w:r>
+        <w:rPr>
+          <w:rFonts w:ascii="Times New Roman" w:hAnsi="Times New Roman" w:cs="Times New Roman"/>
+        </w:rPr>
+        <w:t xml:space="preserve">; see Figure 1(a). If H1 holds, what population-based search lacks is the ability to fill the high-stability region. This study supplies it by designing the move toward </w:t>
       </w:r>
       <w:r>
         <w:rPr>
@@ -1318,13 +1318,13 @@
           <w:rFonts w:ascii="Times New Roman" w:hAnsi="Times New Roman" w:cs="Times New Roman"/>
           <w:i/>
         </w:rPr>
-        <w:t xml:space="preserve">H2</w:t>
-      </w:r>
-      <w:r>
-        <w:rPr>
-          <w:rFonts w:ascii="Times New Roman" w:hAnsi="Times New Roman" w:cs="Times New Roman"/>
-        </w:rPr>
-        <w:t xml:space="preserve"> (Figure 1(b)). Whether trajectory-based search, which already fills this region by spreading out from </w:t>
+        <w:t xml:space="preserve">Hypothesis 2 (H2)</w:t>
+      </w:r>
+      <w:r>
+        <w:rPr>
+          <w:rFonts w:ascii="Times New Roman" w:hAnsi="Times New Roman" w:cs="Times New Roman"/>
+        </w:rPr>
+        <w:t xml:space="preserve">; see Figure 1(b). Whether trajectory-based search, which already fills this region by spreading out from </w:t>
       </w:r>
       <w:r>
         <w:rPr>
@@ -2864,7 +2864,24 @@
           <w:sz w:val="22"/>
           <w:szCs w:val="22"/>
         </w:rPr>
-        <w:t xml:space="preserve">3.3 Factor 2: Stability-Inducing Operators — PR and Repair (H2)</w:t>
+        <w:t xml:space="preserve">3.3 Factor 2: Stability-Inducing Operators — PR and PR-</w:t>
+      </w:r>
+      <w:r>
+        <w:rPr>
+          <w:rFonts w:ascii="Times New Roman" w:hAnsi="Times New Roman" w:cs="Times New Roman"/>
+          <w:i/>
+          <w:sz w:val="22"/>
+          <w:szCs w:val="22"/>
+        </w:rPr>
+        <w:t xml:space="preserve">k</w:t>
+      </w:r>
+      <w:r>
+        <w:rPr>
+          <w:rFonts w:ascii="Times New Roman" w:hAnsi="Times New Roman" w:cs="Times New Roman"/>
+          <w:sz w:val="22"/>
+          <w:szCs w:val="22"/>
+        </w:rPr>
+        <w:t xml:space="preserve"> (H2)</w:t>
       </w:r>
     </w:p>
     <w:p>
@@ -3418,7 +3435,22 @@
           <w:rFonts w:ascii="Times New Roman" w:hAnsi="Times New Roman" w:cs="Times New Roman"/>
           <w:b/>
         </w:rPr>
-        <w:t xml:space="preserve">Stability repair kick (hereafter, repair).</w:t>
+        <w:t xml:space="preserve">PR-</w:t>
+      </w:r>
+      <w:r>
+        <w:rPr>
+          <w:rFonts w:ascii="Times New Roman" w:hAnsi="Times New Roman" w:cs="Times New Roman"/>
+          <w:b/>
+          <w:i/>
+        </w:rPr>
+        <w:t xml:space="preserve">k</w:t>
+      </w:r>
+      <w:r>
+        <w:rPr>
+          <w:rFonts w:ascii="Times New Roman" w:hAnsi="Times New Roman" w:cs="Times New Roman"/>
+          <w:b/>
+        </w:rPr>
+        <w:t xml:space="preserve">.</w:t>
       </w:r>
       <w:r>
         <w:rPr>
@@ -3488,28 +3520,7 @@
         <w:rPr>
           <w:rFonts w:ascii="Times New Roman" w:hAnsi="Times New Roman" w:cs="Times New Roman"/>
         </w:rPr>
-        <w:t xml:space="preserve"> is the depth) to pull the solution toward </w:t>
-      </w:r>
-      <w:r>
-        <w:rPr>
-          <w:rFonts w:ascii="Times New Roman" w:hAnsi="Times New Roman" w:cs="Times New Roman"/>
-          <w:i/>
-        </w:rPr>
-        <w:t xml:space="preserve">S</w:t>
-      </w:r>
-      <w:r>
-        <w:rPr>
-          <w:rFonts w:ascii="Times New Roman" w:hAnsi="Times New Roman" w:cs="Times New Roman"/>
-          <w:i/>
-          <w:vertAlign w:val="subscript"/>
-        </w:rPr>
-        <w:t xml:space="preserve">p</w:t>
-      </w:r>
-      <w:r>
-        <w:rPr>
-          <w:rFonts w:ascii="Times New Roman" w:hAnsi="Times New Roman" w:cs="Times New Roman"/>
-        </w:rPr>
-        <w:t xml:space="preserve">, that is, to “repair” the stability lost by drifting away from </w:t>
+        <w:t xml:space="preserve"> is the depth) to pull the solution back toward </w:t>
       </w:r>
       <w:r>
         <w:rPr>
@@ -3678,7 +3689,7 @@
         <w:rPr>
           <w:rFonts w:ascii="Times New Roman" w:hAnsi="Times New Roman" w:cs="Times New Roman"/>
         </w:rPr>
-        <w:t xml:space="preserve">; when an operator fires and how its result is returned follow the standard way of incorporating operators in each structure (Table 1). In trajectory-based search (ILS), both operators act as perturbations: they fire upon stagnation, and the repair depth </w:t>
+        <w:t xml:space="preserve">; when an operator fires and how its result is returned follow the standard way of incorporating operators in each structure (Table 1). In trajectory-based search (ILS), both operators act as perturbations: they fire upon stagnation, and the depth </w:t>
       </w:r>
       <w:r>
         <w:rPr>
@@ -3691,6 +3702,19 @@
         <w:rPr>
           <w:rFonts w:ascii="Times New Roman" w:hAnsi="Times New Roman" w:cs="Times New Roman"/>
         </w:rPr>
+        <w:t xml:space="preserve"> of PR-</w:t>
+      </w:r>
+      <w:r>
+        <w:rPr>
+          <w:rFonts w:ascii="Times New Roman" w:hAnsi="Times New Roman" w:cs="Times New Roman"/>
+          <w:i/>
+        </w:rPr>
+        <w:t xml:space="preserve">k</w:t>
+      </w:r>
+      <w:r>
+        <w:rPr>
+          <w:rFonts w:ascii="Times New Roman" w:hAnsi="Times New Roman" w:cs="Times New Roman"/>
+        </w:rPr>
         <w:t xml:space="preserve"> increases by 1 from 1 to </w:t>
       </w:r>
       <w:r>
@@ -3704,7 +3728,7 @@
         <w:rPr>
           <w:rFonts w:ascii="Times New Roman" w:hAnsi="Times New Roman" w:cs="Times New Roman"/>
         </w:rPr>
-        <w:t xml:space="preserve"> at each firing and resets to 1 when the upper bound is reached or the best is improved (sawtooth). In population-based search (Memetic), they are built into the refinement of each individual: after the local search, the operator is applied to each individual stochastically (the repair depth </w:t>
+        <w:t xml:space="preserve"> at each firing and resets to 1 when the upper bound is reached or the best is improved (sawtooth). In population-based search (Memetic), they are built into the refinement of each individual: after the local search, the operator is applied to each individual stochastically (the depth </w:t>
       </w:r>
       <w:r>
         <w:rPr>
@@ -3717,6 +3741,19 @@
         <w:rPr>
           <w:rFonts w:ascii="Times New Roman" w:hAnsi="Times New Roman" w:cs="Times New Roman"/>
         </w:rPr>
+        <w:t xml:space="preserve"> of PR-</w:t>
+      </w:r>
+      <w:r>
+        <w:rPr>
+          <w:rFonts w:ascii="Times New Roman" w:hAnsi="Times New Roman" w:cs="Times New Roman"/>
+          <w:i/>
+        </w:rPr>
+        <w:t xml:space="preserve">k</w:t>
+      </w:r>
+      <w:r>
+        <w:rPr>
+          <w:rFonts w:ascii="Times New Roman" w:hAnsi="Times New Roman" w:cs="Times New Roman"/>
+        </w:rPr>
         <w:t xml:space="preserve"> is drawn uniformly from 1 to </w:t>
       </w:r>
       <w:r>
@@ -3756,7 +3793,20 @@
         <w:rPr>
           <w:rFonts w:ascii="Times New Roman" w:hAnsi="Times New Roman" w:cs="Times New Roman"/>
         </w:rPr>
-        <w:t xml:space="preserve">, and each baseline together with its PR and repair versions is referred to as </w:t>
+        <w:t xml:space="preserve">, and each baseline together with its PR and PR-</w:t>
+      </w:r>
+      <w:r>
+        <w:rPr>
+          <w:rFonts w:ascii="Times New Roman" w:hAnsi="Times New Roman" w:cs="Times New Roman"/>
+          <w:i/>
+        </w:rPr>
+        <w:t xml:space="preserve">k</w:t>
+      </w:r>
+      <w:r>
+        <w:rPr>
+          <w:rFonts w:ascii="Times New Roman" w:hAnsi="Times New Roman" w:cs="Times New Roman"/>
+        </w:rPr>
+        <w:t xml:space="preserve"> versions is referred to as </w:t>
       </w:r>
       <w:r>
         <w:rPr>
@@ -4390,7 +4440,20 @@
               <w:rPr>
                 <w:rFonts w:ascii="Times New Roman" w:hAnsi="Times New Roman" w:cs="Times New Roman"/>
               </w:rPr>
-              <w:t xml:space="preserve">Figure 2: Actual Pareto fronts for the ta21 pair (non-dominated solutions of the trial with the median overall HV). Repair is omitted because it gives almost the same front as PR in the high-stability region.</w:t>
+              <w:t xml:space="preserve">Figure 2: Actual Pareto fronts for the ta21 pair (non-dominated solutions of the trial with the median overall HV). PR-</w:t>
+            </w:r>
+            <w:r>
+              <w:rPr>
+                <w:rFonts w:ascii="Times New Roman" w:hAnsi="Times New Roman" w:cs="Times New Roman"/>
+                <w:i/>
+              </w:rPr>
+              <w:t xml:space="preserve">k</w:t>
+            </w:r>
+            <w:r>
+              <w:rPr>
+                <w:rFonts w:ascii="Times New Roman" w:hAnsi="Times New Roman" w:cs="Times New Roman"/>
+              </w:rPr>
+              <w:t xml:space="preserve"> is omitted because it gives almost the same front as PR in the high-stability region.</w:t>
             </w:r>
           </w:p>
         </w:tc>
@@ -5296,7 +5359,7 @@
             <w:r>
               <w:drawing>
                 <wp:inline xmlns:a="http://schemas.openxmlformats.org/drawingml/2006/main" xmlns:pic="http://schemas.openxmlformats.org/drawingml/2006/picture">
-                  <wp:extent cx="6083935" cy="1966414"/>
+                  <wp:extent cx="6083935" cy="1936538"/>
                   <wp:docPr id="3" name="Picture 3"/>
                   <wp:cNvGraphicFramePr>
                     <a:graphicFrameLocks noChangeAspect="1"/>
@@ -5317,7 +5380,7 @@
                         <pic:spPr>
                           <a:xfrm>
                             <a:off x="0" y="0"/>
-                            <a:ext cx="6083935" cy="1966414"/>
+                            <a:ext cx="6083935" cy="1936538"/>
                           </a:xfrm>
                           <a:prstGeom prst="rect"/>
                         </pic:spPr>
@@ -5658,7 +5721,20 @@
         <w:rPr>
           <w:rFonts w:ascii="Times New Roman" w:hAnsi="Times New Roman" w:cs="Times New Roman"/>
         </w:rPr>
-        <w:t xml:space="preserve"> Operator-equipped ILS exceeds its baseline in only two of the eight scenarios (la36L, ta21L). For both PR and repair, </w:t>
+        <w:t xml:space="preserve"> Operator-equipped ILS exceeds its baseline in only two of the eight scenarios (la36L, ta21L). For both PR and PR-</w:t>
+      </w:r>
+      <w:r>
+        <w:rPr>
+          <w:rFonts w:ascii="Times New Roman" w:hAnsi="Times New Roman" w:cs="Times New Roman"/>
+          <w:i/>
+        </w:rPr>
+        <w:t xml:space="preserve">k</w:t>
+      </w:r>
+      <w:r>
+        <w:rPr>
+          <w:rFonts w:ascii="Times New Roman" w:hAnsi="Times New Roman" w:cs="Times New Roman"/>
+        </w:rPr>
+        <w:t xml:space="preserve">, </w:t>
       </w:r>
       <w:r>
         <w:rPr>
@@ -6034,7 +6110,16 @@
                 <w:sz w:val="16"/>
                 <w:szCs w:val="16"/>
               </w:rPr>
-              <w:t xml:space="preserve">ILS+repair</w:t>
+              <w:t xml:space="preserve">ILS+PR-</w:t>
+            </w:r>
+            <w:r>
+              <w:rPr>
+                <w:rFonts w:ascii="Times New Roman" w:hAnsi="Times New Roman" w:cs="Times New Roman"/>
+                <w:i/>
+                <w:sz w:val="16"/>
+                <w:szCs w:val="16"/>
+              </w:rPr>
+              <w:t xml:space="preserve">k</w:t>
             </w:r>
           </w:p>
         </w:tc>
@@ -6374,7 +6459,16 @@
                 <w:sz w:val="16"/>
                 <w:szCs w:val="16"/>
               </w:rPr>
-              <w:t xml:space="preserve">Memetic+repair</w:t>
+              <w:t xml:space="preserve">Memetic+PR-</w:t>
+            </w:r>
+            <w:r>
+              <w:rPr>
+                <w:rFonts w:ascii="Times New Roman" w:hAnsi="Times New Roman" w:cs="Times New Roman"/>
+                <w:i/>
+                <w:sz w:val="16"/>
+                <w:szCs w:val="16"/>
+              </w:rPr>
+              <w:t xml:space="preserve">k</w:t>
             </w:r>
           </w:p>
         </w:tc>
@@ -6646,13 +6740,41 @@
           <w:rFonts w:ascii="Times New Roman" w:hAnsi="Times New Roman" w:cs="Times New Roman"/>
           <w:b/>
         </w:rPr>
-        <w:t xml:space="preserve">PR or repair.</w:t>
-      </w:r>
-      <w:r>
-        <w:rPr>
-          <w:rFonts w:ascii="Times New Roman" w:hAnsi="Times New Roman" w:cs="Times New Roman"/>
-        </w:rPr>
-        <w:t xml:space="preserve"> For ILS the choice hardly matters: the two differ by at most 2% on all three metrics. For Memetic it depends on the criterion: in final quality all five significant differences (2/8 scenarios for overall HV, 3/8 for high-stability HV) favor PR, whereas in AOC repair significantly exceeds PR in 6/8 scenarios.</w:t>
+        <w:t xml:space="preserve">PR or PR-</w:t>
+      </w:r>
+      <w:r>
+        <w:rPr>
+          <w:rFonts w:ascii="Times New Roman" w:hAnsi="Times New Roman" w:cs="Times New Roman"/>
+          <w:b/>
+          <w:i/>
+        </w:rPr>
+        <w:t xml:space="preserve">k</w:t>
+      </w:r>
+      <w:r>
+        <w:rPr>
+          <w:rFonts w:ascii="Times New Roman" w:hAnsi="Times New Roman" w:cs="Times New Roman"/>
+          <w:b/>
+        </w:rPr>
+        <w:t xml:space="preserve">.</w:t>
+      </w:r>
+      <w:r>
+        <w:rPr>
+          <w:rFonts w:ascii="Times New Roman" w:hAnsi="Times New Roman" w:cs="Times New Roman"/>
+        </w:rPr>
+        <w:t xml:space="preserve"> For ILS the choice hardly matters: the two differ by at most 2% on all three metrics. For Memetic it depends on the criterion: in final quality all five significant differences (2/8 scenarios for overall HV, 3/8 for high-stability HV) favor PR, whereas in AOC PR-</w:t>
+      </w:r>
+      <w:r>
+        <w:rPr>
+          <w:rFonts w:ascii="Times New Roman" w:hAnsi="Times New Roman" w:cs="Times New Roman"/>
+          <w:i/>
+        </w:rPr>
+        <w:t xml:space="preserve">k</w:t>
+      </w:r>
+      <w:r>
+        <w:rPr>
+          <w:rFonts w:ascii="Times New Roman" w:hAnsi="Times New Roman" w:cs="Times New Roman"/>
+        </w:rPr>
+        <w:t xml:space="preserve"> significantly exceeds PR in 6/8 scenarios.</w:t>
       </w:r>
     </w:p>
     <w:tbl>
@@ -6904,7 +7026,20 @@
         <w:rPr>
           <w:rFonts w:ascii="Times New Roman" w:hAnsi="Times New Roman" w:cs="Times New Roman"/>
         </w:rPr>
-        <w:t xml:space="preserve"> Memetic with stability-inducing operators excels in the quality of the whole trade-off (overall HV), both ILS and operator-equipped Memetic in the quality of the high-stability region (high-stability HV), and the ILS variants in anytime performance (AOC). Hence one chooses operator-equipped Memetic to pursue the quality of the whole trade-off when computation time is affordable, and ILS when a revised plan that changes little is needed quickly. Of the operators added to Memetic, PR is slightly ahead in final quality and repair in anytime performance (Section 4.3).</w:t>
+        <w:t xml:space="preserve"> Memetic with stability-inducing operators excels in the quality of the whole trade-off (overall HV), both ILS and operator-equipped Memetic in the quality of the high-stability region (high-stability HV), and the ILS variants in anytime performance (AOC). Hence one chooses operator-equipped Memetic to pursue the quality of the whole trade-off when computation time is affordable, and ILS when a revised plan that changes little is needed quickly. Of the operators added to Memetic, PR is slightly ahead in final quality and PR-</w:t>
+      </w:r>
+      <w:r>
+        <w:rPr>
+          <w:rFonts w:ascii="Times New Roman" w:hAnsi="Times New Roman" w:cs="Times New Roman"/>
+          <w:i/>
+        </w:rPr>
+        <w:t xml:space="preserve">k</w:t>
+      </w:r>
+      <w:r>
+        <w:rPr>
+          <w:rFonts w:ascii="Times New Roman" w:hAnsi="Times New Roman" w:cs="Times New Roman"/>
+        </w:rPr>
+        <w:t xml:space="preserve"> in anytime performance (Section 4.3).</w:t>
       </w:r>
     </w:p>
     <w:p>

--- a/doc/paper_apiems2026_v2/APIEMS2026_manuscript_v2_en.docx
+++ b/doc/paper_apiems2026_v2/APIEMS2026_manuscript_v2_en.docx
@@ -35,7 +35,7 @@
           <w:rFonts w:ascii="Times New Roman" w:hAnsi="Times New Roman" w:cs="Times New Roman"/>
           <w:b/>
         </w:rPr>
-        <w:t xml:space="preserve">Takumi Kito</w:t>
+        <w:t xml:space="preserve">Takumi Kito, Yoshitaka Tanimizu, and Ruriko Watanabe</w:t>
       </w:r>
     </w:p>
     <w:p>
@@ -59,7 +59,7 @@
         <w:rPr>
           <w:rFonts w:ascii="Times New Roman" w:hAnsi="Times New Roman" w:cs="Times New Roman"/>
         </w:rPr>
-        <w:t xml:space="preserve">Graduate School of Creative Science and Engineering, Waseda University, Tokyo, Japan</w:t>
+        <w:t xml:space="preserve">Waseda University, Tokyo, Japan</w:t>
       </w:r>
     </w:p>
     <w:p>
@@ -99,7 +99,7 @@
         <w:rPr>
           <w:rFonts w:ascii="Times New Roman" w:hAnsi="Times New Roman" w:cs="Times New Roman"/>
         </w:rPr>
-        <w:t xml:space="preserve">In rescheduling, a large change from the original schedule </w:t>
+        <w:t xml:space="preserve">In rescheduling, a large change from the initial schedule </w:t>
       </w:r>
       <w:r>
         <w:rPr>
@@ -141,7 +141,7 @@
         <w:rPr>
           <w:rFonts w:ascii="Times New Roman" w:hAnsi="Times New Roman" w:cs="Times New Roman"/>
         </w:rPr>
-        <w:t xml:space="preserve"> (stable). In a controlled comparison holding the local search identical, we tested the hypothesis that, in this problem where the high-quality initial solution </w:t>
+        <w:t xml:space="preserve"> (stable). In a controlled comparison holding the local search identical, we tested the hypothesis that, in this problem where </w:t>
       </w:r>
       <w:r>
         <w:rPr>
@@ -162,7 +162,7 @@
         <w:rPr>
           <w:rFonts w:ascii="Times New Roman" w:hAnsi="Times New Roman" w:cs="Times New Roman"/>
         </w:rPr>
-        <w:t xml:space="preserve"> is given, trajectory-based search (ILS), which transforms it in small steps, fills the vicinity of </w:t>
+        <w:t xml:space="preserve"> is a high-quality initial solution, trajectory-based search (ILS), which changes it little by little, obtains better non-dominated solutions near </w:t>
       </w:r>
       <w:r>
         <w:rPr>
@@ -183,7 +183,7 @@
         <w:rPr>
           <w:rFonts w:ascii="Times New Roman" w:hAnsi="Times New Roman" w:cs="Times New Roman"/>
         </w:rPr>
-        <w:t xml:space="preserve"> (hereafter, the high-stability region) better than population-based search (Memetic), the mainstream choice in the literature. Measured by the hypervolume restricted to that region (high-stability HV), trajectory-based search exceeded population-based search in every trial of all eight scenarios; population-based search barely reached the region in three scenarios and, even in the other five, trailed by a factor of 2.0–4.5. We then equipped both structures with path-relinking-based stability-inducing operators that pull solutions back toward </w:t>
+        <w:t xml:space="preserve"> (hereafter, the high-stability region) than population-based search (Memetic), the mainstream choice. Measured by the hypervolume restricted to that region (high-stability HV), trajectory-based search exceeded population-based search in every trial of all eight scenarios; population-based search obtained almost no non-dominated solution there in three scenarios and, even in the other five, trailed by a factor of 2.0–4.5. We then equipped both structures with path-relinking-based stability-inducing operators that pull solutions back toward </w:t>
       </w:r>
       <w:r>
         <w:rPr>
@@ -204,7 +204,7 @@
         <w:rPr>
           <w:rFonts w:ascii="Times New Roman" w:hAnsi="Times New Roman" w:cs="Times New Roman"/>
         </w:rPr>
-        <w:t xml:space="preserve">; their effect was asymmetric. The high-stability HV of population-based search rose in every trial, reaching the level of trajectory-based search in seven of the eight scenarios, while trajectory-based search, which fills the region on its own, barely moved. The best method changes with the criterion: population-based search with the operators for the quality of the whole trade-off, trajectory-based search for anytime performance.</w:t>
+        <w:t xml:space="preserve">; their effect was asymmetric. The high-stability HV of population-based search rose in every trial, matching trajectory-based search in seven of the eight, while trajectory-based search, which obtains such solutions without the operators, barely changed. The best method differs by metric: population-based search with the operators for the HV of the whole non-dominated set, trajectory-based search for how quickly HV rises.</w:t>
       </w:r>
     </w:p>
     <w:p>
@@ -281,7 +281,7 @@
         <w:rPr>
           <w:rFonts w:ascii="Times New Roman" w:hAnsi="Times New Roman" w:cs="Times New Roman"/>
         </w:rPr>
-        <w:t xml:space="preserve">On manufacturing shop floors, disruptions such as operation delays and machine breakdowns occur frequently and make the original schedule difficult to execute. Responses fall into two broad classes: static approaches, which build in slack beforehand to raise the schedule’s tolerance to disruptions, and dynamic approaches, which revise the schedule after a disruption occurs (Vieira et al., 2003). This study addresses the latter, specifically </w:t>
+        <w:t xml:space="preserve">On manufacturing shop floors, disruptions such as operation delays and machine breakdowns occur frequently and make the initial schedule difficult to execute. Responses fall into two broad classes: static approaches, which build in slack beforehand to raise the schedule’s tolerance to disruptions, and dynamic approaches, which revise the schedule after a disruption occurs (Vieira et al., 2003). This study addresses the latter, specifically </w:t>
       </w:r>
       <w:r>
         <w:rPr>
@@ -333,7 +333,20 @@
         <w:rPr>
           <w:rFonts w:ascii="Times New Roman" w:hAnsi="Times New Roman" w:cs="Times New Roman"/>
         </w:rPr>
-        <w:t xml:space="preserve">, the degree to which it stays close to the pre-disruption schedule (hereafter, the original schedule </w:t>
+        <w:t xml:space="preserve">, the degree to which it stays close to the </w:t>
+      </w:r>
+      <w:r>
+        <w:rPr>
+          <w:rFonts w:ascii="Times New Roman" w:hAnsi="Times New Roman" w:cs="Times New Roman"/>
+          <w:i/>
+        </w:rPr>
+        <w:t xml:space="preserve">initial schedule</w:t>
+      </w:r>
+      <w:r>
+        <w:rPr>
+          <w:rFonts w:ascii="Times New Roman" w:hAnsi="Times New Roman" w:cs="Times New Roman"/>
+        </w:rPr>
+        <w:t xml:space="preserve"> </w:t>
       </w:r>
       <w:r>
         <w:rPr>
@@ -354,7 +367,7 @@
         <w:rPr>
           <w:rFonts w:ascii="Times New Roman" w:hAnsi="Times New Roman" w:cs="Times New Roman"/>
         </w:rPr>
-        <w:t xml:space="preserve">). A large change incurs costs (hereafter, </w:t>
+        <w:t xml:space="preserve"> from before the disruption. A large change incurs costs (hereafter, </w:t>
       </w:r>
       <w:r>
         <w:rPr>
@@ -421,7 +434,7 @@
         <w:rPr>
           <w:rFonts w:ascii="Times New Roman" w:hAnsi="Times New Roman" w:cs="Times New Roman"/>
         </w:rPr>
-        <w:t xml:space="preserve">, i.e., how much the processing sequence on each machine has been reordered (smaller is more stable).</w:t>
+        <w:t xml:space="preserve"> (smaller is more stable; defined in Section 3.1).</w:t>
       </w:r>
     </w:p>
     <w:p>
@@ -441,7 +454,7 @@
           <w:rFonts w:ascii="Times New Roman" w:hAnsi="Times New Roman" w:cs="Times New Roman"/>
           <w:i/>
         </w:rPr>
-        <w:t xml:space="preserve">the solution that absorbs the delay while keeping the sequences of the original schedule </w:t>
+        <w:t xml:space="preserve">the solution that absorbs the delay while keeping the sequences of the initial schedule </w:t>
       </w:r>
       <w:r>
         <w:rPr>
@@ -507,7 +520,7 @@
         <w:rPr>
           <w:rFonts w:ascii="Times New Roman" w:hAnsi="Times New Roman" w:cs="Times New Roman"/>
         </w:rPr>
-        <w:t xml:space="preserve"> on the horizontal axis and MS on the vertical (Figure 1). Because </w:t>
+        <w:t xml:space="preserve"> on the horizontal axis and MS on the vertical (Figure 1), and because </w:t>
       </w:r>
       <w:r>
         <w:rPr>
@@ -528,7 +541,7 @@
         <w:rPr>
           <w:rFonts w:ascii="Times New Roman" w:hAnsi="Times New Roman" w:cs="Times New Roman"/>
         </w:rPr>
-        <w:t xml:space="preserve"> was optimized before the disruption, this solution is also good in efficiency, but it absorbs the delay as is, leaving room to shorten MS by resequencing. Where schedule-change costs cannot be ignored, the solution sought is one that keeps the change small yet still improves efficiency, and it lies near </w:t>
+        <w:t xml:space="preserve"> was optimized before the disruption, this solution's MS is also small. Where schedule-change costs cannot be ignored, the solution sought lies near </w:t>
       </w:r>
       <w:r>
         <w:rPr>
@@ -562,20 +575,33 @@
         <w:rPr>
           <w:rFonts w:ascii="Times New Roman" w:hAnsi="Times New Roman" w:cs="Times New Roman"/>
         </w:rPr>
-        <w:t xml:space="preserve">. In this problem, therefore, a method must be evaluated not only by the quality of the whole trade-off but also by </w:t>
-      </w:r>
-      <w:r>
-        <w:rPr>
-          <w:rFonts w:ascii="Times New Roman" w:hAnsi="Times New Roman" w:cs="Times New Roman"/>
-          <w:i/>
-        </w:rPr>
-        <w:t xml:space="preserve">how well it fills the high-stability region</w:t>
-      </w:r>
-      <w:r>
-        <w:rPr>
-          <w:rFonts w:ascii="Times New Roman" w:hAnsi="Times New Roman" w:cs="Times New Roman"/>
-        </w:rPr>
-        <w:t xml:space="preserve">.</w:t>
+        <w:t xml:space="preserve">, and shortens MS further. A method must therefore be evaluated not only by the hypervolume (HV; Zitzler and Thiele, 1999) of the whole front but also by </w:t>
+      </w:r>
+      <w:r>
+        <w:rPr>
+          <w:rFonts w:ascii="Times New Roman" w:hAnsi="Times New Roman" w:cs="Times New Roman"/>
+          <w:i/>
+        </w:rPr>
+        <w:t xml:space="preserve">the HV restricted to the high-stability region</w:t>
+      </w:r>
+      <w:r>
+        <w:rPr>
+          <w:rFonts w:ascii="Times New Roman" w:hAnsi="Times New Roman" w:cs="Times New Roman"/>
+        </w:rPr>
+        <w:t xml:space="preserve"> (hereafter, </w:t>
+      </w:r>
+      <w:r>
+        <w:rPr>
+          <w:rFonts w:ascii="Times New Roman" w:hAnsi="Times New Roman" w:cs="Times New Roman"/>
+          <w:i/>
+        </w:rPr>
+        <w:t xml:space="preserve">high-stability HV</w:t>
+      </w:r>
+      <w:r>
+        <w:rPr>
+          <w:rFonts w:ascii="Times New Roman" w:hAnsi="Times New Roman" w:cs="Times New Roman"/>
+        </w:rPr>
+        <w:t xml:space="preserve">).</w:t>
       </w:r>
     </w:p>
     <w:p>
@@ -642,7 +668,7 @@
           <w:rFonts w:ascii="Times New Roman" w:hAnsi="Times New Roman" w:cs="Times New Roman"/>
           <w:i/>
         </w:rPr>
-        <w:t xml:space="preserve">might trajectory-based search, which transforms that solution step by step, be better suited to filling the high-stability region?</w:t>
+        <w:t xml:space="preserve">might trajectory-based search, which changes that solution little by little, be better suited to obtaining non-dominated solutions in the high-stability region?</w:t>
       </w:r>
       <w:r>
         <w:rPr>
@@ -695,7 +721,20 @@
         <w:rPr>
           <w:rFonts w:ascii="Times New Roman" w:hAnsi="Times New Roman" w:cs="Times New Roman"/>
         </w:rPr>
-        <w:t xml:space="preserve">, and examine how their effect changes with the search structure. The main findings are as follows.</w:t>
+        <w:t xml:space="preserve"> — that is, reduce the sequence deviation </w:t>
+      </w:r>
+      <w:r>
+        <w:rPr>
+          <w:rFonts w:ascii="Times New Roman" w:hAnsi="Times New Roman" w:cs="Times New Roman"/>
+          <w:i/>
+        </w:rPr>
+        <w:t xml:space="preserve">D</w:t>
+      </w:r>
+      <w:r>
+        <w:rPr>
+          <w:rFonts w:ascii="Times New Roman" w:hAnsi="Times New Roman" w:cs="Times New Roman"/>
+        </w:rPr>
+        <w:t xml:space="preserve"> — and examine how their effect changes with the search structure. The main findings are as follows.</w:t>
       </w:r>
     </w:p>
     <w:p>
@@ -715,13 +754,13 @@
           <w:rFonts w:ascii="Times New Roman" w:hAnsi="Times New Roman" w:cs="Times New Roman"/>
           <w:b/>
         </w:rPr>
-        <w:t xml:space="preserve">Trajectory-based search (ILS) fills the high-stability region better than population-based search (Memetic).</w:t>
-      </w:r>
-      <w:r>
-        <w:rPr>
-          <w:rFonts w:ascii="Times New Roman" w:hAnsi="Times New Roman" w:cs="Times New Roman"/>
-        </w:rPr>
-        <w:t xml:space="preserve"> Even with the same local search, population-based search fills it only coarsely and in some scenarios barely reaches it at all.</w:t>
+        <w:t xml:space="preserve">High-stability HV is larger for trajectory-based search (ILS) than for population-based search (Memetic).</w:t>
+      </w:r>
+      <w:r>
+        <w:rPr>
+          <w:rFonts w:ascii="Times New Roman" w:hAnsi="Times New Roman" w:cs="Times New Roman"/>
+        </w:rPr>
+        <w:t xml:space="preserve"> The two structures are completely separated in every trial of all eight scenarios, and in three scenarios population-based search obtains no non-dominated solution in the high-stability region in 9–10 of the 10 trials.</w:t>
       </w:r>
     </w:p>
     <w:p>
@@ -741,13 +780,13 @@
           <w:rFonts w:ascii="Times New Roman" w:hAnsi="Times New Roman" w:cs="Times New Roman"/>
           <w:b/>
         </w:rPr>
-        <w:t xml:space="preserve">The operators lift population-based search to the level of trajectory-based search and add little to trajectory-based search itself.</w:t>
-      </w:r>
-      <w:r>
-        <w:rPr>
-          <w:rFonts w:ascii="Times New Roman" w:hAnsi="Times New Roman" w:cs="Times New Roman"/>
-        </w:rPr>
-        <w:t xml:space="preserve"> The operators fill what a structure has left unfilled, so trajectory-based search, which fills this region by itself, improves only in the few scenarios where a gap remains.</w:t>
+        <w:t xml:space="preserve">The operators raise the high-stability HV of population-based search to match trajectory-based search, and barely raise that of trajectory-based search.</w:t>
+      </w:r>
+      <w:r>
+        <w:rPr>
+          <w:rFonts w:ascii="Times New Roman" w:hAnsi="Times New Roman" w:cs="Times New Roman"/>
+        </w:rPr>
+        <w:t xml:space="preserve"> Population-based search improves significantly in all eight scenarios, whereas for trajectory-based search a significant gain survives Holm correction in only one scenario.</w:t>
       </w:r>
     </w:p>
     <w:p>
@@ -767,13 +806,13 @@
           <w:rFonts w:ascii="Times New Roman" w:hAnsi="Times New Roman" w:cs="Times New Roman"/>
           <w:b/>
         </w:rPr>
-        <w:t xml:space="preserve">The best method depends on which criterion is emphasized.</w:t>
-      </w:r>
-      <w:r>
-        <w:rPr>
-          <w:rFonts w:ascii="Times New Roman" w:hAnsi="Times New Roman" w:cs="Times New Roman"/>
-        </w:rPr>
-        <w:t xml:space="preserve"> Operator-equipped Memetic is best in the quality of the whole trade-off, ILS is best in anytime performance (a good solution is available whenever the search is stopped), and the two are level in the quality of the high-stability region.</w:t>
+        <w:t xml:space="preserve">The best method differs by metric.</w:t>
+      </w:r>
+      <w:r>
+        <w:rPr>
+          <w:rFonts w:ascii="Times New Roman" w:hAnsi="Times New Roman" w:cs="Times New Roman"/>
+        </w:rPr>
+        <w:t xml:space="preserve"> Operator-equipped Memetic is best in the HV of the whole front, ILS in how quickly HV rises, and the two are level in high-stability HV.</w:t>
       </w:r>
     </w:p>
     <w:p>
@@ -918,7 +957,7 @@
         <w:rPr>
           <w:rFonts w:ascii="Times New Roman" w:hAnsi="Times New Roman" w:cs="Times New Roman"/>
         </w:rPr>
-        <w:t xml:space="preserve">Rescheduling studies divide into those that pursue efficiency alone and those that also require stability. The former are far more numerous, as has been pointed out repeatedly (Rangsaritratsamee et al., 2004; Sun et al., 2026); the latter, the premise of this study, divide further into two lineages by how stability is secured.</w:t>
+        <w:t xml:space="preserve">Rescheduling studies divide into those that pursue efficiency alone and those that also require stability. The former are far more numerous, as has been pointed out repeatedly (Rangsaritratsamee et al., 2004; Sun et al., 2026); the latter, the premise of this study, divide further into two approaches by how stability is secured.</w:t>
       </w:r>
     </w:p>
     <w:p>
@@ -932,7 +971,7 @@
           <w:rFonts w:ascii="Times New Roman" w:hAnsi="Times New Roman" w:cs="Times New Roman"/>
           <w:b/>
         </w:rPr>
-        <w:t xml:space="preserve">Lineage that embeds stability in the objective function (objective-embedding).</w:t>
+        <w:t xml:space="preserve">Approach that embeds stability in the objective function (objective-embedding).</w:t>
       </w:r>
       <w:r>
         <w:rPr>
@@ -965,13 +1004,13 @@
           <w:rFonts w:ascii="Times New Roman" w:hAnsi="Times New Roman" w:cs="Times New Roman"/>
           <w:b/>
         </w:rPr>
-        <w:t xml:space="preserve">Lineage that secures stability by restricting the search space (scope-limiting).</w:t>
-      </w:r>
-      <w:r>
-        <w:rPr>
-          <w:rFonts w:ascii="Times New Roman" w:hAnsi="Times New Roman" w:cs="Times New Roman"/>
-        </w:rPr>
-        <w:t xml:space="preserve"> By contrast, Bean et al. (1991) proposed match-up scheduling, which reschedules only up to the point of returning to the original schedule, and Abumaizar and Svestka (1997) proposed affected-operations rescheduling (AOR), which reschedules only the affected operations. Zakaria and Petrovic (2012) restrict the chromosome to an interval, and Sun et al. (2026) organize the range of operations allowed to be re-optimized into four levels. All have in common that stability is secured by </w:t>
+        <w:t xml:space="preserve">Approach that secures stability by restricting the search space (scope-limiting).</w:t>
+      </w:r>
+      <w:r>
+        <w:rPr>
+          <w:rFonts w:ascii="Times New Roman" w:hAnsi="Times New Roman" w:cs="Times New Roman"/>
+        </w:rPr>
+        <w:t xml:space="preserve"> By contrast, Bean et al. (1991) proposed match-up scheduling, which reschedules only up to the point of returning to the initial schedule, and Abumaizar and Svestka (1997) proposed affected-operations rescheduling (AOR), which reschedules only the affected operations. Zakaria and Petrovic (2012) restrict the chromosome to an interval, and Sun et al. (2026) organize the range of operations allowed to be re-optimized into four levels. All have in common that stability is secured by </w:t>
       </w:r>
       <w:r>
         <w:rPr>
@@ -1004,7 +1043,7 @@
         <w:rPr>
           <w:rFonts w:ascii="Times New Roman" w:hAnsi="Times New Roman" w:cs="Times New Roman"/>
         </w:rPr>
-        <w:t xml:space="preserve"> To the best of our knowledge, three issues remain across the two lineages above. </w:t>
+        <w:t xml:space="preserve"> To the best of our knowledge, three issues remain across the two approaches above. </w:t>
       </w:r>
       <w:r>
         <w:rPr>
@@ -1017,7 +1056,7 @@
         <w:rPr>
           <w:rFonts w:ascii="Times New Roman" w:hAnsi="Times New Roman" w:cs="Times New Roman"/>
         </w:rPr>
-        <w:t xml:space="preserve"> Across both lineages, the search-based methods are concentrated in population-based search (Rangsaritratsamee et al., 2004; Fattahi and Fallahi, 2010; Zakaria and Petrovic, 2012; Zhang et al., 2013; Valledor et al., 2022; Luo et al., 2025; Sun et al., 2026). No study has compared the two search structures (trajectory-based versus population-based) under identical conditions to ask how they differ under the rescheduling-specific property that a high-quality original schedule </w:t>
+        <w:t xml:space="preserve"> Across both approaches, the metaheuristics used are concentrated in population-based search (Rangsaritratsamee et al., 2004; Fattahi and Fallahi, 2010; Zakaria and Petrovic, 2012; Zhang et al., 2013; Valledor et al., 2022; Luo et al., 2025; Sun et al., 2026). No study has examined how the two search structures (trajectory-based versus population-based) differ under the rescheduling-specific property that a solution preserving the sequences of the initial schedule </w:t>
       </w:r>
       <w:r>
         <w:rPr>
@@ -1038,7 +1077,7 @@
         <w:rPr>
           <w:rFonts w:ascii="Times New Roman" w:hAnsi="Times New Roman" w:cs="Times New Roman"/>
         </w:rPr>
-        <w:t xml:space="preserve"> already exists. </w:t>
+        <w:t xml:space="preserve">, optimal in stability and small in MS, is in hand before the search begins. </w:t>
       </w:r>
       <w:r>
         <w:rPr>
@@ -1051,14 +1090,14 @@
         <w:rPr>
           <w:rFonts w:ascii="Times New Roman" w:hAnsi="Times New Roman" w:cs="Times New Roman"/>
         </w:rPr>
-        <w:t xml:space="preserve"> Comparisons have taken the form of scalar values at a few weight settings (Rangsaritratsamee et al., 2004; Zhang et al., 2013), an efficiency measure reported alongside stability (Sun et al., 2026), or indicators over the whole Pareto front such as hypervolume (Valledor et al., 2022; Luo et al., 2025); none measures the quality attained within the high-stability region. </w:t>
-      </w:r>
-      <w:r>
-        <w:rPr>
-          <w:rFonts w:ascii="Times New Roman" w:hAnsi="Times New Roman" w:cs="Times New Roman"/>
-          <w:i/>
-        </w:rPr>
-        <w:t xml:space="preserve">Third, there is no means of moving a solution toward </w:t>
+        <w:t xml:space="preserve"> Comparisons have taken the form of scalar values at a few weight settings (Rangsaritratsamee et al., 2004; Zhang et al., 2013), an efficiency measure reported alongside stability (Sun et al., 2026), or indicators over the whole Pareto front such as hypervolume (Valledor et al., 2022; Luo et al., 2025); none measures the HV restricted to the high-stability region. </w:t>
+      </w:r>
+      <w:r>
+        <w:rPr>
+          <w:rFonts w:ascii="Times New Roman" w:hAnsi="Times New Roman" w:cs="Times New Roman"/>
+          <w:i/>
+        </w:rPr>
+        <w:t xml:space="preserve">Third, there is no move that pulls a solution back toward </w:t>
       </w:r>
       <w:r>
         <w:rPr>
@@ -1086,7 +1125,7 @@
         <w:rPr>
           <w:rFonts w:ascii="Times New Roman" w:hAnsi="Times New Roman" w:cs="Times New Roman"/>
         </w:rPr>
-        <w:t xml:space="preserve"> The objective-embedding lineage weaves stability into the </w:t>
+        <w:t xml:space="preserve"> The objective-embedding approach weaves stability into the </w:t>
       </w:r>
       <w:r>
         <w:rPr>
@@ -1099,7 +1138,7 @@
         <w:rPr>
           <w:rFonts w:ascii="Times New Roman" w:hAnsi="Times New Roman" w:cs="Times New Roman"/>
         </w:rPr>
-        <w:t xml:space="preserve"> of a solution, and the scope-limiting lineage cuts the search </w:t>
+        <w:t xml:space="preserve"> of a solution, and the scope-limiting approach cuts the search </w:t>
       </w:r>
       <w:r>
         <w:rPr>
@@ -1112,7 +1151,7 @@
         <w:rPr>
           <w:rFonts w:ascii="Times New Roman" w:hAnsi="Times New Roman" w:cs="Times New Roman"/>
         </w:rPr>
-        <w:t xml:space="preserve"> to guarantee it structurally (at the price of excluding from the search the efficiency–stability trade-off solutions that lie outside the restriction). Neither has a </w:t>
+        <w:t xml:space="preserve"> to guarantee it structurally (at the price of excluding from the search the efficiency–stability trade-off solutions that lie outside the restriction). Neither, however, has that </w:t>
       </w:r>
       <w:r>
         <w:rPr>
@@ -1125,28 +1164,7 @@
         <w:rPr>
           <w:rFonts w:ascii="Times New Roman" w:hAnsi="Times New Roman" w:cs="Times New Roman"/>
         </w:rPr>
-        <w:t xml:space="preserve"> that brings a solution closer to </w:t>
-      </w:r>
-      <w:r>
-        <w:rPr>
-          <w:rFonts w:ascii="Times New Roman" w:hAnsi="Times New Roman" w:cs="Times New Roman"/>
-          <w:i/>
-        </w:rPr>
-        <w:t xml:space="preserve">S</w:t>
-      </w:r>
-      <w:r>
-        <w:rPr>
-          <w:rFonts w:ascii="Times New Roman" w:hAnsi="Times New Roman" w:cs="Times New Roman"/>
-          <w:i/>
-          <w:vertAlign w:val="subscript"/>
-        </w:rPr>
-        <w:t xml:space="preserve">p</w:t>
-      </w:r>
-      <w:r>
-        <w:rPr>
-          <w:rFonts w:ascii="Times New Roman" w:hAnsi="Times New Roman" w:cs="Times New Roman"/>
-        </w:rPr>
-        <w:t xml:space="preserve">.</w:t>
+        <w:t xml:space="preserve"> itself.</w:t>
       </w:r>
     </w:p>
     <w:p>
@@ -1166,20 +1184,40 @@
         <w:rPr>
           <w:rFonts w:ascii="Times New Roman" w:hAnsi="Times New Roman" w:cs="Times New Roman"/>
         </w:rPr>
-        <w:t xml:space="preserve"> To address these issues, this study measures </w:t>
-      </w:r>
-      <w:r>
-        <w:rPr>
-          <w:rFonts w:ascii="Times New Roman" w:hAnsi="Times New Roman" w:cs="Times New Roman"/>
-          <w:i/>
-        </w:rPr>
-        <w:t xml:space="preserve">the quality attained within the high-stability region</w:t>
-      </w:r>
-      <w:r>
-        <w:rPr>
-          <w:rFonts w:ascii="Times New Roman" w:hAnsi="Times New Roman" w:cs="Times New Roman"/>
-        </w:rPr>
-        <w:t xml:space="preserve"> separately from the quality of the whole front (Section 3.4) and poses two hypotheses with it as the response (Figure 1). Trajectory-based search (ILS), which applies successive transformations starting from </w:t>
+        <w:t xml:space="preserve"> To address these issues, this study takes the </w:t>
+      </w:r>
+      <w:r>
+        <w:rPr>
+          <w:rFonts w:ascii="Times New Roman" w:hAnsi="Times New Roman" w:cs="Times New Roman"/>
+          <w:i/>
+        </w:rPr>
+        <w:t xml:space="preserve">high-stability HV</w:t>
+      </w:r>
+      <w:r>
+        <w:rPr>
+          <w:rFonts w:ascii="Times New Roman" w:hAnsi="Times New Roman" w:cs="Times New Roman"/>
+        </w:rPr>
+        <w:t xml:space="preserve"> introduced in Section 1 (the HV restricted to the high-stability region; Section 3.4) as the response and poses the following two hypotheses.</w:t>
+      </w:r>
+    </w:p>
+    <w:p>
+      <w:pPr>
+        <w:pStyle w:val="a8"/>
+        <w:spacing w:line="240" w:lineRule="exact"/>
+        <w:jc w:val="both"/>
+      </w:pPr>
+      <w:r>
+        <w:rPr>
+          <w:rFonts w:ascii="Times New Roman" w:hAnsi="Times New Roman" w:cs="Times New Roman"/>
+          <w:b/>
+        </w:rPr>
+        <w:t xml:space="preserve">Hypothesis 1</w:t>
+      </w:r>
+      <w:r>
+        <w:rPr>
+          <w:rFonts w:ascii="Times New Roman" w:hAnsi="Times New Roman" w:cs="Times New Roman"/>
+        </w:rPr>
+        <w:t xml:space="preserve"> (Figure 1(a)): trajectory-based search (ILS) starts from </w:t>
       </w:r>
       <w:r>
         <w:rPr>
@@ -1200,7 +1238,7 @@
         <w:rPr>
           <w:rFonts w:ascii="Times New Roman" w:hAnsi="Times New Roman" w:cs="Times New Roman"/>
         </w:rPr>
-        <w:t xml:space="preserve">, can fill the high-stability region in small steps while spreading outward from </w:t>
+        <w:t xml:space="preserve"> and accumulates small changes, so it generates many solutions in the high-stability region. Population-based search (Memetic), by contrast, creates offspring by recombining the chromosomes of two parents; because recombination involves jumps that cannot be expressed as small changes from </w:t>
       </w:r>
       <w:r>
         <w:rPr>
@@ -1221,7 +1259,40 @@
         <w:rPr>
           <w:rFonts w:ascii="Times New Roman" w:hAnsi="Times New Roman" w:cs="Times New Roman"/>
         </w:rPr>
-        <w:t xml:space="preserve">, whereas population-based search (Memetic) advances by creating solutions that recombine the structures of two parents. Because recombination involves jumps that cannot be expressed as small changes from </w:t>
+        <w:t xml:space="preserve">, it is largely unable to generate solutions in the high-stability region. Hence, even with the same local search, </w:t>
+      </w:r>
+      <w:r>
+        <w:rPr>
+          <w:rFonts w:ascii="Times New Roman" w:hAnsi="Times New Roman" w:cs="Times New Roman"/>
+          <w:i/>
+        </w:rPr>
+        <w:t xml:space="preserve">trajectory-based search attains a larger high-stability HV</w:t>
+      </w:r>
+      <w:r>
+        <w:rPr>
+          <w:rFonts w:ascii="Times New Roman" w:hAnsi="Times New Roman" w:cs="Times New Roman"/>
+        </w:rPr>
+        <w:t xml:space="preserve">.</w:t>
+      </w:r>
+    </w:p>
+    <w:p>
+      <w:pPr>
+        <w:pStyle w:val="a8"/>
+        <w:spacing w:line="240" w:lineRule="exact"/>
+        <w:jc w:val="both"/>
+      </w:pPr>
+      <w:r>
+        <w:rPr>
+          <w:rFonts w:ascii="Times New Roman" w:hAnsi="Times New Roman" w:cs="Times New Roman"/>
+          <w:b/>
+        </w:rPr>
+        <w:t xml:space="preserve">Hypothesis 2</w:t>
+      </w:r>
+      <w:r>
+        <w:rPr>
+          <w:rFonts w:ascii="Times New Roman" w:hAnsi="Times New Roman" w:cs="Times New Roman"/>
+        </w:rPr>
+        <w:t xml:space="preserve"> (Figure 1(b)): if Hypothesis 1 holds, population-based search is failing to obtain solutions in the high-stability region. As the means of obtaining them, this study designs the move that pulls a solution back toward </w:t>
       </w:r>
       <w:r>
         <w:rPr>
@@ -1242,20 +1313,7 @@
         <w:rPr>
           <w:rFonts w:ascii="Times New Roman" w:hAnsi="Times New Roman" w:cs="Times New Roman"/>
         </w:rPr>
-        <w:t xml:space="preserve">, the way population-based search fills this region should be structurally coarse even with the same local search: </w:t>
-      </w:r>
-      <w:r>
-        <w:rPr>
-          <w:rFonts w:ascii="Times New Roman" w:hAnsi="Times New Roman" w:cs="Times New Roman"/>
-          <w:i/>
-        </w:rPr>
-        <w:t xml:space="preserve">Hypothesis 1 (H1)</w:t>
-      </w:r>
-      <w:r>
-        <w:rPr>
-          <w:rFonts w:ascii="Times New Roman" w:hAnsi="Times New Roman" w:cs="Times New Roman"/>
-        </w:rPr>
-        <w:t xml:space="preserve">; see Figure 1(a). If H1 holds, what population-based search lacks is the ability to fill the high-stability region. This study supplies it by designing the move toward </w:t>
+        <w:t xml:space="preserve"> as a stability-inducing operator (Section 3.3). On the path that pulls individuals far from </w:t>
       </w:r>
       <w:r>
         <w:rPr>
@@ -1276,76 +1334,33 @@
         <w:rPr>
           <w:rFonts w:ascii="Times New Roman" w:hAnsi="Times New Roman" w:cs="Times New Roman"/>
         </w:rPr>
-        <w:t xml:space="preserve"> as an operator (Section 3.3). The intermediate solutions on a path that </w:t>
-      </w:r>
-      <w:r>
-        <w:rPr>
-          <w:rFonts w:ascii="Times New Roman" w:hAnsi="Times New Roman" w:cs="Times New Roman"/>
-          <w:i/>
-        </w:rPr>
-        <w:t xml:space="preserve">brings individuals that have drifted away from </w:t>
-      </w:r>
-      <w:r>
-        <w:rPr>
-          <w:rFonts w:ascii="Times New Roman" w:hAnsi="Times New Roman" w:cs="Times New Roman"/>
-          <w:i/>
-        </w:rPr>
-        <w:t xml:space="preserve">S</w:t>
-      </w:r>
-      <w:r>
-        <w:rPr>
-          <w:rFonts w:ascii="Times New Roman" w:hAnsi="Times New Roman" w:cs="Times New Roman"/>
-          <w:i/>
-          <w:vertAlign w:val="subscript"/>
-        </w:rPr>
-        <w:t xml:space="preserve">p</w:t>
-      </w:r>
-      <w:r>
-        <w:rPr>
-          <w:rFonts w:ascii="Times New Roman" w:hAnsi="Times New Roman" w:cs="Times New Roman"/>
-          <w:i/>
-        </w:rPr>
-        <w:t xml:space="preserve"> back toward it from the outside</w:t>
-      </w:r>
-      <w:r>
-        <w:rPr>
-          <w:rFonts w:ascii="Times New Roman" w:hAnsi="Times New Roman" w:cs="Times New Roman"/>
-        </w:rPr>
-        <w:t xml:space="preserve"> should fill this gap and raise the quality of the high-stability region of population-based search to the level that trajectory-based search reaches by itself: </w:t>
-      </w:r>
-      <w:r>
-        <w:rPr>
-          <w:rFonts w:ascii="Times New Roman" w:hAnsi="Times New Roman" w:cs="Times New Roman"/>
-          <w:i/>
-        </w:rPr>
-        <w:t xml:space="preserve">Hypothesis 2 (H2)</w:t>
-      </w:r>
-      <w:r>
-        <w:rPr>
-          <w:rFonts w:ascii="Times New Roman" w:hAnsi="Times New Roman" w:cs="Times New Roman"/>
-        </w:rPr>
-        <w:t xml:space="preserve">; see Figure 1(b). Whether trajectory-based search, which already fills this region by spreading out from </w:t>
-      </w:r>
-      <w:r>
-        <w:rPr>
-          <w:rFonts w:ascii="Times New Roman" w:hAnsi="Times New Roman" w:cs="Times New Roman"/>
-          <w:i/>
-        </w:rPr>
-        <w:t xml:space="preserve">S</w:t>
-      </w:r>
-      <w:r>
-        <w:rPr>
-          <w:rFonts w:ascii="Times New Roman" w:hAnsi="Times New Roman" w:cs="Times New Roman"/>
-          <w:i/>
-          <w:vertAlign w:val="subscript"/>
-        </w:rPr>
-        <w:t xml:space="preserve">p</w:t>
-      </w:r>
-      <w:r>
-        <w:rPr>
-          <w:rFonts w:ascii="Times New Roman" w:hAnsi="Times New Roman" w:cs="Times New Roman"/>
-        </w:rPr>
-        <w:t xml:space="preserve">, gains anything further is not obvious, so we do not predict the direction of the effect but equip both structures with the same operators and compare the effect across them.</w:t>
+        <w:t xml:space="preserve"> back to it, solutions with small sequence deviation and only a small loss in MS appear. Equipping population-based search with this operator therefore </w:t>
+      </w:r>
+      <w:r>
+        <w:rPr>
+          <w:rFonts w:ascii="Times New Roman" w:hAnsi="Times New Roman" w:cs="Times New Roman"/>
+          <w:i/>
+        </w:rPr>
+        <w:t xml:space="preserve">raises its high-stability HV to the value that trajectory-based search attains without the operators</w:t>
+      </w:r>
+      <w:r>
+        <w:rPr>
+          <w:rFonts w:ascii="Times New Roman" w:hAnsi="Times New Roman" w:cs="Times New Roman"/>
+        </w:rPr>
+        <w:t xml:space="preserve">.</w:t>
+      </w:r>
+    </w:p>
+    <w:p>
+      <w:pPr>
+        <w:pStyle w:val="a8"/>
+        <w:spacing w:line="240" w:lineRule="exact"/>
+        <w:jc w:val="both"/>
+      </w:pPr>
+      <w:r>
+        <w:rPr>
+          <w:rFonts w:ascii="Times New Roman" w:hAnsi="Times New Roman" w:cs="Times New Roman"/>
+        </w:rPr>
+        <w:t xml:space="preserve">Note that trajectory-based search already obtains solutions in the high-stability region without the operators, so we pose no hypothesis on it and instead equip both search structures with the same operators and compare the effect (Section 4.2).</w:t>
       </w:r>
     </w:p>
     <w:p>
@@ -1403,7 +1418,7 @@
         <w:rPr>
           <w:rFonts w:ascii="Times New Roman" w:hAnsi="Times New Roman" w:cs="Times New Roman"/>
         </w:rPr>
-        <w:t xml:space="preserve">An operation delay leaves the operation set unchanged and can be handled by readjusting the processing sequences alone, so it is the disruption under which the premise of keeping the revised solution in the high-stability region holds most naturally. This study therefore restricts the disruption to a single operation delay (of length </w:t>
+        <w:t xml:space="preserve">An operation delay leaves the operation set unchanged and can be handled by readjusting the processing sequences alone, so it is the disruption under which the premise of keeping the revised schedule in the high-stability region holds most naturally. This study therefore restricts the disruption to a single operation delay (of length </w:t>
       </w:r>
       <w:r>
         <w:rPr>
@@ -1416,7 +1431,7 @@
         <w:rPr>
           <w:rFonts w:ascii="Times New Roman" w:hAnsi="Times New Roman" w:cs="Times New Roman"/>
         </w:rPr>
-        <w:t xml:space="preserve">). After an operation delay occurs in an </w:t>
+        <w:t xml:space="preserve">). After such a delay occurs in an </w:t>
       </w:r>
       <w:r>
         <w:rPr>
@@ -1463,7 +1478,7 @@
         <w:rPr>
           <w:rFonts w:ascii="Times New Roman" w:hAnsi="Times New Roman" w:cs="Times New Roman"/>
         </w:rPr>
-        <w:t xml:space="preserve"> given the original schedule </w:t>
+        <w:t xml:space="preserve"> for the initial schedule </w:t>
       </w:r>
       <w:r>
         <w:rPr>
@@ -1484,7 +1499,28 @@
         <w:rPr>
           <w:rFonts w:ascii="Times New Roman" w:hAnsi="Times New Roman" w:cs="Times New Roman"/>
         </w:rPr>
-        <w:t xml:space="preserve">. The shop floor continues execution by absorbing the delay without changing the machine sequences of </w:t>
+        <w:t xml:space="preserve">. From the occurrence of the delay until the rescheduling time </w:t>
+      </w:r>
+      <w:r>
+        <w:rPr>
+          <w:rFonts w:ascii="Times New Roman" w:hAnsi="Times New Roman" w:cs="Times New Roman"/>
+          <w:i/>
+        </w:rPr>
+        <w:t xml:space="preserve">t</w:t>
+      </w:r>
+      <w:r>
+        <w:rPr>
+          <w:rFonts w:ascii="Times New Roman" w:hAnsi="Times New Roman" w:cs="Times New Roman"/>
+          <w:i/>
+          <w:vertAlign w:val="subscript"/>
+        </w:rPr>
+        <w:t xml:space="preserve">r</w:t>
+      </w:r>
+      <w:r>
+        <w:rPr>
+          <w:rFonts w:ascii="Times New Roman" w:hAnsi="Times New Roman" w:cs="Times New Roman"/>
+        </w:rPr>
+        <w:t xml:space="preserve"> (the time at which the delay is resolved), the shop floor continues execution by absorbing the delay without changing the machine sequences of </w:t>
       </w:r>
       <w:r>
         <w:rPr>
@@ -1505,108 +1541,61 @@
         <w:rPr>
           <w:rFonts w:ascii="Times New Roman" w:hAnsi="Times New Roman" w:cs="Times New Roman"/>
         </w:rPr>
-        <w:t xml:space="preserve">; we call this actual schedule the </w:t>
-      </w:r>
-      <w:r>
-        <w:rPr>
-          <w:rFonts w:ascii="Times New Roman" w:hAnsi="Times New Roman" w:cs="Times New Roman"/>
-          <w:i/>
-        </w:rPr>
-        <w:t xml:space="preserve">right-shift solution </w:t>
-      </w:r>
-      <w:r>
-        <w:rPr>
-          <w:rFonts w:ascii="Times New Roman" w:hAnsi="Times New Roman" w:cs="Times New Roman"/>
-          <w:i/>
-        </w:rPr>
-        <w:t xml:space="preserve">S</w:t>
-      </w:r>
-      <w:r>
-        <w:rPr>
-          <w:rFonts w:ascii="Times New Roman" w:hAnsi="Times New Roman" w:cs="Times New Roman"/>
+        <w:t xml:space="preserve"> (right-shift). Operations that have started in this execution before </w:t>
+      </w:r>
+      <w:r>
+        <w:rPr>
+          <w:rFonts w:ascii="Times New Roman" w:hAnsi="Times New Roman" w:cs="Times New Roman"/>
+          <w:i/>
+        </w:rPr>
+        <w:t xml:space="preserve">t</w:t>
+      </w:r>
+      <w:r>
+        <w:rPr>
+          <w:rFonts w:ascii="Times New Roman" w:hAnsi="Times New Roman" w:cs="Times New Roman"/>
+          <w:i/>
           <w:vertAlign w:val="subscript"/>
         </w:rPr>
-        <w:t xml:space="preserve">RSR</w:t>
-      </w:r>
-      <w:r>
-        <w:rPr>
-          <w:rFonts w:ascii="Times New Roman" w:hAnsi="Times New Roman" w:cs="Times New Roman"/>
-        </w:rPr>
-        <w:t xml:space="preserve">. Operations that have started on </w:t>
-      </w:r>
-      <w:r>
-        <w:rPr>
-          <w:rFonts w:ascii="Times New Roman" w:hAnsi="Times New Roman" w:cs="Times New Roman"/>
-          <w:i/>
-        </w:rPr>
-        <w:t xml:space="preserve">S</w:t>
-      </w:r>
-      <w:r>
-        <w:rPr>
-          <w:rFonts w:ascii="Times New Roman" w:hAnsi="Times New Roman" w:cs="Times New Roman"/>
+        <w:t xml:space="preserve">r</w:t>
+      </w:r>
+      <w:r>
+        <w:rPr>
+          <w:rFonts w:ascii="Times New Roman" w:hAnsi="Times New Roman" w:cs="Times New Roman"/>
+        </w:rPr>
+        <w:t xml:space="preserve"> can no longer be changed and are therefore </w:t>
+      </w:r>
+      <w:r>
+        <w:rPr>
+          <w:rFonts w:ascii="Times New Roman" w:hAnsi="Times New Roman" w:cs="Times New Roman"/>
+          <w:i/>
+        </w:rPr>
+        <w:t xml:space="preserve">frozen</w:t>
+      </w:r>
+      <w:r>
+        <w:rPr>
+          <w:rFonts w:ascii="Times New Roman" w:hAnsi="Times New Roman" w:cs="Times New Roman"/>
+        </w:rPr>
+        <w:t xml:space="preserve">. The operations from </w:t>
+      </w:r>
+      <w:r>
+        <w:rPr>
+          <w:rFonts w:ascii="Times New Roman" w:hAnsi="Times New Roman" w:cs="Times New Roman"/>
+          <w:i/>
+        </w:rPr>
+        <w:t xml:space="preserve">t</w:t>
+      </w:r>
+      <w:r>
+        <w:rPr>
+          <w:rFonts w:ascii="Times New Roman" w:hAnsi="Times New Roman" w:cs="Times New Roman"/>
+          <w:i/>
           <w:vertAlign w:val="subscript"/>
         </w:rPr>
-        <w:t xml:space="preserve">RSR</w:t>
-      </w:r>
-      <w:r>
-        <w:rPr>
-          <w:rFonts w:ascii="Times New Roman" w:hAnsi="Times New Roman" w:cs="Times New Roman"/>
-        </w:rPr>
-        <w:t xml:space="preserve"> before the rescheduling time </w:t>
-      </w:r>
-      <w:r>
-        <w:rPr>
-          <w:rFonts w:ascii="Times New Roman" w:hAnsi="Times New Roman" w:cs="Times New Roman"/>
-          <w:i/>
-        </w:rPr>
-        <w:t xml:space="preserve">t</w:t>
-      </w:r>
-      <w:r>
-        <w:rPr>
-          <w:rFonts w:ascii="Times New Roman" w:hAnsi="Times New Roman" w:cs="Times New Roman"/>
-          <w:i/>
-          <w:vertAlign w:val="subscript"/>
-        </w:rPr>
         <w:t xml:space="preserve">r</w:t>
       </w:r>
       <w:r>
         <w:rPr>
           <w:rFonts w:ascii="Times New Roman" w:hAnsi="Times New Roman" w:cs="Times New Roman"/>
         </w:rPr>
-        <w:t xml:space="preserve"> (the time at which the delay is resolved) are </w:t>
-      </w:r>
-      <w:r>
-        <w:rPr>
-          <w:rFonts w:ascii="Times New Roman" w:hAnsi="Times New Roman" w:cs="Times New Roman"/>
-          <w:i/>
-        </w:rPr>
-        <w:t xml:space="preserve">frozen</w:t>
-      </w:r>
-      <w:r>
-        <w:rPr>
-          <w:rFonts w:ascii="Times New Roman" w:hAnsi="Times New Roman" w:cs="Times New Roman"/>
-        </w:rPr>
-        <w:t xml:space="preserve">, and the operations from </w:t>
-      </w:r>
-      <w:r>
-        <w:rPr>
-          <w:rFonts w:ascii="Times New Roman" w:hAnsi="Times New Roman" w:cs="Times New Roman"/>
-          <w:i/>
-        </w:rPr>
-        <w:t xml:space="preserve">t</w:t>
-      </w:r>
-      <w:r>
-        <w:rPr>
-          <w:rFonts w:ascii="Times New Roman" w:hAnsi="Times New Roman" w:cs="Times New Roman"/>
-          <w:i/>
-          <w:vertAlign w:val="subscript"/>
-        </w:rPr>
-        <w:t xml:space="preserve">r</w:t>
-      </w:r>
-      <w:r>
-        <w:rPr>
-          <w:rFonts w:ascii="Times New Roman" w:hAnsi="Times New Roman" w:cs="Times New Roman"/>
-        </w:rPr>
         <w:t xml:space="preserve"> onward are the </w:t>
       </w:r>
       <w:r>
@@ -1620,28 +1609,7 @@
         <w:rPr>
           <w:rFonts w:ascii="Times New Roman" w:hAnsi="Times New Roman" w:cs="Times New Roman"/>
         </w:rPr>
-        <w:t xml:space="preserve">. The decision variables are only the per-machine processing sequences of the target operations, and a solution is evaluated as the semi-active schedule obtained by fixing the frozen part at the front and pushing each operation to its earliest feasible start time at or after </w:t>
-      </w:r>
-      <w:r>
-        <w:rPr>
-          <w:rFonts w:ascii="Times New Roman" w:hAnsi="Times New Roman" w:cs="Times New Roman"/>
-          <w:i/>
-        </w:rPr>
-        <w:t xml:space="preserve">t</w:t>
-      </w:r>
-      <w:r>
-        <w:rPr>
-          <w:rFonts w:ascii="Times New Roman" w:hAnsi="Times New Roman" w:cs="Times New Roman"/>
-          <w:i/>
-          <w:vertAlign w:val="subscript"/>
-        </w:rPr>
-        <w:t xml:space="preserve">r</w:t>
-      </w:r>
-      <w:r>
-        <w:rPr>
-          <w:rFonts w:ascii="Times New Roman" w:hAnsi="Times New Roman" w:cs="Times New Roman"/>
-        </w:rPr>
-        <w:t xml:space="preserve">.</w:t>
+        <w:t xml:space="preserve">, and the decision variables are only their per-machine processing sequences.</w:t>
       </w:r>
     </w:p>
     <w:p>
@@ -1661,7 +1629,7 @@
         <w:rPr>
           <w:rFonts w:ascii="Times New Roman" w:hAnsi="Times New Roman" w:cs="Times New Roman"/>
         </w:rPr>
-        <w:t xml:space="preserve"> Deviation measures fall into two families: (i) start-time deviation and (ii) sequence deviation. Sun et al. (2026), for example, distinguish the two explicitly and adopt the former (the sum of absolute start-time deviations) as their stability measure. This study adopts the latter, because the moves used in the search (the N5 neighborhood and the swap moves of the stability-inducing operators, Sections 3.2–3.3) are all permutation moves and because it is largely independent of MS.</w:t>
+        <w:t xml:space="preserve"> Ways of measuring the change fall into two families: (i) start-time deviation and (ii) sequence deviation. Sun et al. (2026), for example, distinguish the two explicitly and adopt the former (the sum of absolute start-time deviations) as their stability measure. This study adopts the latter, because the moves used in the search (the N5 neighborhood and the swap moves of the stability-inducing operators, Sections 3.2–3.3) are all permutation moves and because it is largely independent of MS.</w:t>
       </w:r>
     </w:p>
     <w:p>
@@ -2047,7 +2015,7 @@
         <w:rPr>
           <w:rFonts w:ascii="Times New Roman" w:hAnsi="Times New Roman" w:cs="Times New Roman"/>
         </w:rPr>
-        <w:t xml:space="preserve"> corresponds to the sequence-preserving right-shift solution </w:t>
+        <w:t xml:space="preserve"> corresponds to a solution that keeps the machine sequences of </w:t>
       </w:r>
       <w:r>
         <w:rPr>
@@ -2059,9 +2027,10 @@
       <w:r>
         <w:rPr>
           <w:rFonts w:ascii="Times New Roman" w:hAnsi="Times New Roman" w:cs="Times New Roman"/>
+          <w:i/>
           <w:vertAlign w:val="subscript"/>
         </w:rPr>
-        <w:t xml:space="preserve">RSR</w:t>
+        <w:t xml:space="preserve">p</w:t>
       </w:r>
       <w:r>
         <w:rPr>
@@ -2537,7 +2506,7 @@
         <w:rPr>
           <w:rFonts w:ascii="Times New Roman" w:hAnsi="Times New Roman" w:cs="Times New Roman"/>
         </w:rPr>
-        <w:t xml:space="preserve"> over several points (weighted-sum sweep) and runs an independent search at each point. The search at one point corresponds to the practical operation of rescheduling once with the weight fixed (Rangsaritratsamee et al., 2004). Consequently, the same experiment yields both the speed in practice, by following the search at each point over time, and the quality of the whole trade-off, by combining the solutions of all points (Section 3.4). A weighted sum cannot reach concave parts of a non-convex front (Marler and Arora, 2010), but since all methods share the same scalarization and the solutions in concave parts visited during the search are also recorded by the UEA (Section 3.4), we consider the effect on the comparison between structures limited.</w:t>
+        <w:t xml:space="preserve"> over several points (weighted-sum sweep) and runs an independent search at each point. The search at one point corresponds to rescheduling once in practice with the weight fixed (Rangsaritratsamee et al., 2004). Consequently, the same experiment yields both how quickly HV rises in practice, by following the search at each point over time, and the HV of the whole front, by combining the solutions of all points (Section 3.4). A weighted sum cannot reach concave parts of a non-convex front (Marler and Arora, 2010), but since all methods share the same scalarization and the solutions in concave parts visited during the search are also recorded by the UEA (Section 3.4), we consider the effect on the comparison between structures limited.</w:t>
       </w:r>
     </w:p>
     <w:p>
@@ -2553,7 +2522,7 @@
           <w:sz w:val="22"/>
           <w:szCs w:val="22"/>
         </w:rPr>
-        <w:t xml:space="preserve">3.2 Factor 1: Search Structure — ILS and Memetic (H1)</w:t>
+        <w:t xml:space="preserve">3.2 Factor 1: Search Structure — ILS and Memetic (Hypothesis 1)</w:t>
       </w:r>
     </w:p>
     <w:p>
@@ -2566,7 +2535,7 @@
         <w:rPr>
           <w:rFonts w:ascii="Times New Roman" w:hAnsi="Times New Roman" w:cs="Times New Roman"/>
         </w:rPr>
-        <w:t xml:space="preserve">To test H1 (Section 2), we place the </w:t>
+        <w:t xml:space="preserve">To test Hypothesis 1 (Section 2), we place the </w:t>
       </w:r>
       <w:r>
         <w:rPr>
@@ -2599,20 +2568,7 @@
         <w:rPr>
           <w:rFonts w:ascii="Times New Roman" w:hAnsi="Times New Roman" w:cs="Times New Roman"/>
         </w:rPr>
-        <w:t xml:space="preserve"> ILS (Lourenço et al., 2019) is a framework that improves a single solution by iterating three steps: perturbing the current solution, improving the perturbed solution by local search, and deciding whether to accept the result. We adopt ILS among trajectory-based methods because it clearly separates intensification (local search) from escape (perturbation). This separation lets </w:t>
-      </w:r>
-      <w:r>
-        <w:rPr>
-          <w:rFonts w:ascii="Times New Roman" w:hAnsi="Times New Roman" w:cs="Times New Roman"/>
-          <w:i/>
-        </w:rPr>
-        <w:t xml:space="preserve">the perturbation strength, how far the search moves from the current solution at once, be controlled directly as the number of insert moves</w:t>
-      </w:r>
-      <w:r>
-        <w:rPr>
-          <w:rFonts w:ascii="Times New Roman" w:hAnsi="Times New Roman" w:cs="Times New Roman"/>
-        </w:rPr>
-        <w:t xml:space="preserve">, and lets the stability-inducing operators (Section 3.3) be built in naturally as perturbations. The </w:t>
+        <w:t xml:space="preserve"> ILS (Lourenço et al., 2019) is a framework that improves a single solution by iterating three steps: perturbing the current solution, improving the perturbed solution by local search, and deciding whether to accept the result. We adopt ILS among trajectory-based methods because local search and perturbation are separate stages. The perturbation strength, how far the search moves from the current solution at once, can be set explicitly, and the stability-inducing operators (Section 3.3) can be placed in the perturbation stage without altering the local search or the acceptance criterion. The </w:t>
       </w:r>
       <w:r>
         <w:rPr>
@@ -2769,7 +2725,7 @@
         <w:rPr>
           <w:rFonts w:ascii="Times New Roman" w:hAnsi="Times New Roman" w:cs="Times New Roman"/>
         </w:rPr>
-        <w:t xml:space="preserve"> The population-based search that serves as the counterpart for H1 is </w:t>
+        <w:t xml:space="preserve"> The population-based search that serves as the counterpart for Hypothesis 1 is </w:t>
       </w:r>
       <w:r>
         <w:rPr>
@@ -2881,7 +2837,7 @@
           <w:sz w:val="22"/>
           <w:szCs w:val="22"/>
         </w:rPr>
-        <w:t xml:space="preserve"> (H2)</w:t>
+        <w:t xml:space="preserve"> (Hypothesis 2)</w:t>
       </w:r>
     </w:p>
     <w:p>
@@ -2930,13 +2886,13 @@
           <w:rFonts w:ascii="Times New Roman" w:hAnsi="Times New Roman" w:cs="Times New Roman"/>
           <w:i/>
         </w:rPr>
-        <w:t xml:space="preserve">, the pre-disruption schedule</w:t>
-      </w:r>
-      <w:r>
-        <w:rPr>
-          <w:rFonts w:ascii="Times New Roman" w:hAnsi="Times New Roman" w:cs="Times New Roman"/>
-        </w:rPr>
-        <w:t xml:space="preserve">: the path runs from the current local optimum (initiating) toward </w:t>
+        <w:t xml:space="preserve">, the initial schedule</w:t>
+      </w:r>
+      <w:r>
+        <w:rPr>
+          <w:rFonts w:ascii="Times New Roman" w:hAnsi="Times New Roman" w:cs="Times New Roman"/>
+        </w:rPr>
+        <w:t xml:space="preserve">: the path runs from the current local optimum (the initiating solution) toward </w:t>
       </w:r>
       <w:r>
         <w:rPr>
@@ -2957,7 +2913,7 @@
         <w:rPr>
           <w:rFonts w:ascii="Times New Roman" w:hAnsi="Times New Roman" w:cs="Times New Roman"/>
         </w:rPr>
-        <w:t xml:space="preserve"> (guiding). The distance between the two is measured by the number of operations whose ranks in Eq. (1) disagree, </w:t>
+        <w:t xml:space="preserve"> (the guiding solution). The distance between the two is measured by the number of operations whose ranks in Eq. (1) disagree, </w:t>
       </w:r>
       <w:r>
         <w:rPr>
@@ -3255,7 +3211,7 @@
         <w:rPr>
           <w:rFonts w:ascii="Times New Roman" w:hAnsi="Times New Roman" w:cs="Times New Roman"/>
         </w:rPr>
-        <w:t xml:space="preserve"> steps, and the solution with the best </w:t>
+        <w:t xml:space="preserve"> steps, and the operator selects intermediate solutions with small </w:t>
       </w:r>
       <w:r>
         <w:rPr>
@@ -3287,7 +3243,7 @@
         <w:rPr>
           <w:rFonts w:ascii="Times New Roman" w:hAnsi="Times New Roman" w:cs="Times New Roman"/>
         </w:rPr>
-        <w:t xml:space="preserve"> on this path is returned. We fix the guiding solution to </w:t>
+        <w:t xml:space="preserve"> on this path. We fix the guiding solution to </w:t>
       </w:r>
       <w:r>
         <w:rPr>
@@ -3329,7 +3285,33 @@
         <w:rPr>
           <w:rFonts w:ascii="Times New Roman" w:hAnsi="Times New Roman" w:cs="Times New Roman"/>
         </w:rPr>
-        <w:t xml:space="preserve"> is the optimal endpoint of the stability objective, so PR has a single unambiguous interpretation as a move toward that endpoint, and (b) on the way to </w:t>
+        <w:t xml:space="preserve"> is the solution that minimizes the sequence deviation </w:t>
+      </w:r>
+      <w:r>
+        <w:rPr>
+          <w:rFonts w:ascii="Times New Roman" w:hAnsi="Times New Roman" w:cs="Times New Roman"/>
+          <w:i/>
+        </w:rPr>
+        <w:t xml:space="preserve">D</w:t>
+      </w:r>
+      <w:r>
+        <w:rPr>
+          <w:rFonts w:ascii="Times New Roman" w:hAnsi="Times New Roman" w:cs="Times New Roman"/>
+        </w:rPr>
+        <w:t xml:space="preserve">, so PR has a single unambiguous interpretation as a move toward the solution minimizing </w:t>
+      </w:r>
+      <w:r>
+        <w:rPr>
+          <w:rFonts w:ascii="Times New Roman" w:hAnsi="Times New Roman" w:cs="Times New Roman"/>
+          <w:i/>
+        </w:rPr>
+        <w:t xml:space="preserve">D</w:t>
+      </w:r>
+      <w:r>
+        <w:rPr>
+          <w:rFonts w:ascii="Times New Roman" w:hAnsi="Times New Roman" w:cs="Times New Roman"/>
+        </w:rPr>
+        <w:t xml:space="preserve">, and (b) on the path to </w:t>
       </w:r>
       <w:r>
         <w:rPr>
@@ -3350,7 +3332,20 @@
         <w:rPr>
           <w:rFonts w:ascii="Times New Roman" w:hAnsi="Times New Roman" w:cs="Times New Roman"/>
         </w:rPr>
-        <w:t xml:space="preserve">, solutions that raise stability while limiting the loss in MS can be expected to appear, and these are exactly what fills the high-stability region. The operation to swap is chosen at random from the feasible candidates, keeping the number of evaluations at </w:t>
+        <w:t xml:space="preserve">, solutions with small </w:t>
+      </w:r>
+      <w:r>
+        <w:rPr>
+          <w:rFonts w:ascii="Times New Roman" w:hAnsi="Times New Roman" w:cs="Times New Roman"/>
+          <w:i/>
+        </w:rPr>
+        <w:t xml:space="preserve">D</w:t>
+      </w:r>
+      <w:r>
+        <w:rPr>
+          <w:rFonts w:ascii="Times New Roman" w:hAnsi="Times New Roman" w:cs="Times New Roman"/>
+        </w:rPr>
+        <w:t xml:space="preserve"> and only a small loss in MS can be expected to appear, and these become the non-dominated solutions of the high-stability region. The operation to swap is chosen at random from the feasible candidates, keeping the number of evaluations at </w:t>
       </w:r>
       <w:r>
         <w:rPr>
@@ -3421,7 +3416,7 @@
         <w:rPr>
           <w:rFonts w:ascii="Times New Roman" w:hAnsi="Times New Roman" w:cs="Times New Roman"/>
         </w:rPr>
-        <w:t xml:space="preserve">; in preliminary experiments it gained only about +1% in overall HV while taking about 8 times longer under large disruptions, so we do not adopt it.</w:t>
+        <w:t xml:space="preserve">; in preliminary experiments it gained only about +1% in the HV of the whole front while taking up to about 8 times longer, so we do not adopt it.</w:t>
       </w:r>
     </w:p>
     <w:p>
@@ -3614,7 +3609,7 @@
         <w:rPr>
           <w:rFonts w:ascii="Times New Roman" w:hAnsi="Times New Roman" w:cs="Times New Roman"/>
         </w:rPr>
-        <w:t xml:space="preserve"> fills the range between the current solution and </w:t>
+        <w:t xml:space="preserve"> yields solutions over a broad range between the current solution and </w:t>
       </w:r>
       <w:r>
         <w:rPr>
@@ -3635,7 +3630,7 @@
         <w:rPr>
           <w:rFonts w:ascii="Times New Roman" w:hAnsi="Times New Roman" w:cs="Times New Roman"/>
         </w:rPr>
-        <w:t xml:space="preserve"> broadly.</w:t>
+        <w:t xml:space="preserve">.</w:t>
       </w:r>
     </w:p>
     <w:p>
@@ -3728,7 +3723,7 @@
         <w:rPr>
           <w:rFonts w:ascii="Times New Roman" w:hAnsi="Times New Roman" w:cs="Times New Roman"/>
         </w:rPr>
-        <w:t xml:space="preserve"> at each firing and resets to 1 when the upper bound is reached or the best is improved (sawtooth). In population-based search (Memetic), they are built into the refinement of each individual: after the local search, the operator is applied to each individual stochastically (the depth </w:t>
+        <w:t xml:space="preserve"> at each firing and resets to 1 when the upper bound is reached or the best is improved (sawtooth). In population-based search (Memetic), they are built in as an improvement step applied to each individual: after the local search, the operator is applied to each individual stochastically (the depth </w:t>
       </w:r>
       <w:r>
         <w:rPr>
@@ -3793,7 +3788,20 @@
         <w:rPr>
           <w:rFonts w:ascii="Times New Roman" w:hAnsi="Times New Roman" w:cs="Times New Roman"/>
         </w:rPr>
-        <w:t xml:space="preserve">, and each baseline together with its PR and PR-</w:t>
+        <w:t xml:space="preserve">, and a configuration with an operator added is written as the baseline name plus the operator name, e.g. </w:t>
+      </w:r>
+      <w:r>
+        <w:rPr>
+          <w:rFonts w:ascii="Times New Roman" w:hAnsi="Times New Roman" w:cs="Times New Roman"/>
+          <w:i/>
+        </w:rPr>
+        <w:t xml:space="preserve">Memetic+PR</w:t>
+      </w:r>
+      <w:r>
+        <w:rPr>
+          <w:rFonts w:ascii="Times New Roman" w:hAnsi="Times New Roman" w:cs="Times New Roman"/>
+        </w:rPr>
+        <w:t xml:space="preserve">. Each baseline together with its PR and PR-</w:t>
       </w:r>
       <w:r>
         <w:rPr>
@@ -3861,7 +3869,7 @@
         <w:rPr>
           <w:rFonts w:ascii="Times New Roman" w:hAnsi="Times New Roman" w:cs="Times New Roman"/>
         </w:rPr>
-        <w:t xml:space="preserve">We measure the hypervolume (HV) of the Pareto front (Zitzler and Thiele, 1999) under an unbounded external archive (</w:t>
+        <w:t xml:space="preserve">We measure the HV of the Pareto front under an unbounded external archive (</w:t>
       </w:r>
       <w:r>
         <w:rPr>
@@ -3887,7 +3895,7 @@
         <w:rPr>
           <w:rFonts w:ascii="Times New Roman" w:hAnsi="Times New Roman" w:cs="Times New Roman"/>
         </w:rPr>
-        <w:t xml:space="preserve">. The recording points are aligned across the two structures: solutions are recorded both immediately after every move that changes a solution (the perturbation of trajectory-based search, the crossover and mutation of population-based search, and the operators of both) and after the local search. An HV that measures the whole front at once buries the difference in whether the high-stability region is filled. This study therefore measures, in addition to this HV, the quality attained within this region and anytime performance, the availability of a good solution whenever the search is stopped:</w:t>
+        <w:t xml:space="preserve">. The recording points are aligned across the two structures: immediately after every move that changes a solution (the perturbation of trajectory-based search, the crossover and mutation of population-based search, and the stability-inducing operators of both), and after the local search. An HV that measures the whole front at once buries the difference in whether good non-dominated solutions exist in the high-stability region. This study therefore measures, in addition to this HV, the HV restricted to this region and anytime performance, the availability of a good solution whenever the search is stopped:</w:t>
       </w:r>
     </w:p>
     <w:p>
@@ -3913,7 +3921,7 @@
         <w:rPr>
           <w:rFonts w:ascii="Times New Roman" w:hAnsi="Times New Roman" w:cs="Times New Roman"/>
         </w:rPr>
-        <w:t xml:space="preserve"> (quality of the whole trade-off): the hypervolume over the whole region.</w:t>
+        <w:t xml:space="preserve">: the hypervolume over the whole non-dominated set.</w:t>
       </w:r>
     </w:p>
     <w:p>
@@ -3939,7 +3947,7 @@
         <w:rPr>
           <w:rFonts w:ascii="Times New Roman" w:hAnsi="Times New Roman" w:cs="Times New Roman"/>
         </w:rPr>
-        <w:t xml:space="preserve"> (quality of the high-stability region): the hypervolume restricted to the high-stability region </w:t>
+        <w:t xml:space="preserve">: the hypervolume restricted to the high-stability region </w:t>
       </w:r>
       <w:r>
         <w:rPr>
@@ -4020,7 +4028,7 @@
         <w:rPr>
           <w:rFonts w:ascii="Times New Roman" w:hAnsi="Times New Roman" w:cs="Times New Roman"/>
         </w:rPr>
-        <w:t xml:space="preserve"> over the Pareto solutions pooled over all methods and all trials; the value of </w:t>
+        <w:t xml:space="preserve"> over the non-dominated solutions pooled over all methods and all trials; the value of </w:t>
       </w:r>
       <w:r>
         <w:rPr>
@@ -4059,7 +4067,7 @@
         <w:rPr>
           <w:rFonts w:ascii="Times New Roman" w:hAnsi="Times New Roman" w:cs="Times New Roman"/>
         </w:rPr>
-        <w:t xml:space="preserve"> (anytime performance; López-Ibáñez and Stützle, 2014): the time average of the per-weight HV-versus-log-time curve, i.e., the area under that curve normalized by the width of the log-time window. Because the average is taken over log time, it weights the early rise of a search heavily.</w:t>
+        <w:t xml:space="preserve"> (anytime performance; López-Ibáñez and Stützle, 2014): the time average of the per-weight HV-versus-log-time curve. Because the average is taken over log time, it weights the early rise of a search heavily.</w:t>
       </w:r>
     </w:p>
     <w:p>
@@ -4221,26 +4229,6 @@
         <w:rPr>
           <w:rFonts w:ascii="Times New Roman" w:hAnsi="Times New Roman" w:cs="Times New Roman"/>
         </w:rPr>
-        <w:t xml:space="preserve">, such as </w:t>
-      </w:r>
-      <w:r>
-        <w:rPr>
-          <w:rFonts w:ascii="Times New Roman" w:hAnsi="Times New Roman" w:cs="Times New Roman"/>
-          <w:i/>
-        </w:rPr>
-        <w:t xml:space="preserve">S</w:t>
-      </w:r>
-      <w:r>
-        <w:rPr>
-          <w:rFonts w:ascii="Times New Roman" w:hAnsi="Times New Roman" w:cs="Times New Roman"/>
-          <w:vertAlign w:val="subscript"/>
-        </w:rPr>
-        <w:t xml:space="preserve">RSR</w:t>
-      </w:r>
-      <w:r>
-        <w:rPr>
-          <w:rFonts w:ascii="Times New Roman" w:hAnsi="Times New Roman" w:cs="Times New Roman"/>
-        </w:rPr>
         <w:t xml:space="preserve">) are trivial solutions that every method obtains without searching, so they are excluded from the HV computation. Overall HV and high-stability HV are computed after merging, in each trial, the solutions of all points of the weight sweep, whereas AOC takes </w:t>
       </w:r>
       <w:r>
@@ -4254,7 +4242,7 @@
         <w:rPr>
           <w:rFonts w:ascii="Times New Roman" w:hAnsi="Times New Roman" w:cs="Times New Roman"/>
         </w:rPr>
-        <w:t xml:space="preserve">, averaging over wall-clock log-time at each weight and then over all weights (the time window is common to all methods at each weight).</w:t>
+        <w:t xml:space="preserve">, averaging over wall-clock log-time at each weight and then over all weights in each trial (the time window is common to all methods at each weight).</w:t>
       </w:r>
     </w:p>
     <w:p>
@@ -4332,7 +4320,7 @@
         <w:rPr>
           <w:rFonts w:ascii="Times New Roman" w:hAnsi="Times New Roman" w:cs="Times New Roman"/>
         </w:rPr>
-        <w:t xml:space="preserve"> Hypotheses are posed on high-stability HV alone. H1 is tested by comparing ILS-baseline and Memetic-baseline, which share the local search, and is regarded as supported if ILS is significantly ahead in all eight scenarios. H2 is tested in the same form on the gain of operator-equipped Memetic over Memetic-baseline, and the level the gain reaches is checked by comparison with ILS-baseline. Multiple comparisons are handled by Holm correction, with the same comparison repeated across the eight scenarios forming one family.</w:t>
+        <w:t xml:space="preserve"> Hypotheses are posed on high-stability HV alone. Hypothesis 1 is tested by comparing ILS-baseline and Memetic-baseline, which share the local search, and is regarded as supported if ILS is significantly ahead in all eight scenarios. Hypothesis 2 is tested in the same form on the gain of operator-equipped Memetic over Memetic-baseline, and the value reached is checked by comparison with ILS-baseline. Trajectory-based search, on which no hypothesis is posed (Section 2), is tested in the same form: ILS with the operators against ILS-baseline. Multiple comparisons are handled by Holm correction, with the same comparison repeated across the eight scenarios forming one family.</w:t>
       </w:r>
     </w:p>
     <w:p>
@@ -4584,7 +4572,7 @@
         <w:rPr>
           <w:rFonts w:ascii="Times New Roman" w:hAnsi="Times New Roman" w:cs="Times New Roman"/>
         </w:rPr>
-        <w:t xml:space="preserve"> under the disruption; the eight scenarios span 27–82%. For each instance the original schedule </w:t>
+        <w:t xml:space="preserve"> under the disruption; the eight scenarios span 27–82%. For each instance the initial schedule </w:t>
       </w:r>
       <w:r>
         <w:rPr>
@@ -4647,6 +4635,19 @@
           <w:vertAlign w:val="subscript"/>
         </w:rPr>
         <w:t xml:space="preserve">p</w:t>
+      </w:r>
+      <w:r>
+        <w:rPr>
+          <w:rFonts w:ascii="Times New Roman" w:hAnsi="Times New Roman" w:cs="Times New Roman"/>
+        </w:rPr>
+        <w:t xml:space="preserve">, and are labeled S, M, and L in increasing order of </w:t>
+      </w:r>
+      <w:r>
+        <w:rPr>
+          <w:rFonts w:ascii="Times New Roman" w:hAnsi="Times New Roman" w:cs="Times New Roman"/>
+          <w:i/>
+        </w:rPr>
+        <w:t xml:space="preserve">ρ</w:t>
       </w:r>
       <w:r>
         <w:rPr>
@@ -4802,7 +4803,7 @@
                 <w:sz w:val="16"/>
                 <w:szCs w:val="16"/>
               </w:rPr>
-              <w:t xml:space="preserve">=1.0 is excluded because it degenerates to the trivial solution </w:t>
+              <w:t xml:space="preserve">=1.0 is excluded because it degenerates to the trivial solution at </w:t>
             </w:r>
             <w:r>
               <w:rPr>
@@ -4811,16 +4812,23 @@
                 <w:sz w:val="16"/>
                 <w:szCs w:val="16"/>
               </w:rPr>
-              <w:t xml:space="preserve">S</w:t>
+              <w:t xml:space="preserve">D</w:t>
             </w:r>
             <w:r>
               <w:rPr>
                 <w:rFonts w:ascii="Times New Roman" w:hAnsi="Times New Roman" w:cs="Times New Roman"/>
-                <w:vertAlign w:val="subscript"/>
                 <w:sz w:val="16"/>
                 <w:szCs w:val="16"/>
               </w:rPr>
-              <w:t xml:space="preserve">RSR</w:t>
+              <w:t xml:space="preserve">=</w:t>
+            </w:r>
+            <w:r>
+              <w:rPr>
+                <w:rFonts w:ascii="Times New Roman" w:hAnsi="Times New Roman" w:cs="Times New Roman"/>
+                <w:sz w:val="16"/>
+                <w:szCs w:val="16"/>
+              </w:rPr>
+              <w:t xml:space="preserve">0</w:t>
             </w:r>
             <w:r>
               <w:rPr>
@@ -5114,7 +5122,7 @@
                 <w:sz w:val="16"/>
                 <w:szCs w:val="16"/>
               </w:rPr>
-              <w:t xml:space="preserve">Memetic variants: fire with probability 0.3 per individual, and PR returns the best of the top 3 intermediate solutions on the path. ILS variants: fire first after 400 iterations without improvement and then every 10, and PR returns the single best solution on the path</w:t>
+              <w:t xml:space="preserve">Memetic variants: fire with probability 0.3 per individual, and PR applies local search to the top 3 intermediate solutions on the path and returns the best. ILS variants: fire first after 400 iterations without improvement and then every 10, and PR returns the single best solution on the path</w:t>
             </w:r>
           </w:p>
         </w:tc>
@@ -5242,7 +5250,7 @@
         <w:rPr>
           <w:rFonts w:ascii="Times New Roman" w:hAnsi="Times New Roman" w:cs="Times New Roman"/>
         </w:rPr>
-        <w:t xml:space="preserve"> over the Pareto solutions pooled across all methods and trials. The boundary is defined from the pool of compared methods, but varying </w:t>
+        <w:t xml:space="preserve"> over the non-dominated solutions pooled across all methods and trials. The boundary is defined from the pool of compared methods, but varying </w:t>
       </w:r>
       <w:r>
         <w:rPr>
@@ -5255,7 +5263,7 @@
         <w:rPr>
           <w:rFonts w:ascii="Times New Roman" w:hAnsi="Times New Roman" w:cs="Times New Roman"/>
         </w:rPr>
-        <w:t xml:space="preserve"> over 33–67 leaves the conclusions of H1 and H2 unchanged (complete separation in every scenario, </w:t>
+        <w:t xml:space="preserve"> over 33–67 leaves the conclusions of Hypotheses 1 and 2 unchanged (complete separation in every scenario, </w:t>
       </w:r>
       <w:r>
         <w:rPr>
@@ -5290,7 +5298,7 @@
           <w:sz w:val="22"/>
           <w:szCs w:val="22"/>
         </w:rPr>
-        <w:t xml:space="preserve">4.2 High-Stability HV: ILS Fills the Region Alone, Memetic Needs the Operators (H1, H2)</w:t>
+        <w:t xml:space="preserve">4.2 High-Stability HV: ILS Leads Without the Operators, Memetic Needs Them (Hypotheses 1 and 2)</w:t>
       </w:r>
     </w:p>
     <w:p>
@@ -5303,7 +5311,7 @@
         <w:rPr>
           <w:rFonts w:ascii="Times New Roman" w:hAnsi="Times New Roman" w:cs="Times New Roman"/>
         </w:rPr>
-        <w:t xml:space="preserve">Memetic-baseline fails to fill the region in two ways (Figure 2). (a) In ta21S it has not a single non-dominated solution in the high-stability region, and needs </w:t>
+        <w:t xml:space="preserve">Figure 2 shows the actual fronts. (a) In ta21S, Memetic-baseline has not a single non-dominated solution in the high-stability region, and needs </w:t>
       </w:r>
       <w:r>
         <w:rPr>
@@ -5329,7 +5337,7 @@
         <w:rPr>
           <w:rFonts w:ascii="Times New Roman" w:hAnsi="Times New Roman" w:cs="Times New Roman"/>
         </w:rPr>
-        <w:t xml:space="preserve">=2. (b) In ta21L it does enter the region but is inferior to ILS in MS, and the two are level only at the efficiency end. In either case, once the operators are added, the fronts of the two structures overlap in the high-stability region, and within that region the non-dominated solutions of ILS+PR and Memetic+PR coincide point for point in five of the eight scenarios.</w:t>
+        <w:t xml:space="preserve">=2. (b) In ta21L it does have non-dominated solutions in the region but is inferior to ILS in MS, and the two are level only at the end where MS is smallest. In both scenarios, once the operators are added, the fronts of the two structures overlap in the high-stability region, and within that region the non-dominated solutions of ILS+PR and Memetic+PR coincide point for point in five of the eight scenarios.</w:t>
       </w:r>
     </w:p>
     <w:tbl>
@@ -5489,7 +5497,7 @@
         <w:rPr>
           <w:rFonts w:ascii="Times New Roman" w:hAnsi="Times New Roman" w:cs="Times New Roman"/>
         </w:rPr>
-        <w:t xml:space="preserve">We check whether this picture holds in all eight scenarios (Figure 3). The gap between the points without operators corresponds to H1, and the slope of the Memetic line to H2.</w:t>
+        <w:t xml:space="preserve">We check whether this picture holds in all eight scenarios (Figure 3). The gap between the points without operators corresponds to Hypothesis 1, and the slope of the Memetic line to Hypothesis 2.</w:t>
       </w:r>
     </w:p>
     <w:p>
@@ -5509,7 +5517,7 @@
           <w:rFonts w:ascii="Times New Roman" w:hAnsi="Times New Roman" w:cs="Times New Roman"/>
           <w:b/>
         </w:rPr>
-        <w:t xml:space="preserve">H1: ILS-baseline exceeds Memetic-baseline in all eight scenarios with complete separation</w:t>
+        <w:t xml:space="preserve">Hypothesis 1: ILS-baseline exceeds Memetic-baseline in all eight scenarios with complete separation</w:t>
       </w:r>
       <w:r>
         <w:rPr>
@@ -5559,7 +5567,7 @@
         <w:rPr>
           <w:rFonts w:ascii="Times New Roman" w:hAnsi="Times New Roman" w:cs="Times New Roman"/>
         </w:rPr>
-        <w:t xml:space="preserve">=1.0). In three scenarios (la36S, ta21S, la40), Memetic-baseline has almost no non-dominated solution in the high-stability region (0 points in 9–10 of the 10 trials; Figure 2(a)), and only ILS fills the region. In the remaining five scenarios, ILS is 2.0–4.5 times higher. Significance survives Holm correction in every scenario, and H1 is supported.</w:t>
+        <w:t xml:space="preserve">=1.0). In three scenarios (la36S, ta21S, la40), Memetic-baseline has almost no non-dominated solution in the high-stability region (0 points in 9–10 of the 10 trials; Figure 2(a)), and only ILS obtains non-dominated solutions there. In the remaining five scenarios, ILS is ahead by a factor of 2.0–4.5. Significance survives Holm correction in every scenario, and Hypothesis 1 is supported.</w:t>
       </w:r>
     </w:p>
     <w:p>
@@ -5579,13 +5587,13 @@
           <w:rFonts w:ascii="Times New Roman" w:hAnsi="Times New Roman" w:cs="Times New Roman"/>
           <w:b/>
         </w:rPr>
-        <w:t xml:space="preserve">H2: The operators raise the high-stability HV of Memetic in every trial of all eight scenarios and bring it to or above the level of ILS-baseline in seven of the eight.</w:t>
-      </w:r>
-      <w:r>
-        <w:rPr>
-          <w:rFonts w:ascii="Times New Roman" w:hAnsi="Times New Roman" w:cs="Times New Roman"/>
-        </w:rPr>
-        <w:t xml:space="preserve"> The gain is a complete separation in every scenario (</w:t>
+        <w:t xml:space="preserve">Hypothesis 2: The operators raise the high-stability HV of Memetic in every trial of all eight scenarios and bring it to or above the value of ILS-baseline in seven of the eight.</w:t>
+      </w:r>
+      <w:r>
+        <w:rPr>
+          <w:rFonts w:ascii="Times New Roman" w:hAnsi="Times New Roman" w:cs="Times New Roman"/>
+        </w:rPr>
+        <w:t xml:space="preserve"> The gain shows complete separation in every scenario (</w:t>
       </w:r>
       <w:r>
         <w:rPr>
@@ -5629,7 +5637,7 @@
         <w:rPr>
           <w:rFonts w:ascii="Times New Roman" w:hAnsi="Times New Roman" w:cs="Times New Roman"/>
         </w:rPr>
-        <w:t xml:space="preserve">=1.0): in the three scenarios where Memetic-baseline had almost no solution in the high-stability region, solutions appear, and in the remaining five the high-stability HV becomes 2.1–4.7 times larger. Compared with ILS-baseline, the level reached shows no significant difference in six scenarios (in five of them the medians differ by at most 1%), is 4–5% higher in ta21L, and 5–10% lower in la40 (Holm-adjusted </w:t>
+        <w:t xml:space="preserve">=1.0): in the three scenarios where Memetic-baseline had almost no solution in the high-stability region, solutions appear, and in the remaining five the high-stability HV becomes 2.1–4.7 times larger. Compared with ILS-baseline, the value reached shows no significant difference in six scenarios (in five of them the medians differ by at most 1%), is 4–5% higher in ta21L, and 5–10% lower in la40 (Holm-adjusted </w:t>
       </w:r>
       <w:r>
         <w:rPr>
@@ -5655,7 +5663,7 @@
         <w:rPr>
           <w:rFonts w:ascii="Times New Roman" w:hAnsi="Times New Roman" w:cs="Times New Roman"/>
         </w:rPr>
-        <w:t xml:space="preserve">0.015); H2 is supported except in la40. A control experiment in two scenarios (mt10, la36S), matching the strength and randomizing only the direction, tests whether the gain is an effect of perturbation in general or one specific to the direction toward </w:t>
+        <w:t xml:space="preserve">0.015); Hypothesis 2 is supported except in la40. A control experiment in two scenarios (mt10, la36S), matching the strength and randomizing only the direction, tests whether the gain is an effect of perturbation in general or one specific to the direction toward </w:t>
       </w:r>
       <w:r>
         <w:rPr>
@@ -5695,7 +5703,7 @@
         <w:rPr>
           <w:rFonts w:ascii="Times New Roman" w:hAnsi="Times New Roman" w:cs="Times New Roman"/>
         </w:rPr>
-        <w:t xml:space="preserve">0.001), and needs 1.7–2.4 times as long to reach the same level.</w:t>
+        <w:t xml:space="preserve">0.001), and needs 1.7–2.4 times as long to reach the same high-stability HV.</w:t>
       </w:r>
     </w:p>
     <w:p>
@@ -5837,7 +5845,7 @@
         <w:rPr>
           <w:rFonts w:ascii="Times New Roman" w:hAnsi="Times New Roman" w:cs="Times New Roman"/>
         </w:rPr>
-        <w:t xml:space="preserve"> That the same operators act asymmetrically across the structures comes less from the difference between the structures themselves than from whether each structure reaches the attainable level by itself. High-stability HV has a level that several methods reach and do not exceed: in every scenario, three to five of the seven methods lie within 2% of the best value (Figure 3). Whether added to ILS or to Memetic, the operators raise high-stability HV if the structure has not reached this level, and yield no gain if it has. Because the effect changes with whether the level was reached even within the ILS variants, where the firing design is the same, the asymmetry cannot be explained by the firing design differing between the structures (Table 1).</w:t>
+        <w:t xml:space="preserve"> That the operators act asymmetrically across the structures comes less from the difference between the structures themselves than from whether, before the operators are added, the structure has already reached the upper limit of high-stability HV. In every scenario, three to five of the seven methods lie within 2% of the best value, and this band is the upper limit of what is attained (Figure 3). Memetic-baseline lies outside the band in all eight scenarios, and adding the operators brings it into the band in seven. ILS-baseline is already inside the band in six scenarios without the operators, and the only significant gains are in the remaining two, which lie outside the band. Because the effect divides along the band even within the ILS variants, where the firing design is the same, the asymmetry cannot be explained by the firing design differing between the structures (Table 1).</w:t>
       </w:r>
     </w:p>
     <w:p>
@@ -5853,7 +5861,7 @@
           <w:sz w:val="22"/>
           <w:szCs w:val="22"/>
         </w:rPr>
-        <w:t xml:space="preserve">4.3 Overall HV and AOC: The Best Method Depends on Which Criterion Is Emphasized</w:t>
+        <w:t xml:space="preserve">4.3 Overall HV and AOC: The Best Method Differs by Metric</w:t>
       </w:r>
     </w:p>
     <w:p>
@@ -5866,7 +5874,7 @@
         <w:rPr>
           <w:rFonts w:ascii="Times New Roman" w:hAnsi="Times New Roman" w:cs="Times New Roman"/>
         </w:rPr>
-        <w:t xml:space="preserve">We first look at the anytime overall-HV curves of two representative scenarios, which show both the level reached and how quickly it is reached (Figure 4).</w:t>
+        <w:t xml:space="preserve">We first look at the anytime overall-HV curves of two representative scenarios, which show both the value reached and how quickly it is reached (Figure 4).</w:t>
       </w:r>
     </w:p>
     <w:p>
@@ -5879,7 +5887,7 @@
         <w:rPr>
           <w:rFonts w:ascii="Times New Roman" w:hAnsi="Times New Roman" w:cs="Times New Roman"/>
         </w:rPr>
-        <w:t xml:space="preserve">In ta21S, operator-equipped Memetic reaches the same level as ILS (1.17), but it takes 6.6–7.8 s to get there against 2.5 s for ILS. In la36L, Memetic overtakes ILS at 7–10 s and climbs to 0.94, whereas ILS levels off at 0.80. The endpoint of the curve and the speed of the ramp-up point to different methods as the best.</w:t>
+        <w:t xml:space="preserve">In ta21S, operator-equipped Memetic reaches the same value as ILS (1.17), but it takes 6.6–7.8 s to get there against 2.5 s for ILS. In la36L, Memetic overtakes ILS at 7–10 s and reaches 0.94, whereas ILS stops at 0.80. The endpoint of the curve and how quickly it rises point to different methods as the best.</w:t>
       </w:r>
     </w:p>
     <w:p>
@@ -6645,7 +6653,7 @@
         <w:rPr>
           <w:rFonts w:ascii="Times New Roman" w:hAnsi="Times New Roman" w:cs="Times New Roman"/>
         </w:rPr>
-        <w:t xml:space="preserve"> The best level is reached by operator-equipped Memetic, which also occupies the top group in Table 2. As in Section 4.2, the operators lift only Memetic: they raise its overall HV significantly in six of the eight scenarios (+2.8–11.7%), whereas for ILS the change stays within ±0.5% in every scenario. Which structure wins changes with the scenario: ILS-baseline is significantly ahead of Memetic-baseline in la36S, ta21S, la40, and la21 (group A), whereas in la36M, la36L, mt10, and ta21L (group B) the order is reversed, significantly so in three of the four. The ILS variants are level with the best only in group A; in group B they fall 5–38% short. The difference in the high-stability region (Section 4.2) therefore does not reflect ILS being superior overall. The same split appears in the minimum MS reached over the whole sweep: in group A all methods except GA reach the same value, whereas in la36M, la36L, and mt10 of group B the Memetic variants are 1.2–2.2% lower (significant for all three pairs with matching operators, </w:t>
+        <w:t xml:space="preserve"> The best values are attained by operator-equipped Memetic, which also occupies the top group in Table 2. As in Section 4.2, the operators produce a significant gain only in Memetic: they raise its overall HV significantly in six of the eight scenarios (+2.8–11.7%), whereas for ILS the change stays within ±0.5% in every scenario. Which structure wins changes with the scenario: ILS-baseline is significantly ahead of Memetic-baseline in la36S, ta21S, la40, and la21 (group A), whereas in la36M, la36L, mt10, and ta21L (group B) the order is reversed, significantly so in three of the four. The ILS variants are level with the best only in group A; in group B they fall 5–38% short. The difference in the high-stability region (Section 4.2) therefore does not reflect ILS being superior overall. The same split appears in the minimum MS reached over the whole sweep: in group A all methods except GA reach the same value, whereas in la36M, la36L, and mt10 of group B the Memetic variants are 1.2–2.2% lower (significant for all three pairs with matching operators, </w:t>
       </w:r>
       <w:r>
         <w:rPr>
@@ -6684,7 +6692,7 @@
         <w:rPr>
           <w:rFonts w:ascii="Times New Roman" w:hAnsi="Times New Roman" w:cs="Times New Roman"/>
         </w:rPr>
-        <w:t xml:space="preserve"> The three ILS variants are level with the best, lying within 2% of it in six scenarios (Table 2; in the remaining la36S and mt10, Memetic-baseline is best and the ILS variants fall 10–22% short). The fast start of the ILS variants can be attributed to their trajectory, which improves the single good solution </w:t>
+        <w:t xml:space="preserve"> The three ILS variants are level with the best, lying within 2% of it in six scenarios (Table 2; in the remaining la36S and mt10, Memetic-baseline is best and the ILS variants fall 10–22% short). The early rise of the ILS variants can be attributed to their trajectory, which improves the single good solution </w:t>
       </w:r>
       <w:r>
         <w:rPr>
@@ -6705,7 +6713,7 @@
         <w:rPr>
           <w:rFonts w:ascii="Times New Roman" w:hAnsi="Times New Roman" w:cs="Times New Roman"/>
         </w:rPr>
-        <w:t xml:space="preserve"> in small steps (Figure 4). The operators do not impair this fast start: in ILS, where they fire only upon stagnation, the three variants stay within 3% of one another in every scenario, with no significant difference. In Memetic, by contrast, they come at a cost: PR traces the path all the way to </w:t>
+        <w:t xml:space="preserve"> little by little (Figure 4). The operators do not impair this early rise: in ILS, where they fire only upon stagnation, the three variants stay within 3% of one another in every scenario, with no significant difference. In Memetic, by contrast, they come at a cost: PR traces the path all the way to </w:t>
       </w:r>
       <w:r>
         <w:rPr>
@@ -6761,7 +6769,7 @@
         <w:rPr>
           <w:rFonts w:ascii="Times New Roman" w:hAnsi="Times New Roman" w:cs="Times New Roman"/>
         </w:rPr>
-        <w:t xml:space="preserve"> For ILS the choice hardly matters: the two differ by at most 2% on all three metrics. For Memetic it depends on the criterion: in final quality all five significant differences (2/8 scenarios for overall HV, 3/8 for high-stability HV) favor PR, whereas in AOC PR-</w:t>
+        <w:t xml:space="preserve"> For ILS the choice hardly matters: the two differ by at most 2% on all three metrics. For Memetic it depends on the metric: in the HV at the end of the search all five significant differences (2/8 scenarios for overall HV, 3/8 for high-stability HV) favor PR, whereas in AOC PR-</w:t>
       </w:r>
       <w:r>
         <w:rPr>
@@ -6906,7 +6914,7 @@
         <w:rPr>
           <w:rFonts w:ascii="Times New Roman" w:hAnsi="Times New Roman" w:cs="Times New Roman"/>
         </w:rPr>
-        <w:t xml:space="preserve">In rescheduling, the original schedule </w:t>
+        <w:t xml:space="preserve">In rescheduling, the initial schedule </w:t>
       </w:r>
       <w:r>
         <w:rPr>
@@ -6968,13 +6976,13 @@
           <w:rFonts w:ascii="Times New Roman" w:hAnsi="Times New Roman" w:cs="Times New Roman"/>
           <w:b/>
         </w:rPr>
-        <w:t xml:space="preserve">H1: Trajectory-based search (ILS) fills the high-stability region better than population-based search (Memetic).</w:t>
-      </w:r>
-      <w:r>
-        <w:rPr>
-          <w:rFonts w:ascii="Times New Roman" w:hAnsi="Times New Roman" w:cs="Times New Roman"/>
-        </w:rPr>
-        <w:t xml:space="preserve"> Trajectory-based search was ahead in high-stability HV in every trial of all eight scenarios: in three of them population-based search barely reaches the region at all, and in the remaining five the gap is a factor of 2.0–4.5.</w:t>
+        <w:t xml:space="preserve">Hypothesis 1: high-stability HV is larger for trajectory-based search (ILS) than for population-based search (Memetic).</w:t>
+      </w:r>
+      <w:r>
+        <w:rPr>
+          <w:rFonts w:ascii="Times New Roman" w:hAnsi="Times New Roman" w:cs="Times New Roman"/>
+        </w:rPr>
+        <w:t xml:space="preserve"> Trajectory-based search was ahead in every trial of all eight scenarios: in three of them population-based search obtained almost no non-dominated solution in the high-stability region, and in the remaining five the gap was a factor of 2.0–4.5.</w:t>
       </w:r>
     </w:p>
     <w:p>
@@ -6994,13 +7002,13 @@
           <w:rFonts w:ascii="Times New Roman" w:hAnsi="Times New Roman" w:cs="Times New Roman"/>
           <w:b/>
         </w:rPr>
-        <w:t xml:space="preserve">H2 and the cross-structure comparison: the operators lift population-based search to the level of trajectory-based search and add little to trajectory-based search itself.</w:t>
-      </w:r>
-      <w:r>
-        <w:rPr>
-          <w:rFonts w:ascii="Times New Roman" w:hAnsi="Times New Roman" w:cs="Times New Roman"/>
-        </w:rPr>
-        <w:t xml:space="preserve"> High-stability HV has a level that several methods reach and do not exceed. Population-based search does not reach this level by itself, but with the operators added its high-stability HV rises in every trial and attains that level in seven of the eight scenarios. Trajectory-based search, which reaches the level by itself, gains little from the operators; they improve it only in the two scenarios where it falls short of the level. Whether the operators help is thus decided not by the difference between the structures but by whether the structure reaches this level by itself.</w:t>
+        <w:t xml:space="preserve">Hypothesis 2 and the cross-structure comparison: the operators raise the high-stability HV of population-based search to match trajectory-based search, and barely raise that of trajectory-based search.</w:t>
+      </w:r>
+      <w:r>
+        <w:rPr>
+          <w:rFonts w:ascii="Times New Roman" w:hAnsi="Times New Roman" w:cs="Times New Roman"/>
+        </w:rPr>
+        <w:t xml:space="preserve"> In high-stability HV, several methods lie within 2% of the best value, forming a band that marks the upper limit of what is attained. Without the operators, population-based search lies outside this band in all eight scenarios; with them, its high-stability HV rises in every trial and enters the band in seven. Trajectory-based search is already inside the band in six scenarios without the operators and gains almost nothing when they are added; the only significant gains are in the remaining two, which lie outside the band. What divides the effect is thus not the difference between the structures but whether the upper limit had already been reached.</w:t>
       </w:r>
     </w:p>
     <w:p>
@@ -7020,13 +7028,13 @@
           <w:rFonts w:ascii="Times New Roman" w:hAnsi="Times New Roman" w:cs="Times New Roman"/>
           <w:b/>
         </w:rPr>
-        <w:t xml:space="preserve">Practical implication: the best method depends on which criterion is emphasized.</w:t>
-      </w:r>
-      <w:r>
-        <w:rPr>
-          <w:rFonts w:ascii="Times New Roman" w:hAnsi="Times New Roman" w:cs="Times New Roman"/>
-        </w:rPr>
-        <w:t xml:space="preserve"> Memetic with stability-inducing operators excels in the quality of the whole trade-off (overall HV), both ILS and operator-equipped Memetic in the quality of the high-stability region (high-stability HV), and the ILS variants in anytime performance (AOC). Hence one chooses operator-equipped Memetic to pursue the quality of the whole trade-off when computation time is affordable, and ILS when a revised plan that changes little is needed quickly. Of the operators added to Memetic, PR is slightly ahead in final quality and PR-</w:t>
+        <w:t xml:space="preserve">Practical implication: the best method differs by metric.</w:t>
+      </w:r>
+      <w:r>
+        <w:rPr>
+          <w:rFonts w:ascii="Times New Roman" w:hAnsi="Times New Roman" w:cs="Times New Roman"/>
+        </w:rPr>
+        <w:t xml:space="preserve"> Memetic with stability-inducing operators excels in overall HV, both ILS and operator-equipped Memetic in high-stability HV, and the ILS variants in AOC. Hence one chooses operator-equipped Memetic to pursue overall HV when computation time is affordable, and ILS when a revised schedule that changes little is wanted within a short computation time. Of the operators added to Memetic, PR is slightly ahead in overall HV and high-stability HV, and PR-</w:t>
       </w:r>
       <w:r>
         <w:rPr>
@@ -7039,7 +7047,7 @@
         <w:rPr>
           <w:rFonts w:ascii="Times New Roman" w:hAnsi="Times New Roman" w:cs="Times New Roman"/>
         </w:rPr>
-        <w:t xml:space="preserve"> in anytime performance (Section 4.3).</w:t>
+        <w:t xml:space="preserve"> in AOC (Section 4.3).</w:t>
       </w:r>
     </w:p>
     <w:p>
@@ -7059,13 +7067,13 @@
           <w:rFonts w:ascii="Times New Roman" w:hAnsi="Times New Roman" w:cs="Times New Roman"/>
           <w:i/>
         </w:rPr>
-        <w:t xml:space="preserve">the quality attained within the high-stability region</w:t>
-      </w:r>
-      <w:r>
-        <w:rPr>
-          <w:rFonts w:ascii="Times New Roman" w:hAnsi="Times New Roman" w:cs="Times New Roman"/>
-        </w:rPr>
-        <w:t xml:space="preserve">, and to show on that basis, in a controlled comparison with the local search held identical, that population-based search, the mainstream choice, does not fill this region fully and that supplying the move toward </w:t>
+        <w:t xml:space="preserve">the HV restricted to the high-stability region</w:t>
+      </w:r>
+      <w:r>
+        <w:rPr>
+          <w:rFonts w:ascii="Times New Roman" w:hAnsi="Times New Roman" w:cs="Times New Roman"/>
+        </w:rPr>
+        <w:t xml:space="preserve">, and to show on that basis, in a controlled comparison with the local search held identical, that population-based search, the mainstream choice, does not fully obtain the non-dominated solutions of this region and that supplying the move toward </w:t>
       </w:r>
       <w:r>
         <w:rPr>
@@ -7086,20 +7094,20 @@
         <w:rPr>
           <w:rFonts w:ascii="Times New Roman" w:hAnsi="Times New Roman" w:cs="Times New Roman"/>
         </w:rPr>
-        <w:t xml:space="preserve"> as an </w:t>
-      </w:r>
-      <w:r>
-        <w:rPr>
-          <w:rFonts w:ascii="Times New Roman" w:hAnsi="Times New Roman" w:cs="Times New Roman"/>
-          <w:i/>
-        </w:rPr>
-        <w:t xml:space="preserve">operator</w:t>
-      </w:r>
-      <w:r>
-        <w:rPr>
-          <w:rFonts w:ascii="Times New Roman" w:hAnsi="Times New Roman" w:cs="Times New Roman"/>
-        </w:rPr>
-        <w:t xml:space="preserve"> makes up the shortfall. The value of an operator is decided by whether the structure it is added to already fills this region by itself. A report that an operator is effective cannot be generalized without reference to the structure it was added to.</w:t>
+        <w:t xml:space="preserve"> as a </w:t>
+      </w:r>
+      <w:r>
+        <w:rPr>
+          <w:rFonts w:ascii="Times New Roman" w:hAnsi="Times New Roman" w:cs="Times New Roman"/>
+          <w:i/>
+        </w:rPr>
+        <w:t xml:space="preserve">stability-inducing operator</w:t>
+      </w:r>
+      <w:r>
+        <w:rPr>
+          <w:rFonts w:ascii="Times New Roman" w:hAnsi="Times New Roman" w:cs="Times New Roman"/>
+        </w:rPr>
+        <w:t xml:space="preserve"> makes up the shortfall. The effect of such an operator is decided by whether the structure it is added to has already reached the upper limit of high-stability HV. A report that an operator is effective cannot be generalized without reference to the search structure it was added to.</w:t>
       </w:r>
     </w:p>
     <w:p>
@@ -7132,7 +7140,7 @@
         <w:rPr>
           <w:rFonts w:ascii="Times New Roman" w:hAnsi="Times New Roman" w:cs="Times New Roman"/>
         </w:rPr>
-        <w:t xml:space="preserve"> lies at the edge of the significance level are not settled at n=10. (ii) Validity under start-time deviation has not been examined. (iii) The disruptions are limited to operation delays. (iv) The effect of the quality of </w:t>
+        <w:t xml:space="preserve"> lies at the edge of the significance level are not settled at n=10. (ii) Validity under start-time deviation has not been examined. (iii) The disruptions are limited to operation delays. (iv) The effect of how well the initial schedule </w:t>
       </w:r>
       <w:r>
         <w:rPr>
@@ -7153,7 +7161,7 @@
         <w:rPr>
           <w:rFonts w:ascii="Times New Roman" w:hAnsi="Times New Roman" w:cs="Times New Roman"/>
         </w:rPr>
-        <w:t xml:space="preserve"> on the results has not been examined. (v) Each search structure is represented by a single method. Beyond repeating the study with these conditions varied, future work includes combining the scope-limiting approach with the operators, building stability into the crossover itself, and testing Pareto-native methods such as NSGA-II.</w:t>
+        <w:t xml:space="preserve"> is optimized has not been examined. (v) Each search structure is represented by a single method. Beyond repeating the study with these conditions varied, future work includes combining the scope-limiting approach with the operators, building stability into the crossover itself, and testing Pareto-native methods such as NSGA-II.</w:t>
       </w:r>
     </w:p>
     <w:p>

--- a/doc/paper_apiems2026_v2/APIEMS2026_manuscript_v2_en.docx
+++ b/doc/paper_apiems2026_v2/APIEMS2026_manuscript_v2_en.docx
@@ -1334,14 +1334,14 @@
         <w:rPr>
           <w:rFonts w:ascii="Times New Roman" w:hAnsi="Times New Roman" w:cs="Times New Roman"/>
         </w:rPr>
-        <w:t xml:space="preserve"> back to it, solutions with small sequence deviation and only a small loss in MS appear. Equipping population-based search with this operator therefore </w:t>
-      </w:r>
-      <w:r>
-        <w:rPr>
-          <w:rFonts w:ascii="Times New Roman" w:hAnsi="Times New Roman" w:cs="Times New Roman"/>
-          <w:i/>
-        </w:rPr>
-        <w:t xml:space="preserve">raises its high-stability HV to the value that trajectory-based search attains without the operators</w:t>
+        <w:t xml:space="preserve"> back to it, solutions with small sequence deviation and only a small loss in MS appear. Equipping population-based search with such an operator therefore </w:t>
+      </w:r>
+      <w:r>
+        <w:rPr>
+          <w:rFonts w:ascii="Times New Roman" w:hAnsi="Times New Roman" w:cs="Times New Roman"/>
+          <w:i/>
+        </w:rPr>
+        <w:t xml:space="preserve">raises its high-stability HV</w:t>
       </w:r>
       <w:r>
         <w:rPr>
@@ -4275,7 +4275,7 @@
         <w:rPr>
           <w:rFonts w:ascii="Times New Roman" w:hAnsi="Times New Roman" w:cs="Times New Roman"/>
         </w:rPr>
-        <w:t xml:space="preserve">, and all tests are two-sided. </w:t>
+        <w:t xml:space="preserve">, and all tests are two-sided. Multiple comparisons are handled by Holm correction, with the same comparison repeated across the eight scenarios forming one family. </w:t>
       </w:r>
       <w:r>
         <w:rPr>
@@ -4320,7 +4320,7 @@
         <w:rPr>
           <w:rFonts w:ascii="Times New Roman" w:hAnsi="Times New Roman" w:cs="Times New Roman"/>
         </w:rPr>
-        <w:t xml:space="preserve"> Hypotheses are posed on high-stability HV alone. Hypothesis 1 is tested by comparing ILS-baseline and Memetic-baseline, which share the local search, and is regarded as supported if ILS is significantly ahead in all eight scenarios. Hypothesis 2 is tested in the same form on the gain of operator-equipped Memetic over Memetic-baseline, and the value reached is checked by comparison with ILS-baseline. Trajectory-based search, on which no hypothesis is posed (Section 2), is tested in the same form: ILS with the operators against ILS-baseline. Multiple comparisons are handled by Holm correction, with the same comparison repeated across the eight scenarios forming one family.</w:t>
+        <w:t xml:space="preserve"> Hypotheses are posed on high-stability HV alone. Hypothesis 1 is tested by comparing ILS-baseline and Memetic-baseline, which share the local search, and is regarded as supported if ILS is significantly ahead in all eight scenarios. Hypothesis 2 is tested in the same form on the gain of operator-equipped Memetic over Memetic-baseline, and is regarded as supported if the gain is significant in all eight scenarios. Trajectory-based search, on which no hypothesis is posed (Section 2), is tested in the same form: ILS with the operators against ILS-baseline.</w:t>
       </w:r>
     </w:p>
     <w:p>
@@ -5587,7 +5587,7 @@
           <w:rFonts w:ascii="Times New Roman" w:hAnsi="Times New Roman" w:cs="Times New Roman"/>
           <w:b/>
         </w:rPr>
-        <w:t xml:space="preserve">Hypothesis 2: The operators raise the high-stability HV of Memetic in every trial of all eight scenarios and bring it to or above the value of ILS-baseline in seven of the eight.</w:t>
+        <w:t xml:space="preserve">Hypothesis 2: The operators raise the high-stability HV of Memetic in every trial of all eight scenarios.</w:t>
       </w:r>
       <w:r>
         <w:rPr>
@@ -5637,7 +5637,7 @@
         <w:rPr>
           <w:rFonts w:ascii="Times New Roman" w:hAnsi="Times New Roman" w:cs="Times New Roman"/>
         </w:rPr>
-        <w:t xml:space="preserve">=1.0): in the three scenarios where Memetic-baseline had almost no solution in the high-stability region, solutions appear, and in the remaining five the high-stability HV becomes 2.1–4.7 times larger. Compared with ILS-baseline, the value reached shows no significant difference in six scenarios (in five of them the medians differ by at most 1%), is 4–5% higher in ta21L, and 5–10% lower in la40 (Holm-adjusted </w:t>
+        <w:t xml:space="preserve">=1.0), and Hypothesis 2 is supported. In the three scenarios where Memetic-baseline had almost no solution in the high-stability region, solutions appear, and in the remaining five the high-stability HV becomes 2.1–4.7 times larger. Beyond the hypothesis, comparison with ILS-baseline shows that the value reached is not significantly different in six scenarios (in five of them the medians differ by at most 1%), is 4–5% higher in ta21L, and 5–10% lower in la40 (Holm-adjusted </w:t>
       </w:r>
       <w:r>
         <w:rPr>
@@ -5663,7 +5663,7 @@
         <w:rPr>
           <w:rFonts w:ascii="Times New Roman" w:hAnsi="Times New Roman" w:cs="Times New Roman"/>
         </w:rPr>
-        <w:t xml:space="preserve">0.015); Hypothesis 2 is supported except in la40. A control experiment in two scenarios (mt10, la36S), matching the strength and randomizing only the direction, tests whether the gain is an effect of perturbation in general or one specific to the direction toward </w:t>
+        <w:t xml:space="preserve">0.015). That is, with the operators added, Memetic reaches a high-stability HV at least on a par with ILS-baseline in seven of the eight scenarios. A control experiment in two scenarios (mt10, la36S), matching the strength and randomizing only the direction, tests whether this gain is an effect of perturbation in general or one specific to the direction toward </w:t>
       </w:r>
       <w:r>
         <w:rPr>
@@ -6713,7 +6713,7 @@
         <w:rPr>
           <w:rFonts w:ascii="Times New Roman" w:hAnsi="Times New Roman" w:cs="Times New Roman"/>
         </w:rPr>
-        <w:t xml:space="preserve"> little by little (Figure 4). The operators do not impair this early rise: in ILS, where they fire only upon stagnation, the three variants stay within 3% of one another in every scenario, with no significant difference. In Memetic, by contrast, they come at a cost: PR traces the path all the way to </w:t>
+        <w:t xml:space="preserve"> little by little (Figure 4). The operators do not impair this early rise in ILS, where they fire only upon stagnation: the three variants stay within 3% of one another in every scenario, with no significant difference. In Memetic, by contrast, they come at a cost: PR traces the path all the way to </w:t>
       </w:r>
       <w:r>
         <w:rPr>

--- a/doc/paper_apiems2026_v2/APIEMS2026_manuscript_v2_en.docx
+++ b/doc/paper_apiems2026_v2/APIEMS2026_manuscript_v2_en.docx
@@ -760,7 +760,7 @@
         <w:rPr>
           <w:rFonts w:ascii="Times New Roman" w:hAnsi="Times New Roman" w:cs="Times New Roman"/>
         </w:rPr>
-        <w:t xml:space="preserve"> The two structures are completely separated in every trial of all eight scenarios, and in three scenarios population-based search obtains no non-dominated solution in the high-stability region in 9–10 of the 10 trials.</w:t>
+        <w:t xml:space="preserve"> The two structures are completely separated in every trial of all eight scenarios: in three scenarios population-based search obtains no non-dominated solution in the high-stability region in 9–10 of the 10 trials, and in the remaining five ILS is ahead by a factor of 2.0–4.5.</w:t>
       </w:r>
     </w:p>
     <w:p>
@@ -786,7 +786,7 @@
         <w:rPr>
           <w:rFonts w:ascii="Times New Roman" w:hAnsi="Times New Roman" w:cs="Times New Roman"/>
         </w:rPr>
-        <w:t xml:space="preserve"> Population-based search improves significantly in all eight scenarios, whereas for trajectory-based search a significant gain survives Holm correction in only one scenario.</w:t>
+        <w:t xml:space="preserve"> Population-based search improves in every trial of all eight scenarios, whereas trajectory-based search improves in only two of the eight, and in those two the median rises by less than 7%.</w:t>
       </w:r>
     </w:p>
     <w:p>
@@ -5845,7 +5845,7 @@
         <w:rPr>
           <w:rFonts w:ascii="Times New Roman" w:hAnsi="Times New Roman" w:cs="Times New Roman"/>
         </w:rPr>
-        <w:t xml:space="preserve"> That the operators act asymmetrically across the structures comes less from the difference between the structures themselves than from whether, before the operators are added, the structure has already reached the upper limit of high-stability HV. In every scenario, three to five of the seven methods lie within 2% of the best value, and this band is the upper limit of what is attained (Figure 3). Memetic-baseline lies outside the band in all eight scenarios, and adding the operators brings it into the band in seven. ILS-baseline is already inside the band in six scenarios without the operators, and the only significant gains are in the remaining two, which lie outside the band. Because the effect divides along the band even within the ILS variants, where the firing design is the same, the asymmetry cannot be explained by the firing design differing between the structures (Table 1).</w:t>
+        <w:t xml:space="preserve"> That the operators act asymmetrically across the structures comes less from the difference between the structures themselves than from whether, before the operators are added, the structure has already reached the upper limit of high-stability HV. In every scenario, three to five of the seven methods lie within 2% of the best value, and this band is the upper limit attained by the compared methods (Figure 3). Memetic-baseline lies outside the band in all eight scenarios, and adding the operators brings it into the band in seven. ILS-baseline is already inside the band in six scenarios without the operators, and the only gains are in the remaining two, which lie outside the band. Because the effect divides along the band even within the ILS variants, where the firing design is the same, the asymmetry cannot be explained by the firing design differing between the structures (Table 1).</w:t>
       </w:r>
     </w:p>
     <w:p>
@@ -7008,7 +7008,7 @@
         <w:rPr>
           <w:rFonts w:ascii="Times New Roman" w:hAnsi="Times New Roman" w:cs="Times New Roman"/>
         </w:rPr>
-        <w:t xml:space="preserve"> In high-stability HV, several methods lie within 2% of the best value, forming a band that marks the upper limit of what is attained. Without the operators, population-based search lies outside this band in all eight scenarios; with them, its high-stability HV rises in every trial and enters the band in seven. Trajectory-based search is already inside the band in six scenarios without the operators and gains almost nothing when they are added; the only significant gains are in the remaining two, which lie outside the band. What divides the effect is thus not the difference between the structures but whether the upper limit had already been reached.</w:t>
+        <w:t xml:space="preserve"> In high-stability HV, several methods lie within 2% of the best value, forming a band that marks the upper limit attained in this study. Without the operators, population-based search lies outside this band in all eight scenarios; with them, its high-stability HV rises in every trial and enters the band in seven. Trajectory-based search is already inside the band in six scenarios without the operators and gains almost nothing when they are added; the only gains are in the remaining two, which lie outside the band. What divides the effect is thus not the difference between the structures but whether the upper limit had already been reached.</w:t>
       </w:r>
     </w:p>
     <w:p>

--- a/doc/paper_apiems2026_v2/APIEMS2026_manuscript_v2_en.docx
+++ b/doc/paper_apiems2026_v2/APIEMS2026_manuscript_v2_en.docx
@@ -1629,7 +1629,7 @@
         <w:rPr>
           <w:rFonts w:ascii="Times New Roman" w:hAnsi="Times New Roman" w:cs="Times New Roman"/>
         </w:rPr>
-        <w:t xml:space="preserve"> Ways of measuring the change fall into two families: (i) start-time deviation and (ii) sequence deviation. Sun et al. (2026), for example, distinguish the two explicitly and adopt the former (the sum of absolute start-time deviations) as their stability measure. This study adopts the latter, because the moves used in the search (the N5 neighborhood and the swap moves of the stability-inducing operators, Sections 3.2–3.3) are all permutation moves and because it is largely independent of MS.</w:t>
+        <w:t xml:space="preserve"> Ways of measuring the change fall into two families: (i) start-time deviation and (ii) sequence deviation. Sun et al. (2026), for example, distinguish the two explicitly and adopt the former (the sum of absolute start-time deviations) as their stability measure. This study adopts the latter, because the moves used in the search (the N5 neighborhood and the swap moves of the stability-inducing operators, Sections 3.2–3.3) are all permutation moves and because sequence deviation is largely independent of MS.</w:t>
       </w:r>
     </w:p>
     <w:p>
@@ -3895,7 +3895,7 @@
         <w:rPr>
           <w:rFonts w:ascii="Times New Roman" w:hAnsi="Times New Roman" w:cs="Times New Roman"/>
         </w:rPr>
-        <w:t xml:space="preserve">. The recording points are aligned across the two structures: immediately after every move that changes a solution (the perturbation of trajectory-based search, the crossover and mutation of population-based search, and the stability-inducing operators of both), and after the local search. An HV that measures the whole front at once buries the difference in whether good non-dominated solutions exist in the high-stability region. This study therefore measures, in addition to this HV, the HV restricted to this region and anytime performance, the availability of a good solution whenever the search is stopped:</w:t>
+        <w:t xml:space="preserve">. The recording points are aligned across the two structures: immediately after every move that changes a solution (the perturbation of trajectory-based search, the crossover and mutation of population-based search, and the stability-inducing operators of both), and after the local search. An HV that measures the whole front at once buries the difference in whether good non-dominated solutions exist in the high-stability region. This study therefore measures, in addition to this HV, the HV restricted to this region and anytime performance — the availability of a good solution whenever the search is stopped — by the area under the curve (AUC; López-Ibáñez and Stützle, 2014):</w:t>
       </w:r>
     </w:p>
     <w:p>
@@ -4061,13 +4061,13 @@
           <w:rFonts w:ascii="Times New Roman" w:hAnsi="Times New Roman" w:cs="Times New Roman"/>
           <w:b/>
         </w:rPr>
-        <w:t xml:space="preserve">AOC</w:t>
-      </w:r>
-      <w:r>
-        <w:rPr>
-          <w:rFonts w:ascii="Times New Roman" w:hAnsi="Times New Roman" w:cs="Times New Roman"/>
-        </w:rPr>
-        <w:t xml:space="preserve"> (anytime performance; López-Ibáñez and Stützle, 2014): the time average of the per-weight HV-versus-log-time curve. Because the average is taken over log time, it weights the early rise of a search heavily.</w:t>
+        <w:t xml:space="preserve">AUC</w:t>
+      </w:r>
+      <w:r>
+        <w:rPr>
+          <w:rFonts w:ascii="Times New Roman" w:hAnsi="Times New Roman" w:cs="Times New Roman"/>
+        </w:rPr>
+        <w:t xml:space="preserve">: the time average of the per-weight HV-versus-log-time curve. Because the average is taken over log time, it weights the early rise of a search heavily.</w:t>
       </w:r>
     </w:p>
     <w:p>
@@ -4229,7 +4229,7 @@
         <w:rPr>
           <w:rFonts w:ascii="Times New Roman" w:hAnsi="Times New Roman" w:cs="Times New Roman"/>
         </w:rPr>
-        <w:t xml:space="preserve">) are trivial solutions that every method obtains without searching, so they are excluded from the HV computation. Overall HV and high-stability HV are computed after merging, in each trial, the solutions of all points of the weight sweep, whereas AOC takes </w:t>
+        <w:t xml:space="preserve">) are trivial solutions that every method obtains without searching, so they are excluded from the HV computation. Overall HV and high-stability HV are computed after merging, in each trial, the solutions of all points of the weight sweep, whereas AUC takes </w:t>
       </w:r>
       <w:r>
         <w:rPr>
@@ -5861,7 +5861,7 @@
           <w:sz w:val="22"/>
           <w:szCs w:val="22"/>
         </w:rPr>
-        <w:t xml:space="preserve">4.3 Overall HV and AOC: The Best Method Differs by Metric</w:t>
+        <w:t xml:space="preserve">4.3 Overall HV and AUC: The Best Method Differs by Metric</w:t>
       </w:r>
     </w:p>
     <w:p>
@@ -6008,7 +6008,7 @@
                 <w:sz w:val="16"/>
                 <w:szCs w:val="16"/>
               </w:rPr>
-              <w:t xml:space="preserve">AOC</w:t>
+              <w:t xml:space="preserve">AUC</w:t>
             </w:r>
           </w:p>
         </w:tc>
@@ -6686,7 +6686,7 @@
           <w:rFonts w:ascii="Times New Roman" w:hAnsi="Times New Roman" w:cs="Times New Roman"/>
           <w:b/>
         </w:rPr>
-        <w:t xml:space="preserve">AOC.</w:t>
+        <w:t xml:space="preserve">AUC.</w:t>
       </w:r>
       <w:r>
         <w:rPr>
@@ -6734,7 +6734,7 @@
         <w:rPr>
           <w:rFonts w:ascii="Times New Roman" w:hAnsi="Times New Roman" w:cs="Times New Roman"/>
         </w:rPr>
-        <w:t xml:space="preserve"> and re-optimizes the intermediate solutions, so each call is expensive, and because it fires per individual it lowers AOC significantly in five of the eight scenarios (by 7–26%).</w:t>
+        <w:t xml:space="preserve"> and re-optimizes the intermediate solutions, so each call is expensive, and because it fires per individual it lowers AUC significantly in five of the eight scenarios (by 7–26%).</w:t>
       </w:r>
     </w:p>
     <w:p>
@@ -6769,7 +6769,7 @@
         <w:rPr>
           <w:rFonts w:ascii="Times New Roman" w:hAnsi="Times New Roman" w:cs="Times New Roman"/>
         </w:rPr>
-        <w:t xml:space="preserve"> For ILS the choice hardly matters: the two differ by at most 2% on all three metrics. For Memetic it depends on the metric: in the HV at the end of the search all five significant differences (2/8 scenarios for overall HV, 3/8 for high-stability HV) favor PR, whereas in AOC PR-</w:t>
+        <w:t xml:space="preserve"> For ILS the choice hardly matters: the two differ by at most 2% on all three metrics. For Memetic it depends on the metric: in the HV at the end of the search all five significant differences (2/8 scenarios for overall HV, 3/8 for high-stability HV) favor PR, whereas in AUC PR-</w:t>
       </w:r>
       <w:r>
         <w:rPr>
@@ -6874,7 +6874,7 @@
               <w:rPr>
                 <w:rFonts w:ascii="Times New Roman" w:hAnsi="Times New Roman" w:cs="Times New Roman"/>
               </w:rPr>
-              <w:t xml:space="preserve"> (medians over trials). AOC is the average of the per-weight curves and does not equal the area under the weight-merged curves shown here.</w:t>
+              <w:t xml:space="preserve"> (medians over trials). AUC is the average of the per-weight curves and does not equal the area under the weight-merged curves shown here.</w:t>
             </w:r>
           </w:p>
         </w:tc>
@@ -7034,7 +7034,7 @@
         <w:rPr>
           <w:rFonts w:ascii="Times New Roman" w:hAnsi="Times New Roman" w:cs="Times New Roman"/>
         </w:rPr>
-        <w:t xml:space="preserve"> Memetic with stability-inducing operators excels in overall HV, both ILS and operator-equipped Memetic in high-stability HV, and the ILS variants in AOC. Hence one chooses operator-equipped Memetic to pursue overall HV when computation time is affordable, and ILS when a revised schedule that changes little is wanted within a short computation time. Of the operators added to Memetic, PR is slightly ahead in overall HV and high-stability HV, and PR-</w:t>
+        <w:t xml:space="preserve"> Memetic with stability-inducing operators excels in overall HV, both ILS and operator-equipped Memetic in high-stability HV, and the ILS variants in AUC. Hence one chooses operator-equipped Memetic to pursue overall HV when computation time is affordable, and ILS when a revised schedule that changes little is wanted within a short computation time. Of the operators added to Memetic, PR is slightly ahead in overall HV and high-stability HV, and PR-</w:t>
       </w:r>
       <w:r>
         <w:rPr>
@@ -7047,7 +7047,7 @@
         <w:rPr>
           <w:rFonts w:ascii="Times New Roman" w:hAnsi="Times New Roman" w:cs="Times New Roman"/>
         </w:rPr>
-        <w:t xml:space="preserve"> in AOC (Section 4.3).</w:t>
+        <w:t xml:space="preserve"> in AUC (Section 4.3).</w:t>
       </w:r>
     </w:p>
     <w:p>

--- a/doc/paper_apiems2026_v2/APIEMS2026_manuscript_v2_en.docx
+++ b/doc/paper_apiems2026_v2/APIEMS2026_manuscript_v2_en.docx
@@ -141,7 +141,7 @@
         <w:rPr>
           <w:rFonts w:ascii="Times New Roman" w:hAnsi="Times New Roman" w:cs="Times New Roman"/>
         </w:rPr>
-        <w:t xml:space="preserve"> (stable). In a controlled comparison holding the local search identical, we tested the hypothesis that, in this problem where </w:t>
+        <w:t xml:space="preserve"> (stable). In this problem, </w:t>
       </w:r>
       <w:r>
         <w:rPr>
@@ -162,7 +162,7 @@
         <w:rPr>
           <w:rFonts w:ascii="Times New Roman" w:hAnsi="Times New Roman" w:cs="Times New Roman"/>
         </w:rPr>
-        <w:t xml:space="preserve"> is a high-quality initial solution, trajectory-based search (ILS), which changes it little by little, obtains better non-dominated solutions near </w:t>
+        <w:t xml:space="preserve"> — optimal in stability and efficient — is in hand before the search. In a controlled comparison, we tested the hypothesis that trajectory-based search (ILS), which changes it little by little, obtains better solutions near </w:t>
       </w:r>
       <w:r>
         <w:rPr>
@@ -204,7 +204,7 @@
         <w:rPr>
           <w:rFonts w:ascii="Times New Roman" w:hAnsi="Times New Roman" w:cs="Times New Roman"/>
         </w:rPr>
-        <w:t xml:space="preserve">; their effect was asymmetric. The high-stability HV of population-based search rose in every trial, matching trajectory-based search in seven of the eight, while trajectory-based search, which obtains such solutions without the operators, barely changed. The best method differs by metric: population-based search with the operators for the HV of the whole non-dominated set, trajectory-based search for how quickly HV rises.</w:t>
+        <w:t xml:space="preserve">; their effect was asymmetric. The high-stability HV of population-based search rose in every trial, matching trajectory-based search in seven of the eight, while for trajectory-based search, which obtains such solutions without the operators, the gain was limited. The best method differs by metric: population-based search with the operators for the HV of the whole front, trajectory-based search for how quickly HV rises.</w:t>
       </w:r>
     </w:p>
     <w:p>
@@ -831,7 +831,7 @@
     <w:tbl>
       <w:tblPr>
         <w:tblW w:w="10375" w:type="dxa"/>
-        <w:tblpPr w:leftFromText="141" w:rightFromText="141" w:topFromText="141" w:bottomFromText="200" w:vertAnchor="margin" w:horzAnchor="margin" w:tblpXSpec="center" w:tblpYSpec="top"/>
+        <w:tblpPr w:leftFromText="141" w:rightFromText="141" w:topFromText="141" w:bottomFromText="120" w:vertAnchor="margin" w:horzAnchor="margin" w:tblpXSpec="center" w:tblpYSpec="top"/>
         <w:tblOverlap w:val="never"/>
         <w:tblLayout w:type="fixed"/>
         <w:tblCellMar>
@@ -2804,7 +2804,7 @@
         <w:rPr>
           <w:rFonts w:ascii="Times New Roman" w:hAnsi="Times New Roman" w:cs="Times New Roman"/>
         </w:rPr>
-        <w:t xml:space="preserve"> as one of its individuals. In each generation, parents are chosen by tournament selection with elitism, and offspring are created by PPX crossover (Bierwirth et al., 1996) and inversion mutation. Memetic applies the N5 above to each individual of this GA and writes the improved solution back to the chromosome (Lamarckian). The plain GA without local search serves as a reference baseline.</w:t>
+        <w:t xml:space="preserve"> as one of its individuals. In each generation, parents are chosen by tournament selection with elitism, and offspring are created by PPX crossover (Bierwirth et al., 1996) and inversion mutation. Memetic applies the N5 above to each individual of this GA and writes the improved solution back to the chromosome (Lamarckian). The plain GA without local search is a reference baseline.</w:t>
       </w:r>
     </w:p>
     <w:p>
@@ -3895,7 +3895,7 @@
         <w:rPr>
           <w:rFonts w:ascii="Times New Roman" w:hAnsi="Times New Roman" w:cs="Times New Roman"/>
         </w:rPr>
-        <w:t xml:space="preserve">. The recording points are aligned across the two structures: immediately after every move that changes a solution (the perturbation of trajectory-based search, the crossover and mutation of population-based search, and the stability-inducing operators of both), and after the local search. An HV that measures the whole front at once buries the difference in whether good non-dominated solutions exist in the high-stability region. This study therefore measures, in addition to this HV, the HV restricted to this region and anytime performance — the availability of a good solution whenever the search is stopped — by the area under the curve (AUC; López-Ibáñez and Stützle, 2014):</w:t>
+        <w:t xml:space="preserve">. The recording points are aligned across the two structures: immediately after every move that changes a solution (the perturbation of trajectory-based search, the crossover and mutation of population-based search, and the stability-inducing operators of both), and after the local search. An HV over the whole front buries the difference in whether good non-dominated solutions exist in the high-stability region. This study therefore measures, in addition to this HV, the HV restricted to this region and anytime performance — the availability of a good solution whenever the search is stopped — by the area under the curve (AUC; López-Ibáñez and Stützle, 2014):</w:t>
       </w:r>
     </w:p>
     <w:p>
@@ -4355,7 +4355,7 @@
     <w:tbl>
       <w:tblPr>
         <w:tblW w:w="10375" w:type="dxa"/>
-        <w:tblpPr w:leftFromText="141" w:rightFromText="141" w:topFromText="141" w:bottomFromText="200" w:vertAnchor="margin" w:horzAnchor="margin" w:tblpXSpec="center" w:tblpYSpec="top"/>
+        <w:tblpPr w:leftFromText="141" w:rightFromText="141" w:topFromText="141" w:bottomFromText="120" w:vertAnchor="margin" w:horzAnchor="margin" w:tblpXSpec="center" w:tblpYSpec="top"/>
         <w:tblOverlap w:val="never"/>
         <w:tblLayout w:type="fixed"/>
         <w:tblCellMar>
@@ -5343,7 +5343,7 @@
     <w:tbl>
       <w:tblPr>
         <w:tblW w:w="10375" w:type="dxa"/>
-        <w:tblpPr w:leftFromText="141" w:rightFromText="141" w:topFromText="141" w:bottomFromText="200" w:vertAnchor="margin" w:horzAnchor="margin" w:tblpXSpec="center" w:tblpYSpec="top"/>
+        <w:tblpPr w:leftFromText="141" w:rightFromText="141" w:topFromText="141" w:bottomFromText="120" w:vertAnchor="margin" w:horzAnchor="margin" w:tblpXSpec="center" w:tblpYSpec="top"/>
         <w:tblOverlap w:val="never"/>
         <w:tblLayout w:type="fixed"/>
         <w:tblCellMar>
@@ -5416,7 +5416,7 @@
               <w:rPr>
                 <w:rFonts w:ascii="Times New Roman" w:hAnsi="Times New Roman" w:cs="Times New Roman"/>
               </w:rPr>
-              <w:t xml:space="preserve">Figure 3: Interaction plot of search structure × stability-inducing operator (high-stability HV; medians and interquartile ranges; n=10). Symbols give the significance level of the two-sided Mann–Whitney U test against the configuration without operators, placed above the ILS line and below the Memetic line (* </w:t>
+              <w:t xml:space="preserve">Figure 3: Search structure × stability-inducing operator (high-stability HV; medians and interquartile ranges; n=10). Symbols give significance against the configuration without operators (* </w:t>
             </w:r>
             <w:r>
               <w:rPr>
@@ -5473,7 +5473,7 @@
               <w:rPr>
                 <w:rFonts w:ascii="Times New Roman" w:hAnsi="Times New Roman" w:cs="Times New Roman"/>
               </w:rPr>
-              <w:t xml:space="preserve">0.001; no correction for multiple comparisons).</w:t>
+              <w:t xml:space="preserve">0.001; uncorrected).</w:t>
             </w:r>
           </w:p>
         </w:tc>
@@ -5887,7 +5887,7 @@
         <w:rPr>
           <w:rFonts w:ascii="Times New Roman" w:hAnsi="Times New Roman" w:cs="Times New Roman"/>
         </w:rPr>
-        <w:t xml:space="preserve">In ta21S, operator-equipped Memetic reaches the same value as ILS (1.17), but it takes 6.6–7.8 s to get there against 2.5 s for ILS. In la36L, Memetic overtakes ILS at 7–10 s and reaches 0.94, whereas ILS stops at 0.80. The endpoint of the curve and how quickly it rises point to different methods as the best.</w:t>
+        <w:t xml:space="preserve">In ta21S, operator-equipped Memetic reaches the same value as ILS (1.17), but takes 6.6–7.8 s to get there against 2.5 s for ILS. In la36L, Memetic overtakes ILS at 7–10 s and reaches 0.94, whereas ILS stops at 0.80. The endpoint of the curve and how quickly it rises point to different methods as best.</w:t>
       </w:r>
     </w:p>
     <w:p>
@@ -5901,7 +5901,7 @@
         <w:rPr>
           <w:rFonts w:ascii="Times New Roman" w:hAnsi="Times New Roman" w:cs="Times New Roman"/>
         </w:rPr>
-        <w:t xml:space="preserve">Table 2: Cross-scenario summary of the three metrics. Each cell gives “average rank / ARPD% (average relative percentage deviation from the best method) / number of top-group scenarios out of 8 (scenarios in which the method shows no significant difference from the best method of that scenario; uncorrected)”; the first two are averages over the eight scenarios (lower is better); for the last, higher is better. Because the eight scenarios are not independent of one another (Section 4.1), the cross-scenario ranks are an exploratory summary of rank consistency.</w:t>
+        <w:t xml:space="preserve">Table 2: Each cell gives the average rank / ARPD% (average relative percentage deviation from the best method) / number of scenarios out of 8 with no significant difference from that scenario's best method (uncorrected). The first two are averages over the eight scenarios, which are not independent (Section 4.1), so these cross-scenario summaries are exploratory.</w:t>
       </w:r>
     </w:p>
     <w:tbl>
@@ -6788,7 +6788,7 @@
     <w:tbl>
       <w:tblPr>
         <w:tblW w:w="10375" w:type="dxa"/>
-        <w:tblpPr w:leftFromText="141" w:rightFromText="141" w:topFromText="141" w:bottomFromText="200" w:vertAnchor="margin" w:horzAnchor="margin" w:tblpXSpec="center" w:tblpYSpec="top"/>
+        <w:tblpPr w:leftFromText="141" w:rightFromText="141" w:topFromText="141" w:bottomFromText="120" w:vertAnchor="margin" w:horzAnchor="margin" w:tblpXSpec="center" w:tblpYSpec="top"/>
         <w:tblOverlap w:val="never"/>
         <w:tblLayout w:type="fixed"/>
         <w:tblCellMar>

--- a/doc/paper_apiems2026_v2/APIEMS2026_manuscript_v2_en.docx
+++ b/doc/paper_apiems2026_v2/APIEMS2026_manuscript_v2_en.docx
@@ -47,7 +47,7 @@
         <w:rPr>
           <w:rFonts w:ascii="Times New Roman" w:hAnsi="Times New Roman" w:cs="Times New Roman"/>
         </w:rPr>
-        <w:t xml:space="preserve">Department of Industrial and Management Systems Engineering,</w:t>
+        <w:t xml:space="preserve">Department of Industrial and Management Systems Engineering</w:t>
       </w:r>
     </w:p>
     <w:p>
@@ -59,7 +59,7 @@
         <w:rPr>
           <w:rFonts w:ascii="Times New Roman" w:hAnsi="Times New Roman" w:cs="Times New Roman"/>
         </w:rPr>
-        <w:t xml:space="preserve">Waseda University, Tokyo, Japan</w:t>
+        <w:t xml:space="preserve">School of Creative Science and Engineering, Waseda University, Tokyo, Japan</w:t>
       </w:r>
     </w:p>
     <w:p>
@@ -71,7 +71,7 @@
         <w:rPr>
           <w:rFonts w:ascii="Times New Roman" w:hAnsi="Times New Roman" w:cs="Times New Roman"/>
         </w:rPr>
-        <w:t xml:space="preserve">Tel: (+81) 80-4756-3741, Email: kito@toki.waseda.jp</w:t>
+        <w:t xml:space="preserve">Email: kito@toki.waseda.jp; tanimizu@waseda.jp; r.watanabe@aoni.waseda.jp</w:t>
       </w:r>
     </w:p>
     <w:p>

--- a/doc/paper_apiems2026_v2/APIEMS2026_manuscript_v2_en.docx
+++ b/doc/paper_apiems2026_v2/APIEMS2026_manuscript_v2_en.docx
@@ -120,7 +120,7 @@
         <w:rPr>
           <w:rFonts w:ascii="Times New Roman" w:hAnsi="Times New Roman" w:cs="Times New Roman"/>
         </w:rPr>
-        <w:t xml:space="preserve"> is costly, so a revised schedule must be both efficient and close to </w:t>
+        <w:t xml:space="preserve"> is costly, so a revised schedule must combine efficiency with stability, that is, closeness to </w:t>
       </w:r>
       <w:r>
         <w:rPr>
@@ -141,7 +141,7 @@
         <w:rPr>
           <w:rFonts w:ascii="Times New Roman" w:hAnsi="Times New Roman" w:cs="Times New Roman"/>
         </w:rPr>
-        <w:t xml:space="preserve"> (stable). In this problem, </w:t>
+        <w:t xml:space="preserve">. In this problem, </w:t>
       </w:r>
       <w:r>
         <w:rPr>
@@ -162,7 +162,7 @@
         <w:rPr>
           <w:rFonts w:ascii="Times New Roman" w:hAnsi="Times New Roman" w:cs="Times New Roman"/>
         </w:rPr>
-        <w:t xml:space="preserve"> — optimal in stability and efficient — is in hand before the search. In a controlled comparison, we tested the hypothesis that trajectory-based search (ILS), which changes it little by little, obtains better solutions near </w:t>
+        <w:t xml:space="preserve"> — stability-optimal and efficient — is in hand before the search. In a controlled comparison, we tested the hypothesis that trajectory-based search (ILS), which changes it little by little, obtains better solutions near </w:t>
       </w:r>
       <w:r>
         <w:rPr>
@@ -281,20 +281,7 @@
         <w:rPr>
           <w:rFonts w:ascii="Times New Roman" w:hAnsi="Times New Roman" w:cs="Times New Roman"/>
         </w:rPr>
-        <w:t xml:space="preserve">On manufacturing shop floors, disruptions such as operation delays and machine breakdowns occur frequently and make the initial schedule difficult to execute. Responses fall into two broad classes: static approaches, which build in slack beforehand to raise the schedule’s tolerance to disruptions, and dynamic approaches, which revise the schedule after a disruption occurs (Vieira et al., 2003). This study addresses the latter, specifically </w:t>
-      </w:r>
-      <w:r>
-        <w:rPr>
-          <w:rFonts w:ascii="Times New Roman" w:hAnsi="Times New Roman" w:cs="Times New Roman"/>
-          <w:i/>
-        </w:rPr>
-        <w:t xml:space="preserve">predictive-reactive rescheduling</w:t>
-      </w:r>
-      <w:r>
-        <w:rPr>
-          <w:rFonts w:ascii="Times New Roman" w:hAnsi="Times New Roman" w:cs="Times New Roman"/>
-        </w:rPr>
-        <w:t xml:space="preserve"> (Ouelhadj and Petrovic, 2009), which revises the schedule under execution so that it is feasible again.</w:t>
+        <w:t xml:space="preserve">On manufacturing shop floors, disruptions such as operation delays and machine breakdowns occur frequently and make the initial schedule difficult to execute. Responses fall into two broad classes: static approaches, which build in slack beforehand to raise the schedule’s tolerance to disruptions, and dynamic approaches, which revise the schedule after a disruption occurs (Vieira et al., 2003). This study addresses the latter, specifically predictive-reactive rescheduling (Ouelhadj and Petrovic, 2009), which revises the schedule under execution so that it is feasible again.</w:t>
       </w:r>
     </w:p>
     <w:p>
@@ -307,20 +294,7 @@
         <w:rPr>
           <w:rFonts w:ascii="Times New Roman" w:hAnsi="Times New Roman" w:cs="Times New Roman"/>
         </w:rPr>
-        <w:t xml:space="preserve">In rescheduling, the </w:t>
-      </w:r>
-      <w:r>
-        <w:rPr>
-          <w:rFonts w:ascii="Times New Roman" w:hAnsi="Times New Roman" w:cs="Times New Roman"/>
-          <w:i/>
-        </w:rPr>
-        <w:t xml:space="preserve">efficiency</w:t>
-      </w:r>
-      <w:r>
-        <w:rPr>
-          <w:rFonts w:ascii="Times New Roman" w:hAnsi="Times New Roman" w:cs="Times New Roman"/>
-        </w:rPr>
-        <w:t xml:space="preserve"> of the revised schedule trades off against its </w:t>
+        <w:t xml:space="preserve">In rescheduling, the efficiency of the revised schedule trades off against its </w:t>
       </w:r>
       <w:r>
         <w:rPr>
@@ -333,20 +307,7 @@
         <w:rPr>
           <w:rFonts w:ascii="Times New Roman" w:hAnsi="Times New Roman" w:cs="Times New Roman"/>
         </w:rPr>
-        <w:t xml:space="preserve">, the degree to which it stays close to the </w:t>
-      </w:r>
-      <w:r>
-        <w:rPr>
-          <w:rFonts w:ascii="Times New Roman" w:hAnsi="Times New Roman" w:cs="Times New Roman"/>
-          <w:i/>
-        </w:rPr>
-        <w:t xml:space="preserve">initial schedule</w:t>
-      </w:r>
-      <w:r>
-        <w:rPr>
-          <w:rFonts w:ascii="Times New Roman" w:hAnsi="Times New Roman" w:cs="Times New Roman"/>
-        </w:rPr>
-        <w:t xml:space="preserve"> </w:t>
+        <w:t xml:space="preserve">, the degree to which it stays close to the initial schedule </w:t>
       </w:r>
       <w:r>
         <w:rPr>
@@ -380,20 +341,7 @@
         <w:rPr>
           <w:rFonts w:ascii="Times New Roman" w:hAnsi="Times New Roman" w:cs="Times New Roman"/>
         </w:rPr>
-        <w:t xml:space="preserve">): confusion on the shop floor, setup changeovers, rearrangement of materials and fixtures, reassignment of workers, and schedule changes that ripple through to downstream processes and subcontractors. Stability is therefore an objective on a par with efficiency (Wu et al., 1993; Rangsaritratsamee et al., 2004), and this study formulates the problem as multi-objective optimization of efficiency and stability. Efficiency is measured by the </w:t>
-      </w:r>
-      <w:r>
-        <w:rPr>
-          <w:rFonts w:ascii="Times New Roman" w:hAnsi="Times New Roman" w:cs="Times New Roman"/>
-          <w:i/>
-        </w:rPr>
-        <w:t xml:space="preserve">makespan (MS)</w:t>
-      </w:r>
-      <w:r>
-        <w:rPr>
-          <w:rFonts w:ascii="Times New Roman" w:hAnsi="Times New Roman" w:cs="Times New Roman"/>
-        </w:rPr>
-        <w:t xml:space="preserve"> and stability by the </w:t>
+        <w:t xml:space="preserve">): confusion on the shop floor, setup changeovers, rearrangement of materials and fixtures, reassignment of workers, and schedule changes that ripple through to downstream processes and subcontractors. Stability is therefore an objective on a par with efficiency (Wu et al., 1993; Rangsaritratsamee et al., 2004), and this study formulates the problem as multi-objective optimization of efficiency and stability. Efficiency is measured by the makespan (MS) and stability by the </w:t>
       </w:r>
       <w:r>
         <w:rPr>
@@ -447,14 +395,7 @@
         <w:rPr>
           <w:rFonts w:ascii="Times New Roman" w:hAnsi="Times New Roman" w:cs="Times New Roman"/>
         </w:rPr>
-        <w:t xml:space="preserve">Rescheduling has a peculiarity that static scheduling lacks: </w:t>
-      </w:r>
-      <w:r>
-        <w:rPr>
-          <w:rFonts w:ascii="Times New Roman" w:hAnsi="Times New Roman" w:cs="Times New Roman"/>
-          <w:i/>
-        </w:rPr>
-        <w:t xml:space="preserve">the solution that absorbs the delay while keeping the sequences of the initial schedule </w:t>
+        <w:t xml:space="preserve">Rescheduling has a peculiarity that static scheduling lacks: the solution that absorbs the delay while keeping the sequences of the initial schedule </w:t>
       </w:r>
       <w:r>
         <w:rPr>
@@ -474,15 +415,8 @@
       <w:r>
         <w:rPr>
           <w:rFonts w:ascii="Times New Roman" w:hAnsi="Times New Roman" w:cs="Times New Roman"/>
-          <w:i/>
-        </w:rPr>
-        <w:t xml:space="preserve"> is optimal for the stability objective, and it is given before the search even begins.</w:t>
-      </w:r>
-      <w:r>
-        <w:rPr>
-          <w:rFonts w:ascii="Times New Roman" w:hAnsi="Times New Roman" w:cs="Times New Roman"/>
-        </w:rPr>
-        <w:t xml:space="preserve"> This solution sits at </w:t>
+        </w:rPr>
+        <w:t xml:space="preserve"> is optimal for the stability objective, and it is given before the search even begins. This solution sits at </w:t>
       </w:r>
       <w:r>
         <w:rPr>
@@ -575,20 +509,7 @@
         <w:rPr>
           <w:rFonts w:ascii="Times New Roman" w:hAnsi="Times New Roman" w:cs="Times New Roman"/>
         </w:rPr>
-        <w:t xml:space="preserve">, and shortens MS further. A method must therefore be evaluated not only by the hypervolume (HV; Zitzler and Thiele, 1999) of the whole front but also by </w:t>
-      </w:r>
-      <w:r>
-        <w:rPr>
-          <w:rFonts w:ascii="Times New Roman" w:hAnsi="Times New Roman" w:cs="Times New Roman"/>
-          <w:i/>
-        </w:rPr>
-        <w:t xml:space="preserve">the HV restricted to the high-stability region</w:t>
-      </w:r>
-      <w:r>
-        <w:rPr>
-          <w:rFonts w:ascii="Times New Roman" w:hAnsi="Times New Roman" w:cs="Times New Roman"/>
-        </w:rPr>
-        <w:t xml:space="preserve"> (hereafter, </w:t>
+        <w:t xml:space="preserve">, and shortens MS further. A method must therefore be evaluated not only by the hypervolume (HV; Zitzler and Thiele, 1999) of the whole front but also by the HV restricted to the high-stability region (hereafter, </w:t>
       </w:r>
       <w:r>
         <w:rPr>
@@ -661,20 +582,7 @@
         <w:rPr>
           <w:rFonts w:ascii="Times New Roman" w:hAnsi="Times New Roman" w:cs="Times New Roman"/>
         </w:rPr>
-        <w:t xml:space="preserve"> is given, </w:t>
-      </w:r>
-      <w:r>
-        <w:rPr>
-          <w:rFonts w:ascii="Times New Roman" w:hAnsi="Times New Roman" w:cs="Times New Roman"/>
-          <w:i/>
-        </w:rPr>
-        <w:t xml:space="preserve">might trajectory-based search, which changes that solution little by little, be better suited to obtaining non-dominated solutions in the high-stability region?</w:t>
-      </w:r>
-      <w:r>
-        <w:rPr>
-          <w:rFonts w:ascii="Times New Roman" w:hAnsi="Times New Roman" w:cs="Times New Roman"/>
-        </w:rPr>
-        <w:t xml:space="preserve"> This question is the starting point of this study.</w:t>
+        <w:t xml:space="preserve"> is given, might trajectory-based search, which changes that solution little by little, be better suited to obtaining non-dominated solutions in the high-stability region? This question is the starting point of this study.</w:t>
       </w:r>
     </w:p>
     <w:p>
@@ -760,7 +668,7 @@
         <w:rPr>
           <w:rFonts w:ascii="Times New Roman" w:hAnsi="Times New Roman" w:cs="Times New Roman"/>
         </w:rPr>
-        <w:t xml:space="preserve"> The two structures are completely separated in every trial of all eight scenarios: in three scenarios population-based search obtains no non-dominated solution in the high-stability region in 9–10 of the 10 trials, and in the remaining five ILS is ahead by a factor of 2.0–4.5.</w:t>
+        <w:t xml:space="preserve"> The two structures show no overlap in any of the eight scenarios: in three scenarios population-based search obtains no non-dominated solution in the high-stability region in 9–10 of the 10 trials, and in the remaining five ILS is ahead by a factor of 2.0–4.5.</w:t>
       </w:r>
     </w:p>
     <w:p>
@@ -786,7 +694,7 @@
         <w:rPr>
           <w:rFonts w:ascii="Times New Roman" w:hAnsi="Times New Roman" w:cs="Times New Roman"/>
         </w:rPr>
-        <w:t xml:space="preserve"> Population-based search improves in every trial of all eight scenarios, whereas trajectory-based search improves in only two of the eight, and in those two the median rises by less than 7%.</w:t>
+        <w:t xml:space="preserve"> Population-based search improves in every trial of all eight scenarios, whereas trajectory-based search improves in only two of the eight, and in those two the median rises by only about 6%.</w:t>
       </w:r>
     </w:p>
     <w:p>
@@ -977,20 +885,7 @@
         <w:rPr>
           <w:rFonts w:ascii="Times New Roman" w:hAnsi="Times New Roman" w:cs="Times New Roman"/>
         </w:rPr>
-        <w:t xml:space="preserve"> Attempts to optimize efficiency and stability simultaneously in rescheduling began with Wu et al. (1993), who formulated both as evaluation criteria on a single machine. For the JSSP, Rangsaritratsamee et al. (2004) proposed a memetic algorithm combining a GA with local search, and Zhang et al. (2013) a hybrid of a GA and tabu search; for the flexible JSSP (FJSP), Fattahi and Fallahi (2010) likewise applied a memetic algorithm. These three combine efficiency and stability into a single scalar objective through a weight. Under Pareto dominance, Valledor et al. (2022) solve a permutation flow shop with three objectives (makespan, total weighted tardiness, and start-time deviation) by an NSGA-II variant, and Luo et al. (2025) solve a dynamic FJSP with two objectives, efficiency and stability, by a parallel NSGA-II. All treat stability as </w:t>
-      </w:r>
-      <w:r>
-        <w:rPr>
-          <w:rFonts w:ascii="Times New Roman" w:hAnsi="Times New Roman" w:cs="Times New Roman"/>
-          <w:i/>
-        </w:rPr>
-        <w:t xml:space="preserve">one term of the objective function</w:t>
-      </w:r>
-      <w:r>
-        <w:rPr>
-          <w:rFonts w:ascii="Times New Roman" w:hAnsi="Times New Roman" w:cs="Times New Roman"/>
-        </w:rPr>
-        <w:t xml:space="preserve">.</w:t>
+        <w:t xml:space="preserve"> Attempts to optimize efficiency and stability simultaneously in rescheduling began with Wu et al. (1993), who formulated both as evaluation criteria on a single machine. For the JSSP, Rangsaritratsamee et al. (2004) proposed a memetic algorithm combining a GA with local search, and Zhang et al. (2013) a hybrid of a GA and tabu search; for the flexible JSSP (FJSP), Fattahi and Fallahi (2010) likewise applied a memetic algorithm. These three combine efficiency and stability into a single scalar objective through a weight. Under Pareto dominance, Valledor et al. (2022) solve a permutation flow shop with three objectives (makespan, total weighted tardiness, and start-time deviation) by an NSGA-II variant, and Luo et al. (2025) solve a dynamic FJSP with two objectives, efficiency and stability, by a parallel NSGA-II. All treat stability as one term of the objective function.</w:t>
       </w:r>
     </w:p>
     <w:p>
@@ -1010,20 +905,7 @@
         <w:rPr>
           <w:rFonts w:ascii="Times New Roman" w:hAnsi="Times New Roman" w:cs="Times New Roman"/>
         </w:rPr>
-        <w:t xml:space="preserve"> By contrast, Bean et al. (1991) proposed match-up scheduling, which reschedules only up to the point of returning to the initial schedule, and Abumaizar and Svestka (1997) proposed affected-operations rescheduling (AOR), which reschedules only the affected operations. Zakaria and Petrovic (2012) restrict the chromosome to an interval, and Sun et al. (2026) organize the range of operations allowed to be re-optimized into four levels. All have in common that stability is secured by </w:t>
-      </w:r>
-      <w:r>
-        <w:rPr>
-          <w:rFonts w:ascii="Times New Roman" w:hAnsi="Times New Roman" w:cs="Times New Roman"/>
-          <w:i/>
-        </w:rPr>
-        <w:t xml:space="preserve">restricting the search space</w:t>
-      </w:r>
-      <w:r>
-        <w:rPr>
-          <w:rFonts w:ascii="Times New Roman" w:hAnsi="Times New Roman" w:cs="Times New Roman"/>
-        </w:rPr>
-        <w:t xml:space="preserve">.</w:t>
+        <w:t xml:space="preserve"> By contrast, Bean et al. (1991) proposed match-up scheduling, which reschedules only up to the point of returning to the initial schedule, and Abumaizar and Svestka (1997) proposed affected-operations rescheduling (AOR), which reschedules only the affected operations. Zakaria and Petrovic (2012) restrict the chromosome to an interval, and Sun et al. (2026) organize the range of operations allowed to be re-optimized into four levels. All have in common that stability is secured by restricting the search space.</w:t>
       </w:r>
     </w:p>
     <w:p>
@@ -1043,20 +925,7 @@
         <w:rPr>
           <w:rFonts w:ascii="Times New Roman" w:hAnsi="Times New Roman" w:cs="Times New Roman"/>
         </w:rPr>
-        <w:t xml:space="preserve"> To the best of our knowledge, three issues remain across the two approaches above. </w:t>
-      </w:r>
-      <w:r>
-        <w:rPr>
-          <w:rFonts w:ascii="Times New Roman" w:hAnsi="Times New Roman" w:cs="Times New Roman"/>
-          <w:i/>
-        </w:rPr>
-        <w:t xml:space="preserve">First, the difference between search structures has not been examined.</w:t>
-      </w:r>
-      <w:r>
-        <w:rPr>
-          <w:rFonts w:ascii="Times New Roman" w:hAnsi="Times New Roman" w:cs="Times New Roman"/>
-        </w:rPr>
-        <w:t xml:space="preserve"> Across both approaches, the metaheuristics used are concentrated in population-based search (Rangsaritratsamee et al., 2004; Fattahi and Fallahi, 2010; Zakaria and Petrovic, 2012; Zhang et al., 2013; Valledor et al., 2022; Luo et al., 2025; Sun et al., 2026). No study has examined how the two search structures (trajectory-based versus population-based) differ under the rescheduling-specific property that a solution preserving the sequences of the initial schedule </w:t>
+        <w:t xml:space="preserve"> To the best of our knowledge, three issues remain across the two approaches above. First, the difference between search structures has not been examined. Across both approaches, the metaheuristics used are concentrated in population-based search (Rangsaritratsamee et al., 2004; Fattahi and Fallahi, 2010; Zakaria and Petrovic, 2012; Zhang et al., 2013; Valledor et al., 2022; Luo et al., 2025; Sun et al., 2026). No study has examined how the two search structures (trajectory-based versus population-based) differ under the rescheduling-specific property that a solution preserving the sequences of the initial schedule </w:t>
       </w:r>
       <w:r>
         <w:rPr>
@@ -1077,27 +946,7 @@
         <w:rPr>
           <w:rFonts w:ascii="Times New Roman" w:hAnsi="Times New Roman" w:cs="Times New Roman"/>
         </w:rPr>
-        <w:t xml:space="preserve">, optimal in stability and small in MS, is in hand before the search begins. </w:t>
-      </w:r>
-      <w:r>
-        <w:rPr>
-          <w:rFonts w:ascii="Times New Roman" w:hAnsi="Times New Roman" w:cs="Times New Roman"/>
-          <w:i/>
-        </w:rPr>
-        <w:t xml:space="preserve">Second, no evaluation protocol reveals that difference.</w:t>
-      </w:r>
-      <w:r>
-        <w:rPr>
-          <w:rFonts w:ascii="Times New Roman" w:hAnsi="Times New Roman" w:cs="Times New Roman"/>
-        </w:rPr>
-        <w:t xml:space="preserve"> Comparisons have taken the form of scalar values at a few weight settings (Rangsaritratsamee et al., 2004; Zhang et al., 2013), an efficiency measure reported alongside stability (Sun et al., 2026), or indicators over the whole Pareto front such as hypervolume (Valledor et al., 2022; Luo et al., 2025); none measures the HV restricted to the high-stability region. </w:t>
-      </w:r>
-      <w:r>
-        <w:rPr>
-          <w:rFonts w:ascii="Times New Roman" w:hAnsi="Times New Roman" w:cs="Times New Roman"/>
-          <w:i/>
-        </w:rPr>
-        <w:t xml:space="preserve">Third, there is no move that pulls a solution back toward </w:t>
+        <w:t xml:space="preserve">, optimal in stability and small in MS, is in hand before the search begins. Second, no evaluation protocol reveals that difference. Comparisons have taken the form of scalar values at a few weight settings (Rangsaritratsamee et al., 2004; Zhang et al., 2013), an efficiency measure reported alongside stability (Sun et al., 2026), or indicators over the whole Pareto front such as hypervolume (Valledor et al., 2022; Luo et al., 2025); none measures the HV restricted to the high-stability region. Third, there is no move that pulls a solution back toward </w:t>
       </w:r>
       <w:r>
         <w:rPr>
@@ -1117,15 +966,8 @@
       <w:r>
         <w:rPr>
           <w:rFonts w:ascii="Times New Roman" w:hAnsi="Times New Roman" w:cs="Times New Roman"/>
-          <w:i/>
-        </w:rPr>
-        <w:t xml:space="preserve">.</w:t>
-      </w:r>
-      <w:r>
-        <w:rPr>
-          <w:rFonts w:ascii="Times New Roman" w:hAnsi="Times New Roman" w:cs="Times New Roman"/>
-        </w:rPr>
-        <w:t xml:space="preserve"> The objective-embedding approach weaves stability into the </w:t>
+        </w:rPr>
+        <w:t xml:space="preserve">. The objective-embedding approach weaves stability into the </w:t>
       </w:r>
       <w:r>
         <w:rPr>
@@ -1184,20 +1026,7 @@
         <w:rPr>
           <w:rFonts w:ascii="Times New Roman" w:hAnsi="Times New Roman" w:cs="Times New Roman"/>
         </w:rPr>
-        <w:t xml:space="preserve"> To address these issues, this study takes the </w:t>
-      </w:r>
-      <w:r>
-        <w:rPr>
-          <w:rFonts w:ascii="Times New Roman" w:hAnsi="Times New Roman" w:cs="Times New Roman"/>
-          <w:i/>
-        </w:rPr>
-        <w:t xml:space="preserve">high-stability HV</w:t>
-      </w:r>
-      <w:r>
-        <w:rPr>
-          <w:rFonts w:ascii="Times New Roman" w:hAnsi="Times New Roman" w:cs="Times New Roman"/>
-        </w:rPr>
-        <w:t xml:space="preserve"> introduced in Section 1 (the HV restricted to the high-stability region; Section 3.4) as the response and poses the following two hypotheses.</w:t>
+        <w:t xml:space="preserve"> To address these issues, this study takes the high-stability HV introduced in Section 1 (the HV restricted to the high-stability region; Section 3.4) as the response and poses the following two hypotheses.</w:t>
       </w:r>
     </w:p>
     <w:p>
@@ -1266,7 +1095,7 @@
           <w:rFonts w:ascii="Times New Roman" w:hAnsi="Times New Roman" w:cs="Times New Roman"/>
           <w:i/>
         </w:rPr>
-        <w:t xml:space="preserve">trajectory-based search attains a larger high-stability HV</w:t>
+        <w:t xml:space="preserve">trajectory-based search attains a larger high-stability HV than population-based search</w:t>
       </w:r>
       <w:r>
         <w:rPr>
@@ -1334,14 +1163,14 @@
         <w:rPr>
           <w:rFonts w:ascii="Times New Roman" w:hAnsi="Times New Roman" w:cs="Times New Roman"/>
         </w:rPr>
-        <w:t xml:space="preserve"> back to it, solutions with small sequence deviation and only a small loss in MS appear. Equipping population-based search with such an operator therefore </w:t>
-      </w:r>
-      <w:r>
-        <w:rPr>
-          <w:rFonts w:ascii="Times New Roman" w:hAnsi="Times New Roman" w:cs="Times New Roman"/>
-          <w:i/>
-        </w:rPr>
-        <w:t xml:space="preserve">raises its high-stability HV</w:t>
+        <w:t xml:space="preserve"> back to it, solutions with small sequence deviation and only a small loss in MS appear. Hence, </w:t>
+      </w:r>
+      <w:r>
+        <w:rPr>
+          <w:rFonts w:ascii="Times New Roman" w:hAnsi="Times New Roman" w:cs="Times New Roman"/>
+          <w:i/>
+        </w:rPr>
+        <w:t xml:space="preserve">equipping population-based search with a stability-inducing operator raises its high-stability HV</w:t>
       </w:r>
       <w:r>
         <w:rPr>
@@ -1562,20 +1391,7 @@
         <w:rPr>
           <w:rFonts w:ascii="Times New Roman" w:hAnsi="Times New Roman" w:cs="Times New Roman"/>
         </w:rPr>
-        <w:t xml:space="preserve"> can no longer be changed and are therefore </w:t>
-      </w:r>
-      <w:r>
-        <w:rPr>
-          <w:rFonts w:ascii="Times New Roman" w:hAnsi="Times New Roman" w:cs="Times New Roman"/>
-          <w:i/>
-        </w:rPr>
-        <w:t xml:space="preserve">frozen</w:t>
-      </w:r>
-      <w:r>
-        <w:rPr>
-          <w:rFonts w:ascii="Times New Roman" w:hAnsi="Times New Roman" w:cs="Times New Roman"/>
-        </w:rPr>
-        <w:t xml:space="preserve">. The operations from </w:t>
+        <w:t xml:space="preserve"> can no longer be changed and are therefore frozen. The operations from </w:t>
       </w:r>
       <w:r>
         <w:rPr>
@@ -1596,20 +1412,7 @@
         <w:rPr>
           <w:rFonts w:ascii="Times New Roman" w:hAnsi="Times New Roman" w:cs="Times New Roman"/>
         </w:rPr>
-        <w:t xml:space="preserve"> onward are the </w:t>
-      </w:r>
-      <w:r>
-        <w:rPr>
-          <w:rFonts w:ascii="Times New Roman" w:hAnsi="Times New Roman" w:cs="Times New Roman"/>
-          <w:i/>
-        </w:rPr>
-        <w:t xml:space="preserve">optimization targets</w:t>
-      </w:r>
-      <w:r>
-        <w:rPr>
-          <w:rFonts w:ascii="Times New Roman" w:hAnsi="Times New Roman" w:cs="Times New Roman"/>
-        </w:rPr>
-        <w:t xml:space="preserve">, and the decision variables are only their per-machine processing sequences.</w:t>
+        <w:t xml:space="preserve"> onward are the optimization targets, and the decision variables are only their per-machine processing sequences.</w:t>
       </w:r>
     </w:p>
     <w:p>
@@ -2535,20 +2338,7 @@
         <w:rPr>
           <w:rFonts w:ascii="Times New Roman" w:hAnsi="Times New Roman" w:cs="Times New Roman"/>
         </w:rPr>
-        <w:t xml:space="preserve">To test Hypothesis 1 (Section 2), we place the </w:t>
-      </w:r>
-      <w:r>
-        <w:rPr>
-          <w:rFonts w:ascii="Times New Roman" w:hAnsi="Times New Roman" w:cs="Times New Roman"/>
-          <w:i/>
-        </w:rPr>
-        <w:t xml:space="preserve">contrast between ILS and Memetic</w:t>
-      </w:r>
-      <w:r>
-        <w:rPr>
-          <w:rFonts w:ascii="Times New Roman" w:hAnsi="Times New Roman" w:cs="Times New Roman"/>
-        </w:rPr>
-        <w:t xml:space="preserve"> at the core of the comparison, removing the confound of whether local search is present and contrasting only the search structure (trajectory-based versus population-based).</w:t>
+        <w:t xml:space="preserve">To test Hypothesis 1 (Section 2), we place the contrast between ILS and Memetic at the core of the comparison, removing the confound of whether local search is present and contrasting only the search structure (trajectory-based versus population-based).</w:t>
       </w:r>
     </w:p>
     <w:p>
@@ -2568,20 +2358,7 @@
         <w:rPr>
           <w:rFonts w:ascii="Times New Roman" w:hAnsi="Times New Roman" w:cs="Times New Roman"/>
         </w:rPr>
-        <w:t xml:space="preserve"> ILS (Lourenço et al., 2019) is a framework that improves a single solution by iterating three steps: perturbing the current solution, improving the perturbed solution by local search, and deciding whether to accept the result. We adopt ILS among trajectory-based methods because local search and perturbation are separate stages. The perturbation strength, how far the search moves from the current solution at once, can be set explicitly, and the stability-inducing operators (Section 3.3) can be placed in the perturbation stage without altering the local search or the acceptance criterion. The </w:t>
-      </w:r>
-      <w:r>
-        <w:rPr>
-          <w:rFonts w:ascii="Times New Roman" w:hAnsi="Times New Roman" w:cs="Times New Roman"/>
-          <w:i/>
-        </w:rPr>
-        <w:t xml:space="preserve">initial solution</w:t>
-      </w:r>
-      <w:r>
-        <w:rPr>
-          <w:rFonts w:ascii="Times New Roman" w:hAnsi="Times New Roman" w:cs="Times New Roman"/>
-        </w:rPr>
-        <w:t xml:space="preserve"> is </w:t>
+        <w:t xml:space="preserve"> ILS (Lourenço et al., 2019) is a framework that improves a single solution by iterating three steps: perturbing the current solution, improving the perturbed solution by local search, and deciding whether to accept the result. We adopt ILS among trajectory-based methods because local search and perturbation are separate stages. The perturbation strength, how far the search moves from the current solution at once, can be set explicitly, and the stability-inducing operators (Section 3.3) can be placed in the perturbation stage without altering the local search or the acceptance criterion. The initial solution is </w:t>
       </w:r>
       <w:r>
         <w:rPr>
@@ -2602,20 +2379,7 @@
         <w:rPr>
           <w:rFonts w:ascii="Times New Roman" w:hAnsi="Times New Roman" w:cs="Times New Roman"/>
         </w:rPr>
-        <w:t xml:space="preserve">. The </w:t>
-      </w:r>
-      <w:r>
-        <w:rPr>
-          <w:rFonts w:ascii="Times New Roman" w:hAnsi="Times New Roman" w:cs="Times New Roman"/>
-          <w:i/>
-        </w:rPr>
-        <w:t xml:space="preserve">local search</w:t>
-      </w:r>
-      <w:r>
-        <w:rPr>
-          <w:rFonts w:ascii="Times New Roman" w:hAnsi="Times New Roman" w:cs="Times New Roman"/>
-        </w:rPr>
-        <w:t xml:space="preserve">, shared by ILS and Memetic, is the N5 neighborhood, the standard for the JSSP (Nowicki and Smutnicki, 1996): candidates are restricted to adjacent swaps at the ends of critical blocks (moves with a prospect of improving the makespan), and acceptance is evaluated by </w:t>
+        <w:t xml:space="preserve">. The local search, shared by ILS and Memetic, is the N5 neighborhood, the standard for the JSSP (Nowicki and Smutnicki, 1996): candidates are restricted to adjacent swaps at the ends of critical blocks (moves with a prospect of improving MS), and acceptance is evaluated by </w:t>
       </w:r>
       <w:r>
         <w:rPr>
@@ -2647,33 +2411,7 @@
         <w:rPr>
           <w:rFonts w:ascii="Times New Roman" w:hAnsi="Times New Roman" w:cs="Times New Roman"/>
         </w:rPr>
-        <w:t xml:space="preserve">. The </w:t>
-      </w:r>
-      <w:r>
-        <w:rPr>
-          <w:rFonts w:ascii="Times New Roman" w:hAnsi="Times New Roman" w:cs="Times New Roman"/>
-          <w:i/>
-        </w:rPr>
-        <w:t xml:space="preserve">perturbation</w:t>
-      </w:r>
-      <w:r>
-        <w:rPr>
-          <w:rFonts w:ascii="Times New Roman" w:hAnsi="Times New Roman" w:cs="Times New Roman"/>
-        </w:rPr>
-        <w:t xml:space="preserve"> applies insert moves, with the strength (the number of moves) cycling in a sawtooth according to the degree of stagnation. The </w:t>
-      </w:r>
-      <w:r>
-        <w:rPr>
-          <w:rFonts w:ascii="Times New Roman" w:hAnsi="Times New Roman" w:cs="Times New Roman"/>
-          <w:i/>
-        </w:rPr>
-        <w:t xml:space="preserve">acceptance criterion</w:t>
-      </w:r>
-      <w:r>
-        <w:rPr>
-          <w:rFonts w:ascii="Times New Roman" w:hAnsi="Times New Roman" w:cs="Times New Roman"/>
-        </w:rPr>
-        <w:t xml:space="preserve"> is better acceptance: the local optimum obtained after a perturbation replaces the current solution only when it strictly improves the best </w:t>
+        <w:t xml:space="preserve">. The perturbation applies insert moves, with the strength (the number of moves) cycling in a sawtooth according to the degree of stagnation. The acceptance criterion is better acceptance: the local optimum obtained after a perturbation replaces the current solution only when it strictly improves the best </w:t>
       </w:r>
       <w:r>
         <w:rPr>
@@ -2725,20 +2463,7 @@
         <w:rPr>
           <w:rFonts w:ascii="Times New Roman" w:hAnsi="Times New Roman" w:cs="Times New Roman"/>
         </w:rPr>
-        <w:t xml:space="preserve"> The population-based search that serves as the counterpart for Hypothesis 1 is </w:t>
-      </w:r>
-      <w:r>
-        <w:rPr>
-          <w:rFonts w:ascii="Times New Roman" w:hAnsi="Times New Roman" w:cs="Times New Roman"/>
-          <w:i/>
-        </w:rPr>
-        <w:t xml:space="preserve">Memetic</w:t>
-      </w:r>
-      <w:r>
-        <w:rPr>
-          <w:rFonts w:ascii="Times New Roman" w:hAnsi="Times New Roman" w:cs="Times New Roman"/>
-        </w:rPr>
-        <w:t xml:space="preserve"> (Neri and Cotta, 2012), a GA with local search integrated into it, which is the standard configuration in prior work. The underlying GA is a standard one in the operation-based representation (Bierwirth, 1995): a chromosome is a sequence of operations, decoded into a schedule by the GT algorithm (Giffler and Thompson, 1960) and evaluated by </w:t>
+        <w:t xml:space="preserve"> The population-based search that serves as the counterpart for Hypothesis 1 is Memetic (Neri and Cotta, 2012), a GA with local search integrated into it, which is the standard configuration in prior work. The underlying GA is a standard one in the operation-based representation (Bierwirth, 1995): a chromosome is a sequence of operations, decoded into a schedule by the GT algorithm (Giffler and Thompson, 1960) and evaluated by </w:t>
       </w:r>
       <w:r>
         <w:rPr>
@@ -2770,20 +2495,7 @@
         <w:rPr>
           <w:rFonts w:ascii="Times New Roman" w:hAnsi="Times New Roman" w:cs="Times New Roman"/>
         </w:rPr>
-        <w:t xml:space="preserve">. As in ILS, the </w:t>
-      </w:r>
-      <w:r>
-        <w:rPr>
-          <w:rFonts w:ascii="Times New Roman" w:hAnsi="Times New Roman" w:cs="Times New Roman"/>
-          <w:i/>
-        </w:rPr>
-        <w:t xml:space="preserve">initial population</w:t>
-      </w:r>
-      <w:r>
-        <w:rPr>
-          <w:rFonts w:ascii="Times New Roman" w:hAnsi="Times New Roman" w:cs="Times New Roman"/>
-        </w:rPr>
-        <w:t xml:space="preserve"> includes </w:t>
+        <w:t xml:space="preserve">. As in ILS, the initial population includes </w:t>
       </w:r>
       <w:r>
         <w:rPr>
@@ -3650,20 +3362,7 @@
         <w:rPr>
           <w:rFonts w:ascii="Times New Roman" w:hAnsi="Times New Roman" w:cs="Times New Roman"/>
         </w:rPr>
-        <w:t xml:space="preserve"> Both structures </w:t>
-      </w:r>
-      <w:r>
-        <w:rPr>
-          <w:rFonts w:ascii="Times New Roman" w:hAnsi="Times New Roman" w:cs="Times New Roman"/>
-          <w:i/>
-        </w:rPr>
-        <w:t xml:space="preserve">share the core of the operators</w:t>
-      </w:r>
-      <w:r>
-        <w:rPr>
-          <w:rFonts w:ascii="Times New Roman" w:hAnsi="Times New Roman" w:cs="Times New Roman"/>
-        </w:rPr>
-        <w:t xml:space="preserve">, the swap move toward </w:t>
+        <w:t xml:space="preserve"> Both structures share the core of the operators, the swap move toward </w:t>
       </w:r>
       <w:r>
         <w:rPr>
@@ -3788,20 +3487,7 @@
         <w:rPr>
           <w:rFonts w:ascii="Times New Roman" w:hAnsi="Times New Roman" w:cs="Times New Roman"/>
         </w:rPr>
-        <w:t xml:space="preserve">, and a configuration with an operator added is written as the baseline name plus the operator name, e.g. </w:t>
-      </w:r>
-      <w:r>
-        <w:rPr>
-          <w:rFonts w:ascii="Times New Roman" w:hAnsi="Times New Roman" w:cs="Times New Roman"/>
-          <w:i/>
-        </w:rPr>
-        <w:t xml:space="preserve">Memetic+PR</w:t>
-      </w:r>
-      <w:r>
-        <w:rPr>
-          <w:rFonts w:ascii="Times New Roman" w:hAnsi="Times New Roman" w:cs="Times New Roman"/>
-        </w:rPr>
-        <w:t xml:space="preserve">. Each baseline together with its PR and PR-</w:t>
+        <w:t xml:space="preserve">, and a configuration with an operator added is written as the baseline name plus the operator name, e.g. Memetic+PR. Each baseline together with its PR and PR-</w:t>
       </w:r>
       <w:r>
         <w:rPr>
@@ -3869,33 +3555,7 @@
         <w:rPr>
           <w:rFonts w:ascii="Times New Roman" w:hAnsi="Times New Roman" w:cs="Times New Roman"/>
         </w:rPr>
-        <w:t xml:space="preserve">We measure the HV of the Pareto front under an unbounded external archive (</w:t>
-      </w:r>
-      <w:r>
-        <w:rPr>
-          <w:rFonts w:ascii="Times New Roman" w:hAnsi="Times New Roman" w:cs="Times New Roman"/>
-          <w:i/>
-        </w:rPr>
-        <w:t xml:space="preserve">UEA</w:t>
-      </w:r>
-      <w:r>
-        <w:rPr>
-          <w:rFonts w:ascii="Times New Roman" w:hAnsi="Times New Roman" w:cs="Times New Roman"/>
-        </w:rPr>
-        <w:t xml:space="preserve">; Ishibuchi et al., 2020) that keeps the non-dominated solutions among all solutions each search generates </w:t>
-      </w:r>
-      <w:r>
-        <w:rPr>
-          <w:rFonts w:ascii="Times New Roman" w:hAnsi="Times New Roman" w:cs="Times New Roman"/>
-          <w:i/>
-        </w:rPr>
-        <w:t xml:space="preserve">before they are subjected to selection</w:t>
-      </w:r>
-      <w:r>
-        <w:rPr>
-          <w:rFonts w:ascii="Times New Roman" w:hAnsi="Times New Roman" w:cs="Times New Roman"/>
-        </w:rPr>
-        <w:t xml:space="preserve">. The recording points are aligned across the two structures: immediately after every move that changes a solution (the perturbation of trajectory-based search, the crossover and mutation of population-based search, and the stability-inducing operators of both), and after the local search. An HV over the whole front buries the difference in whether good non-dominated solutions exist in the high-stability region. This study therefore measures, in addition to this HV, the HV restricted to this region and anytime performance — the availability of a good solution whenever the search is stopped — by the area under the curve (AUC; López-Ibáñez and Stützle, 2014):</w:t>
+        <w:t xml:space="preserve">We measure the HV of the Pareto front under an unbounded external archive (UEA; Ishibuchi et al., 2020) that keeps the non-dominated solutions among all solutions each search generates before they are subjected to selection. The recording points are aligned across the two structures: immediately after every move that changes a solution (the perturbation of trajectory-based search, the crossover and mutation of population-based search, and the stability-inducing operators of both), and after the local search. An HV over the whole front buries the difference in whether good non-dominated solutions exist in the high-stability region. This study therefore measures, in addition to this HV, the HV restricted to this region and anytime performance — the availability of a good solution whenever the search is stopped — by the area under the curve (AUC; López-Ibáñez and Stützle, 2014):</w:t>
       </w:r>
     </w:p>
     <w:p>
@@ -4229,20 +3889,7 @@
         <w:rPr>
           <w:rFonts w:ascii="Times New Roman" w:hAnsi="Times New Roman" w:cs="Times New Roman"/>
         </w:rPr>
-        <w:t xml:space="preserve">) are trivial solutions that every method obtains without searching, so they are excluded from the HV computation. Overall HV and high-stability HV are computed after merging, in each trial, the solutions of all points of the weight sweep, whereas AUC takes </w:t>
-      </w:r>
-      <w:r>
-        <w:rPr>
-          <w:rFonts w:ascii="Times New Roman" w:hAnsi="Times New Roman" w:cs="Times New Roman"/>
-          <w:i/>
-        </w:rPr>
-        <w:t xml:space="preserve">the search at each weight as its unit</w:t>
-      </w:r>
-      <w:r>
-        <w:rPr>
-          <w:rFonts w:ascii="Times New Roman" w:hAnsi="Times New Roman" w:cs="Times New Roman"/>
-        </w:rPr>
-        <w:t xml:space="preserve">, averaging over wall-clock log-time at each weight and then over all weights in each trial (the time window is common to all methods at each weight).</w:t>
+        <w:t xml:space="preserve">) are trivial solutions that every method obtains without searching, so they are excluded from the HV computation. Overall HV and high-stability HV are computed after merging, in each trial, the solutions of all points of the weight sweep, whereas AUC takes the search at each weight as its unit, averaging over wall-clock log-time at each weight and then over all weights in each trial (the time window is common to all methods at each weight).</w:t>
       </w:r>
     </w:p>
     <w:p>
@@ -4275,7 +3922,40 @@
         <w:rPr>
           <w:rFonts w:ascii="Times New Roman" w:hAnsi="Times New Roman" w:cs="Times New Roman"/>
         </w:rPr>
-        <w:t xml:space="preserve">, and all tests are two-sided. Multiple comparisons are handled by Holm correction, with the same comparison repeated across the eight scenarios forming one family. </w:t>
+        <w:t xml:space="preserve">, and all tests are two-sided. Multiple comparisons are handled by Holm correction, with the same comparison repeated across the eight scenarios forming one family; Holm-adjusted </w:t>
+      </w:r>
+      <w:r>
+        <w:rPr>
+          <w:rFonts w:ascii="Times New Roman" w:hAnsi="Times New Roman" w:cs="Times New Roman"/>
+          <w:i/>
+        </w:rPr>
+        <w:t xml:space="preserve">p</w:t>
+      </w:r>
+      <w:r>
+        <w:rPr>
+          <w:rFonts w:ascii="Times New Roman" w:hAnsi="Times New Roman" w:cs="Times New Roman"/>
+        </w:rPr>
+        <w:t xml:space="preserve">-values are denoted </w:t>
+      </w:r>
+      <w:r>
+        <w:rPr>
+          <w:rFonts w:ascii="Times New Roman" w:hAnsi="Times New Roman" w:cs="Times New Roman"/>
+          <w:i/>
+        </w:rPr>
+        <w:t xml:space="preserve">p</w:t>
+      </w:r>
+      <w:r>
+        <w:rPr>
+          <w:rFonts w:ascii="Times New Roman" w:hAnsi="Times New Roman" w:cs="Times New Roman"/>
+          <w:vertAlign w:val="subscript"/>
+        </w:rPr>
+        <w:t xml:space="preserve">adj</w:t>
+      </w:r>
+      <w:r>
+        <w:rPr>
+          <w:rFonts w:ascii="Times New Roman" w:hAnsi="Times New Roman" w:cs="Times New Roman"/>
+        </w:rPr>
+        <w:t xml:space="preserve">. </w:t>
       </w:r>
       <w:r>
         <w:rPr>
@@ -4300,7 +3980,7 @@
         <w:rPr>
           <w:rFonts w:ascii="Times New Roman" w:hAnsi="Times New Roman" w:cs="Times New Roman"/>
         </w:rPr>
-        <w:t xml:space="preserve">=1.0 means complete separation: every trial of one method exceeds every trial of the other. The magnitude of a difference is reported as the ratio or relative difference of medians.</w:t>
+        <w:t xml:space="preserve">=1.0 means no overlap: every trial of one method exceeds every trial of the other. The magnitude of a difference is reported as the ratio or relative difference of medians.</w:t>
       </w:r>
     </w:p>
     <w:p>
@@ -4428,7 +4108,7 @@
               <w:rPr>
                 <w:rFonts w:ascii="Times New Roman" w:hAnsi="Times New Roman" w:cs="Times New Roman"/>
               </w:rPr>
-              <w:t xml:space="preserve">Figure 2: Actual Pareto fronts for the ta21 pair (non-dominated solutions of the trial with the median overall HV). PR-</w:t>
+              <w:t xml:space="preserve">Figure 2: Actual Pareto fronts for ta21S and ta21L (non-dominated solutions of the trial with the median overall HV). PR-</w:t>
             </w:r>
             <w:r>
               <w:rPr>
@@ -4525,6 +4205,38 @@
       <w:r>
         <w:rPr>
           <w:rFonts w:ascii="Times New Roman" w:hAnsi="Times New Roman" w:cs="Times New Roman"/>
+        </w:rPr>
+        <w:t xml:space="preserve">|</w:t>
+      </w:r>
+      <w:r>
+        <w:rPr>
+          <w:rFonts w:ascii="Times New Roman" w:hAnsi="Times New Roman" w:cs="Times New Roman"/>
+          <w:i/>
+        </w:rPr>
+        <w:t xml:space="preserve">O</w:t>
+      </w:r>
+      <w:r>
+        <w:rPr>
+          <w:rFonts w:ascii="Times New Roman" w:hAnsi="Times New Roman" w:cs="Times New Roman"/>
+          <w:vertAlign w:val="subscript"/>
+        </w:rPr>
+        <w:t xml:space="preserve">opt</w:t>
+      </w:r>
+      <w:r>
+        <w:rPr>
+          <w:rFonts w:ascii="Times New Roman" w:hAnsi="Times New Roman" w:cs="Times New Roman"/>
+        </w:rPr>
+        <w:t xml:space="preserve">|</w:t>
+      </w:r>
+      <w:r>
+        <w:rPr>
+          <w:rFonts w:ascii="Times New Roman" w:hAnsi="Times New Roman" w:cs="Times New Roman"/>
+        </w:rPr>
+        <w:t xml:space="preserve">/</w:t>
+      </w:r>
+      <w:r>
+        <w:rPr>
+          <w:rFonts w:ascii="Times New Roman" w:hAnsi="Times New Roman" w:cs="Times New Roman"/>
           <w:i/>
         </w:rPr>
         <w:t xml:space="preserve">n</w:t>
@@ -4532,94 +4244,36 @@
       <w:r>
         <w:rPr>
           <w:rFonts w:ascii="Times New Roman" w:hAnsi="Times New Roman" w:cs="Times New Roman"/>
+          <w:i/>
+        </w:rPr>
+        <w:t xml:space="preserve">m</w:t>
+      </w:r>
+      <w:r>
+        <w:rPr>
+          <w:rFonts w:ascii="Times New Roman" w:hAnsi="Times New Roman" w:cs="Times New Roman"/>
+        </w:rPr>
+        <w:t xml:space="preserve">, the fraction of all operations that become optimization targets under the disruption; the eight scenarios span 27–82%. For each instance the initial schedule </w:t>
+      </w:r>
+      <w:r>
+        <w:rPr>
+          <w:rFonts w:ascii="Times New Roman" w:hAnsi="Times New Roman" w:cs="Times New Roman"/>
+          <w:i/>
+        </w:rPr>
+        <w:t xml:space="preserve">S</w:t>
+      </w:r>
+      <w:r>
+        <w:rPr>
+          <w:rFonts w:ascii="Times New Roman" w:hAnsi="Times New Roman" w:cs="Times New Roman"/>
+          <w:i/>
           <w:vertAlign w:val="subscript"/>
         </w:rPr>
-        <w:t xml:space="preserve">res</w:t>
-      </w:r>
-      <w:r>
-        <w:rPr>
-          <w:rFonts w:ascii="Times New Roman" w:hAnsi="Times New Roman" w:cs="Times New Roman"/>
-        </w:rPr>
-        <w:t xml:space="preserve">/</w:t>
-      </w:r>
-      <w:r>
-        <w:rPr>
-          <w:rFonts w:ascii="Times New Roman" w:hAnsi="Times New Roman" w:cs="Times New Roman"/>
-        </w:rPr>
-        <w:t xml:space="preserve">ops</w:t>
-      </w:r>
-      <w:r>
-        <w:rPr>
-          <w:rFonts w:ascii="Times New Roman" w:hAnsi="Times New Roman" w:cs="Times New Roman"/>
-        </w:rPr>
-        <w:t xml:space="preserve">, the fraction of all operations that become re-optimization targets </w:t>
-      </w:r>
-      <w:r>
-        <w:rPr>
-          <w:rFonts w:ascii="Times New Roman" w:hAnsi="Times New Roman" w:cs="Times New Roman"/>
-          <w:i/>
-        </w:rPr>
-        <w:t xml:space="preserve">O</w:t>
-      </w:r>
-      <w:r>
-        <w:rPr>
-          <w:rFonts w:ascii="Times New Roman" w:hAnsi="Times New Roman" w:cs="Times New Roman"/>
-          <w:vertAlign w:val="subscript"/>
-        </w:rPr>
-        <w:t xml:space="preserve">opt</w:t>
-      </w:r>
-      <w:r>
-        <w:rPr>
-          <w:rFonts w:ascii="Times New Roman" w:hAnsi="Times New Roman" w:cs="Times New Roman"/>
-        </w:rPr>
-        <w:t xml:space="preserve"> under the disruption; the eight scenarios span 27–82%. For each instance the initial schedule </w:t>
-      </w:r>
-      <w:r>
-        <w:rPr>
-          <w:rFonts w:ascii="Times New Roman" w:hAnsi="Times New Roman" w:cs="Times New Roman"/>
-          <w:i/>
-        </w:rPr>
-        <w:t xml:space="preserve">S</w:t>
-      </w:r>
-      <w:r>
-        <w:rPr>
-          <w:rFonts w:ascii="Times New Roman" w:hAnsi="Times New Roman" w:cs="Times New Roman"/>
-          <w:i/>
-          <w:vertAlign w:val="subscript"/>
-        </w:rPr>
         <w:t xml:space="preserve">p</w:t>
       </w:r>
       <w:r>
         <w:rPr>
           <w:rFonts w:ascii="Times New Roman" w:hAnsi="Times New Roman" w:cs="Times New Roman"/>
         </w:rPr>
-        <w:t xml:space="preserve"> is generated by a 500-generation GA. The </w:t>
-      </w:r>
-      <w:r>
-        <w:rPr>
-          <w:rFonts w:ascii="Times New Roman" w:hAnsi="Times New Roman" w:cs="Times New Roman"/>
-          <w:i/>
-        </w:rPr>
-        <w:t xml:space="preserve">la36 ladder</w:t>
-      </w:r>
-      <w:r>
-        <w:rPr>
-          <w:rFonts w:ascii="Times New Roman" w:hAnsi="Times New Roman" w:cs="Times New Roman"/>
-        </w:rPr>
-        <w:t xml:space="preserve"> and the </w:t>
-      </w:r>
-      <w:r>
-        <w:rPr>
-          <w:rFonts w:ascii="Times New Roman" w:hAnsi="Times New Roman" w:cs="Times New Roman"/>
-          <w:i/>
-        </w:rPr>
-        <w:t xml:space="preserve">ta21 pair</w:t>
-      </w:r>
-      <w:r>
-        <w:rPr>
-          <w:rFonts w:ascii="Times New Roman" w:hAnsi="Times New Roman" w:cs="Times New Roman"/>
-        </w:rPr>
-        <w:t xml:space="preserve"> vary only the magnitude of the disruption stepwise on the same instance with the same </w:t>
+        <w:t xml:space="preserve"> is generated by a 500-generation GA. The three la36 scenarios and the two ta21 scenarios vary only the magnitude of the disruption stepwise on the same instance with the same </w:t>
       </w:r>
       <w:r>
         <w:rPr>
@@ -5263,26 +4917,7 @@
         <w:rPr>
           <w:rFonts w:ascii="Times New Roman" w:hAnsi="Times New Roman" w:cs="Times New Roman"/>
         </w:rPr>
-        <w:t xml:space="preserve"> over 33–67 leaves the conclusions of Hypotheses 1 and 2 unchanged (complete separation in every scenario, </w:t>
-      </w:r>
-      <w:r>
-        <w:rPr>
-          <w:rFonts w:ascii="Times New Roman" w:hAnsi="Times New Roman" w:cs="Times New Roman"/>
-          <w:i/>
-        </w:rPr>
-        <w:t xml:space="preserve">p</w:t>
-      </w:r>
-      <w:r>
-        <w:rPr>
-          <w:rFonts w:ascii="Times New Roman" w:hAnsi="Times New Roman" w:cs="Times New Roman"/>
-        </w:rPr>
-        <w:t xml:space="preserve">&lt;</w:t>
-      </w:r>
-      <w:r>
-        <w:rPr>
-          <w:rFonts w:ascii="Times New Roman" w:hAnsi="Times New Roman" w:cs="Times New Roman"/>
-        </w:rPr>
-        <w:t xml:space="preserve">0.001). Although Memetic+PR takes 4.8–9.4 times as long as ILS in wall-clock time, the median run of every method reaches 99% of its final HV within 70% of its budget, so differences in overall HV are not due to computation time. The method parameters were fixed at standard values, and the 11 axes that determine behavior, including those of the base search structures, were varied one at a time above and below the central value in two scenarios; the sensitivity (+0.5–2% in overall HV) is an order of magnitude smaller than the differences among methods (+7–54%).</w:t>
+        <w:t xml:space="preserve"> over 33–67 leaves the conclusions of Hypotheses 1 and 2 unchanged (no overlap in every scenario). Although Memetic+PR takes 4.8–9.4 times as long as ILS in wall-clock time, the median run of every method reaches 99% of its final HV within 70% of its budget, so differences in overall HV are not due to computation time. The method parameters were fixed at standard values, and the 11 axes that determine behavior, including those of the base search structures, were varied one at a time above and below the central value in two scenarios; the sensitivity (+0.5–2% in overall HV) is an order of magnitude smaller than the differences among methods (+7–54%).</w:t>
       </w:r>
     </w:p>
     <w:p>
@@ -5311,7 +4946,7 @@
         <w:rPr>
           <w:rFonts w:ascii="Times New Roman" w:hAnsi="Times New Roman" w:cs="Times New Roman"/>
         </w:rPr>
-        <w:t xml:space="preserve">Figure 2 shows the actual fronts. (a) In ta21S, Memetic-baseline has not a single non-dominated solution in the high-stability region, and needs </w:t>
+        <w:t xml:space="preserve">We first look at the Pareto fronts of two representative scenarios, ta21S and ta21L (the same instance under disruptions of different magnitudes), to see which methods place non-dominated solutions in the high-stability region (Figure 2). (a) In ta21S, Memetic-baseline has not a single non-dominated solution in the high-stability region, and needs </w:t>
       </w:r>
       <w:r>
         <w:rPr>
@@ -5337,7 +4972,7 @@
         <w:rPr>
           <w:rFonts w:ascii="Times New Roman" w:hAnsi="Times New Roman" w:cs="Times New Roman"/>
         </w:rPr>
-        <w:t xml:space="preserve">=2. (b) In ta21L it does have non-dominated solutions in the region but is inferior to ILS in MS, and the two are level only at the end where MS is smallest. In both scenarios, once the operators are added, the fronts of the two structures overlap in the high-stability region, and within that region the non-dominated solutions of ILS+PR and Memetic+PR coincide point for point in five of the eight scenarios.</w:t>
+        <w:t xml:space="preserve">=2. (b) In ta21L it does have non-dominated solutions in the region but is inferior to ILS in MS, and the two are level only at the end where MS is smallest. In both scenarios, once the operators are added, the fronts of the two structures lie on top of each other in the high-stability region.</w:t>
       </w:r>
     </w:p>
     <w:tbl>
@@ -5517,7 +5152,7 @@
           <w:rFonts w:ascii="Times New Roman" w:hAnsi="Times New Roman" w:cs="Times New Roman"/>
           <w:b/>
         </w:rPr>
-        <w:t xml:space="preserve">Hypothesis 1: ILS-baseline exceeds Memetic-baseline in all eight scenarios with complete separation</w:t>
+        <w:t xml:space="preserve">Hypothesis 1: ILS-baseline exceeds Memetic-baseline in all eight scenarios with no overlap</w:t>
       </w:r>
       <w:r>
         <w:rPr>
@@ -5535,6 +5170,13 @@
       <w:r>
         <w:rPr>
           <w:rFonts w:ascii="Times New Roman" w:hAnsi="Times New Roman" w:cs="Times New Roman"/>
+          <w:vertAlign w:val="subscript"/>
+        </w:rPr>
+        <w:t xml:space="preserve">adj</w:t>
+      </w:r>
+      <w:r>
+        <w:rPr>
+          <w:rFonts w:ascii="Times New Roman" w:hAnsi="Times New Roman" w:cs="Times New Roman"/>
         </w:rPr>
         <w:t xml:space="preserve">&lt;</w:t>
       </w:r>
@@ -5567,7 +5209,7 @@
         <w:rPr>
           <w:rFonts w:ascii="Times New Roman" w:hAnsi="Times New Roman" w:cs="Times New Roman"/>
         </w:rPr>
-        <w:t xml:space="preserve">=1.0). In three scenarios (la36S, ta21S, la40), Memetic-baseline has almost no non-dominated solution in the high-stability region (0 points in 9–10 of the 10 trials; Figure 2(a)), and only ILS obtains non-dominated solutions there. In the remaining five scenarios, ILS is ahead by a factor of 2.0–4.5. Significance survives Holm correction in every scenario, and Hypothesis 1 is supported.</w:t>
+        <w:t xml:space="preserve">=1.0). In three scenarios (la36S, ta21S, la40), Memetic-baseline has almost no non-dominated solution in the high-stability region (0 points in 9–10 of the 10 trials; Figure 2(a)), and only ILS obtains non-dominated solutions there. In the remaining five scenarios, ILS is ahead by a factor of 2.0–4.5. Hypothesis 1 is therefore supported.</w:t>
       </w:r>
     </w:p>
     <w:p>
@@ -5587,13 +5229,13 @@
           <w:rFonts w:ascii="Times New Roman" w:hAnsi="Times New Roman" w:cs="Times New Roman"/>
           <w:b/>
         </w:rPr>
-        <w:t xml:space="preserve">Hypothesis 2: The operators raise the high-stability HV of Memetic in every trial of all eight scenarios.</w:t>
-      </w:r>
-      <w:r>
-        <w:rPr>
-          <w:rFonts w:ascii="Times New Roman" w:hAnsi="Times New Roman" w:cs="Times New Roman"/>
-        </w:rPr>
-        <w:t xml:space="preserve"> The gain shows complete separation in every scenario (</w:t>
+        <w:t xml:space="preserve">Hypothesis 2: Operator-equipped Memetic exceeds Memetic-baseline in all eight scenarios with no overlap</w:t>
+      </w:r>
+      <w:r>
+        <w:rPr>
+          <w:rFonts w:ascii="Times New Roman" w:hAnsi="Times New Roman" w:cs="Times New Roman"/>
+        </w:rPr>
+        <w:t xml:space="preserve"> (</w:t>
       </w:r>
       <w:r>
         <w:rPr>
@@ -5605,6 +5247,13 @@
       <w:r>
         <w:rPr>
           <w:rFonts w:ascii="Times New Roman" w:hAnsi="Times New Roman" w:cs="Times New Roman"/>
+          <w:vertAlign w:val="subscript"/>
+        </w:rPr>
+        <w:t xml:space="preserve">adj</w:t>
+      </w:r>
+      <w:r>
+        <w:rPr>
+          <w:rFonts w:ascii="Times New Roman" w:hAnsi="Times New Roman" w:cs="Times New Roman"/>
         </w:rPr>
         <w:t xml:space="preserve">&lt;</w:t>
       </w:r>
@@ -5637,7 +5286,7 @@
         <w:rPr>
           <w:rFonts w:ascii="Times New Roman" w:hAnsi="Times New Roman" w:cs="Times New Roman"/>
         </w:rPr>
-        <w:t xml:space="preserve">=1.0), and Hypothesis 2 is supported. In the three scenarios where Memetic-baseline had almost no solution in the high-stability region, solutions appear, and in the remaining five the high-stability HV becomes 2.1–4.7 times larger. Beyond the hypothesis, comparison with ILS-baseline shows that the value reached is not significantly different in six scenarios (in five of them the medians differ by at most 1%), is 4–5% higher in ta21L, and 5–10% lower in la40 (Holm-adjusted </w:t>
+        <w:t xml:space="preserve">=1.0). In the three scenarios where Memetic-baseline had almost no solution in the high-stability region, solutions appear, and in the remaining five the high-stability HV rises by a factor of 2.1–4.7. Hypothesis 2 is therefore supported. Beyond the hypothesis, comparison with ILS-baseline shows that the value reached is not significantly different in six scenarios (in five of them the medians differ by at most 1%), is 4–5% higher in ta21L, and 5–10% lower in la40 (</w:t>
       </w:r>
       <w:r>
         <w:rPr>
@@ -5684,26 +5333,7 @@
         <w:rPr>
           <w:rFonts w:ascii="Times New Roman" w:hAnsi="Times New Roman" w:cs="Times New Roman"/>
         </w:rPr>
-        <w:t xml:space="preserve">: a random direction reproduces only about 70% of the gain, falls short of the operators in high-stability HV with complete separation (</w:t>
-      </w:r>
-      <w:r>
-        <w:rPr>
-          <w:rFonts w:ascii="Times New Roman" w:hAnsi="Times New Roman" w:cs="Times New Roman"/>
-          <w:i/>
-        </w:rPr>
-        <w:t xml:space="preserve">p</w:t>
-      </w:r>
-      <w:r>
-        <w:rPr>
-          <w:rFonts w:ascii="Times New Roman" w:hAnsi="Times New Roman" w:cs="Times New Roman"/>
-        </w:rPr>
-        <w:t xml:space="preserve">&lt;</w:t>
-      </w:r>
-      <w:r>
-        <w:rPr>
-          <w:rFonts w:ascii="Times New Roman" w:hAnsi="Times New Roman" w:cs="Times New Roman"/>
-        </w:rPr>
-        <w:t xml:space="preserve">0.001), and needs 1.7–2.4 times as long to reach the same high-stability HV.</w:t>
+        <w:t xml:space="preserve">: a random direction reproduces only about 70% of the gain, falls short of the operators in high-stability HV with no overlap, and needs 1.7–2.4 times as long to reach the same high-stability HV.</w:t>
       </w:r>
     </w:p>
     <w:p>
@@ -5800,7 +5430,7 @@
         <w:rPr>
           <w:rFonts w:ascii="Times New Roman" w:hAnsi="Times New Roman" w:cs="Times New Roman"/>
         </w:rPr>
-        <w:t xml:space="preserve">0.002; la36L is 0.091). Even in ta21L the gain is small, the median rising from 0.029 to 0.031 (although every trial with an operator exceeds every trial of the baseline, </w:t>
+        <w:t xml:space="preserve">0.002; la36L is 0.091). In both scenarios the gain is small: the median rises by 6.3–6.5%. Even so, in ta21L the trials with and without the operators show no overlap (</w:t>
       </w:r>
       <w:r>
         <w:rPr>
@@ -5887,7 +5517,7 @@
         <w:rPr>
           <w:rFonts w:ascii="Times New Roman" w:hAnsi="Times New Roman" w:cs="Times New Roman"/>
         </w:rPr>
-        <w:t xml:space="preserve">In ta21S, operator-equipped Memetic reaches the same value as ILS (1.17), but takes 6.6–7.8 s to get there against 2.5 s for ILS. In la36L, Memetic overtakes ILS at 7–10 s and reaches 0.94, whereas ILS stops at 0.80. The endpoint of the curve and how quickly it rises point to different methods as best.</w:t>
+        <w:t xml:space="preserve">In ta21S, operator-equipped Memetic reaches the same value as ILS (1.17), but takes 6.6–7.8 s to get there against 2.5 s for ILS. In la36L, Memetic overtakes ILS at 7–10 s and reaches 0.94, whereas ILS stops at 0.80. In both scenarios, ILS rises faster, while operator-equipped Memetic reaches a final value at least as high. Table 2 compares all eight scenarios.</w:t>
       </w:r>
     </w:p>
     <w:p>
@@ -5901,7 +5531,7 @@
         <w:rPr>
           <w:rFonts w:ascii="Times New Roman" w:hAnsi="Times New Roman" w:cs="Times New Roman"/>
         </w:rPr>
-        <w:t xml:space="preserve">Table 2: Each cell gives the average rank / ARPD% (average relative percentage deviation from the best method) / number of scenarios out of 8 with no significant difference from that scenario's best method (uncorrected). The first two are averages over the eight scenarios, which are not independent (Section 4.1), so these cross-scenario summaries are exploratory.</w:t>
+        <w:t xml:space="preserve">Table 2: Each cell gives the average rank / ARPD% (average relative percentage deviation from the best method) / number of scenarios out of 8 in which the method is level with the best, that is, its median lies within 2% of the best median. The first two are averages over the eight scenarios, which are not independent (Section 4.1), so these cross-scenario summaries are exploratory.</w:t>
       </w:r>
     </w:p>
     <w:tbl>
@@ -6053,7 +5683,7 @@
                 <w:sz w:val="16"/>
                 <w:szCs w:val="16"/>
               </w:rPr>
-              <w:t xml:space="preserve">4.44 / 10 / 1</w:t>
+              <w:t xml:space="preserve">4.44 / 10 / 4</w:t>
             </w:r>
           </w:p>
         </w:tc>
@@ -6147,7 +5777,7 @@
                 <w:sz w:val="16"/>
                 <w:szCs w:val="16"/>
               </w:rPr>
-              <w:t xml:space="preserve">3.56 / 9 / 2</w:t>
+              <w:t xml:space="preserve">3.56 / 9 / 4</w:t>
             </w:r>
           </w:p>
         </w:tc>
@@ -6232,7 +5862,7 @@
                 <w:sz w:val="16"/>
                 <w:szCs w:val="16"/>
               </w:rPr>
-              <w:t xml:space="preserve">3.75 / 10 / 3</w:t>
+              <w:t xml:space="preserve">3.75 / 10 / 4</w:t>
             </w:r>
           </w:p>
         </w:tc>
@@ -6402,7 +6032,7 @@
                 <w:sz w:val="16"/>
                 <w:szCs w:val="16"/>
               </w:rPr>
-              <w:t xml:space="preserve">4.81 / 5 / 2</w:t>
+              <w:t xml:space="preserve">4.81 / 5 / 1</w:t>
             </w:r>
           </w:p>
         </w:tc>
@@ -6496,7 +6126,7 @@
                 <w:sz w:val="16"/>
                 <w:szCs w:val="16"/>
               </w:rPr>
-              <w:t xml:space="preserve">2.50 / 1 / 6</w:t>
+              <w:t xml:space="preserve">2.50 / 1 / 7</w:t>
             </w:r>
           </w:p>
         </w:tc>
@@ -6516,7 +6146,7 @@
                 <w:sz w:val="16"/>
                 <w:szCs w:val="16"/>
               </w:rPr>
-              <w:t xml:space="preserve">3.31 / 2 / 6</w:t>
+              <w:t xml:space="preserve">3.31 / 2 / 7</w:t>
             </w:r>
           </w:p>
         </w:tc>
@@ -6604,7 +6234,7 @@
                 <w:sz w:val="16"/>
                 <w:szCs w:val="16"/>
               </w:rPr>
-              <w:t xml:space="preserve">2.88 / 1 / 6</w:t>
+              <w:t xml:space="preserve">2.88 / 1 / 7</w:t>
             </w:r>
           </w:p>
         </w:tc>
@@ -6625,7 +6255,7 @@
                 <w:sz w:val="16"/>
                 <w:szCs w:val="16"/>
               </w:rPr>
-              <w:t xml:space="preserve">5.62 / 27 / 1</w:t>
+              <w:t xml:space="preserve">5.62 / 27 / 0</w:t>
             </w:r>
           </w:p>
         </w:tc>
@@ -6653,26 +6283,7 @@
         <w:rPr>
           <w:rFonts w:ascii="Times New Roman" w:hAnsi="Times New Roman" w:cs="Times New Roman"/>
         </w:rPr>
-        <w:t xml:space="preserve"> The best values are attained by operator-equipped Memetic, which also occupies the top group in Table 2. As in Section 4.2, the operators produce a significant gain only in Memetic: they raise its overall HV significantly in six of the eight scenarios (+2.8–11.7%), whereas for ILS the change stays within ±0.5% in every scenario. Which structure wins changes with the scenario: ILS-baseline is significantly ahead of Memetic-baseline in la36S, ta21S, la40, and la21 (group A), whereas in la36M, la36L, mt10, and ta21L (group B) the order is reversed, significantly so in three of the four. The ILS variants are level with the best only in group A; in group B they fall 5–38% short. The difference in the high-stability region (Section 4.2) therefore does not reflect ILS being superior overall. The same split appears in the minimum MS reached over the whole sweep: in group A all methods except GA reach the same value, whereas in la36M, la36L, and mt10 of group B the Memetic variants are 1.2–2.2% lower (significant for all three pairs with matching operators, </w:t>
-      </w:r>
-      <w:r>
-        <w:rPr>
-          <w:rFonts w:ascii="Times New Roman" w:hAnsi="Times New Roman" w:cs="Times New Roman"/>
-          <w:i/>
-        </w:rPr>
-        <w:t xml:space="preserve">p</w:t>
-      </w:r>
-      <w:r>
-        <w:rPr>
-          <w:rFonts w:ascii="Times New Roman" w:hAnsi="Times New Roman" w:cs="Times New Roman"/>
-        </w:rPr>
-        <w:t xml:space="preserve">&lt;</w:t>
-      </w:r>
-      <w:r>
-        <w:rPr>
-          <w:rFonts w:ascii="Times New Roman" w:hAnsi="Times New Roman" w:cs="Times New Roman"/>
-        </w:rPr>
-        <w:t xml:space="preserve">0.01; in ta21L the gap is within 0.6%).</w:t>
+        <w:t xml:space="preserve"> Operator-equipped Memetic is level with the best in seven of the eight scenarios (Table 2). As in Section 4.2, the operators raise overall HV significantly only in Memetic (in five of the eight scenarios, +3.6–11.7%), whereas for ILS the change stays within ±0.5% in every scenario. The ILS variants are level with the best in only four scenarios and fall 5–38% short in the other four. The difference in the high-stability region (Section 4.2) therefore does not reflect ILS being superior overall.</w:t>
       </w:r>
     </w:p>
     <w:p>
@@ -6692,7 +6303,7 @@
         <w:rPr>
           <w:rFonts w:ascii="Times New Roman" w:hAnsi="Times New Roman" w:cs="Times New Roman"/>
         </w:rPr>
-        <w:t xml:space="preserve"> The three ILS variants are level with the best, lying within 2% of it in six scenarios (Table 2; in the remaining la36S and mt10, Memetic-baseline is best and the ILS variants fall 10–22% short). The early rise of the ILS variants can be attributed to their trajectory, which improves the single good solution </w:t>
+        <w:t xml:space="preserve"> The three ILS variants are level with the best in six scenarios (Table 2). The early rise of the ILS variants can be attributed to their trajectory, which improves the single good solution </w:t>
       </w:r>
       <w:r>
         <w:rPr>
@@ -6769,7 +6380,7 @@
         <w:rPr>
           <w:rFonts w:ascii="Times New Roman" w:hAnsi="Times New Roman" w:cs="Times New Roman"/>
         </w:rPr>
-        <w:t xml:space="preserve"> For ILS the choice hardly matters: the two differ by at most 2% on all three metrics. For Memetic it depends on the metric: in the HV at the end of the search all five significant differences (2/8 scenarios for overall HV, 3/8 for high-stability HV) favor PR, whereas in AUC PR-</w:t>
+        <w:t xml:space="preserve"> For ILS the choice hardly matters: the two differ by at most 2% on all three metrics. For Memetic, PR is slightly ahead in overall and high-stability HV (significant in two scenarios each, all favoring PR), whereas in AUC PR-</w:t>
       </w:r>
       <w:r>
         <w:rPr>
@@ -6782,7 +6393,7 @@
         <w:rPr>
           <w:rFonts w:ascii="Times New Roman" w:hAnsi="Times New Roman" w:cs="Times New Roman"/>
         </w:rPr>
-        <w:t xml:space="preserve"> significantly exceeds PR in 6/8 scenarios.</w:t>
+        <w:t xml:space="preserve">, whose calls are cheaper, significantly exceeds PR in six of the eight scenarios.</w:t>
       </w:r>
     </w:p>
     <w:tbl>
@@ -6935,7 +6546,7 @@
         <w:rPr>
           <w:rFonts w:ascii="Times New Roman" w:hAnsi="Times New Roman" w:cs="Times New Roman"/>
         </w:rPr>
-        <w:t xml:space="preserve"> from before the disruption is already in hand when the search begins. With the aim of securing stability by making use of it, this study examined the relationship between search structure and stability-inducing operators through a controlled comparison over 8 scenarios × 7 methods × n=10 trials, with the local search, the objective function, the provision of </w:t>
+        <w:t xml:space="preserve"> from before the disruption is already in hand when the search begins. With the aim of securing stability by making use of it, this study examined the relationship between search structure and stability-inducing operators through a controlled comparison over 8 scenarios × 7 methods × n=10 trials, with the local search, the objective function, and the provision of </w:t>
       </w:r>
       <w:r>
         <w:rPr>
@@ -6956,7 +6567,7 @@
         <w:rPr>
           <w:rFonts w:ascii="Times New Roman" w:hAnsi="Times New Roman" w:cs="Times New Roman"/>
         </w:rPr>
-        <w:t xml:space="preserve">, and the budget all held identical. The main findings are as follows.</w:t>
+        <w:t xml:space="preserve"> all held identical. The main findings are as follows.</w:t>
       </w:r>
     </w:p>
     <w:p>
@@ -6976,7 +6587,7 @@
           <w:rFonts w:ascii="Times New Roman" w:hAnsi="Times New Roman" w:cs="Times New Roman"/>
           <w:b/>
         </w:rPr>
-        <w:t xml:space="preserve">Hypothesis 1: high-stability HV is larger for trajectory-based search (ILS) than for population-based search (Memetic).</w:t>
+        <w:t xml:space="preserve">Hypothesis 1: High-stability HV is larger for trajectory-based search (ILS) than for population-based search (Memetic).</w:t>
       </w:r>
       <w:r>
         <w:rPr>
@@ -7002,13 +6613,13 @@
           <w:rFonts w:ascii="Times New Roman" w:hAnsi="Times New Roman" w:cs="Times New Roman"/>
           <w:b/>
         </w:rPr>
-        <w:t xml:space="preserve">Hypothesis 2 and the cross-structure comparison: the operators raise the high-stability HV of population-based search to match trajectory-based search, and barely raise that of trajectory-based search.</w:t>
-      </w:r>
-      <w:r>
-        <w:rPr>
-          <w:rFonts w:ascii="Times New Roman" w:hAnsi="Times New Roman" w:cs="Times New Roman"/>
-        </w:rPr>
-        <w:t xml:space="preserve"> In high-stability HV, several methods lie within 2% of the best value, forming a band that marks the upper limit attained in this study. Without the operators, population-based search lies outside this band in all eight scenarios; with them, its high-stability HV rises in every trial and enters the band in seven. Trajectory-based search is already inside the band in six scenarios without the operators and gains almost nothing when they are added; the only gains are in the remaining two, which lie outside the band. What divides the effect is thus not the difference between the structures but whether the upper limit had already been reached.</w:t>
+        <w:t xml:space="preserve">Hypothesis 2 and the cross-structure comparison: The operators raise the high-stability HV of population-based search to match trajectory-based search, and barely raise that of trajectory-based search.</w:t>
+      </w:r>
+      <w:r>
+        <w:rPr>
+          <w:rFonts w:ascii="Times New Roman" w:hAnsi="Times New Roman" w:cs="Times New Roman"/>
+        </w:rPr>
+        <w:t xml:space="preserve"> In high-stability HV, several methods lie within 2% of the best value, forming a band that marks the upper limit attained in this study. Without the operators, population-based search lies outside this band in all eight scenarios; with them, its high-stability HV rises in every trial and enters the band in seven. Trajectory-based search is already inside the band in six scenarios without the operators and gains almost nothing when they are added; the only gains, of about 6% in the median, are in the remaining two, which lie outside the band. What divides the effect is thus not the difference between the structures but whether the upper limit had already been reached.</w:t>
       </w:r>
     </w:p>
     <w:p>
@@ -7028,7 +6639,7 @@
           <w:rFonts w:ascii="Times New Roman" w:hAnsi="Times New Roman" w:cs="Times New Roman"/>
           <w:b/>
         </w:rPr>
-        <w:t xml:space="preserve">Practical implication: the best method differs by metric.</w:t>
+        <w:t xml:space="preserve">Practical implication: The best method differs by metric.</w:t>
       </w:r>
       <w:r>
         <w:rPr>
@@ -7060,20 +6671,7 @@
         <w:rPr>
           <w:rFonts w:ascii="Times New Roman" w:hAnsi="Times New Roman" w:cs="Times New Roman"/>
         </w:rPr>
-        <w:t xml:space="preserve">The central contribution of this study is to establish an evaluation protocol that judges a rescheduling method by </w:t>
-      </w:r>
-      <w:r>
-        <w:rPr>
-          <w:rFonts w:ascii="Times New Roman" w:hAnsi="Times New Roman" w:cs="Times New Roman"/>
-          <w:i/>
-        </w:rPr>
-        <w:t xml:space="preserve">the HV restricted to the high-stability region</w:t>
-      </w:r>
-      <w:r>
-        <w:rPr>
-          <w:rFonts w:ascii="Times New Roman" w:hAnsi="Times New Roman" w:cs="Times New Roman"/>
-        </w:rPr>
-        <w:t xml:space="preserve">, and to show on that basis, in a controlled comparison with the local search held identical, that population-based search, the mainstream choice, does not fully obtain the non-dominated solutions of this region and that supplying the move toward </w:t>
+        <w:t xml:space="preserve">The central contribution of this study is to establish an evaluation protocol that judges a rescheduling method by the HV restricted to the high-stability region, and to show on that basis, in a controlled comparison with the local search held identical, that population-based search, the mainstream choice, does not fully obtain the non-dominated solutions of this region and that supplying the move toward </w:t>
       </w:r>
       <w:r>
         <w:rPr>
@@ -7094,20 +6692,7 @@
         <w:rPr>
           <w:rFonts w:ascii="Times New Roman" w:hAnsi="Times New Roman" w:cs="Times New Roman"/>
         </w:rPr>
-        <w:t xml:space="preserve"> as a </w:t>
-      </w:r>
-      <w:r>
-        <w:rPr>
-          <w:rFonts w:ascii="Times New Roman" w:hAnsi="Times New Roman" w:cs="Times New Roman"/>
-          <w:i/>
-        </w:rPr>
-        <w:t xml:space="preserve">stability-inducing operator</w:t>
-      </w:r>
-      <w:r>
-        <w:rPr>
-          <w:rFonts w:ascii="Times New Roman" w:hAnsi="Times New Roman" w:cs="Times New Roman"/>
-        </w:rPr>
-        <w:t xml:space="preserve"> makes up the shortfall. The effect of such an operator is decided by whether the structure it is added to has already reached the upper limit of high-stability HV. A report that an operator is effective cannot be generalized without reference to the search structure it was added to.</w:t>
+        <w:t xml:space="preserve"> as a stability-inducing operator makes up the shortfall. The effect of such an operator is decided by whether the structure it is added to has already reached the upper limit of high-stability HV. A report that an operator is effective cannot be generalized without reference to the search structure it was added to.</w:t>
       </w:r>
     </w:p>
     <w:p>
